--- a/%PATH_EE267%/Documents/Resumes_final/Baron Eiley Resume.docx
+++ b/%PATH_EE267%/Documents/Resumes_final/Baron Eiley Resume.docx
@@ -539,7 +539,27 @@
           <w:sz w:val="18"/>
           <w:szCs w:val="18"/>
         </w:rPr>
-        <w:t xml:space="preserve"> custom RTL designs for validation and checkout of algorithms on FPGA chip.</w:t>
+        <w:t xml:space="preserve"> custom RTL designs for validation and checkout of algorithms on FPGA </w:t>
+      </w:r>
+      <w:proofErr w:type="gramStart"/>
+      <w:r>
+        <w:rPr>
+          <w:rFonts w:ascii="Verdana" w:hAnsi="Verdana"/>
+          <w:color w:val="000000"/>
+          <w:sz w:val="18"/>
+          <w:szCs w:val="18"/>
+        </w:rPr>
+        <w:t>chip</w:t>
+      </w:r>
+      <w:proofErr w:type="gramEnd"/>
+      <w:r>
+        <w:rPr>
+          <w:rFonts w:ascii="Verdana" w:hAnsi="Verdana"/>
+          <w:color w:val="000000"/>
+          <w:sz w:val="18"/>
+          <w:szCs w:val="18"/>
+        </w:rPr>
+        <w:t>.</w:t>
       </w:r>
     </w:p>
     <w:p>
@@ -694,7 +714,27 @@
           <w:sz w:val="18"/>
           <w:szCs w:val="18"/>
         </w:rPr>
-        <w:t xml:space="preserve">Developed custom scripting language using C# to command and control special read out integrated circuits within highly sensitive Geiger Mode Avalanche Photo-Diode sensors. </w:t>
+        <w:t xml:space="preserve">Developed custom scripting language using C# to </w:t>
+      </w:r>
+      <w:proofErr w:type="gramStart"/>
+      <w:r>
+        <w:rPr>
+          <w:rFonts w:ascii="Verdana" w:hAnsi="Verdana"/>
+          <w:color w:val="000000"/>
+          <w:sz w:val="18"/>
+          <w:szCs w:val="18"/>
+        </w:rPr>
+        <w:t>command and control</w:t>
+      </w:r>
+      <w:proofErr w:type="gramEnd"/>
+      <w:r>
+        <w:rPr>
+          <w:rFonts w:ascii="Verdana" w:hAnsi="Verdana"/>
+          <w:color w:val="000000"/>
+          <w:sz w:val="18"/>
+          <w:szCs w:val="18"/>
+        </w:rPr>
+        <w:t xml:space="preserve"> special read out integrated circuits within highly sensitive Geiger Mode Avalanche Photo-Diode sensors. </w:t>
       </w:r>
     </w:p>
     <w:p>
@@ -932,7 +972,27 @@
           <w:sz w:val="18"/>
           <w:szCs w:val="18"/>
         </w:rPr>
-        <w:t>Reviewed screening and test data received from manufacturers and test laboratories for compliance to specifications, purchase order requirements and program contracts.</w:t>
+        <w:t xml:space="preserve">Reviewed screening and test data received from manufacturers and test laboratories for compliance </w:t>
+      </w:r>
+      <w:proofErr w:type="gramStart"/>
+      <w:r>
+        <w:rPr>
+          <w:rFonts w:ascii="Verdana" w:hAnsi="Verdana"/>
+          <w:color w:val="000000"/>
+          <w:sz w:val="18"/>
+          <w:szCs w:val="18"/>
+        </w:rPr>
+        <w:t>to</w:t>
+      </w:r>
+      <w:proofErr w:type="gramEnd"/>
+      <w:r>
+        <w:rPr>
+          <w:rFonts w:ascii="Verdana" w:hAnsi="Verdana"/>
+          <w:color w:val="000000"/>
+          <w:sz w:val="18"/>
+          <w:szCs w:val="18"/>
+        </w:rPr>
+        <w:t xml:space="preserve"> specifications, purchase order requirements and program contracts.</w:t>
       </w:r>
     </w:p>
     <w:p>
@@ -1333,7 +1393,27 @@
           <w:sz w:val="16"/>
           <w:szCs w:val="16"/>
         </w:rPr>
-        <w:t>mplemented on the Xilinx Pynq Z1 FPGA</w:t>
+        <w:t xml:space="preserve">mplemented on the Xilinx </w:t>
+      </w:r>
+      <w:proofErr w:type="spellStart"/>
+      <w:r>
+        <w:rPr>
+          <w:rFonts w:ascii="Verdana" w:hAnsi="Verdana"/>
+          <w:color w:val="000000"/>
+          <w:sz w:val="16"/>
+          <w:szCs w:val="16"/>
+        </w:rPr>
+        <w:t>Pynq</w:t>
+      </w:r>
+      <w:proofErr w:type="spellEnd"/>
+      <w:r>
+        <w:rPr>
+          <w:rFonts w:ascii="Verdana" w:hAnsi="Verdana"/>
+          <w:color w:val="000000"/>
+          <w:sz w:val="16"/>
+          <w:szCs w:val="16"/>
+        </w:rPr>
+        <w:t xml:space="preserve"> Z1 FPGA</w:t>
       </w:r>
     </w:p>
     <w:p>
@@ -1367,7 +1447,27 @@
           <w:sz w:val="18"/>
           <w:szCs w:val="18"/>
         </w:rPr>
-        <w:t>Implemented On a Custom Search &amp; Rescue Drone</w:t>
+        <w:t xml:space="preserve">Implemented </w:t>
+      </w:r>
+      <w:proofErr w:type="gramStart"/>
+      <w:r>
+        <w:rPr>
+          <w:rFonts w:ascii="Verdana" w:hAnsi="Verdana"/>
+          <w:color w:val="000000"/>
+          <w:sz w:val="18"/>
+          <w:szCs w:val="18"/>
+        </w:rPr>
+        <w:t>On</w:t>
+      </w:r>
+      <w:proofErr w:type="gramEnd"/>
+      <w:r>
+        <w:rPr>
+          <w:rFonts w:ascii="Verdana" w:hAnsi="Verdana"/>
+          <w:color w:val="000000"/>
+          <w:sz w:val="18"/>
+          <w:szCs w:val="18"/>
+        </w:rPr>
+        <w:t xml:space="preserve"> a Custom Search &amp; Rescue Drone</w:t>
       </w:r>
     </w:p>
     <w:p>
@@ -1544,7 +1644,27 @@
           <w:sz w:val="18"/>
           <w:szCs w:val="18"/>
         </w:rPr>
-        <w:t xml:space="preserve"> Verilog, SystemVerilog, and VHDL HDL Design</w:t>
+        <w:t xml:space="preserve"> Verilog, </w:t>
+      </w:r>
+      <w:proofErr w:type="spellStart"/>
+      <w:r>
+        <w:rPr>
+          <w:rFonts w:ascii="Verdana" w:hAnsi="Verdana"/>
+          <w:color w:val="000000"/>
+          <w:sz w:val="18"/>
+          <w:szCs w:val="18"/>
+        </w:rPr>
+        <w:t>SystemVerilog</w:t>
+      </w:r>
+      <w:proofErr w:type="spellEnd"/>
+      <w:r>
+        <w:rPr>
+          <w:rFonts w:ascii="Verdana" w:hAnsi="Verdana"/>
+          <w:color w:val="000000"/>
+          <w:sz w:val="18"/>
+          <w:szCs w:val="18"/>
+        </w:rPr>
+        <w:t>, and VHDL HDL Design</w:t>
       </w:r>
     </w:p>
     <w:p>
@@ -1599,6 +1719,7 @@
           <w:szCs w:val="18"/>
         </w:rPr>
       </w:pPr>
+      <w:proofErr w:type="spellStart"/>
       <w:r>
         <w:rPr>
           <w:rFonts w:ascii="Verdana" w:hAnsi="Verdana"/>
@@ -1610,6 +1731,7 @@
         </w:rPr>
         <w:t>QuestaSim</w:t>
       </w:r>
+      <w:proofErr w:type="spellEnd"/>
       <w:r>
         <w:rPr>
           <w:rFonts w:ascii="Verdana" w:hAnsi="Verdana"/>
@@ -5016,6 +5138,21 @@
 </file>
 
 <file path=customXml/item1.xml><?xml version="1.0" encoding="utf-8"?>
+<?mso-contentType ?>
+<FormTemplates xmlns="http://schemas.microsoft.com/sharepoint/v3/contenttype/forms">
+  <Display>DocumentLibraryForm</Display>
+  <Edit>DocumentLibraryForm</Edit>
+  <New>DocumentLibraryForm</New>
+</FormTemplates>
+</file>
+
+<file path=customXml/item2.xml><?xml version="1.0" encoding="utf-8"?>
+<p:properties xmlns:p="http://schemas.microsoft.com/office/2006/metadata/properties" xmlns:xsi="http://www.w3.org/2001/XMLSchema-instance" xmlns:pc="http://schemas.microsoft.com/office/infopath/2007/PartnerControls">
+  <documentManagement/>
+</p:properties>
+</file>
+
+<file path=customXml/item3.xml><?xml version="1.0" encoding="utf-8"?>
 <ct:contentTypeSchema xmlns:ct="http://schemas.microsoft.com/office/2006/metadata/contentType" xmlns:ma="http://schemas.microsoft.com/office/2006/metadata/properties/metaAttributes" ct:_="" ma:_="" ma:contentTypeName="Document" ma:contentTypeID="0x010100867EABB79E639D419F3561FC1B55885E" ma:contentTypeVersion="8" ma:contentTypeDescription="Create a new document." ma:contentTypeScope="" ma:versionID="9b8f4618c88f8e0b4eb563b4cdba7a25">
   <xsd:schema xmlns:xsd="http://www.w3.org/2001/XMLSchema" xmlns:xs="http://www.w3.org/2001/XMLSchema" xmlns:p="http://schemas.microsoft.com/office/2006/metadata/properties" xmlns:ns3="52f95501-b86c-4538-939e-c7b1fca8985d" xmlns:ns4="7aa2ff15-a8d9-41ca-8ce8-8965e225dba8" targetNamespace="http://schemas.microsoft.com/office/2006/metadata/properties" ma:root="true" ma:fieldsID="4460740b4ffe848c3d514de27975c134" ns3:_="" ns4:_="">
     <xsd:import namespace="52f95501-b86c-4538-939e-c7b1fca8985d"/>
@@ -5206,22 +5343,24 @@
 </ct:contentTypeSchema>
 </file>
 
-<file path=customXml/item2.xml><?xml version="1.0" encoding="utf-8"?>
-<p:properties xmlns:p="http://schemas.microsoft.com/office/2006/metadata/properties" xmlns:xsi="http://www.w3.org/2001/XMLSchema-instance" xmlns:pc="http://schemas.microsoft.com/office/infopath/2007/PartnerControls">
-  <documentManagement/>
-</p:properties>
+<file path=customXml/itemProps1.xml><?xml version="1.0" encoding="utf-8"?>
+<ds:datastoreItem xmlns:ds="http://schemas.openxmlformats.org/officeDocument/2006/customXml" ds:itemID="{E9A4FFFC-63F3-4EDB-9AB0-D03C0B8CDA58}">
+  <ds:schemaRefs>
+    <ds:schemaRef ds:uri="http://schemas.microsoft.com/sharepoint/v3/contenttype/forms"/>
+  </ds:schemaRefs>
+</ds:datastoreItem>
 </file>
 
-<file path=customXml/item3.xml><?xml version="1.0" encoding="utf-8"?>
-<?mso-contentType ?>
-<FormTemplates xmlns="http://schemas.microsoft.com/sharepoint/v3/contenttype/forms">
-  <Display>DocumentLibraryForm</Display>
-  <Edit>DocumentLibraryForm</Edit>
-  <New>DocumentLibraryForm</New>
-</FormTemplates>
+<file path=customXml/itemProps2.xml><?xml version="1.0" encoding="utf-8"?>
+<ds:datastoreItem xmlns:ds="http://schemas.openxmlformats.org/officeDocument/2006/customXml" ds:itemID="{13AFB88A-A821-4CEC-B8E9-75A5A58AB48F}">
+  <ds:schemaRefs>
+    <ds:schemaRef ds:uri="http://schemas.microsoft.com/office/2006/metadata/properties"/>
+    <ds:schemaRef ds:uri="http://schemas.microsoft.com/office/infopath/2007/PartnerControls"/>
+  </ds:schemaRefs>
+</ds:datastoreItem>
 </file>
 
-<file path=customXml/itemProps1.xml><?xml version="1.0" encoding="utf-8"?>
+<file path=customXml/itemProps3.xml><?xml version="1.0" encoding="utf-8"?>
 <ds:datastoreItem xmlns:ds="http://schemas.openxmlformats.org/officeDocument/2006/customXml" ds:itemID="{7810582A-6560-4E6F-AB14-82514580EDE4}">
   <ds:schemaRefs>
     <ds:schemaRef ds:uri="http://schemas.microsoft.com/office/2006/metadata/contentType"/>
@@ -5238,21 +5377,4 @@
     <ds:schemaRef ds:uri="http://schemas.microsoft.com/internal/obd"/>
   </ds:schemaRefs>
 </ds:datastoreItem>
-</file>
-
-<file path=customXml/itemProps2.xml><?xml version="1.0" encoding="utf-8"?>
-<ds:datastoreItem xmlns:ds="http://schemas.openxmlformats.org/officeDocument/2006/customXml" ds:itemID="{13AFB88A-A821-4CEC-B8E9-75A5A58AB48F}">
-  <ds:schemaRefs>
-    <ds:schemaRef ds:uri="http://schemas.microsoft.com/office/2006/metadata/properties"/>
-    <ds:schemaRef ds:uri="http://schemas.microsoft.com/office/infopath/2007/PartnerControls"/>
-  </ds:schemaRefs>
-</ds:datastoreItem>
-</file>
-
-<file path=customXml/itemProps3.xml><?xml version="1.0" encoding="utf-8"?>
-<ds:datastoreItem xmlns:ds="http://schemas.openxmlformats.org/officeDocument/2006/customXml" ds:itemID="{E9A4FFFC-63F3-4EDB-9AB0-D03C0B8CDA58}">
-  <ds:schemaRefs>
-    <ds:schemaRef ds:uri="http://schemas.microsoft.com/sharepoint/v3/contenttype/forms"/>
-  </ds:schemaRefs>
-</ds:datastoreItem>
 </file>
--- a/%PATH_EE267%/Documents/Resumes_final/Baron Eiley Resume.docx
+++ b/%PATH_EE267%/Documents/Resumes_final/Baron Eiley Resume.docx
@@ -23,7 +23,7 @@
       <w:pPr>
         <w:pStyle w:val="NormalWeb"/>
         <w:spacing w:before="0" w:beforeAutospacing="0" w:after="0" w:afterAutospacing="0"/>
-        <w:jc w:val="center"/>
+        <w:jc w:val="both"/>
         <w:rPr>
           <w:rFonts w:ascii="Verdana" w:hAnsi="Verdana"/>
           <w:sz w:val="20"/>
@@ -86,7 +86,7 @@
         </w:rPr>
         <w:t xml:space="preserve"> </w:t>
       </w:r>
-      <w:hyperlink r:id="rId10" w:history="1">
+      <w:hyperlink r:id="rId11" w:history="1">
         <w:r>
           <w:rPr>
             <w:rStyle w:val="Hyperlink"/>
@@ -121,7 +121,7 @@
           <w:szCs w:val="22"/>
         </w:rPr>
         <w:drawing>
-          <wp:inline distT="0" distB="0" distL="0" distR="0" wp14:anchorId="29F7E079" wp14:editId="256B532E">
+          <wp:inline distT="0" distB="0" distL="0" distR="0" wp14:anchorId="29F7E079" wp14:editId="159F67E4">
             <wp:extent cx="3981450" cy="28575"/>
             <wp:effectExtent l="0" t="0" r="0" b="9525"/>
             <wp:docPr id="1368470052" name="Picture 4"/>
@@ -136,7 +136,7 @@
                     <pic:cNvPicPr/>
                   </pic:nvPicPr>
                   <pic:blipFill>
-                    <a:blip r:embed="rId11">
+                    <a:blip r:embed="rId12">
                       <a:extLst>
                         <a:ext uri="{28A0092B-C50C-407E-A947-70E740481C1C}">
                           <a14:useLocalDpi xmlns:a14="http://schemas.microsoft.com/office/drawing/2010/main" val="0"/>
@@ -188,8 +188,6 @@
         <w:spacing w:before="0" w:beforeAutospacing="0" w:after="0" w:afterAutospacing="0"/>
         <w:rPr>
           <w:rFonts w:ascii="Verdana" w:hAnsi="Verdana"/>
-          <w:b/>
-          <w:bCs/>
           <w:color w:val="000000"/>
           <w:sz w:val="18"/>
           <w:szCs w:val="18"/>
@@ -280,6 +278,18 @@
           <w:szCs w:val="18"/>
         </w:rPr>
       </w:pPr>
+    </w:p>
+    <w:p>
+      <w:pPr>
+        <w:pStyle w:val="NormalWeb"/>
+        <w:spacing w:before="0" w:beforeAutospacing="0" w:after="0" w:afterAutospacing="0"/>
+        <w:rPr>
+          <w:rFonts w:ascii="Verdana" w:hAnsi="Verdana"/>
+          <w:color w:val="000000"/>
+          <w:sz w:val="18"/>
+          <w:szCs w:val="18"/>
+        </w:rPr>
+      </w:pPr>
       <w:r>
         <w:rPr>
           <w:rFonts w:ascii="Verdana" w:hAnsi="Verdana"/>
@@ -368,82 +378,6 @@
           <w:szCs w:val="18"/>
         </w:rPr>
         <w:t xml:space="preserve"> 2025</w:t>
-      </w:r>
-    </w:p>
-    <w:p>
-      <w:pPr>
-        <w:pStyle w:val="NormalWeb"/>
-        <w:spacing w:before="0" w:beforeAutospacing="0" w:after="0" w:afterAutospacing="0"/>
-        <w:rPr>
-          <w:rFonts w:ascii="Verdana" w:hAnsi="Verdana"/>
-          <w:b/>
-          <w:bCs/>
-          <w:color w:val="000000"/>
-          <w:sz w:val="18"/>
-          <w:szCs w:val="18"/>
-        </w:rPr>
-      </w:pPr>
-      <w:r>
-        <w:rPr>
-          <w:rFonts w:ascii="Verdana" w:hAnsi="Verdana"/>
-          <w:b/>
-          <w:bCs/>
-          <w:color w:val="000000"/>
-          <w:sz w:val="18"/>
-          <w:szCs w:val="18"/>
-        </w:rPr>
-        <w:t xml:space="preserve">Electro-Optical Engineer </w:t>
-      </w:r>
-      <w:r>
-        <w:rPr>
-          <w:rFonts w:ascii="Verdana" w:hAnsi="Verdana"/>
-          <w:b/>
-          <w:bCs/>
-          <w:color w:val="000000"/>
-          <w:sz w:val="18"/>
-          <w:szCs w:val="18"/>
-        </w:rPr>
-        <w:t xml:space="preserve">Associate </w:t>
-      </w:r>
-      <w:r>
-        <w:rPr>
-          <w:rFonts w:ascii="Verdana" w:hAnsi="Verdana"/>
-          <w:b/>
-          <w:bCs/>
-          <w:color w:val="000000"/>
-          <w:sz w:val="18"/>
-          <w:szCs w:val="18"/>
-        </w:rPr>
-        <w:t>at Lockheed Martin</w:t>
-      </w:r>
-      <w:r>
-        <w:rPr>
-          <w:rFonts w:ascii="Verdana" w:hAnsi="Verdana"/>
-          <w:b/>
-          <w:bCs/>
-          <w:color w:val="000000"/>
-          <w:sz w:val="18"/>
-          <w:szCs w:val="18"/>
-        </w:rPr>
-        <w:t xml:space="preserve">, </w:t>
-      </w:r>
-      <w:r>
-        <w:rPr>
-          <w:rFonts w:ascii="Verdana" w:hAnsi="Verdana"/>
-          <w:color w:val="000000"/>
-          <w:sz w:val="18"/>
-          <w:szCs w:val="18"/>
-        </w:rPr>
-        <w:t xml:space="preserve">August 2022 – </w:t>
-      </w:r>
-      <w:r>
-        <w:rPr>
-          <w:rFonts w:ascii="Verdana" w:hAnsi="Verdana"/>
-          <w:color w:val="000000"/>
-          <w:sz w:val="18"/>
-          <w:szCs w:val="18"/>
-        </w:rPr>
-        <w:t>May 2024</w:t>
       </w:r>
     </w:p>
     <w:p>
@@ -512,34 +446,16 @@
           <w:sz w:val="18"/>
           <w:szCs w:val="18"/>
         </w:rPr>
-        <w:t xml:space="preserve"> Composer </w:t>
-      </w:r>
-      <w:r>
-        <w:rPr>
-          <w:rFonts w:ascii="Verdana" w:hAnsi="Verdana"/>
-          <w:color w:val="000000"/>
-          <w:sz w:val="18"/>
-          <w:szCs w:val="18"/>
-        </w:rPr>
-        <w:t>algorithm designs wit</w:t>
-      </w:r>
-      <w:r>
-        <w:rPr>
-          <w:rFonts w:ascii="Verdana" w:hAnsi="Verdana"/>
-          <w:color w:val="000000"/>
-          <w:sz w:val="18"/>
-          <w:szCs w:val="18"/>
-        </w:rPr>
-        <w:t>hin</w:t>
-      </w:r>
-      <w:r>
-        <w:rPr>
-          <w:rFonts w:ascii="Verdana" w:hAnsi="Verdana"/>
-          <w:color w:val="000000"/>
-          <w:sz w:val="18"/>
-          <w:szCs w:val="18"/>
-        </w:rPr>
-        <w:t xml:space="preserve"> custom RTL designs for validation and checkout of algorithms on FPGA </w:t>
+        <w:t xml:space="preserve"> Composer algorithm designs wit</w:t>
+      </w:r>
+      <w:r>
+        <w:rPr>
+          <w:rFonts w:ascii="Verdana" w:hAnsi="Verdana"/>
+          <w:color w:val="000000"/>
+          <w:sz w:val="18"/>
+          <w:szCs w:val="18"/>
+        </w:rPr>
+        <w:t xml:space="preserve">hin custom RTL designs for validation and checkout of algorithms on FPGA </w:t>
       </w:r>
       <w:proofErr w:type="gramStart"/>
       <w:r>
@@ -609,25 +525,7 @@
           <w:sz w:val="18"/>
           <w:szCs w:val="18"/>
         </w:rPr>
-        <w:t xml:space="preserve">Developed Validation and Verification </w:t>
-      </w:r>
-      <w:r>
-        <w:rPr>
-          <w:rFonts w:ascii="Verdana" w:hAnsi="Verdana"/>
-          <w:color w:val="000000"/>
-          <w:sz w:val="18"/>
-          <w:szCs w:val="18"/>
-        </w:rPr>
-        <w:t xml:space="preserve">solutions </w:t>
-      </w:r>
-      <w:r>
-        <w:rPr>
-          <w:rFonts w:ascii="Verdana" w:hAnsi="Verdana"/>
-          <w:color w:val="000000"/>
-          <w:sz w:val="18"/>
-          <w:szCs w:val="18"/>
-        </w:rPr>
-        <w:t xml:space="preserve">targeted toward space rated RTL designs checking radiation bit flipping, fault tolerancing, </w:t>
+        <w:t xml:space="preserve">Developed Validation and Verification solutions targeted toward space rated RTL designs checking radiation bit flipping, fault tolerancing, </w:t>
       </w:r>
       <w:r>
         <w:rPr>
@@ -645,16 +543,83 @@
           <w:sz w:val="18"/>
           <w:szCs w:val="18"/>
         </w:rPr>
-        <w:t>primary and redundancy cores</w:t>
-      </w:r>
-      <w:r>
-        <w:rPr>
-          <w:rFonts w:ascii="Verdana" w:hAnsi="Verdana"/>
-          <w:color w:val="000000"/>
-          <w:sz w:val="18"/>
-          <w:szCs w:val="18"/>
-        </w:rPr>
-        <w:t>.</w:t>
+        <w:t>primary and redundancy cores.</w:t>
+      </w:r>
+    </w:p>
+    <w:p>
+      <w:pPr>
+        <w:pStyle w:val="NormalWeb"/>
+        <w:spacing w:before="0" w:beforeAutospacing="0" w:after="0" w:afterAutospacing="0"/>
+        <w:rPr>
+          <w:rFonts w:ascii="Verdana" w:hAnsi="Verdana"/>
+          <w:b/>
+          <w:bCs/>
+          <w:color w:val="000000"/>
+          <w:sz w:val="18"/>
+          <w:szCs w:val="18"/>
+        </w:rPr>
+      </w:pPr>
+      <w:r>
+        <w:rPr>
+          <w:rFonts w:ascii="Verdana" w:hAnsi="Verdana"/>
+          <w:b/>
+          <w:bCs/>
+          <w:color w:val="000000"/>
+          <w:sz w:val="18"/>
+          <w:szCs w:val="18"/>
+        </w:rPr>
+        <w:t xml:space="preserve">Electro-Optical Engineer </w:t>
+      </w:r>
+      <w:r>
+        <w:rPr>
+          <w:rFonts w:ascii="Verdana" w:hAnsi="Verdana"/>
+          <w:b/>
+          <w:bCs/>
+          <w:color w:val="000000"/>
+          <w:sz w:val="18"/>
+          <w:szCs w:val="18"/>
+        </w:rPr>
+        <w:t xml:space="preserve">Associate </w:t>
+      </w:r>
+      <w:r>
+        <w:rPr>
+          <w:rFonts w:ascii="Verdana" w:hAnsi="Verdana"/>
+          <w:b/>
+          <w:bCs/>
+          <w:color w:val="000000"/>
+          <w:sz w:val="18"/>
+          <w:szCs w:val="18"/>
+        </w:rPr>
+        <w:t>at Lockheed Martin</w:t>
+      </w:r>
+      <w:r>
+        <w:rPr>
+          <w:rFonts w:ascii="Verdana" w:hAnsi="Verdana"/>
+          <w:b/>
+          <w:bCs/>
+          <w:color w:val="000000"/>
+          <w:sz w:val="18"/>
+          <w:szCs w:val="18"/>
+        </w:rPr>
+        <w:t xml:space="preserve">, </w:t>
+      </w:r>
+      <w:r>
+        <w:rPr>
+          <w:rFonts w:ascii="Verdana" w:hAnsi="Verdana"/>
+          <w:color w:val="000000"/>
+          <w:sz w:val="18"/>
+          <w:szCs w:val="18"/>
+        </w:rPr>
+        <w:t xml:space="preserve">August 2022 – </w:t>
+      </w:r>
+      <w:r>
+        <w:rPr>
+          <w:rFonts w:ascii="Verdana" w:hAnsi="Verdana"/>
+          <w:color w:val="000000"/>
+          <w:sz w:val="18"/>
+          <w:szCs w:val="18"/>
+        </w:rPr>
+        <w:t>May 2024</w:t>
       </w:r>
     </w:p>
     <w:p>
@@ -819,205 +784,6 @@
           <w:szCs w:val="18"/>
         </w:rPr>
         <w:t>.</w:t>
-      </w:r>
-    </w:p>
-    <w:p>
-      <w:pPr>
-        <w:pStyle w:val="NormalWeb"/>
-        <w:spacing w:before="0" w:beforeAutospacing="0" w:after="0" w:afterAutospacing="0"/>
-        <w:rPr>
-          <w:rFonts w:ascii="Verdana" w:hAnsi="Verdana"/>
-          <w:b/>
-          <w:bCs/>
-          <w:color w:val="000000"/>
-          <w:sz w:val="18"/>
-          <w:szCs w:val="18"/>
-        </w:rPr>
-      </w:pPr>
-      <w:r>
-        <w:rPr>
-          <w:rFonts w:ascii="Verdana" w:hAnsi="Verdana"/>
-          <w:b/>
-          <w:bCs/>
-          <w:color w:val="000000"/>
-          <w:sz w:val="18"/>
-          <w:szCs w:val="18"/>
-        </w:rPr>
-        <w:t>Component Engineering Intern at Lockheed Martin</w:t>
-      </w:r>
-      <w:r>
-        <w:rPr>
-          <w:rFonts w:ascii="Verdana" w:hAnsi="Verdana"/>
-          <w:b/>
-          <w:bCs/>
-          <w:color w:val="000000"/>
-          <w:sz w:val="18"/>
-          <w:szCs w:val="18"/>
-        </w:rPr>
-        <w:t xml:space="preserve">, </w:t>
-      </w:r>
-      <w:r>
-        <w:rPr>
-          <w:rFonts w:ascii="Verdana" w:hAnsi="Verdana"/>
-          <w:color w:val="000000"/>
-          <w:sz w:val="18"/>
-          <w:szCs w:val="18"/>
-        </w:rPr>
-        <w:t>May 2021 – August 2021</w:t>
-      </w:r>
-    </w:p>
-    <w:p>
-      <w:pPr>
-        <w:pStyle w:val="NormalWeb"/>
-        <w:spacing w:before="0" w:beforeAutospacing="0" w:after="0" w:afterAutospacing="0"/>
-        <w:ind w:firstLine="360"/>
-        <w:rPr>
-          <w:rFonts w:ascii="Verdana" w:hAnsi="Verdana"/>
-          <w:b/>
-          <w:bCs/>
-          <w:color w:val="000000"/>
-          <w:sz w:val="18"/>
-          <w:szCs w:val="18"/>
-        </w:rPr>
-      </w:pPr>
-      <w:r>
-        <w:rPr>
-          <w:rFonts w:ascii="Verdana" w:hAnsi="Verdana"/>
-          <w:b/>
-          <w:bCs/>
-          <w:color w:val="000000"/>
-          <w:sz w:val="18"/>
-          <w:szCs w:val="18"/>
-        </w:rPr>
-        <w:t xml:space="preserve">Parts </w:t>
-      </w:r>
-      <w:r>
-        <w:rPr>
-          <w:rFonts w:ascii="Verdana" w:hAnsi="Verdana"/>
-          <w:b/>
-          <w:bCs/>
-          <w:color w:val="000000"/>
-          <w:sz w:val="18"/>
-          <w:szCs w:val="18"/>
-        </w:rPr>
-        <w:t xml:space="preserve">Validation </w:t>
-      </w:r>
-      <w:r>
-        <w:rPr>
-          <w:rFonts w:ascii="Verdana" w:hAnsi="Verdana"/>
-          <w:b/>
-          <w:bCs/>
-          <w:color w:val="000000"/>
-          <w:sz w:val="18"/>
-          <w:szCs w:val="18"/>
-        </w:rPr>
-        <w:t>Engineer</w:t>
-      </w:r>
-      <w:r>
-        <w:rPr>
-          <w:rFonts w:ascii="Verdana" w:hAnsi="Verdana"/>
-          <w:b/>
-          <w:bCs/>
-          <w:color w:val="000000"/>
-          <w:sz w:val="18"/>
-          <w:szCs w:val="18"/>
-        </w:rPr>
-        <w:t>ing</w:t>
-      </w:r>
-    </w:p>
-    <w:p>
-      <w:pPr>
-        <w:pStyle w:val="NormalWeb"/>
-        <w:numPr>
-          <w:ilvl w:val="0"/>
-          <w:numId w:val="10"/>
-        </w:numPr>
-        <w:spacing w:before="0" w:beforeAutospacing="0" w:after="0" w:afterAutospacing="0"/>
-        <w:rPr>
-          <w:rFonts w:ascii="Verdana" w:hAnsi="Verdana"/>
-          <w:color w:val="000000"/>
-          <w:sz w:val="18"/>
-          <w:szCs w:val="18"/>
-        </w:rPr>
-      </w:pPr>
-      <w:r>
-        <w:rPr>
-          <w:rFonts w:ascii="Verdana" w:hAnsi="Verdana"/>
-          <w:color w:val="000000"/>
-          <w:sz w:val="18"/>
-          <w:szCs w:val="18"/>
-        </w:rPr>
-        <w:t>Utilized EEE part expertise and supported aerospace programs, reviewed customer requests for proposals, statements of work, and specifications to identify parts requirements.</w:t>
-      </w:r>
-    </w:p>
-    <w:p>
-      <w:pPr>
-        <w:pStyle w:val="NormalWeb"/>
-        <w:numPr>
-          <w:ilvl w:val="0"/>
-          <w:numId w:val="10"/>
-        </w:numPr>
-        <w:spacing w:before="0" w:beforeAutospacing="0" w:after="0" w:afterAutospacing="0"/>
-        <w:rPr>
-          <w:rFonts w:ascii="Verdana" w:hAnsi="Verdana"/>
-          <w:color w:val="000000"/>
-          <w:sz w:val="18"/>
-          <w:szCs w:val="18"/>
-        </w:rPr>
-      </w:pPr>
-      <w:r>
-        <w:rPr>
-          <w:rFonts w:ascii="Verdana" w:hAnsi="Verdana"/>
-          <w:color w:val="000000"/>
-          <w:sz w:val="18"/>
-          <w:szCs w:val="18"/>
-        </w:rPr>
-        <w:t xml:space="preserve">Reviewed screening and test data received from manufacturers and test laboratories for compliance </w:t>
-      </w:r>
-      <w:proofErr w:type="gramStart"/>
-      <w:r>
-        <w:rPr>
-          <w:rFonts w:ascii="Verdana" w:hAnsi="Verdana"/>
-          <w:color w:val="000000"/>
-          <w:sz w:val="18"/>
-          <w:szCs w:val="18"/>
-        </w:rPr>
-        <w:t>to</w:t>
-      </w:r>
-      <w:proofErr w:type="gramEnd"/>
-      <w:r>
-        <w:rPr>
-          <w:rFonts w:ascii="Verdana" w:hAnsi="Verdana"/>
-          <w:color w:val="000000"/>
-          <w:sz w:val="18"/>
-          <w:szCs w:val="18"/>
-        </w:rPr>
-        <w:t xml:space="preserve"> specifications, purchase order requirements and program contracts.</w:t>
-      </w:r>
-    </w:p>
-    <w:p>
-      <w:pPr>
-        <w:pStyle w:val="NormalWeb"/>
-        <w:numPr>
-          <w:ilvl w:val="0"/>
-          <w:numId w:val="10"/>
-        </w:numPr>
-        <w:spacing w:before="0" w:beforeAutospacing="0" w:after="0" w:afterAutospacing="0"/>
-        <w:rPr>
-          <w:rFonts w:ascii="Verdana" w:hAnsi="Verdana"/>
-          <w:color w:val="000000"/>
-          <w:sz w:val="18"/>
-          <w:szCs w:val="18"/>
-        </w:rPr>
-      </w:pPr>
-      <w:r>
-        <w:rPr>
-          <w:rFonts w:ascii="Verdana" w:hAnsi="Verdana"/>
-          <w:color w:val="000000"/>
-          <w:sz w:val="18"/>
-          <w:szCs w:val="18"/>
-        </w:rPr>
-        <w:t>Evaluated components for compliance with industry requirements including INST-002, AEC-Q100, TOR, and JEDEC.</w:t>
       </w:r>
     </w:p>
     <w:p>
@@ -1047,7 +813,7 @@
                     <pic:cNvPicPr/>
                   </pic:nvPicPr>
                   <pic:blipFill>
-                    <a:blip r:embed="rId11">
+                    <a:blip r:embed="rId12">
                       <a:extLst>
                         <a:ext uri="{28A0092B-C50C-407E-A947-70E740481C1C}">
                           <a14:useLocalDpi xmlns:a14="http://schemas.microsoft.com/office/drawing/2010/main" val="0"/>
@@ -1092,194 +858,255 @@
       <w:pPr>
         <w:pStyle w:val="NormalWeb"/>
         <w:spacing w:before="0" w:beforeAutospacing="0" w:after="0" w:afterAutospacing="0"/>
-      </w:pPr>
-      <w:r>
-        <w:rPr>
-          <w:rFonts w:ascii="Verdana" w:hAnsi="Verdana"/>
-          <w:b/>
-          <w:bCs/>
-          <w:sz w:val="18"/>
-          <w:szCs w:val="18"/>
-        </w:rPr>
-        <w:t>Master of Science, Electrical Engineering, GPA: 3.</w:t>
-      </w:r>
-      <w:r>
-        <w:rPr>
-          <w:rFonts w:ascii="Verdana" w:hAnsi="Verdana"/>
-          <w:b/>
-          <w:bCs/>
-          <w:sz w:val="18"/>
-          <w:szCs w:val="18"/>
-        </w:rPr>
-        <w:t>4</w:t>
-      </w:r>
-      <w:r>
-        <w:rPr>
-          <w:rFonts w:ascii="Verdana" w:hAnsi="Verdana"/>
-          <w:b/>
-          <w:bCs/>
-          <w:sz w:val="18"/>
-          <w:szCs w:val="18"/>
-        </w:rPr>
-        <w:t>4</w:t>
-      </w:r>
-    </w:p>
-    <w:p>
-      <w:pPr>
-        <w:pStyle w:val="NormalWeb"/>
-        <w:spacing w:before="0" w:beforeAutospacing="0" w:after="0" w:afterAutospacing="0"/>
-        <w:rPr>
-          <w:rFonts w:ascii="Verdana" w:hAnsi="Verdana"/>
-          <w:b/>
-          <w:bCs/>
-          <w:sz w:val="18"/>
-          <w:szCs w:val="18"/>
-        </w:rPr>
-      </w:pPr>
-      <w:r>
-        <w:rPr>
-          <w:rFonts w:ascii="Verdana" w:hAnsi="Verdana"/>
-          <w:sz w:val="18"/>
-          <w:szCs w:val="18"/>
-        </w:rPr>
-        <w:t xml:space="preserve">San Jose State University, </w:t>
-      </w:r>
-      <w:r>
-        <w:rPr>
-          <w:rFonts w:ascii="Verdana" w:hAnsi="Verdana"/>
-          <w:b/>
-          <w:bCs/>
-          <w:sz w:val="18"/>
-          <w:szCs w:val="18"/>
-        </w:rPr>
-        <w:t>Degree Awarded</w:t>
-      </w:r>
-      <w:r>
-        <w:rPr>
-          <w:rFonts w:ascii="Verdana" w:hAnsi="Verdana"/>
-          <w:b/>
-          <w:bCs/>
-          <w:sz w:val="18"/>
-          <w:szCs w:val="18"/>
-        </w:rPr>
-        <w:t>: Fall 2025</w:t>
-      </w:r>
-    </w:p>
-    <w:p>
-      <w:pPr>
-        <w:pStyle w:val="NormalWeb"/>
-        <w:spacing w:before="0" w:beforeAutospacing="0" w:after="0" w:afterAutospacing="0"/>
-      </w:pPr>
-      <w:r>
-        <w:rPr>
-          <w:rFonts w:ascii="Verdana" w:hAnsi="Verdana"/>
-          <w:b/>
-          <w:bCs/>
-          <w:sz w:val="18"/>
-          <w:szCs w:val="18"/>
-        </w:rPr>
-        <w:tab/>
-        <w:t xml:space="preserve">Emphasis: </w:t>
-      </w:r>
-      <w:r>
-        <w:rPr>
-          <w:rFonts w:ascii="Verdana" w:hAnsi="Verdana"/>
-          <w:sz w:val="18"/>
-          <w:szCs w:val="18"/>
-        </w:rPr>
-        <w:t xml:space="preserve">Digital System Design </w:t>
-      </w:r>
-      <w:r>
-        <w:rPr>
-          <w:rFonts w:ascii="Verdana" w:hAnsi="Verdana"/>
-          <w:sz w:val="18"/>
-          <w:szCs w:val="18"/>
-        </w:rPr>
-        <w:t xml:space="preserve">and </w:t>
-      </w:r>
-      <w:r>
-        <w:rPr>
-          <w:rFonts w:ascii="Verdana" w:hAnsi="Verdana"/>
-          <w:sz w:val="18"/>
-          <w:szCs w:val="18"/>
-        </w:rPr>
-        <w:t>Artificial Intelligence</w:t>
-      </w:r>
-    </w:p>
-    <w:p>
-      <w:pPr>
-        <w:pStyle w:val="NormalWeb"/>
-        <w:spacing w:before="0" w:beforeAutospacing="0" w:after="0" w:afterAutospacing="0"/>
-      </w:pPr>
-      <w:r>
-        <w:rPr>
-          <w:rFonts w:ascii="Verdana" w:hAnsi="Verdana"/>
-          <w:b/>
-          <w:bCs/>
-          <w:sz w:val="18"/>
-          <w:szCs w:val="18"/>
-        </w:rPr>
-        <w:t>Bachelor of Science, Electronic Systems Engineering Technology, GPA: 3.49</w:t>
-      </w:r>
-    </w:p>
-    <w:p>
-      <w:pPr>
-        <w:pStyle w:val="NormalWeb"/>
-        <w:spacing w:before="0" w:beforeAutospacing="0" w:after="0" w:afterAutospacing="0"/>
-        <w:rPr>
-          <w:rFonts w:ascii="Verdana" w:hAnsi="Verdana"/>
-          <w:b/>
-          <w:bCs/>
-          <w:sz w:val="18"/>
-          <w:szCs w:val="18"/>
-        </w:rPr>
-      </w:pPr>
-      <w:r>
-        <w:rPr>
-          <w:rFonts w:ascii="Verdana" w:hAnsi="Verdana"/>
-          <w:sz w:val="18"/>
-          <w:szCs w:val="18"/>
-        </w:rPr>
-        <w:t xml:space="preserve">California State Polytechnic University, Pomona, </w:t>
-      </w:r>
-      <w:r>
-        <w:rPr>
-          <w:rFonts w:ascii="Verdana" w:hAnsi="Verdana"/>
-          <w:b/>
-          <w:bCs/>
-          <w:sz w:val="18"/>
-          <w:szCs w:val="18"/>
-        </w:rPr>
-        <w:t>Degree Awarded: Spring 2022</w:t>
-      </w:r>
-    </w:p>
-    <w:p>
-      <w:pPr>
-        <w:pStyle w:val="NormalWeb"/>
-        <w:spacing w:before="0" w:beforeAutospacing="0" w:after="0" w:afterAutospacing="0"/>
-        <w:rPr>
-          <w:b/>
-          <w:bCs/>
-        </w:rPr>
-      </w:pPr>
-      <w:r>
-        <w:rPr>
-          <w:rFonts w:ascii="Verdana" w:hAnsi="Verdana"/>
-          <w:b/>
-          <w:bCs/>
-          <w:sz w:val="18"/>
-          <w:szCs w:val="18"/>
-        </w:rPr>
-        <w:tab/>
-        <w:t xml:space="preserve">Empasis: </w:t>
-      </w:r>
-      <w:r>
-        <w:rPr>
-          <w:rFonts w:ascii="Verdana" w:hAnsi="Verdana"/>
-          <w:sz w:val="18"/>
-          <w:szCs w:val="18"/>
-        </w:rPr>
-        <w:t>Digital System Design, Robotics, and Control Systems</w:t>
+        <w:rPr>
+          <w:rFonts w:ascii="Verdana" w:hAnsi="Verdana"/>
+          <w:b/>
+          <w:bCs/>
+          <w:sz w:val="18"/>
+          <w:szCs w:val="18"/>
+        </w:rPr>
+        <w:sectPr>
+          <w:headerReference w:type="default" r:id="rId13"/>
+          <w:pgSz w:w="12240" w:h="15840"/>
+          <w:pgMar w:top="576" w:right="288" w:bottom="576" w:left="288" w:header="720" w:footer="720" w:gutter="0"/>
+          <w:cols w:space="720"/>
+          <w:docGrid w:linePitch="360"/>
+        </w:sectPr>
+      </w:pPr>
+    </w:p>
+    <w:p>
+      <w:pPr>
+        <w:pStyle w:val="NormalWeb"/>
+        <w:spacing w:before="0" w:beforeAutospacing="0" w:after="0" w:afterAutospacing="0"/>
+        <w:rPr>
+          <w:b/>
+          <w:bCs/>
+        </w:rPr>
+      </w:pPr>
+      <w:r>
+        <w:rPr>
+          <w:rFonts w:ascii="Verdana" w:hAnsi="Verdana"/>
+          <w:b/>
+          <w:bCs/>
+          <w:sz w:val="18"/>
+          <w:szCs w:val="18"/>
+        </w:rPr>
+        <w:t>Master of Science, Electrical Engineering</w:t>
+      </w:r>
+      <w:r>
+        <w:rPr>
+          <w:rFonts w:ascii="Verdana" w:hAnsi="Verdana"/>
+          <w:b/>
+          <w:bCs/>
+          <w:sz w:val="18"/>
+          <w:szCs w:val="18"/>
+        </w:rPr>
+        <w:t>, GPA</w:t>
+      </w:r>
+      <w:r>
+        <w:rPr>
+          <w:rFonts w:ascii="Verdana" w:hAnsi="Verdana"/>
+          <w:b/>
+          <w:bCs/>
+          <w:sz w:val="18"/>
+          <w:szCs w:val="18"/>
+        </w:rPr>
+        <w:t>: 3.44</w:t>
+      </w:r>
+    </w:p>
+    <w:p>
+      <w:pPr>
+        <w:pStyle w:val="NormalWeb"/>
+        <w:spacing w:before="0" w:beforeAutospacing="0" w:after="0" w:afterAutospacing="0"/>
+        <w:rPr>
+          <w:rFonts w:ascii="Verdana" w:hAnsi="Verdana"/>
+          <w:sz w:val="18"/>
+          <w:szCs w:val="18"/>
+        </w:rPr>
+      </w:pPr>
+      <w:r>
+        <w:rPr>
+          <w:rFonts w:ascii="Verdana" w:hAnsi="Verdana"/>
+          <w:b/>
+          <w:bCs/>
+          <w:sz w:val="18"/>
+          <w:szCs w:val="18"/>
+        </w:rPr>
+        <w:t>San Jose State University</w:t>
+      </w:r>
+      <w:r>
+        <w:rPr>
+          <w:rFonts w:ascii="Verdana" w:hAnsi="Verdana"/>
+          <w:sz w:val="18"/>
+          <w:szCs w:val="18"/>
+        </w:rPr>
+        <w:t>,</w:t>
+      </w:r>
+      <w:r>
+        <w:rPr>
+          <w:rFonts w:ascii="Verdana" w:hAnsi="Verdana"/>
+          <w:sz w:val="18"/>
+          <w:szCs w:val="18"/>
+        </w:rPr>
+        <w:t xml:space="preserve"> </w:t>
+      </w:r>
+      <w:r>
+        <w:rPr>
+          <w:rFonts w:ascii="Verdana" w:hAnsi="Verdana"/>
+          <w:sz w:val="18"/>
+          <w:szCs w:val="18"/>
+        </w:rPr>
+        <w:t>Fall 2025</w:t>
+      </w:r>
+    </w:p>
+    <w:p>
+      <w:pPr>
+        <w:pStyle w:val="NormalWeb"/>
+        <w:spacing w:before="0" w:beforeAutospacing="0" w:after="0" w:afterAutospacing="0"/>
+      </w:pPr>
+      <w:r>
+        <w:rPr>
+          <w:rFonts w:ascii="Verdana" w:hAnsi="Verdana"/>
+          <w:b/>
+          <w:bCs/>
+          <w:sz w:val="18"/>
+          <w:szCs w:val="18"/>
+        </w:rPr>
+        <w:t>Emphasis:</w:t>
+      </w:r>
+      <w:r>
+        <w:rPr>
+          <w:rFonts w:ascii="Verdana" w:hAnsi="Verdana"/>
+          <w:sz w:val="18"/>
+          <w:szCs w:val="18"/>
+        </w:rPr>
+        <w:t xml:space="preserve"> Digital System Design </w:t>
+      </w:r>
+      <w:r>
+        <w:rPr>
+          <w:rFonts w:ascii="Verdana" w:hAnsi="Verdana"/>
+          <w:sz w:val="18"/>
+          <w:szCs w:val="18"/>
+        </w:rPr>
+        <w:t>and Artificial Intelligence</w:t>
+      </w:r>
+    </w:p>
+    <w:p>
+      <w:pPr>
+        <w:pStyle w:val="NormalWeb"/>
+        <w:spacing w:before="0" w:beforeAutospacing="0" w:after="0" w:afterAutospacing="0"/>
+        <w:rPr>
+          <w:b/>
+          <w:bCs/>
+        </w:rPr>
+      </w:pPr>
+      <w:r>
+        <w:rPr>
+          <w:rFonts w:ascii="Verdana" w:hAnsi="Verdana"/>
+          <w:b/>
+          <w:bCs/>
+          <w:sz w:val="18"/>
+          <w:szCs w:val="18"/>
+        </w:rPr>
+        <w:t>Bachelor of Science, Electronic</w:t>
+      </w:r>
+      <w:r>
+        <w:rPr>
+          <w:rFonts w:ascii="Verdana" w:hAnsi="Verdana"/>
+          <w:b/>
+          <w:bCs/>
+          <w:sz w:val="18"/>
+          <w:szCs w:val="18"/>
+        </w:rPr>
+        <w:t xml:space="preserve">s </w:t>
+      </w:r>
+      <w:r>
+        <w:rPr>
+          <w:rFonts w:ascii="Verdana" w:hAnsi="Verdana"/>
+          <w:b/>
+          <w:bCs/>
+          <w:sz w:val="18"/>
+          <w:szCs w:val="18"/>
+        </w:rPr>
+        <w:t>Engineering</w:t>
+      </w:r>
+      <w:r>
+        <w:rPr>
+          <w:rFonts w:ascii="Verdana" w:hAnsi="Verdana"/>
+          <w:b/>
+          <w:bCs/>
+          <w:sz w:val="18"/>
+          <w:szCs w:val="18"/>
+        </w:rPr>
+        <w:t>, GPA: 3.49</w:t>
+      </w:r>
+    </w:p>
+    <w:p>
+      <w:pPr>
+        <w:pStyle w:val="NormalWeb"/>
+        <w:spacing w:before="0" w:beforeAutospacing="0" w:after="0" w:afterAutospacing="0"/>
+        <w:rPr>
+          <w:rFonts w:ascii="Verdana" w:hAnsi="Verdana"/>
+          <w:sz w:val="18"/>
+          <w:szCs w:val="18"/>
+        </w:rPr>
+      </w:pPr>
+      <w:r>
+        <w:rPr>
+          <w:rFonts w:ascii="Verdana" w:hAnsi="Verdana"/>
+          <w:b/>
+          <w:bCs/>
+          <w:sz w:val="18"/>
+          <w:szCs w:val="18"/>
+        </w:rPr>
+        <w:t>Cal Poly Pomona</w:t>
+      </w:r>
+      <w:r>
+        <w:rPr>
+          <w:rFonts w:ascii="Verdana" w:hAnsi="Verdana"/>
+          <w:sz w:val="18"/>
+          <w:szCs w:val="18"/>
+        </w:rPr>
+        <w:t>, Spring 2022</w:t>
+      </w:r>
+    </w:p>
+    <w:p>
+      <w:pPr>
+        <w:pStyle w:val="NormalWeb"/>
+        <w:spacing w:before="0" w:beforeAutospacing="0" w:after="0" w:afterAutospacing="0"/>
+        <w:sectPr>
+          <w:type w:val="continuous"/>
+          <w:pgSz w:w="12240" w:h="15840"/>
+          <w:pgMar w:top="576" w:right="288" w:bottom="576" w:left="288" w:header="720" w:footer="720" w:gutter="0"/>
+          <w:cols w:num="2" w:space="144"/>
+          <w:docGrid w:linePitch="360"/>
+        </w:sectPr>
+      </w:pPr>
+      <w:r>
+        <w:rPr>
+          <w:rFonts w:ascii="Verdana" w:hAnsi="Verdana"/>
+          <w:b/>
+          <w:bCs/>
+          <w:sz w:val="18"/>
+          <w:szCs w:val="18"/>
+        </w:rPr>
+        <w:t>Empasis:</w:t>
+      </w:r>
+      <w:r>
+        <w:rPr>
+          <w:rFonts w:ascii="Verdana" w:hAnsi="Verdana"/>
+          <w:sz w:val="18"/>
+          <w:szCs w:val="18"/>
+        </w:rPr>
+        <w:t xml:space="preserve"> Digital System Design, Robotics, and Control</w:t>
+      </w:r>
+      <w:r>
+        <w:rPr>
+          <w:rFonts w:ascii="Verdana" w:hAnsi="Verdana"/>
+          <w:sz w:val="18"/>
+          <w:szCs w:val="18"/>
+        </w:rPr>
+        <w:t xml:space="preserve">s  </w:t>
       </w:r>
     </w:p>
     <w:p>
@@ -1309,7 +1136,7 @@
                     <pic:cNvPicPr/>
                   </pic:nvPicPr>
                   <pic:blipFill>
-                    <a:blip r:embed="rId11">
+                    <a:blip r:embed="rId12">
                       <a:extLst>
                         <a:ext uri="{28A0092B-C50C-407E-A947-70E740481C1C}">
                           <a14:useLocalDpi xmlns:a14="http://schemas.microsoft.com/office/drawing/2010/main" val="0"/>
@@ -1360,81 +1187,410 @@
         <w:pStyle w:val="NormalWeb"/>
         <w:spacing w:before="0" w:beforeAutospacing="0" w:after="0" w:afterAutospacing="0"/>
         <w:rPr>
-          <w:b/>
-          <w:bCs/>
-          <w:color w:val="666666"/>
-          <w:sz w:val="22"/>
-          <w:szCs w:val="22"/>
-        </w:rPr>
-      </w:pPr>
-      <w:r>
-        <w:rPr>
-          <w:rFonts w:ascii="Verdana" w:hAnsi="Verdana"/>
-          <w:b/>
-          <w:bCs/>
-          <w:sz w:val="18"/>
-          <w:szCs w:val="18"/>
-        </w:rPr>
-        <w:t xml:space="preserve">FPGA Based Digital Image Processor, </w:t>
-      </w:r>
-      <w:r>
-        <w:rPr>
-          <w:rFonts w:ascii="Verdana" w:hAnsi="Verdana"/>
-          <w:color w:val="000000"/>
-          <w:sz w:val="16"/>
-          <w:szCs w:val="16"/>
-        </w:rPr>
-        <w:t>I</w:t>
-      </w:r>
-      <w:r>
-        <w:rPr>
-          <w:rFonts w:ascii="Verdana" w:hAnsi="Verdana"/>
-          <w:color w:val="000000"/>
-          <w:sz w:val="16"/>
-          <w:szCs w:val="16"/>
-        </w:rPr>
-        <w:t xml:space="preserve">mplemented on the Xilinx </w:t>
-      </w:r>
-      <w:proofErr w:type="spellStart"/>
-      <w:r>
-        <w:rPr>
-          <w:rFonts w:ascii="Verdana" w:hAnsi="Verdana"/>
-          <w:color w:val="000000"/>
-          <w:sz w:val="16"/>
-          <w:szCs w:val="16"/>
-        </w:rPr>
-        <w:t>Pynq</w:t>
-      </w:r>
-      <w:proofErr w:type="spellEnd"/>
-      <w:r>
-        <w:rPr>
-          <w:rFonts w:ascii="Verdana" w:hAnsi="Verdana"/>
-          <w:color w:val="000000"/>
-          <w:sz w:val="16"/>
-          <w:szCs w:val="16"/>
-        </w:rPr>
-        <w:t xml:space="preserve"> Z1 FPGA</w:t>
-      </w:r>
-    </w:p>
-    <w:p>
-      <w:pPr>
-        <w:pStyle w:val="NormalWeb"/>
-        <w:spacing w:before="0" w:beforeAutospacing="0" w:after="0" w:afterAutospacing="0"/>
-        <w:rPr>
-          <w:rFonts w:ascii="Verdana" w:hAnsi="Verdana"/>
-          <w:b/>
-          <w:bCs/>
-          <w:color w:val="666666"/>
-          <w:sz w:val="18"/>
-          <w:szCs w:val="18"/>
-        </w:rPr>
-      </w:pPr>
-      <w:r>
-        <w:rPr>
-          <w:rFonts w:ascii="Verdana" w:hAnsi="Verdana"/>
-          <w:b/>
-          <w:bCs/>
-          <w:color w:val="000000"/>
+          <w:rFonts w:ascii="Verdana" w:hAnsi="Verdana"/>
+          <w:b/>
+          <w:bCs/>
+          <w:sz w:val="18"/>
+          <w:szCs w:val="18"/>
+        </w:rPr>
+      </w:pPr>
+      <w:r>
+        <w:rPr>
+          <w:rFonts w:ascii="Verdana" w:hAnsi="Verdana"/>
+          <w:b/>
+          <w:bCs/>
+          <w:sz w:val="18"/>
+          <w:szCs w:val="18"/>
+        </w:rPr>
+        <w:t>RapidLaneFPGA: FPGA DPU Based High Lane Segmentation System</w:t>
+      </w:r>
+    </w:p>
+    <w:p>
+      <w:pPr>
+        <w:pStyle w:val="NormalWeb"/>
+        <w:numPr>
+          <w:ilvl w:val="0"/>
+          <w:numId w:val="19"/>
+        </w:numPr>
+        <w:spacing w:before="0" w:beforeAutospacing="0" w:after="0" w:afterAutospacing="0"/>
+        <w:rPr>
+          <w:rFonts w:ascii="Verdana" w:hAnsi="Verdana"/>
+          <w:sz w:val="18"/>
+          <w:szCs w:val="18"/>
+        </w:rPr>
+      </w:pPr>
+      <w:r>
+        <w:rPr>
+          <w:rFonts w:ascii="Verdana" w:hAnsi="Verdana"/>
+          <w:sz w:val="18"/>
+          <w:szCs w:val="18"/>
+        </w:rPr>
+        <w:t xml:space="preserve">Developed a MobileNetV2 lane-segmentation CNN </w:t>
+      </w:r>
+      <w:r>
+        <w:rPr>
+          <w:rFonts w:ascii="Verdana" w:hAnsi="Verdana"/>
+          <w:sz w:val="18"/>
+          <w:szCs w:val="18"/>
+        </w:rPr>
+        <w:t xml:space="preserve">and </w:t>
+      </w:r>
+      <w:r>
+        <w:rPr>
+          <w:rFonts w:ascii="Verdana" w:hAnsi="Verdana"/>
+          <w:sz w:val="18"/>
+          <w:szCs w:val="18"/>
+        </w:rPr>
+        <w:t>deployed it to FPGA using AMD Vitis AI</w:t>
+      </w:r>
+      <w:r>
+        <w:rPr>
+          <w:rFonts w:ascii="Verdana" w:hAnsi="Verdana"/>
+          <w:sz w:val="18"/>
+          <w:szCs w:val="18"/>
+        </w:rPr>
+        <w:t>.</w:t>
+      </w:r>
+      <w:r>
+        <w:rPr>
+          <w:rFonts w:ascii="Verdana" w:hAnsi="Verdana"/>
+          <w:sz w:val="18"/>
+          <w:szCs w:val="18"/>
+        </w:rPr>
+        <w:t xml:space="preserve"> </w:t>
+      </w:r>
+      <w:r>
+        <w:rPr>
+          <w:rFonts w:ascii="Verdana" w:hAnsi="Verdana"/>
+          <w:sz w:val="18"/>
+          <w:szCs w:val="18"/>
+        </w:rPr>
+        <w:t xml:space="preserve">successfully ran </w:t>
+      </w:r>
+      <w:r>
+        <w:rPr>
+          <w:rFonts w:ascii="Verdana" w:hAnsi="Verdana"/>
+          <w:sz w:val="18"/>
+          <w:szCs w:val="18"/>
+        </w:rPr>
+        <w:t>DPU-accelerated inference on 224×224 images.</w:t>
+      </w:r>
+    </w:p>
+    <w:p>
+      <w:pPr>
+        <w:pStyle w:val="NormalWeb"/>
+        <w:numPr>
+          <w:ilvl w:val="0"/>
+          <w:numId w:val="17"/>
+        </w:numPr>
+        <w:spacing w:before="0" w:beforeAutospacing="0" w:after="0" w:afterAutospacing="0"/>
+        <w:rPr>
+          <w:rFonts w:ascii="Verdana" w:hAnsi="Verdana"/>
+          <w:sz w:val="18"/>
+          <w:szCs w:val="18"/>
+        </w:rPr>
+      </w:pPr>
+      <w:r>
+        <w:rPr>
+          <w:rFonts w:ascii="Verdana" w:hAnsi="Verdana"/>
+          <w:sz w:val="18"/>
+          <w:szCs w:val="18"/>
+        </w:rPr>
+        <w:t>Achieved 77.10% DICE accuracy on FPGA vs. 77.8% software baseline with</w:t>
+      </w:r>
+      <w:r>
+        <w:rPr>
+          <w:rFonts w:ascii="Verdana" w:hAnsi="Verdana"/>
+          <w:sz w:val="18"/>
+          <w:szCs w:val="18"/>
+        </w:rPr>
+        <w:t xml:space="preserve"> INT8 quantization at</w:t>
+      </w:r>
+      <w:r>
+        <w:rPr>
+          <w:rFonts w:ascii="Verdana" w:hAnsi="Verdana"/>
+          <w:sz w:val="18"/>
+          <w:szCs w:val="18"/>
+        </w:rPr>
+        <w:t xml:space="preserve"> 10 FPS (~100ms latency) on </w:t>
+      </w:r>
+      <w:r>
+        <w:rPr>
+          <w:rFonts w:ascii="Verdana" w:hAnsi="Verdana"/>
+          <w:sz w:val="18"/>
+          <w:szCs w:val="18"/>
+        </w:rPr>
+        <w:t>AMD</w:t>
+      </w:r>
+      <w:r>
+        <w:rPr>
+          <w:rFonts w:ascii="Verdana" w:hAnsi="Verdana"/>
+          <w:sz w:val="18"/>
+          <w:szCs w:val="18"/>
+        </w:rPr>
+        <w:t xml:space="preserve"> ZCU104</w:t>
+      </w:r>
+      <w:r>
+        <w:rPr>
+          <w:rFonts w:ascii="Verdana" w:hAnsi="Verdana"/>
+          <w:sz w:val="18"/>
+          <w:szCs w:val="18"/>
+        </w:rPr>
+        <w:t xml:space="preserve"> Ultrascale+</w:t>
+      </w:r>
+      <w:r>
+        <w:rPr>
+          <w:rFonts w:ascii="Verdana" w:hAnsi="Verdana"/>
+          <w:sz w:val="18"/>
+          <w:szCs w:val="18"/>
+        </w:rPr>
+        <w:t xml:space="preserve"> device</w:t>
+      </w:r>
+      <w:r>
+        <w:rPr>
+          <w:rFonts w:ascii="Verdana" w:hAnsi="Verdana"/>
+          <w:sz w:val="18"/>
+          <w:szCs w:val="18"/>
+        </w:rPr>
+        <w:t>, demonstrating near-real-time ADAS inference.</w:t>
+      </w:r>
+    </w:p>
+    <w:p>
+      <w:pPr>
+        <w:pStyle w:val="NormalWeb"/>
+        <w:spacing w:before="0" w:beforeAutospacing="0" w:after="0" w:afterAutospacing="0"/>
+        <w:rPr>
+          <w:rFonts w:ascii="Verdana" w:hAnsi="Verdana"/>
+          <w:b/>
+          <w:bCs/>
+          <w:sz w:val="18"/>
+          <w:szCs w:val="18"/>
+        </w:rPr>
+      </w:pPr>
+      <w:r>
+        <w:rPr>
+          <w:rFonts w:ascii="Verdana" w:hAnsi="Verdana"/>
+          <w:b/>
+          <w:bCs/>
+          <w:sz w:val="18"/>
+          <w:szCs w:val="18"/>
+        </w:rPr>
+        <w:t>FPGA Based LeNET Neural Network for Digit Recognition</w:t>
+      </w:r>
+    </w:p>
+    <w:p>
+      <w:pPr>
+        <w:pStyle w:val="NormalWeb"/>
+        <w:numPr>
+          <w:ilvl w:val="0"/>
+          <w:numId w:val="17"/>
+        </w:numPr>
+        <w:spacing w:before="0" w:beforeAutospacing="0" w:after="0" w:afterAutospacing="0"/>
+        <w:rPr>
+          <w:rFonts w:ascii="Verdana" w:hAnsi="Verdana"/>
+          <w:sz w:val="18"/>
+          <w:szCs w:val="18"/>
+        </w:rPr>
+      </w:pPr>
+      <w:r>
+        <w:rPr>
+          <w:rFonts w:ascii="Verdana" w:hAnsi="Verdana"/>
+          <w:sz w:val="18"/>
+          <w:szCs w:val="18"/>
+        </w:rPr>
+        <w:t>Implemented LeNet-based MNIST digit classifier using Python and deployed FPGA inference via High-Level Synthesis</w:t>
+      </w:r>
+      <w:r>
+        <w:rPr>
+          <w:rFonts w:ascii="Verdana" w:hAnsi="Verdana"/>
+          <w:sz w:val="18"/>
+          <w:szCs w:val="18"/>
+        </w:rPr>
+        <w:t>.</w:t>
+      </w:r>
+    </w:p>
+    <w:p>
+      <w:pPr>
+        <w:pStyle w:val="NormalWeb"/>
+        <w:numPr>
+          <w:ilvl w:val="0"/>
+          <w:numId w:val="17"/>
+        </w:numPr>
+        <w:spacing w:before="0" w:beforeAutospacing="0" w:after="0" w:afterAutospacing="0"/>
+        <w:rPr>
+          <w:rFonts w:ascii="Verdana" w:hAnsi="Verdana"/>
+          <w:sz w:val="18"/>
+          <w:szCs w:val="18"/>
+        </w:rPr>
+      </w:pPr>
+      <w:r>
+        <w:rPr>
+          <w:rFonts w:ascii="Verdana" w:hAnsi="Verdana"/>
+          <w:sz w:val="18"/>
+          <w:szCs w:val="18"/>
+        </w:rPr>
+        <w:t>Integrated synthesized IP with AMD Zynq-7000 SoC and validated FPGA inference on PYNQ-Z1, successfully classifying digits 0–9</w:t>
+      </w:r>
+      <w:r>
+        <w:rPr>
+          <w:rFonts w:ascii="Verdana" w:hAnsi="Verdana"/>
+          <w:sz w:val="18"/>
+          <w:szCs w:val="18"/>
+        </w:rPr>
+        <w:t>.</w:t>
+      </w:r>
+    </w:p>
+    <w:p>
+      <w:pPr>
+        <w:pStyle w:val="NormalWeb"/>
+        <w:spacing w:before="0" w:beforeAutospacing="0" w:after="0" w:afterAutospacing="0"/>
+        <w:rPr>
+          <w:rFonts w:ascii="Verdana" w:hAnsi="Verdana"/>
+          <w:b/>
+          <w:bCs/>
+          <w:sz w:val="18"/>
+          <w:szCs w:val="18"/>
+        </w:rPr>
+      </w:pPr>
+      <w:r>
+        <w:rPr>
+          <w:rFonts w:ascii="Verdana" w:hAnsi="Verdana"/>
+          <w:b/>
+          <w:bCs/>
+          <w:sz w:val="18"/>
+          <w:szCs w:val="18"/>
+        </w:rPr>
+        <w:t>Swimmers Pose Estimation Using Computer Vision and AI/ML</w:t>
+      </w:r>
+    </w:p>
+    <w:p>
+      <w:pPr>
+        <w:pStyle w:val="NormalWeb"/>
+        <w:numPr>
+          <w:ilvl w:val="0"/>
+          <w:numId w:val="20"/>
+        </w:numPr>
+        <w:spacing w:before="0" w:beforeAutospacing="0" w:after="0" w:afterAutospacing="0"/>
+        <w:rPr>
+          <w:rFonts w:ascii="Verdana" w:hAnsi="Verdana"/>
+          <w:sz w:val="18"/>
+          <w:szCs w:val="18"/>
+        </w:rPr>
+      </w:pPr>
+      <w:r>
+        <w:rPr>
+          <w:rFonts w:ascii="Verdana" w:hAnsi="Verdana"/>
+          <w:sz w:val="18"/>
+          <w:szCs w:val="18"/>
+        </w:rPr>
+        <w:t xml:space="preserve">Developed a computer vision pipeline for swimmer pose estimation </w:t>
+      </w:r>
+      <w:r>
+        <w:rPr>
+          <w:rFonts w:ascii="Verdana" w:hAnsi="Verdana"/>
+          <w:sz w:val="18"/>
+          <w:szCs w:val="18"/>
+        </w:rPr>
+        <w:t xml:space="preserve">using </w:t>
+      </w:r>
+      <w:r>
+        <w:rPr>
+          <w:rFonts w:ascii="Verdana" w:hAnsi="Verdana"/>
+          <w:sz w:val="18"/>
+          <w:szCs w:val="18"/>
+        </w:rPr>
+        <w:t xml:space="preserve">MediaPipe </w:t>
+      </w:r>
+      <w:r>
+        <w:rPr>
+          <w:rFonts w:ascii="Verdana" w:hAnsi="Verdana"/>
+          <w:sz w:val="18"/>
+          <w:szCs w:val="18"/>
+        </w:rPr>
+        <w:t xml:space="preserve">object </w:t>
+      </w:r>
+      <w:r>
+        <w:rPr>
+          <w:rFonts w:ascii="Verdana" w:hAnsi="Verdana"/>
+          <w:sz w:val="18"/>
+          <w:szCs w:val="18"/>
+        </w:rPr>
+        <w:t xml:space="preserve">detection, Segment Anything Model, and YOLOv7 to isolate swimmers </w:t>
+      </w:r>
+      <w:r>
+        <w:rPr>
+          <w:rFonts w:ascii="Verdana" w:hAnsi="Verdana"/>
+          <w:sz w:val="18"/>
+          <w:szCs w:val="18"/>
+        </w:rPr>
+        <w:t xml:space="preserve">in image and generated </w:t>
+      </w:r>
+      <w:r>
+        <w:rPr>
+          <w:rFonts w:ascii="Verdana" w:hAnsi="Verdana"/>
+          <w:sz w:val="18"/>
+          <w:szCs w:val="18"/>
+        </w:rPr>
+        <w:t xml:space="preserve">coordinates </w:t>
+      </w:r>
+      <w:r>
+        <w:rPr>
+          <w:rFonts w:ascii="Verdana" w:hAnsi="Verdana"/>
+          <w:sz w:val="18"/>
+          <w:szCs w:val="18"/>
+        </w:rPr>
+        <w:t>to train on</w:t>
+      </w:r>
+      <w:r>
+        <w:rPr>
+          <w:rFonts w:ascii="Verdana" w:hAnsi="Verdana"/>
+          <w:sz w:val="18"/>
+          <w:szCs w:val="18"/>
+        </w:rPr>
+        <w:t xml:space="preserve"> </w:t>
+      </w:r>
+      <w:r>
+        <w:rPr>
+          <w:rFonts w:ascii="Verdana" w:hAnsi="Verdana"/>
+          <w:sz w:val="18"/>
+          <w:szCs w:val="18"/>
+        </w:rPr>
+        <w:t>a</w:t>
+      </w:r>
+      <w:r>
+        <w:rPr>
+          <w:rFonts w:ascii="Verdana" w:hAnsi="Verdana"/>
+          <w:sz w:val="18"/>
+          <w:szCs w:val="18"/>
+        </w:rPr>
+        <w:t xml:space="preserve"> </w:t>
+      </w:r>
+      <w:r>
+        <w:rPr>
+          <w:rFonts w:ascii="Verdana" w:hAnsi="Verdana"/>
+          <w:sz w:val="18"/>
+          <w:szCs w:val="18"/>
+        </w:rPr>
+        <w:t>custom neural network.</w:t>
+      </w:r>
+    </w:p>
+    <w:p>
+      <w:pPr>
+        <w:pStyle w:val="NormalWeb"/>
+        <w:spacing w:before="0" w:beforeAutospacing="0" w:after="0" w:afterAutospacing="0"/>
+        <w:rPr>
+          <w:rFonts w:ascii="Verdana" w:hAnsi="Verdana"/>
+          <w:b/>
+          <w:bCs/>
+          <w:sz w:val="18"/>
+          <w:szCs w:val="18"/>
+        </w:rPr>
+      </w:pPr>
+      <w:r>
+        <w:rPr>
+          <w:rFonts w:ascii="Verdana" w:hAnsi="Verdana"/>
+          <w:b/>
+          <w:bCs/>
           <w:sz w:val="18"/>
           <w:szCs w:val="18"/>
         </w:rPr>
@@ -1443,95 +1599,283 @@
       <w:r>
         <w:rPr>
           <w:rFonts w:ascii="Verdana" w:hAnsi="Verdana"/>
-          <w:color w:val="000000"/>
-          <w:sz w:val="18"/>
-          <w:szCs w:val="18"/>
-        </w:rPr>
-        <w:t xml:space="preserve">Implemented </w:t>
-      </w:r>
-      <w:proofErr w:type="gramStart"/>
-      <w:r>
-        <w:rPr>
-          <w:rFonts w:ascii="Verdana" w:hAnsi="Verdana"/>
-          <w:color w:val="000000"/>
-          <w:sz w:val="18"/>
-          <w:szCs w:val="18"/>
-        </w:rPr>
-        <w:t>On</w:t>
-      </w:r>
-      <w:proofErr w:type="gramEnd"/>
-      <w:r>
-        <w:rPr>
-          <w:rFonts w:ascii="Verdana" w:hAnsi="Verdana"/>
-          <w:color w:val="000000"/>
-          <w:sz w:val="18"/>
-          <w:szCs w:val="18"/>
-        </w:rPr>
-        <w:t xml:space="preserve"> a Custom Search &amp; Rescue Drone</w:t>
-      </w:r>
-    </w:p>
-    <w:p>
-      <w:pPr>
-        <w:pStyle w:val="NormalWeb"/>
-        <w:spacing w:before="0" w:beforeAutospacing="0" w:after="0" w:afterAutospacing="0"/>
-        <w:rPr>
-          <w:rFonts w:ascii="Verdana" w:hAnsi="Verdana"/>
-          <w:color w:val="000000"/>
-          <w:sz w:val="18"/>
-          <w:szCs w:val="18"/>
-        </w:rPr>
-      </w:pPr>
-      <w:r>
-        <w:rPr>
-          <w:rFonts w:ascii="Verdana" w:hAnsi="Verdana"/>
-          <w:b/>
-          <w:bCs/>
-          <w:color w:val="000000"/>
-          <w:sz w:val="18"/>
-          <w:szCs w:val="18"/>
-        </w:rPr>
-        <w:t xml:space="preserve">FPGA Based Design and Implementation </w:t>
-      </w:r>
-      <w:r>
-        <w:rPr>
-          <w:rFonts w:ascii="Verdana" w:hAnsi="Verdana"/>
-          <w:color w:val="000000"/>
-          <w:sz w:val="18"/>
-          <w:szCs w:val="18"/>
-        </w:rPr>
-        <w:t>of Tic Tac Toe, Interfaced with VGA</w:t>
-      </w:r>
-    </w:p>
-    <w:p>
-      <w:pPr>
-        <w:pStyle w:val="NormalWeb"/>
-        <w:spacing w:before="0" w:beforeAutospacing="0" w:after="0" w:afterAutospacing="0"/>
-        <w:rPr>
-          <w:rFonts w:ascii="Verdana" w:hAnsi="Verdana"/>
-          <w:b/>
-          <w:bCs/>
-          <w:sz w:val="18"/>
-          <w:szCs w:val="18"/>
-        </w:rPr>
-      </w:pPr>
-      <w:r>
-        <w:rPr>
-          <w:rFonts w:ascii="Verdana" w:hAnsi="Verdana"/>
-          <w:b/>
-          <w:bCs/>
-          <w:sz w:val="18"/>
-          <w:szCs w:val="18"/>
-        </w:rPr>
-        <w:t>FPGA Based Design of Tic Tac Toe</w:t>
-      </w:r>
-      <w:r>
-        <w:rPr>
-          <w:rFonts w:ascii="Verdana" w:hAnsi="Verdana"/>
-          <w:sz w:val="18"/>
-          <w:szCs w:val="18"/>
-        </w:rPr>
-        <w:t>, Interfaced with VGA</w:t>
-      </w:r>
+          <w:b/>
+          <w:bCs/>
+          <w:sz w:val="18"/>
+          <w:szCs w:val="18"/>
+        </w:rPr>
+        <w:t>Search and Rescue Drone</w:t>
+      </w:r>
+    </w:p>
+    <w:p>
+      <w:pPr>
+        <w:pStyle w:val="NormalWeb"/>
+        <w:numPr>
+          <w:ilvl w:val="0"/>
+          <w:numId w:val="20"/>
+        </w:numPr>
+        <w:spacing w:before="0" w:beforeAutospacing="0" w:after="0" w:afterAutospacing="0"/>
+        <w:rPr>
+          <w:rFonts w:ascii="Verdana" w:hAnsi="Verdana"/>
+          <w:sz w:val="18"/>
+          <w:szCs w:val="18"/>
+        </w:rPr>
+      </w:pPr>
+      <w:r>
+        <w:rPr>
+          <w:rFonts w:ascii="Verdana" w:hAnsi="Verdana"/>
+          <w:sz w:val="18"/>
+          <w:szCs w:val="18"/>
+        </w:rPr>
+        <w:t>Developed FPGA-based flight controller for a six-propeller search-and-rescue drone,</w:t>
+      </w:r>
+      <w:r>
+        <w:rPr>
+          <w:rFonts w:ascii="Verdana" w:hAnsi="Verdana"/>
+          <w:sz w:val="18"/>
+          <w:szCs w:val="18"/>
+        </w:rPr>
+        <w:t xml:space="preserve"> </w:t>
+      </w:r>
+      <w:r>
+        <w:rPr>
+          <w:rFonts w:ascii="Verdana" w:hAnsi="Verdana"/>
+          <w:sz w:val="18"/>
+          <w:szCs w:val="18"/>
+        </w:rPr>
+        <w:t>Zynq-7000 SoC to process RC inputs and generate PWM motor control signals.</w:t>
+      </w:r>
+    </w:p>
+    <w:p>
+      <w:pPr>
+        <w:pStyle w:val="NormalWeb"/>
+        <w:numPr>
+          <w:ilvl w:val="0"/>
+          <w:numId w:val="20"/>
+        </w:numPr>
+        <w:spacing w:before="0" w:beforeAutospacing="0" w:after="0" w:afterAutospacing="0"/>
+        <w:rPr>
+          <w:rFonts w:ascii="Verdana" w:hAnsi="Verdana"/>
+          <w:sz w:val="18"/>
+          <w:szCs w:val="18"/>
+        </w:rPr>
+      </w:pPr>
+      <w:r>
+        <w:rPr>
+          <w:rFonts w:ascii="Verdana" w:hAnsi="Verdana"/>
+          <w:sz w:val="18"/>
+          <w:szCs w:val="18"/>
+        </w:rPr>
+        <w:t xml:space="preserve">Built Python control software with PYNQ to interface with FPGA PWM controllers and designed a power distribution board for onboard camera and lighting systems. </w:t>
+      </w:r>
+    </w:p>
+    <w:p>
+      <w:pPr>
+        <w:pStyle w:val="NormalWeb"/>
+        <w:spacing w:before="0" w:beforeAutospacing="0" w:after="0" w:afterAutospacing="0"/>
+        <w:rPr>
+          <w:rFonts w:ascii="Verdana" w:hAnsi="Verdana"/>
+          <w:b/>
+          <w:bCs/>
+          <w:sz w:val="18"/>
+          <w:szCs w:val="18"/>
+        </w:rPr>
+      </w:pPr>
+    </w:p>
+    <w:p>
+      <w:pPr>
+        <w:pStyle w:val="NormalWeb"/>
+        <w:spacing w:before="0" w:beforeAutospacing="0" w:after="0" w:afterAutospacing="0"/>
+        <w:rPr>
+          <w:rFonts w:ascii="Verdana" w:hAnsi="Verdana"/>
+          <w:b/>
+          <w:bCs/>
+          <w:sz w:val="18"/>
+          <w:szCs w:val="18"/>
+        </w:rPr>
+      </w:pPr>
+    </w:p>
+    <w:p>
+      <w:pPr>
+        <w:pStyle w:val="NormalWeb"/>
+        <w:spacing w:before="0" w:beforeAutospacing="0" w:after="0" w:afterAutospacing="0"/>
+        <w:rPr>
+          <w:rFonts w:ascii="Verdana" w:hAnsi="Verdana"/>
+          <w:b/>
+          <w:bCs/>
+          <w:sz w:val="18"/>
+          <w:szCs w:val="18"/>
+        </w:rPr>
+      </w:pPr>
+    </w:p>
+    <w:p>
+      <w:pPr>
+        <w:pStyle w:val="NormalWeb"/>
+        <w:spacing w:before="0" w:beforeAutospacing="0" w:after="0" w:afterAutospacing="0"/>
+        <w:rPr>
+          <w:rFonts w:ascii="Verdana" w:hAnsi="Verdana"/>
+          <w:b/>
+          <w:bCs/>
+          <w:sz w:val="18"/>
+          <w:szCs w:val="18"/>
+        </w:rPr>
+      </w:pPr>
+    </w:p>
+    <w:p>
+      <w:pPr>
+        <w:pStyle w:val="NormalWeb"/>
+        <w:spacing w:before="0" w:beforeAutospacing="0" w:after="0" w:afterAutospacing="0"/>
+        <w:rPr>
+          <w:rFonts w:ascii="Verdana" w:hAnsi="Verdana"/>
+          <w:b/>
+          <w:bCs/>
+          <w:sz w:val="18"/>
+          <w:szCs w:val="18"/>
+        </w:rPr>
+      </w:pPr>
+    </w:p>
+    <w:p>
+      <w:pPr>
+        <w:pStyle w:val="NormalWeb"/>
+        <w:spacing w:before="0" w:beforeAutospacing="0" w:after="0" w:afterAutospacing="0"/>
+        <w:rPr>
+          <w:rFonts w:ascii="Verdana" w:hAnsi="Verdana"/>
+          <w:b/>
+          <w:bCs/>
+          <w:sz w:val="18"/>
+          <w:szCs w:val="18"/>
+        </w:rPr>
+      </w:pPr>
+    </w:p>
+    <w:p>
+      <w:pPr>
+        <w:pStyle w:val="NormalWeb"/>
+        <w:spacing w:before="0" w:beforeAutospacing="0" w:after="0" w:afterAutospacing="0"/>
+        <w:rPr>
+          <w:rFonts w:ascii="Verdana" w:hAnsi="Verdana"/>
+          <w:b/>
+          <w:bCs/>
+          <w:sz w:val="18"/>
+          <w:szCs w:val="18"/>
+        </w:rPr>
+      </w:pPr>
+    </w:p>
+    <w:p>
+      <w:pPr>
+        <w:pStyle w:val="NormalWeb"/>
+        <w:spacing w:before="0" w:beforeAutospacing="0" w:after="0" w:afterAutospacing="0"/>
+        <w:rPr>
+          <w:rFonts w:ascii="Verdana" w:hAnsi="Verdana"/>
+          <w:b/>
+          <w:bCs/>
+          <w:sz w:val="18"/>
+          <w:szCs w:val="18"/>
+        </w:rPr>
+      </w:pPr>
+    </w:p>
+    <w:p>
+      <w:pPr>
+        <w:pStyle w:val="NormalWeb"/>
+        <w:spacing w:before="0" w:beforeAutospacing="0" w:after="0" w:afterAutospacing="0"/>
+        <w:rPr>
+          <w:rFonts w:ascii="Verdana" w:hAnsi="Verdana"/>
+          <w:b/>
+          <w:bCs/>
+          <w:sz w:val="18"/>
+          <w:szCs w:val="18"/>
+        </w:rPr>
+      </w:pPr>
+    </w:p>
+    <w:p>
+      <w:pPr>
+        <w:pStyle w:val="NormalWeb"/>
+        <w:spacing w:before="0" w:beforeAutospacing="0" w:after="0" w:afterAutospacing="0"/>
+        <w:rPr>
+          <w:rFonts w:ascii="Verdana" w:hAnsi="Verdana"/>
+          <w:b/>
+          <w:bCs/>
+          <w:sz w:val="18"/>
+          <w:szCs w:val="18"/>
+        </w:rPr>
+      </w:pPr>
+    </w:p>
+    <w:p>
+      <w:pPr>
+        <w:pStyle w:val="NormalWeb"/>
+        <w:spacing w:before="0" w:beforeAutospacing="0" w:after="0" w:afterAutospacing="0"/>
+        <w:rPr>
+          <w:rFonts w:ascii="Verdana" w:hAnsi="Verdana"/>
+          <w:b/>
+          <w:bCs/>
+          <w:sz w:val="18"/>
+          <w:szCs w:val="18"/>
+        </w:rPr>
+      </w:pPr>
+    </w:p>
+    <w:p>
+      <w:pPr>
+        <w:pStyle w:val="NormalWeb"/>
+        <w:spacing w:before="0" w:beforeAutospacing="0" w:after="0" w:afterAutospacing="0"/>
+        <w:rPr>
+          <w:rFonts w:ascii="Verdana" w:hAnsi="Verdana"/>
+          <w:b/>
+          <w:bCs/>
+          <w:sz w:val="18"/>
+          <w:szCs w:val="18"/>
+        </w:rPr>
+      </w:pPr>
+    </w:p>
+    <w:p>
+      <w:pPr>
+        <w:pStyle w:val="NormalWeb"/>
+        <w:spacing w:before="0" w:beforeAutospacing="0" w:after="0" w:afterAutospacing="0"/>
+        <w:rPr>
+          <w:rFonts w:ascii="Verdana" w:hAnsi="Verdana"/>
+          <w:b/>
+          <w:bCs/>
+          <w:sz w:val="18"/>
+          <w:szCs w:val="18"/>
+        </w:rPr>
+      </w:pPr>
+    </w:p>
+    <w:p>
+      <w:pPr>
+        <w:pStyle w:val="NormalWeb"/>
+        <w:spacing w:before="0" w:beforeAutospacing="0" w:after="0" w:afterAutospacing="0"/>
+        <w:rPr>
+          <w:rFonts w:ascii="Verdana" w:hAnsi="Verdana"/>
+          <w:b/>
+          <w:bCs/>
+          <w:sz w:val="18"/>
+          <w:szCs w:val="18"/>
+        </w:rPr>
+      </w:pPr>
+    </w:p>
+    <w:p>
+      <w:pPr>
+        <w:pStyle w:val="NormalWeb"/>
+        <w:spacing w:before="0" w:beforeAutospacing="0" w:after="0" w:afterAutospacing="0"/>
+        <w:rPr>
+          <w:rFonts w:ascii="Verdana" w:hAnsi="Verdana"/>
+          <w:b/>
+          <w:bCs/>
+          <w:sz w:val="18"/>
+          <w:szCs w:val="18"/>
+        </w:rPr>
+      </w:pPr>
+    </w:p>
+    <w:p>
+      <w:pPr>
+        <w:pStyle w:val="NormalWeb"/>
+        <w:spacing w:before="0" w:beforeAutospacing="0" w:after="0" w:afterAutospacing="0"/>
+        <w:rPr>
+          <w:rFonts w:ascii="Verdana" w:hAnsi="Verdana"/>
+          <w:b/>
+          <w:bCs/>
+          <w:sz w:val="18"/>
+          <w:szCs w:val="18"/>
+        </w:rPr>
+      </w:pPr>
     </w:p>
     <w:p>
       <w:pPr>
@@ -1567,7 +1911,7 @@
                     <pic:cNvPicPr/>
                   </pic:nvPicPr>
                   <pic:blipFill>
-                    <a:blip r:embed="rId11">
+                    <a:blip r:embed="rId12">
                       <a:extLst>
                         <a:ext uri="{28A0092B-C50C-407E-A947-70E740481C1C}">
                           <a14:useLocalDpi xmlns:a14="http://schemas.microsoft.com/office/drawing/2010/main" val="0"/>
@@ -1820,7 +2164,7 @@
                     <pic:cNvPicPr/>
                   </pic:nvPicPr>
                   <pic:blipFill>
-                    <a:blip r:embed="rId11">
+                    <a:blip r:embed="rId12">
                       <a:extLst>
                         <a:ext uri="{28A0092B-C50C-407E-A947-70E740481C1C}">
                           <a14:useLocalDpi xmlns:a14="http://schemas.microsoft.com/office/drawing/2010/main" val="0"/>
@@ -2051,32 +2395,10 @@
         <w:spacing w:before="0" w:beforeAutospacing="0" w:after="0" w:afterAutospacing="0"/>
       </w:pPr>
     </w:p>
-    <w:p>
-      <w:pPr>
-        <w:pStyle w:val="NormalWeb"/>
-        <w:spacing w:before="0" w:beforeAutospacing="0" w:after="0" w:afterAutospacing="0"/>
-      </w:pPr>
-      <w:r>
-        <w:lastRenderedPageBreak/>
-        <w:t>Archive:</w:t>
-      </w:r>
-    </w:p>
-    <w:p>
-      <w:pPr>
-        <w:pStyle w:val="NormalWeb"/>
-        <w:spacing w:before="0" w:beforeAutospacing="0" w:after="0" w:afterAutospacing="0"/>
-      </w:pPr>
-    </w:p>
-    <w:p>
-      <w:pPr>
-        <w:pStyle w:val="NormalWeb"/>
-        <w:spacing w:before="0" w:beforeAutospacing="0" w:after="0" w:afterAutospacing="0"/>
-      </w:pPr>
-    </w:p>
     <w:sectPr>
-      <w:headerReference w:type="default" r:id="rId12"/>
+      <w:type w:val="continuous"/>
       <w:pgSz w:w="12240" w:h="15840"/>
-      <w:pgMar w:top="720" w:right="720" w:bottom="720" w:left="720" w:header="720" w:footer="720" w:gutter="0"/>
+      <w:pgMar w:top="576" w:right="288" w:bottom="576" w:left="288" w:header="720" w:footer="720" w:gutter="0"/>
       <w:cols w:space="720"/>
       <w:docGrid w:linePitch="360"/>
     </w:sectPr>
@@ -2170,7 +2492,7 @@
           <wp:extent cx="923925" cy="923925"/>
           <wp:effectExtent l="0" t="0" r="9525" b="9525"/>
           <wp:wrapSquare wrapText="bothSides"/>
-          <wp:docPr id="3" name="Picture 2" descr="profile image"/>
+          <wp:docPr id="1067060723" name="Picture 2" descr="profile image"/>
           <wp:cNvGraphicFramePr>
             <a:graphicFrameLocks xmlns:a="http://schemas.openxmlformats.org/drawingml/2006/main" noChangeAspect="1"/>
           </wp:cNvGraphicFramePr>
@@ -2228,6 +2550,232 @@
 <file path=word/numbering.xml><?xml version="1.0" encoding="utf-8"?>
 <w:numbering xmlns:wpc="http://schemas.microsoft.com/office/word/2010/wordprocessingCanvas" xmlns:cx="http://schemas.microsoft.com/office/drawing/2014/chartex" xmlns:cx1="http://schemas.microsoft.com/office/drawing/2015/9/8/chartex" xmlns:cx2="http://schemas.microsoft.com/office/drawing/2015/10/21/chartex" xmlns:cx3="http://schemas.microsoft.com/office/drawing/2016/5/9/chartex" xmlns:cx4="http://schemas.microsoft.com/office/drawing/2016/5/10/chartex" xmlns:cx5="http://schemas.microsoft.com/office/drawing/2016/5/11/chartex" xmlns:cx6="http://schemas.microsoft.com/office/drawing/2016/5/12/chartex" xmlns:cx7="http://schemas.microsoft.com/office/drawing/2016/5/13/chartex" xmlns:cx8="http://schemas.microsoft.com/office/drawing/2016/5/14/chartex" xmlns:mc="http://schemas.openxmlformats.org/markup-compatibility/2006" xmlns:aink="http://schemas.microsoft.com/office/drawing/2016/ink" xmlns:am3d="http://schemas.microsoft.com/office/drawing/2017/model3d" xmlns:o="urn:schemas-microsoft-com:office:office" xmlns:oel="http://schemas.microsoft.com/office/2019/extlst" xmlns:r="http://schemas.openxmlformats.org/officeDocument/2006/relationships" xmlns:m="http://schemas.openxmlformats.org/officeDocument/2006/math" xmlns:v="urn:schemas-microsoft-com:vml" xmlns:wp14="http://schemas.microsoft.com/office/word/2010/wordprocessingDrawing" xmlns:wp="http://schemas.openxmlformats.org/drawingml/2006/wordprocessingDrawing" xmlns:w10="urn:schemas-microsoft-com:office:word" xmlns:w="http://schemas.openxmlformats.org/wordprocessingml/2006/main" xmlns:w14="http://schemas.microsoft.com/office/word/2010/wordml" xmlns:w15="http://schemas.microsoft.com/office/word/2012/wordml" xmlns:w16cex="http://schemas.microsoft.com/office/word/2018/wordml/cex" xmlns:w16cid="http://schemas.microsoft.com/office/word/2016/wordml/cid" xmlns:w16="http://schemas.microsoft.com/office/word/2018/wordml" xmlns:w16du="http://schemas.microsoft.com/office/word/2023/wordml/word16du" xmlns:w16sdtdh="http://schemas.microsoft.com/office/word/2020/wordml/sdtdatahash" xmlns:w16sdtfl="http://schemas.microsoft.com/office/word/2024/wordml/sdtformatlock" xmlns:w16se="http://schemas.microsoft.com/office/word/2015/wordml/symex" xmlns:wpg="http://schemas.microsoft.com/office/word/2010/wordprocessingGroup" xmlns:wpi="http://schemas.microsoft.com/office/word/2010/wordprocessingInk" xmlns:wne="http://schemas.microsoft.com/office/word/2006/wordml" xmlns:wps="http://schemas.microsoft.com/office/word/2010/wordprocessingShape" mc:Ignorable="w14 w15 w16se w16cid w16 w16cex w16sdtdh w16sdtfl w16du wp14">
   <w:abstractNum w:abstractNumId="0" w15:restartNumberingAfterBreak="0">
+    <w:nsid w:val="04EB4EB8"/>
+    <w:multiLevelType w:val="hybridMultilevel"/>
+    <w:tmpl w:val="7FDE08F6"/>
+    <w:lvl w:ilvl="0" w:tplc="04090001">
+      <w:start w:val="1"/>
+      <w:numFmt w:val="bullet"/>
+      <w:lvlText w:val=""/>
+      <w:lvlJc w:val="left"/>
+      <w:pPr>
+        <w:ind w:left="720" w:hanging="360"/>
+      </w:pPr>
+      <w:rPr>
+        <w:rFonts w:ascii="Symbol" w:hAnsi="Symbol" w:hint="default"/>
+      </w:rPr>
+    </w:lvl>
+    <w:lvl w:ilvl="1" w:tplc="04090003" w:tentative="1">
+      <w:start w:val="1"/>
+      <w:numFmt w:val="bullet"/>
+      <w:lvlText w:val="o"/>
+      <w:lvlJc w:val="left"/>
+      <w:pPr>
+        <w:ind w:left="1440" w:hanging="360"/>
+      </w:pPr>
+      <w:rPr>
+        <w:rFonts w:ascii="Courier New" w:hAnsi="Courier New" w:cs="Courier New" w:hint="default"/>
+      </w:rPr>
+    </w:lvl>
+    <w:lvl w:ilvl="2" w:tplc="04090005" w:tentative="1">
+      <w:start w:val="1"/>
+      <w:numFmt w:val="bullet"/>
+      <w:lvlText w:val=""/>
+      <w:lvlJc w:val="left"/>
+      <w:pPr>
+        <w:ind w:left="2160" w:hanging="360"/>
+      </w:pPr>
+      <w:rPr>
+        <w:rFonts w:ascii="Wingdings" w:hAnsi="Wingdings" w:hint="default"/>
+      </w:rPr>
+    </w:lvl>
+    <w:lvl w:ilvl="3" w:tplc="04090001" w:tentative="1">
+      <w:start w:val="1"/>
+      <w:numFmt w:val="bullet"/>
+      <w:lvlText w:val=""/>
+      <w:lvlJc w:val="left"/>
+      <w:pPr>
+        <w:ind w:left="2880" w:hanging="360"/>
+      </w:pPr>
+      <w:rPr>
+        <w:rFonts w:ascii="Symbol" w:hAnsi="Symbol" w:hint="default"/>
+      </w:rPr>
+    </w:lvl>
+    <w:lvl w:ilvl="4" w:tplc="04090003" w:tentative="1">
+      <w:start w:val="1"/>
+      <w:numFmt w:val="bullet"/>
+      <w:lvlText w:val="o"/>
+      <w:lvlJc w:val="left"/>
+      <w:pPr>
+        <w:ind w:left="3600" w:hanging="360"/>
+      </w:pPr>
+      <w:rPr>
+        <w:rFonts w:ascii="Courier New" w:hAnsi="Courier New" w:cs="Courier New" w:hint="default"/>
+      </w:rPr>
+    </w:lvl>
+    <w:lvl w:ilvl="5" w:tplc="04090005" w:tentative="1">
+      <w:start w:val="1"/>
+      <w:numFmt w:val="bullet"/>
+      <w:lvlText w:val=""/>
+      <w:lvlJc w:val="left"/>
+      <w:pPr>
+        <w:ind w:left="4320" w:hanging="360"/>
+      </w:pPr>
+      <w:rPr>
+        <w:rFonts w:ascii="Wingdings" w:hAnsi="Wingdings" w:hint="default"/>
+      </w:rPr>
+    </w:lvl>
+    <w:lvl w:ilvl="6" w:tplc="04090001" w:tentative="1">
+      <w:start w:val="1"/>
+      <w:numFmt w:val="bullet"/>
+      <w:lvlText w:val=""/>
+      <w:lvlJc w:val="left"/>
+      <w:pPr>
+        <w:ind w:left="5040" w:hanging="360"/>
+      </w:pPr>
+      <w:rPr>
+        <w:rFonts w:ascii="Symbol" w:hAnsi="Symbol" w:hint="default"/>
+      </w:rPr>
+    </w:lvl>
+    <w:lvl w:ilvl="7" w:tplc="04090003" w:tentative="1">
+      <w:start w:val="1"/>
+      <w:numFmt w:val="bullet"/>
+      <w:lvlText w:val="o"/>
+      <w:lvlJc w:val="left"/>
+      <w:pPr>
+        <w:ind w:left="5760" w:hanging="360"/>
+      </w:pPr>
+      <w:rPr>
+        <w:rFonts w:ascii="Courier New" w:hAnsi="Courier New" w:cs="Courier New" w:hint="default"/>
+      </w:rPr>
+    </w:lvl>
+    <w:lvl w:ilvl="8" w:tplc="04090005" w:tentative="1">
+      <w:start w:val="1"/>
+      <w:numFmt w:val="bullet"/>
+      <w:lvlText w:val=""/>
+      <w:lvlJc w:val="left"/>
+      <w:pPr>
+        <w:ind w:left="6480" w:hanging="360"/>
+      </w:pPr>
+      <w:rPr>
+        <w:rFonts w:ascii="Wingdings" w:hAnsi="Wingdings" w:hint="default"/>
+      </w:rPr>
+    </w:lvl>
+  </w:abstractNum>
+  <w:abstractNum w:abstractNumId="1" w15:restartNumberingAfterBreak="0">
+    <w:nsid w:val="1F4A7FE9"/>
+    <w:multiLevelType w:val="hybridMultilevel"/>
+    <w:tmpl w:val="CC821404"/>
+    <w:lvl w:ilvl="0" w:tplc="04090001">
+      <w:start w:val="1"/>
+      <w:numFmt w:val="bullet"/>
+      <w:lvlText w:val=""/>
+      <w:lvlJc w:val="left"/>
+      <w:pPr>
+        <w:ind w:left="720" w:hanging="360"/>
+      </w:pPr>
+      <w:rPr>
+        <w:rFonts w:ascii="Symbol" w:hAnsi="Symbol" w:hint="default"/>
+      </w:rPr>
+    </w:lvl>
+    <w:lvl w:ilvl="1" w:tplc="04090003" w:tentative="1">
+      <w:start w:val="1"/>
+      <w:numFmt w:val="bullet"/>
+      <w:lvlText w:val="o"/>
+      <w:lvlJc w:val="left"/>
+      <w:pPr>
+        <w:ind w:left="1440" w:hanging="360"/>
+      </w:pPr>
+      <w:rPr>
+        <w:rFonts w:ascii="Courier New" w:hAnsi="Courier New" w:cs="Courier New" w:hint="default"/>
+      </w:rPr>
+    </w:lvl>
+    <w:lvl w:ilvl="2" w:tplc="04090005" w:tentative="1">
+      <w:start w:val="1"/>
+      <w:numFmt w:val="bullet"/>
+      <w:lvlText w:val=""/>
+      <w:lvlJc w:val="left"/>
+      <w:pPr>
+        <w:ind w:left="2160" w:hanging="360"/>
+      </w:pPr>
+      <w:rPr>
+        <w:rFonts w:ascii="Wingdings" w:hAnsi="Wingdings" w:hint="default"/>
+      </w:rPr>
+    </w:lvl>
+    <w:lvl w:ilvl="3" w:tplc="04090001" w:tentative="1">
+      <w:start w:val="1"/>
+      <w:numFmt w:val="bullet"/>
+      <w:lvlText w:val=""/>
+      <w:lvlJc w:val="left"/>
+      <w:pPr>
+        <w:ind w:left="2880" w:hanging="360"/>
+      </w:pPr>
+      <w:rPr>
+        <w:rFonts w:ascii="Symbol" w:hAnsi="Symbol" w:hint="default"/>
+      </w:rPr>
+    </w:lvl>
+    <w:lvl w:ilvl="4" w:tplc="04090003" w:tentative="1">
+      <w:start w:val="1"/>
+      <w:numFmt w:val="bullet"/>
+      <w:lvlText w:val="o"/>
+      <w:lvlJc w:val="left"/>
+      <w:pPr>
+        <w:ind w:left="3600" w:hanging="360"/>
+      </w:pPr>
+      <w:rPr>
+        <w:rFonts w:ascii="Courier New" w:hAnsi="Courier New" w:cs="Courier New" w:hint="default"/>
+      </w:rPr>
+    </w:lvl>
+    <w:lvl w:ilvl="5" w:tplc="04090005" w:tentative="1">
+      <w:start w:val="1"/>
+      <w:numFmt w:val="bullet"/>
+      <w:lvlText w:val=""/>
+      <w:lvlJc w:val="left"/>
+      <w:pPr>
+        <w:ind w:left="4320" w:hanging="360"/>
+      </w:pPr>
+      <w:rPr>
+        <w:rFonts w:ascii="Wingdings" w:hAnsi="Wingdings" w:hint="default"/>
+      </w:rPr>
+    </w:lvl>
+    <w:lvl w:ilvl="6" w:tplc="04090001" w:tentative="1">
+      <w:start w:val="1"/>
+      <w:numFmt w:val="bullet"/>
+      <w:lvlText w:val=""/>
+      <w:lvlJc w:val="left"/>
+      <w:pPr>
+        <w:ind w:left="5040" w:hanging="360"/>
+      </w:pPr>
+      <w:rPr>
+        <w:rFonts w:ascii="Symbol" w:hAnsi="Symbol" w:hint="default"/>
+      </w:rPr>
+    </w:lvl>
+    <w:lvl w:ilvl="7" w:tplc="04090003" w:tentative="1">
+      <w:start w:val="1"/>
+      <w:numFmt w:val="bullet"/>
+      <w:lvlText w:val="o"/>
+      <w:lvlJc w:val="left"/>
+      <w:pPr>
+        <w:ind w:left="5760" w:hanging="360"/>
+      </w:pPr>
+      <w:rPr>
+        <w:rFonts w:ascii="Courier New" w:hAnsi="Courier New" w:cs="Courier New" w:hint="default"/>
+      </w:rPr>
+    </w:lvl>
+    <w:lvl w:ilvl="8" w:tplc="04090005" w:tentative="1">
+      <w:start w:val="1"/>
+      <w:numFmt w:val="bullet"/>
+      <w:lvlText w:val=""/>
+      <w:lvlJc w:val="left"/>
+      <w:pPr>
+        <w:ind w:left="6480" w:hanging="360"/>
+      </w:pPr>
+      <w:rPr>
+        <w:rFonts w:ascii="Wingdings" w:hAnsi="Wingdings" w:hint="default"/>
+      </w:rPr>
+    </w:lvl>
+  </w:abstractNum>
+  <w:abstractNum w:abstractNumId="2" w15:restartNumberingAfterBreak="0">
     <w:nsid w:val="2C840D6A"/>
     <w:multiLevelType w:val="hybridMultilevel"/>
     <w:tmpl w:val="A60EE1C8"/>
@@ -2340,7 +2888,7 @@
       </w:rPr>
     </w:lvl>
   </w:abstractNum>
-  <w:abstractNum w:abstractNumId="1" w15:restartNumberingAfterBreak="0">
+  <w:abstractNum w:abstractNumId="3" w15:restartNumberingAfterBreak="0">
     <w:nsid w:val="319E30A8"/>
     <w:multiLevelType w:val="hybridMultilevel"/>
     <w:tmpl w:val="A2BC8C66"/>
@@ -2453,7 +3001,7 @@
       </w:rPr>
     </w:lvl>
   </w:abstractNum>
-  <w:abstractNum w:abstractNumId="2" w15:restartNumberingAfterBreak="0">
+  <w:abstractNum w:abstractNumId="4" w15:restartNumberingAfterBreak="0">
     <w:nsid w:val="31F370DC"/>
     <w:multiLevelType w:val="hybridMultilevel"/>
     <w:tmpl w:val="E4C84D8E"/>
@@ -2566,7 +3114,7 @@
       </w:rPr>
     </w:lvl>
   </w:abstractNum>
-  <w:abstractNum w:abstractNumId="3" w15:restartNumberingAfterBreak="0">
+  <w:abstractNum w:abstractNumId="5" w15:restartNumberingAfterBreak="0">
     <w:nsid w:val="337A1248"/>
     <w:multiLevelType w:val="hybridMultilevel"/>
     <w:tmpl w:val="20301236"/>
@@ -2679,7 +3227,7 @@
       </w:rPr>
     </w:lvl>
   </w:abstractNum>
-  <w:abstractNum w:abstractNumId="4" w15:restartNumberingAfterBreak="0">
+  <w:abstractNum w:abstractNumId="6" w15:restartNumberingAfterBreak="0">
     <w:nsid w:val="499B7C49"/>
     <w:multiLevelType w:val="multilevel"/>
     <w:tmpl w:val="9DBA6052"/>
@@ -2828,7 +3376,120 @@
       </w:rPr>
     </w:lvl>
   </w:abstractNum>
-  <w:abstractNum w:abstractNumId="5" w15:restartNumberingAfterBreak="0">
+  <w:abstractNum w:abstractNumId="7" w15:restartNumberingAfterBreak="0">
+    <w:nsid w:val="4FA823FB"/>
+    <w:multiLevelType w:val="hybridMultilevel"/>
+    <w:tmpl w:val="7D745214"/>
+    <w:lvl w:ilvl="0" w:tplc="04090001">
+      <w:start w:val="1"/>
+      <w:numFmt w:val="bullet"/>
+      <w:lvlText w:val=""/>
+      <w:lvlJc w:val="left"/>
+      <w:pPr>
+        <w:ind w:left="720" w:hanging="360"/>
+      </w:pPr>
+      <w:rPr>
+        <w:rFonts w:ascii="Symbol" w:hAnsi="Symbol" w:hint="default"/>
+      </w:rPr>
+    </w:lvl>
+    <w:lvl w:ilvl="1" w:tplc="04090003" w:tentative="1">
+      <w:start w:val="1"/>
+      <w:numFmt w:val="bullet"/>
+      <w:lvlText w:val="o"/>
+      <w:lvlJc w:val="left"/>
+      <w:pPr>
+        <w:ind w:left="1440" w:hanging="360"/>
+      </w:pPr>
+      <w:rPr>
+        <w:rFonts w:ascii="Courier New" w:hAnsi="Courier New" w:cs="Courier New" w:hint="default"/>
+      </w:rPr>
+    </w:lvl>
+    <w:lvl w:ilvl="2" w:tplc="04090005" w:tentative="1">
+      <w:start w:val="1"/>
+      <w:numFmt w:val="bullet"/>
+      <w:lvlText w:val=""/>
+      <w:lvlJc w:val="left"/>
+      <w:pPr>
+        <w:ind w:left="2160" w:hanging="360"/>
+      </w:pPr>
+      <w:rPr>
+        <w:rFonts w:ascii="Wingdings" w:hAnsi="Wingdings" w:hint="default"/>
+      </w:rPr>
+    </w:lvl>
+    <w:lvl w:ilvl="3" w:tplc="04090001" w:tentative="1">
+      <w:start w:val="1"/>
+      <w:numFmt w:val="bullet"/>
+      <w:lvlText w:val=""/>
+      <w:lvlJc w:val="left"/>
+      <w:pPr>
+        <w:ind w:left="2880" w:hanging="360"/>
+      </w:pPr>
+      <w:rPr>
+        <w:rFonts w:ascii="Symbol" w:hAnsi="Symbol" w:hint="default"/>
+      </w:rPr>
+    </w:lvl>
+    <w:lvl w:ilvl="4" w:tplc="04090003" w:tentative="1">
+      <w:start w:val="1"/>
+      <w:numFmt w:val="bullet"/>
+      <w:lvlText w:val="o"/>
+      <w:lvlJc w:val="left"/>
+      <w:pPr>
+        <w:ind w:left="3600" w:hanging="360"/>
+      </w:pPr>
+      <w:rPr>
+        <w:rFonts w:ascii="Courier New" w:hAnsi="Courier New" w:cs="Courier New" w:hint="default"/>
+      </w:rPr>
+    </w:lvl>
+    <w:lvl w:ilvl="5" w:tplc="04090005" w:tentative="1">
+      <w:start w:val="1"/>
+      <w:numFmt w:val="bullet"/>
+      <w:lvlText w:val=""/>
+      <w:lvlJc w:val="left"/>
+      <w:pPr>
+        <w:ind w:left="4320" w:hanging="360"/>
+      </w:pPr>
+      <w:rPr>
+        <w:rFonts w:ascii="Wingdings" w:hAnsi="Wingdings" w:hint="default"/>
+      </w:rPr>
+    </w:lvl>
+    <w:lvl w:ilvl="6" w:tplc="04090001" w:tentative="1">
+      <w:start w:val="1"/>
+      <w:numFmt w:val="bullet"/>
+      <w:lvlText w:val=""/>
+      <w:lvlJc w:val="left"/>
+      <w:pPr>
+        <w:ind w:left="5040" w:hanging="360"/>
+      </w:pPr>
+      <w:rPr>
+        <w:rFonts w:ascii="Symbol" w:hAnsi="Symbol" w:hint="default"/>
+      </w:rPr>
+    </w:lvl>
+    <w:lvl w:ilvl="7" w:tplc="04090003" w:tentative="1">
+      <w:start w:val="1"/>
+      <w:numFmt w:val="bullet"/>
+      <w:lvlText w:val="o"/>
+      <w:lvlJc w:val="left"/>
+      <w:pPr>
+        <w:ind w:left="5760" w:hanging="360"/>
+      </w:pPr>
+      <w:rPr>
+        <w:rFonts w:ascii="Courier New" w:hAnsi="Courier New" w:cs="Courier New" w:hint="default"/>
+      </w:rPr>
+    </w:lvl>
+    <w:lvl w:ilvl="8" w:tplc="04090005" w:tentative="1">
+      <w:start w:val="1"/>
+      <w:numFmt w:val="bullet"/>
+      <w:lvlText w:val=""/>
+      <w:lvlJc w:val="left"/>
+      <w:pPr>
+        <w:ind w:left="6480" w:hanging="360"/>
+      </w:pPr>
+      <w:rPr>
+        <w:rFonts w:ascii="Wingdings" w:hAnsi="Wingdings" w:hint="default"/>
+      </w:rPr>
+    </w:lvl>
+  </w:abstractNum>
+  <w:abstractNum w:abstractNumId="8" w15:restartNumberingAfterBreak="0">
     <w:nsid w:val="5190514B"/>
     <w:multiLevelType w:val="hybridMultilevel"/>
     <w:tmpl w:val="EB76B2FC"/>
@@ -2941,7 +3602,7 @@
       </w:rPr>
     </w:lvl>
   </w:abstractNum>
-  <w:abstractNum w:abstractNumId="6" w15:restartNumberingAfterBreak="0">
+  <w:abstractNum w:abstractNumId="9" w15:restartNumberingAfterBreak="0">
     <w:nsid w:val="54F1794B"/>
     <w:multiLevelType w:val="hybridMultilevel"/>
     <w:tmpl w:val="ED0C828C"/>
@@ -3054,7 +3715,7 @@
       </w:rPr>
     </w:lvl>
   </w:abstractNum>
-  <w:abstractNum w:abstractNumId="7" w15:restartNumberingAfterBreak="0">
+  <w:abstractNum w:abstractNumId="10" w15:restartNumberingAfterBreak="0">
     <w:nsid w:val="56B80AA9"/>
     <w:multiLevelType w:val="hybridMultilevel"/>
     <w:tmpl w:val="349CB2C8"/>
@@ -3167,7 +3828,7 @@
       </w:rPr>
     </w:lvl>
   </w:abstractNum>
-  <w:abstractNum w:abstractNumId="8" w15:restartNumberingAfterBreak="0">
+  <w:abstractNum w:abstractNumId="11" w15:restartNumberingAfterBreak="0">
     <w:nsid w:val="616941B7"/>
     <w:multiLevelType w:val="multilevel"/>
     <w:tmpl w:val="A822A8FA"/>
@@ -3316,7 +3977,7 @@
       </w:rPr>
     </w:lvl>
   </w:abstractNum>
-  <w:abstractNum w:abstractNumId="9" w15:restartNumberingAfterBreak="0">
+  <w:abstractNum w:abstractNumId="12" w15:restartNumberingAfterBreak="0">
     <w:nsid w:val="61BA6ACE"/>
     <w:multiLevelType w:val="multilevel"/>
     <w:tmpl w:val="5F64F3F8"/>
@@ -3465,7 +4126,7 @@
       </w:rPr>
     </w:lvl>
   </w:abstractNum>
-  <w:abstractNum w:abstractNumId="10" w15:restartNumberingAfterBreak="0">
+  <w:abstractNum w:abstractNumId="13" w15:restartNumberingAfterBreak="0">
     <w:nsid w:val="64EC7907"/>
     <w:multiLevelType w:val="hybridMultilevel"/>
     <w:tmpl w:val="0CE6363E"/>
@@ -3578,7 +4239,7 @@
       </w:rPr>
     </w:lvl>
   </w:abstractNum>
-  <w:abstractNum w:abstractNumId="11" w15:restartNumberingAfterBreak="0">
+  <w:abstractNum w:abstractNumId="14" w15:restartNumberingAfterBreak="0">
     <w:nsid w:val="72F74D29"/>
     <w:multiLevelType w:val="hybridMultilevel"/>
     <w:tmpl w:val="A8C88010"/>
@@ -3691,7 +4352,7 @@
       </w:rPr>
     </w:lvl>
   </w:abstractNum>
-  <w:abstractNum w:abstractNumId="12" w15:restartNumberingAfterBreak="0">
+  <w:abstractNum w:abstractNumId="15" w15:restartNumberingAfterBreak="0">
     <w:nsid w:val="742B5CAC"/>
     <w:multiLevelType w:val="hybridMultilevel"/>
     <w:tmpl w:val="FEDE212C"/>
@@ -3804,7 +4465,7 @@
       </w:rPr>
     </w:lvl>
   </w:abstractNum>
-  <w:abstractNum w:abstractNumId="13" w15:restartNumberingAfterBreak="0">
+  <w:abstractNum w:abstractNumId="16" w15:restartNumberingAfterBreak="0">
     <w:nsid w:val="7545172E"/>
     <w:multiLevelType w:val="hybridMultilevel"/>
     <w:tmpl w:val="0F44E992"/>
@@ -3917,7 +4578,120 @@
       </w:rPr>
     </w:lvl>
   </w:abstractNum>
-  <w:abstractNum w:abstractNumId="14" w15:restartNumberingAfterBreak="0">
+  <w:abstractNum w:abstractNumId="17" w15:restartNumberingAfterBreak="0">
+    <w:nsid w:val="778F70C0"/>
+    <w:multiLevelType w:val="hybridMultilevel"/>
+    <w:tmpl w:val="8AAEC292"/>
+    <w:lvl w:ilvl="0" w:tplc="04090001">
+      <w:start w:val="1"/>
+      <w:numFmt w:val="bullet"/>
+      <w:lvlText w:val=""/>
+      <w:lvlJc w:val="left"/>
+      <w:pPr>
+        <w:ind w:left="720" w:hanging="360"/>
+      </w:pPr>
+      <w:rPr>
+        <w:rFonts w:ascii="Symbol" w:hAnsi="Symbol" w:hint="default"/>
+      </w:rPr>
+    </w:lvl>
+    <w:lvl w:ilvl="1" w:tplc="04090003" w:tentative="1">
+      <w:start w:val="1"/>
+      <w:numFmt w:val="bullet"/>
+      <w:lvlText w:val="o"/>
+      <w:lvlJc w:val="left"/>
+      <w:pPr>
+        <w:ind w:left="1440" w:hanging="360"/>
+      </w:pPr>
+      <w:rPr>
+        <w:rFonts w:ascii="Courier New" w:hAnsi="Courier New" w:cs="Courier New" w:hint="default"/>
+      </w:rPr>
+    </w:lvl>
+    <w:lvl w:ilvl="2" w:tplc="04090005" w:tentative="1">
+      <w:start w:val="1"/>
+      <w:numFmt w:val="bullet"/>
+      <w:lvlText w:val=""/>
+      <w:lvlJc w:val="left"/>
+      <w:pPr>
+        <w:ind w:left="2160" w:hanging="360"/>
+      </w:pPr>
+      <w:rPr>
+        <w:rFonts w:ascii="Wingdings" w:hAnsi="Wingdings" w:hint="default"/>
+      </w:rPr>
+    </w:lvl>
+    <w:lvl w:ilvl="3" w:tplc="04090001" w:tentative="1">
+      <w:start w:val="1"/>
+      <w:numFmt w:val="bullet"/>
+      <w:lvlText w:val=""/>
+      <w:lvlJc w:val="left"/>
+      <w:pPr>
+        <w:ind w:left="2880" w:hanging="360"/>
+      </w:pPr>
+      <w:rPr>
+        <w:rFonts w:ascii="Symbol" w:hAnsi="Symbol" w:hint="default"/>
+      </w:rPr>
+    </w:lvl>
+    <w:lvl w:ilvl="4" w:tplc="04090003" w:tentative="1">
+      <w:start w:val="1"/>
+      <w:numFmt w:val="bullet"/>
+      <w:lvlText w:val="o"/>
+      <w:lvlJc w:val="left"/>
+      <w:pPr>
+        <w:ind w:left="3600" w:hanging="360"/>
+      </w:pPr>
+      <w:rPr>
+        <w:rFonts w:ascii="Courier New" w:hAnsi="Courier New" w:cs="Courier New" w:hint="default"/>
+      </w:rPr>
+    </w:lvl>
+    <w:lvl w:ilvl="5" w:tplc="04090005" w:tentative="1">
+      <w:start w:val="1"/>
+      <w:numFmt w:val="bullet"/>
+      <w:lvlText w:val=""/>
+      <w:lvlJc w:val="left"/>
+      <w:pPr>
+        <w:ind w:left="4320" w:hanging="360"/>
+      </w:pPr>
+      <w:rPr>
+        <w:rFonts w:ascii="Wingdings" w:hAnsi="Wingdings" w:hint="default"/>
+      </w:rPr>
+    </w:lvl>
+    <w:lvl w:ilvl="6" w:tplc="04090001" w:tentative="1">
+      <w:start w:val="1"/>
+      <w:numFmt w:val="bullet"/>
+      <w:lvlText w:val=""/>
+      <w:lvlJc w:val="left"/>
+      <w:pPr>
+        <w:ind w:left="5040" w:hanging="360"/>
+      </w:pPr>
+      <w:rPr>
+        <w:rFonts w:ascii="Symbol" w:hAnsi="Symbol" w:hint="default"/>
+      </w:rPr>
+    </w:lvl>
+    <w:lvl w:ilvl="7" w:tplc="04090003" w:tentative="1">
+      <w:start w:val="1"/>
+      <w:numFmt w:val="bullet"/>
+      <w:lvlText w:val="o"/>
+      <w:lvlJc w:val="left"/>
+      <w:pPr>
+        <w:ind w:left="5760" w:hanging="360"/>
+      </w:pPr>
+      <w:rPr>
+        <w:rFonts w:ascii="Courier New" w:hAnsi="Courier New" w:cs="Courier New" w:hint="default"/>
+      </w:rPr>
+    </w:lvl>
+    <w:lvl w:ilvl="8" w:tplc="04090005" w:tentative="1">
+      <w:start w:val="1"/>
+      <w:numFmt w:val="bullet"/>
+      <w:lvlText w:val=""/>
+      <w:lvlJc w:val="left"/>
+      <w:pPr>
+        <w:ind w:left="6480" w:hanging="360"/>
+      </w:pPr>
+      <w:rPr>
+        <w:rFonts w:ascii="Wingdings" w:hAnsi="Wingdings" w:hint="default"/>
+      </w:rPr>
+    </w:lvl>
+  </w:abstractNum>
+  <w:abstractNum w:abstractNumId="18" w15:restartNumberingAfterBreak="0">
     <w:nsid w:val="7AF90773"/>
     <w:multiLevelType w:val="hybridMultilevel"/>
     <w:tmpl w:val="DA58F6FE"/>
@@ -4030,7 +4804,7 @@
       </w:rPr>
     </w:lvl>
   </w:abstractNum>
-  <w:abstractNum w:abstractNumId="15" w15:restartNumberingAfterBreak="0">
+  <w:abstractNum w:abstractNumId="19" w15:restartNumberingAfterBreak="0">
     <w:nsid w:val="7BCE6DE5"/>
     <w:multiLevelType w:val="multilevel"/>
     <w:tmpl w:val="5074E054"/>
@@ -4180,52 +4954,64 @@
     </w:lvl>
   </w:abstractNum>
   <w:num w:numId="1" w16cid:durableId="2014798781">
+    <w:abstractNumId w:val="11"/>
+  </w:num>
+  <w:num w:numId="2" w16cid:durableId="1245994394">
+    <w:abstractNumId w:val="19"/>
+  </w:num>
+  <w:num w:numId="3" w16cid:durableId="1462185608">
+    <w:abstractNumId w:val="6"/>
+  </w:num>
+  <w:num w:numId="4" w16cid:durableId="258682676">
+    <w:abstractNumId w:val="12"/>
+  </w:num>
+  <w:num w:numId="5" w16cid:durableId="1206142938">
+    <w:abstractNumId w:val="10"/>
+  </w:num>
+  <w:num w:numId="6" w16cid:durableId="61680994">
+    <w:abstractNumId w:val="13"/>
+  </w:num>
+  <w:num w:numId="7" w16cid:durableId="1295863945">
+    <w:abstractNumId w:val="9"/>
+  </w:num>
+  <w:num w:numId="8" w16cid:durableId="2142993326">
+    <w:abstractNumId w:val="5"/>
+  </w:num>
+  <w:num w:numId="9" w16cid:durableId="1788431463">
+    <w:abstractNumId w:val="14"/>
+  </w:num>
+  <w:num w:numId="10" w16cid:durableId="1029720377">
+    <w:abstractNumId w:val="15"/>
+  </w:num>
+  <w:num w:numId="11" w16cid:durableId="947274145">
+    <w:abstractNumId w:val="16"/>
+  </w:num>
+  <w:num w:numId="12" w16cid:durableId="926426011">
+    <w:abstractNumId w:val="4"/>
+  </w:num>
+  <w:num w:numId="13" w16cid:durableId="2117477442">
+    <w:abstractNumId w:val="2"/>
+  </w:num>
+  <w:num w:numId="14" w16cid:durableId="504589395">
+    <w:abstractNumId w:val="18"/>
+  </w:num>
+  <w:num w:numId="15" w16cid:durableId="730152255">
     <w:abstractNumId w:val="8"/>
   </w:num>
-  <w:num w:numId="2" w16cid:durableId="1245994394">
-    <w:abstractNumId w:val="15"/>
+  <w:num w:numId="16" w16cid:durableId="1915815073">
+    <w:abstractNumId w:val="3"/>
   </w:num>
-  <w:num w:numId="3" w16cid:durableId="1462185608">
-    <w:abstractNumId w:val="4"/>
-  </w:num>
-  <w:num w:numId="4" w16cid:durableId="258682676">
-    <w:abstractNumId w:val="9"/>
-  </w:num>
-  <w:num w:numId="5" w16cid:durableId="1206142938">
+  <w:num w:numId="17" w16cid:durableId="910118128">
     <w:abstractNumId w:val="7"/>
   </w:num>
-  <w:num w:numId="6" w16cid:durableId="61680994">
-    <w:abstractNumId w:val="10"/>
+  <w:num w:numId="18" w16cid:durableId="1905019912">
+    <w:abstractNumId w:val="1"/>
   </w:num>
-  <w:num w:numId="7" w16cid:durableId="1295863945">
-    <w:abstractNumId w:val="6"/>
-  </w:num>
-  <w:num w:numId="8" w16cid:durableId="2142993326">
-    <w:abstractNumId w:val="3"/>
-  </w:num>
-  <w:num w:numId="9" w16cid:durableId="1788431463">
-    <w:abstractNumId w:val="11"/>
-  </w:num>
-  <w:num w:numId="10" w16cid:durableId="1029720377">
-    <w:abstractNumId w:val="12"/>
-  </w:num>
-  <w:num w:numId="11" w16cid:durableId="947274145">
-    <w:abstractNumId w:val="13"/>
-  </w:num>
-  <w:num w:numId="12" w16cid:durableId="926426011">
-    <w:abstractNumId w:val="2"/>
-  </w:num>
-  <w:num w:numId="13" w16cid:durableId="2117477442">
+  <w:num w:numId="19" w16cid:durableId="46758309">
     <w:abstractNumId w:val="0"/>
   </w:num>
-  <w:num w:numId="14" w16cid:durableId="504589395">
-    <w:abstractNumId w:val="14"/>
-  </w:num>
-  <w:num w:numId="15" w16cid:durableId="730152255">
-    <w:abstractNumId w:val="5"/>
-  </w:num>
-  <w:num w:numId="16" w16cid:durableId="1915815073">
-    <w:abstractNumId w:val="1"/>
+  <w:num w:numId="20" w16cid:durableId="669868271">
+    <w:abstractNumId w:val="17"/>
   </w:num>
 </w:numbering>
 </file>
@@ -4632,7 +5418,6 @@
   <w:style w:type="character" w:default="1" w:styleId="DefaultParagraphFont">
     <w:name w:val="Default Paragraph Font"/>
     <w:uiPriority w:val="1"/>
-    <w:semiHidden/>
     <w:unhideWhenUsed/>
   </w:style>
   <w:style w:type="table" w:default="1" w:styleId="TableNormal">
@@ -5138,21 +5923,6 @@
 </file>
 
 <file path=customXml/item1.xml><?xml version="1.0" encoding="utf-8"?>
-<?mso-contentType ?>
-<FormTemplates xmlns="http://schemas.microsoft.com/sharepoint/v3/contenttype/forms">
-  <Display>DocumentLibraryForm</Display>
-  <Edit>DocumentLibraryForm</Edit>
-  <New>DocumentLibraryForm</New>
-</FormTemplates>
-</file>
-
-<file path=customXml/item2.xml><?xml version="1.0" encoding="utf-8"?>
-<p:properties xmlns:p="http://schemas.microsoft.com/office/2006/metadata/properties" xmlns:xsi="http://www.w3.org/2001/XMLSchema-instance" xmlns:pc="http://schemas.microsoft.com/office/infopath/2007/PartnerControls">
-  <documentManagement/>
-</p:properties>
-</file>
-
-<file path=customXml/item3.xml><?xml version="1.0" encoding="utf-8"?>
 <ct:contentTypeSchema xmlns:ct="http://schemas.microsoft.com/office/2006/metadata/contentType" xmlns:ma="http://schemas.microsoft.com/office/2006/metadata/properties/metaAttributes" ct:_="" ma:_="" ma:contentTypeName="Document" ma:contentTypeID="0x010100867EABB79E639D419F3561FC1B55885E" ma:contentTypeVersion="8" ma:contentTypeDescription="Create a new document." ma:contentTypeScope="" ma:versionID="9b8f4618c88f8e0b4eb563b4cdba7a25">
   <xsd:schema xmlns:xsd="http://www.w3.org/2001/XMLSchema" xmlns:xs="http://www.w3.org/2001/XMLSchema" xmlns:p="http://schemas.microsoft.com/office/2006/metadata/properties" xmlns:ns3="52f95501-b86c-4538-939e-c7b1fca8985d" xmlns:ns4="7aa2ff15-a8d9-41ca-8ce8-8965e225dba8" targetNamespace="http://schemas.microsoft.com/office/2006/metadata/properties" ma:root="true" ma:fieldsID="4460740b4ffe848c3d514de27975c134" ns3:_="" ns4:_="">
     <xsd:import namespace="52f95501-b86c-4538-939e-c7b1fca8985d"/>
@@ -5343,24 +6113,26 @@
 </ct:contentTypeSchema>
 </file>
 
-<file path=customXml/itemProps1.xml><?xml version="1.0" encoding="utf-8"?>
-<ds:datastoreItem xmlns:ds="http://schemas.openxmlformats.org/officeDocument/2006/customXml" ds:itemID="{E9A4FFFC-63F3-4EDB-9AB0-D03C0B8CDA58}">
-  <ds:schemaRefs>
-    <ds:schemaRef ds:uri="http://schemas.microsoft.com/sharepoint/v3/contenttype/forms"/>
-  </ds:schemaRefs>
-</ds:datastoreItem>
+<file path=customXml/item2.xml><?xml version="1.0" encoding="utf-8"?>
+<p:properties xmlns:p="http://schemas.microsoft.com/office/2006/metadata/properties" xmlns:xsi="http://www.w3.org/2001/XMLSchema-instance" xmlns:pc="http://schemas.microsoft.com/office/infopath/2007/PartnerControls">
+  <documentManagement/>
+</p:properties>
 </file>
 
-<file path=customXml/itemProps2.xml><?xml version="1.0" encoding="utf-8"?>
-<ds:datastoreItem xmlns:ds="http://schemas.openxmlformats.org/officeDocument/2006/customXml" ds:itemID="{13AFB88A-A821-4CEC-B8E9-75A5A58AB48F}">
-  <ds:schemaRefs>
-    <ds:schemaRef ds:uri="http://schemas.microsoft.com/office/2006/metadata/properties"/>
-    <ds:schemaRef ds:uri="http://schemas.microsoft.com/office/infopath/2007/PartnerControls"/>
-  </ds:schemaRefs>
-</ds:datastoreItem>
+<file path=customXml/item3.xml><?xml version="1.0" encoding="utf-8"?>
+<?mso-contentType ?>
+<FormTemplates xmlns="http://schemas.microsoft.com/sharepoint/v3/contenttype/forms">
+  <Display>DocumentLibraryForm</Display>
+  <Edit>DocumentLibraryForm</Edit>
+  <New>DocumentLibraryForm</New>
+</FormTemplates>
 </file>
 
-<file path=customXml/itemProps3.xml><?xml version="1.0" encoding="utf-8"?>
+<file path=customXml/item4.xml><?xml version="1.0" encoding="utf-8"?>
+<b:Sources xmlns:b="http://schemas.openxmlformats.org/officeDocument/2006/bibliography" xmlns="http://schemas.openxmlformats.org/officeDocument/2006/bibliography" SelectedStyle="\APASixthEditionOfficeOnline.xsl" StyleName="APA" Version="6"/>
+</file>
+
+<file path=customXml/itemProps1.xml><?xml version="1.0" encoding="utf-8"?>
 <ds:datastoreItem xmlns:ds="http://schemas.openxmlformats.org/officeDocument/2006/customXml" ds:itemID="{7810582A-6560-4E6F-AB14-82514580EDE4}">
   <ds:schemaRefs>
     <ds:schemaRef ds:uri="http://schemas.microsoft.com/office/2006/metadata/contentType"/>
@@ -5377,4 +6149,29 @@
     <ds:schemaRef ds:uri="http://schemas.microsoft.com/internal/obd"/>
   </ds:schemaRefs>
 </ds:datastoreItem>
+</file>
+
+<file path=customXml/itemProps2.xml><?xml version="1.0" encoding="utf-8"?>
+<ds:datastoreItem xmlns:ds="http://schemas.openxmlformats.org/officeDocument/2006/customXml" ds:itemID="{13AFB88A-A821-4CEC-B8E9-75A5A58AB48F}">
+  <ds:schemaRefs>
+    <ds:schemaRef ds:uri="http://schemas.microsoft.com/office/2006/metadata/properties"/>
+    <ds:schemaRef ds:uri="http://schemas.microsoft.com/office/infopath/2007/PartnerControls"/>
+  </ds:schemaRefs>
+</ds:datastoreItem>
+</file>
+
+<file path=customXml/itemProps3.xml><?xml version="1.0" encoding="utf-8"?>
+<ds:datastoreItem xmlns:ds="http://schemas.openxmlformats.org/officeDocument/2006/customXml" ds:itemID="{E9A4FFFC-63F3-4EDB-9AB0-D03C0B8CDA58}">
+  <ds:schemaRefs>
+    <ds:schemaRef ds:uri="http://schemas.microsoft.com/sharepoint/v3/contenttype/forms"/>
+  </ds:schemaRefs>
+</ds:datastoreItem>
+</file>
+
+<file path=customXml/itemProps4.xml><?xml version="1.0" encoding="utf-8"?>
+<ds:datastoreItem xmlns:ds="http://schemas.openxmlformats.org/officeDocument/2006/customXml" ds:itemID="{292C12AB-BD05-4D9D-9343-F7475338414D}">
+  <ds:schemaRefs>
+    <ds:schemaRef ds:uri="http://schemas.openxmlformats.org/officeDocument/2006/bibliography"/>
+  </ds:schemaRefs>
+</ds:datastoreItem>
 </file>
--- a/%PATH_EE267%/Documents/Resumes_final/Baron Eiley Resume.docx
+++ b/%PATH_EE267%/Documents/Resumes_final/Baron Eiley Resume.docx
@@ -7,6 +7,7 @@
         <w:pStyle w:val="NormalWeb"/>
         <w:spacing w:before="0" w:beforeAutospacing="0" w:after="0" w:afterAutospacing="0"/>
         <w:ind w:left="3600" w:firstLine="720"/>
+        <w:jc w:val="both"/>
       </w:pPr>
       <w:r>
         <w:rPr>
@@ -22,8 +23,8 @@
     <w:p>
       <w:pPr>
         <w:pStyle w:val="NormalWeb"/>
-        <w:spacing w:before="0" w:beforeAutospacing="0" w:after="0" w:afterAutospacing="0"/>
-        <w:jc w:val="both"/>
+        <w:spacing w:before="0" w:beforeAutospacing="0" w:after="0" w:afterAutospacing="0" w:line="360" w:lineRule="auto"/>
+        <w:jc w:val="center"/>
         <w:rPr>
           <w:rFonts w:ascii="Verdana" w:hAnsi="Verdana"/>
           <w:sz w:val="20"/>
@@ -110,57 +111,143 @@
           <w:b/>
           <w:bCs/>
           <w:color w:val="666666"/>
-          <w:sz w:val="28"/>
-          <w:szCs w:val="28"/>
-        </w:rPr>
-      </w:pPr>
-      <w:r>
-        <w:rPr>
-          <w:noProof/>
-          <w:sz w:val="22"/>
-          <w:szCs w:val="22"/>
-        </w:rPr>
-        <w:drawing>
-          <wp:inline distT="0" distB="0" distL="0" distR="0" wp14:anchorId="29F7E079" wp14:editId="159F67E4">
-            <wp:extent cx="3981450" cy="28575"/>
-            <wp:effectExtent l="0" t="0" r="0" b="9525"/>
-            <wp:docPr id="1368470052" name="Picture 4"/>
-            <wp:cNvGraphicFramePr>
-              <a:graphicFrameLocks xmlns:a="http://schemas.openxmlformats.org/drawingml/2006/main" noChangeAspect="1"/>
-            </wp:cNvGraphicFramePr>
-            <a:graphic xmlns:a="http://schemas.openxmlformats.org/drawingml/2006/main">
-              <a:graphicData uri="http://schemas.openxmlformats.org/drawingml/2006/picture">
-                <pic:pic xmlns:pic="http://schemas.openxmlformats.org/drawingml/2006/picture">
-                  <pic:nvPicPr>
-                    <pic:cNvPr id="0" name="Picture 4"/>
-                    <pic:cNvPicPr/>
-                  </pic:nvPicPr>
-                  <pic:blipFill>
-                    <a:blip r:embed="rId12">
-                      <a:extLst>
-                        <a:ext uri="{28A0092B-C50C-407E-A947-70E740481C1C}">
-                          <a14:useLocalDpi xmlns:a14="http://schemas.microsoft.com/office/drawing/2010/main" val="0"/>
-                        </a:ext>
-                      </a:extLst>
-                    </a:blip>
-                    <a:stretch>
-                      <a:fillRect/>
-                    </a:stretch>
-                  </pic:blipFill>
-                  <pic:spPr>
-                    <a:xfrm>
-                      <a:off x="0" y="0"/>
-                      <a:ext cx="3981450" cy="28575"/>
-                    </a:xfrm>
-                    <a:prstGeom prst="rect">
-                      <a:avLst/>
-                    </a:prstGeom>
-                  </pic:spPr>
-                </pic:pic>
-              </a:graphicData>
-            </a:graphic>
-          </wp:inline>
-        </w:drawing>
+          <w:u w:val="single"/>
+        </w:rPr>
+      </w:pPr>
+      <w:r>
+        <w:rPr>
+          <w:b/>
+          <w:bCs/>
+          <w:color w:val="666666"/>
+          <w:u w:val="single"/>
+        </w:rPr>
+        <w:t>Professional</w:t>
+      </w:r>
+      <w:r>
+        <w:rPr>
+          <w:b/>
+          <w:bCs/>
+          <w:color w:val="666666"/>
+          <w:u w:val="single"/>
+        </w:rPr>
+        <w:t xml:space="preserve"> Experience</w:t>
+      </w:r>
+      <w:r>
+        <w:rPr>
+          <w:b/>
+          <w:bCs/>
+          <w:color w:val="666666"/>
+          <w:u w:val="single"/>
+        </w:rPr>
+        <w:tab/>
+      </w:r>
+      <w:r>
+        <w:rPr>
+          <w:b/>
+          <w:bCs/>
+          <w:color w:val="666666"/>
+          <w:u w:val="single"/>
+        </w:rPr>
+        <w:tab/>
+      </w:r>
+      <w:r>
+        <w:rPr>
+          <w:b/>
+          <w:bCs/>
+          <w:color w:val="666666"/>
+          <w:u w:val="single"/>
+        </w:rPr>
+        <w:tab/>
+      </w:r>
+      <w:r>
+        <w:rPr>
+          <w:b/>
+          <w:bCs/>
+          <w:color w:val="666666"/>
+          <w:u w:val="single"/>
+        </w:rPr>
+        <w:tab/>
+      </w:r>
+      <w:r>
+        <w:rPr>
+          <w:b/>
+          <w:bCs/>
+          <w:color w:val="666666"/>
+          <w:u w:val="single"/>
+        </w:rPr>
+        <w:tab/>
+      </w:r>
+      <w:r>
+        <w:rPr>
+          <w:b/>
+          <w:bCs/>
+          <w:color w:val="666666"/>
+          <w:u w:val="single"/>
+        </w:rPr>
+        <w:tab/>
+      </w:r>
+      <w:r>
+        <w:rPr>
+          <w:b/>
+          <w:bCs/>
+          <w:color w:val="666666"/>
+          <w:u w:val="single"/>
+        </w:rPr>
+        <w:tab/>
+      </w:r>
+      <w:r>
+        <w:rPr>
+          <w:b/>
+          <w:bCs/>
+          <w:color w:val="666666"/>
+          <w:u w:val="single"/>
+        </w:rPr>
+        <w:tab/>
+      </w:r>
+      <w:r>
+        <w:rPr>
+          <w:b/>
+          <w:bCs/>
+          <w:color w:val="666666"/>
+          <w:u w:val="single"/>
+        </w:rPr>
+        <w:tab/>
+      </w:r>
+      <w:r>
+        <w:rPr>
+          <w:b/>
+          <w:bCs/>
+          <w:color w:val="666666"/>
+          <w:u w:val="single"/>
+        </w:rPr>
+        <w:tab/>
+      </w:r>
+      <w:r>
+        <w:rPr>
+          <w:b/>
+          <w:bCs/>
+          <w:color w:val="666666"/>
+          <w:u w:val="single"/>
+        </w:rPr>
+        <w:tab/>
+      </w:r>
+      <w:r>
+        <w:rPr>
+          <w:b/>
+          <w:bCs/>
+          <w:color w:val="666666"/>
+          <w:u w:val="single"/>
+        </w:rPr>
+        <w:tab/>
+      </w:r>
+      <w:r>
+        <w:rPr>
+          <w:b/>
+          <w:bCs/>
+          <w:color w:val="666666"/>
+          <w:u w:val="single"/>
+        </w:rPr>
+        <w:tab/>
       </w:r>
     </w:p>
     <w:p>
@@ -168,216 +255,156 @@
         <w:pStyle w:val="NormalWeb"/>
         <w:spacing w:before="0" w:beforeAutospacing="0" w:after="0" w:afterAutospacing="0"/>
         <w:rPr>
-          <w:b/>
-          <w:bCs/>
-          <w:color w:val="666666"/>
-        </w:rPr>
-      </w:pPr>
-      <w:r>
-        <w:rPr>
-          <w:b/>
-          <w:bCs/>
-          <w:color w:val="666666"/>
-        </w:rPr>
-        <w:t>Work Experience</w:t>
-      </w:r>
-    </w:p>
-    <w:p>
-      <w:pPr>
-        <w:pStyle w:val="NormalWeb"/>
-        <w:spacing w:before="0" w:beforeAutospacing="0" w:after="0" w:afterAutospacing="0"/>
-        <w:rPr>
-          <w:rFonts w:ascii="Verdana" w:hAnsi="Verdana"/>
-          <w:color w:val="000000"/>
-          <w:sz w:val="18"/>
-          <w:szCs w:val="18"/>
-        </w:rPr>
-      </w:pPr>
-      <w:r>
-        <w:rPr>
-          <w:rFonts w:ascii="Verdana" w:hAnsi="Verdana"/>
-          <w:b/>
-          <w:bCs/>
-          <w:color w:val="000000"/>
-          <w:sz w:val="18"/>
-          <w:szCs w:val="18"/>
-        </w:rPr>
-        <w:t>ASIC and FPGA Design Engineer</w:t>
-      </w:r>
-      <w:r>
-        <w:rPr>
-          <w:rFonts w:ascii="Verdana" w:hAnsi="Verdana"/>
-          <w:b/>
-          <w:bCs/>
-          <w:color w:val="000000"/>
-          <w:sz w:val="18"/>
-          <w:szCs w:val="18"/>
-        </w:rPr>
-        <w:t xml:space="preserve"> II</w:t>
-      </w:r>
-      <w:r>
-        <w:rPr>
-          <w:rFonts w:ascii="Verdana" w:hAnsi="Verdana"/>
-          <w:b/>
-          <w:bCs/>
-          <w:color w:val="000000"/>
-          <w:sz w:val="18"/>
-          <w:szCs w:val="18"/>
-        </w:rPr>
-        <w:t xml:space="preserve"> at Lockheed Martin</w:t>
-      </w:r>
-      <w:r>
-        <w:rPr>
-          <w:rFonts w:ascii="Verdana" w:hAnsi="Verdana"/>
-          <w:b/>
-          <w:bCs/>
-          <w:color w:val="000000"/>
-          <w:sz w:val="18"/>
-          <w:szCs w:val="18"/>
-        </w:rPr>
-        <w:t xml:space="preserve">, </w:t>
-      </w:r>
-      <w:r>
-        <w:rPr>
-          <w:rFonts w:ascii="Verdana" w:hAnsi="Verdana"/>
-          <w:color w:val="000000"/>
-          <w:sz w:val="18"/>
-          <w:szCs w:val="18"/>
-        </w:rPr>
-        <w:t>January</w:t>
-      </w:r>
-      <w:r>
-        <w:rPr>
-          <w:rFonts w:ascii="Verdana" w:hAnsi="Verdana"/>
-          <w:color w:val="000000"/>
-          <w:sz w:val="18"/>
-          <w:szCs w:val="18"/>
-        </w:rPr>
-        <w:t xml:space="preserve"> 2025</w:t>
-      </w:r>
-      <w:r>
-        <w:rPr>
-          <w:rFonts w:ascii="Verdana" w:hAnsi="Verdana"/>
+          <w:rFonts w:ascii="Verdana" w:hAnsi="Verdana"/>
+          <w:b/>
+          <w:bCs/>
+          <w:color w:val="000000"/>
+          <w:sz w:val="18"/>
+          <w:szCs w:val="18"/>
+        </w:rPr>
+      </w:pPr>
+      <w:r>
+        <w:rPr>
+          <w:rFonts w:ascii="Verdana" w:hAnsi="Verdana"/>
+          <w:b/>
+          <w:bCs/>
+          <w:color w:val="000000"/>
+          <w:sz w:val="18"/>
+          <w:szCs w:val="18"/>
+        </w:rPr>
+        <w:t>Lockheed Martin</w:t>
+      </w:r>
+      <w:r>
+        <w:rPr>
+          <w:rFonts w:ascii="Verdana" w:hAnsi="Verdana"/>
+          <w:b/>
+          <w:bCs/>
+          <w:color w:val="000000"/>
+          <w:sz w:val="18"/>
+          <w:szCs w:val="18"/>
+        </w:rPr>
+        <w:t xml:space="preserve"> </w:t>
+      </w:r>
+      <w:r>
+        <w:rPr>
+          <w:rFonts w:ascii="Verdana" w:hAnsi="Verdana"/>
+          <w:b/>
+          <w:bCs/>
+          <w:color w:val="000000"/>
+          <w:sz w:val="18"/>
+          <w:szCs w:val="18"/>
+        </w:rPr>
+        <w:t>Space</w:t>
+      </w:r>
+      <w:r>
+        <w:rPr>
+          <w:rFonts w:ascii="Verdana" w:hAnsi="Verdana"/>
+          <w:b/>
+          <w:bCs/>
+          <w:color w:val="000000"/>
+          <w:sz w:val="18"/>
+          <w:szCs w:val="18"/>
+        </w:rPr>
+        <w:t xml:space="preserve"> - ASIC and FPGA Design Engineer </w:t>
+      </w:r>
+      <w:r>
+        <w:rPr>
+          <w:rFonts w:ascii="Verdana" w:hAnsi="Verdana"/>
+          <w:b/>
+          <w:bCs/>
+          <w:color w:val="000000"/>
+          <w:sz w:val="18"/>
+          <w:szCs w:val="18"/>
+        </w:rPr>
+        <w:tab/>
+      </w:r>
+      <w:r>
+        <w:rPr>
+          <w:rFonts w:ascii="Verdana" w:hAnsi="Verdana"/>
+          <w:b/>
+          <w:bCs/>
+          <w:color w:val="000000"/>
+          <w:sz w:val="18"/>
+          <w:szCs w:val="18"/>
+        </w:rPr>
+        <w:tab/>
+      </w:r>
+      <w:r>
+        <w:rPr>
+          <w:rFonts w:ascii="Verdana" w:hAnsi="Verdana"/>
+          <w:b/>
+          <w:bCs/>
+          <w:color w:val="000000"/>
+          <w:sz w:val="18"/>
+          <w:szCs w:val="18"/>
+        </w:rPr>
+        <w:tab/>
+      </w:r>
+      <w:r>
+        <w:rPr>
+          <w:rFonts w:ascii="Verdana" w:hAnsi="Verdana"/>
+          <w:b/>
+          <w:bCs/>
+          <w:color w:val="000000"/>
+          <w:sz w:val="18"/>
+          <w:szCs w:val="18"/>
+        </w:rPr>
+        <w:tab/>
+      </w:r>
+      <w:r>
+        <w:rPr>
+          <w:rFonts w:ascii="Verdana" w:hAnsi="Verdana"/>
+          <w:b/>
+          <w:bCs/>
+          <w:color w:val="000000"/>
+          <w:sz w:val="18"/>
+          <w:szCs w:val="18"/>
+        </w:rPr>
+        <w:tab/>
+      </w:r>
+      <w:r>
+        <w:rPr>
+          <w:rFonts w:ascii="Verdana" w:hAnsi="Verdana"/>
+          <w:b/>
+          <w:bCs/>
+          <w:color w:val="000000"/>
+          <w:sz w:val="18"/>
+          <w:szCs w:val="18"/>
+        </w:rPr>
+        <w:t>March</w:t>
+      </w:r>
+      <w:r>
+        <w:rPr>
+          <w:rFonts w:ascii="Verdana" w:hAnsi="Verdana"/>
+          <w:b/>
+          <w:bCs/>
+          <w:color w:val="000000"/>
+          <w:sz w:val="18"/>
+          <w:szCs w:val="18"/>
+        </w:rPr>
+        <w:t xml:space="preserve"> 202</w:t>
+      </w:r>
+      <w:r>
+        <w:rPr>
+          <w:rFonts w:ascii="Verdana" w:hAnsi="Verdana"/>
+          <w:b/>
+          <w:bCs/>
+          <w:color w:val="000000"/>
+          <w:sz w:val="18"/>
+          <w:szCs w:val="18"/>
+        </w:rPr>
+        <w:t>3</w:t>
+      </w:r>
+      <w:r>
+        <w:rPr>
+          <w:rFonts w:ascii="Verdana" w:hAnsi="Verdana"/>
+          <w:b/>
+          <w:bCs/>
           <w:color w:val="000000"/>
           <w:sz w:val="18"/>
           <w:szCs w:val="18"/>
         </w:rPr>
         <w:t xml:space="preserve"> – Present</w:t>
-      </w:r>
-    </w:p>
-    <w:p>
-      <w:pPr>
-        <w:pStyle w:val="NormalWeb"/>
-        <w:spacing w:before="0" w:beforeAutospacing="0" w:after="0" w:afterAutospacing="0"/>
-        <w:rPr>
-          <w:rFonts w:ascii="Verdana" w:hAnsi="Verdana"/>
-          <w:b/>
-          <w:bCs/>
-          <w:color w:val="000000"/>
-          <w:sz w:val="18"/>
-          <w:szCs w:val="18"/>
-        </w:rPr>
-      </w:pPr>
-    </w:p>
-    <w:p>
-      <w:pPr>
-        <w:pStyle w:val="NormalWeb"/>
-        <w:spacing w:before="0" w:beforeAutospacing="0" w:after="0" w:afterAutospacing="0"/>
-        <w:rPr>
-          <w:rFonts w:ascii="Verdana" w:hAnsi="Verdana"/>
-          <w:color w:val="000000"/>
-          <w:sz w:val="18"/>
-          <w:szCs w:val="18"/>
-        </w:rPr>
-      </w:pPr>
-      <w:r>
-        <w:rPr>
-          <w:rFonts w:ascii="Verdana" w:hAnsi="Verdana"/>
-          <w:b/>
-          <w:bCs/>
-          <w:color w:val="000000"/>
-          <w:sz w:val="18"/>
-          <w:szCs w:val="18"/>
-        </w:rPr>
-        <w:t xml:space="preserve">Electro-Optical Engineer </w:t>
-      </w:r>
-      <w:r>
-        <w:rPr>
-          <w:rFonts w:ascii="Verdana" w:hAnsi="Verdana"/>
-          <w:b/>
-          <w:bCs/>
-          <w:color w:val="000000"/>
-          <w:sz w:val="18"/>
-          <w:szCs w:val="18"/>
-        </w:rPr>
-        <w:t xml:space="preserve">II </w:t>
-      </w:r>
-      <w:r>
-        <w:rPr>
-          <w:rFonts w:ascii="Verdana" w:hAnsi="Verdana"/>
-          <w:b/>
-          <w:bCs/>
-          <w:color w:val="000000"/>
-          <w:sz w:val="18"/>
-          <w:szCs w:val="18"/>
-        </w:rPr>
-        <w:t>at Lockheed Martin</w:t>
-      </w:r>
-      <w:r>
-        <w:rPr>
-          <w:rFonts w:ascii="Verdana" w:hAnsi="Verdana"/>
-          <w:b/>
-          <w:bCs/>
-          <w:color w:val="000000"/>
-          <w:sz w:val="18"/>
-          <w:szCs w:val="18"/>
-        </w:rPr>
-        <w:t xml:space="preserve">, </w:t>
-      </w:r>
-      <w:r>
-        <w:rPr>
-          <w:rFonts w:ascii="Verdana" w:hAnsi="Verdana"/>
-          <w:color w:val="000000"/>
-          <w:sz w:val="18"/>
-          <w:szCs w:val="18"/>
-        </w:rPr>
-        <w:t>May 2024</w:t>
-      </w:r>
-      <w:r>
-        <w:rPr>
-          <w:rFonts w:ascii="Verdana" w:hAnsi="Verdana"/>
-          <w:color w:val="000000"/>
-          <w:sz w:val="18"/>
-          <w:szCs w:val="18"/>
-        </w:rPr>
-        <w:t xml:space="preserve"> </w:t>
-      </w:r>
-      <w:r>
-        <w:rPr>
-          <w:rFonts w:ascii="Verdana" w:hAnsi="Verdana"/>
-          <w:color w:val="000000"/>
-          <w:sz w:val="18"/>
-          <w:szCs w:val="18"/>
-        </w:rPr>
-        <w:t xml:space="preserve">– </w:t>
-      </w:r>
-      <w:r>
-        <w:rPr>
-          <w:rFonts w:ascii="Verdana" w:hAnsi="Verdana"/>
-          <w:color w:val="000000"/>
-          <w:sz w:val="18"/>
-          <w:szCs w:val="18"/>
-        </w:rPr>
-        <w:t>January</w:t>
-      </w:r>
-      <w:r>
-        <w:rPr>
-          <w:rFonts w:ascii="Verdana" w:hAnsi="Verdana"/>
-          <w:color w:val="000000"/>
-          <w:sz w:val="18"/>
-          <w:szCs w:val="18"/>
-        </w:rPr>
-        <w:t xml:space="preserve"> 2025</w:t>
       </w:r>
     </w:p>
     <w:p>
@@ -404,6 +431,216 @@
           <w:szCs w:val="18"/>
         </w:rPr>
         <w:t>FPGA RTL Design</w:t>
+      </w:r>
+      <w:r>
+        <w:rPr>
+          <w:rFonts w:ascii="Verdana" w:hAnsi="Verdana"/>
+          <w:b/>
+          <w:bCs/>
+          <w:color w:val="000000"/>
+          <w:sz w:val="18"/>
+          <w:szCs w:val="18"/>
+        </w:rPr>
+        <w:t xml:space="preserve"> and Architecture</w:t>
+      </w:r>
+    </w:p>
+    <w:p>
+      <w:pPr>
+        <w:pStyle w:val="NormalWeb"/>
+        <w:numPr>
+          <w:ilvl w:val="0"/>
+          <w:numId w:val="21"/>
+        </w:numPr>
+        <w:spacing w:before="0" w:beforeAutospacing="0" w:after="0" w:afterAutospacing="0"/>
+        <w:rPr>
+          <w:rFonts w:ascii="Verdana" w:hAnsi="Verdana"/>
+          <w:color w:val="000000"/>
+          <w:sz w:val="18"/>
+          <w:szCs w:val="18"/>
+        </w:rPr>
+      </w:pPr>
+      <w:r>
+        <w:rPr>
+          <w:rFonts w:ascii="Verdana" w:hAnsi="Verdana"/>
+          <w:color w:val="000000"/>
+          <w:sz w:val="18"/>
+          <w:szCs w:val="18"/>
+        </w:rPr>
+        <w:t>Developed mission</w:t>
+      </w:r>
+      <w:r>
+        <w:rPr>
+          <w:rFonts w:ascii="Verdana" w:hAnsi="Verdana"/>
+          <w:color w:val="000000"/>
+          <w:sz w:val="18"/>
+          <w:szCs w:val="18"/>
+        </w:rPr>
+        <w:t xml:space="preserve"> </w:t>
+      </w:r>
+      <w:r>
+        <w:rPr>
+          <w:rFonts w:ascii="Verdana" w:hAnsi="Verdana"/>
+          <w:color w:val="000000"/>
+          <w:sz w:val="18"/>
+          <w:szCs w:val="18"/>
+        </w:rPr>
+        <w:t>sensitive</w:t>
+      </w:r>
+      <w:r>
+        <w:rPr>
+          <w:rFonts w:ascii="Verdana" w:hAnsi="Verdana"/>
+          <w:color w:val="000000"/>
+          <w:sz w:val="18"/>
+          <w:szCs w:val="18"/>
+        </w:rPr>
+        <w:t>, bare-metal RTL for long-range high-altitude vehicles, for arm</w:t>
+      </w:r>
+      <w:r>
+        <w:rPr>
+          <w:rFonts w:ascii="Verdana" w:hAnsi="Verdana"/>
+          <w:color w:val="000000"/>
+          <w:sz w:val="18"/>
+          <w:szCs w:val="18"/>
+        </w:rPr>
+        <w:t>-</w:t>
+      </w:r>
+      <w:r>
+        <w:rPr>
+          <w:rFonts w:ascii="Verdana" w:hAnsi="Verdana"/>
+          <w:color w:val="000000"/>
+          <w:sz w:val="18"/>
+          <w:szCs w:val="18"/>
+        </w:rPr>
+        <w:t>and</w:t>
+      </w:r>
+      <w:r>
+        <w:rPr>
+          <w:rFonts w:ascii="Verdana" w:hAnsi="Verdana"/>
+          <w:color w:val="000000"/>
+          <w:sz w:val="18"/>
+          <w:szCs w:val="18"/>
+        </w:rPr>
+        <w:t>-</w:t>
+      </w:r>
+      <w:r>
+        <w:rPr>
+          <w:rFonts w:ascii="Verdana" w:hAnsi="Verdana"/>
+          <w:color w:val="000000"/>
+          <w:sz w:val="18"/>
+          <w:szCs w:val="18"/>
+        </w:rPr>
+        <w:t>disarm of critical hardware functions. Designs included custom encoding schemes, robust finite state machines, and logic to read in real-time sensor data.</w:t>
+      </w:r>
+    </w:p>
+    <w:p>
+      <w:pPr>
+        <w:pStyle w:val="NormalWeb"/>
+        <w:numPr>
+          <w:ilvl w:val="0"/>
+          <w:numId w:val="21"/>
+        </w:numPr>
+        <w:spacing w:before="0" w:beforeAutospacing="0" w:after="0" w:afterAutospacing="0"/>
+        <w:rPr>
+          <w:rFonts w:ascii="Verdana" w:hAnsi="Verdana"/>
+          <w:color w:val="000000"/>
+          <w:sz w:val="18"/>
+          <w:szCs w:val="18"/>
+        </w:rPr>
+      </w:pPr>
+      <w:r>
+        <w:rPr>
+          <w:rFonts w:ascii="Verdana" w:hAnsi="Verdana"/>
+          <w:color w:val="000000"/>
+          <w:sz w:val="18"/>
+          <w:szCs w:val="18"/>
+        </w:rPr>
+        <w:t>Designed Simulink-based models to generate synthesizable RTL for signal processing modules including interpolators, decimators,</w:t>
+      </w:r>
+      <w:r>
+        <w:rPr>
+          <w:rFonts w:ascii="Verdana" w:hAnsi="Verdana"/>
+          <w:color w:val="000000"/>
+          <w:sz w:val="18"/>
+          <w:szCs w:val="18"/>
+        </w:rPr>
+        <w:t xml:space="preserve"> </w:t>
+      </w:r>
+      <w:r>
+        <w:rPr>
+          <w:rFonts w:ascii="Verdana" w:hAnsi="Verdana"/>
+          <w:color w:val="000000"/>
+          <w:sz w:val="18"/>
+          <w:szCs w:val="18"/>
+        </w:rPr>
+        <w:t>and cascaded integrator-comb (CIC) filters.</w:t>
+      </w:r>
+    </w:p>
+    <w:p>
+      <w:pPr>
+        <w:pStyle w:val="NormalWeb"/>
+        <w:numPr>
+          <w:ilvl w:val="0"/>
+          <w:numId w:val="21"/>
+        </w:numPr>
+        <w:spacing w:before="0" w:beforeAutospacing="0" w:after="0" w:afterAutospacing="0"/>
+        <w:rPr>
+          <w:rFonts w:ascii="Verdana" w:hAnsi="Verdana"/>
+          <w:color w:val="000000"/>
+          <w:sz w:val="18"/>
+          <w:szCs w:val="18"/>
+        </w:rPr>
+      </w:pPr>
+      <w:r>
+        <w:rPr>
+          <w:rFonts w:ascii="Verdana" w:hAnsi="Verdana"/>
+          <w:color w:val="000000"/>
+          <w:sz w:val="18"/>
+          <w:szCs w:val="18"/>
+        </w:rPr>
+        <w:t>Integrated auto-generated RTL into top-level FPGA architectures for Software Defined Radio (SDR) platforms and validated top-level hardware modules through automated CI/CD verification pipelines.</w:t>
+      </w:r>
+    </w:p>
+    <w:p>
+      <w:pPr>
+        <w:pStyle w:val="NormalWeb"/>
+        <w:numPr>
+          <w:ilvl w:val="0"/>
+          <w:numId w:val="21"/>
+        </w:numPr>
+        <w:spacing w:before="0" w:beforeAutospacing="0" w:after="0" w:afterAutospacing="0"/>
+        <w:rPr>
+          <w:rFonts w:ascii="Verdana" w:hAnsi="Verdana"/>
+          <w:color w:val="000000"/>
+          <w:sz w:val="18"/>
+          <w:szCs w:val="18"/>
+        </w:rPr>
+      </w:pPr>
+      <w:r>
+        <w:rPr>
+          <w:rFonts w:ascii="Verdana" w:hAnsi="Verdana"/>
+          <w:color w:val="000000"/>
+          <w:sz w:val="18"/>
+          <w:szCs w:val="18"/>
+        </w:rPr>
+        <w:t>Validated signed fixed-point RTL for arithmetic operations that represent accelerometer data to confirm FPGA mathematic</w:t>
+      </w:r>
+      <w:r>
+        <w:rPr>
+          <w:rFonts w:ascii="Verdana" w:hAnsi="Verdana"/>
+          <w:color w:val="000000"/>
+          <w:sz w:val="18"/>
+          <w:szCs w:val="18"/>
+        </w:rPr>
+        <w:t>al</w:t>
+      </w:r>
+      <w:r>
+        <w:rPr>
+          <w:rFonts w:ascii="Verdana" w:hAnsi="Verdana"/>
+          <w:color w:val="000000"/>
+          <w:sz w:val="18"/>
+          <w:szCs w:val="18"/>
+        </w:rPr>
+        <w:t xml:space="preserve"> integration to produce velocity and distance calculations for high altitude interceptor vehicles.</w:t>
       </w:r>
     </w:p>
     <w:p>
@@ -428,54 +665,385 @@
           <w:sz w:val="18"/>
           <w:szCs w:val="18"/>
         </w:rPr>
-        <w:t>Interfaced Vitis Mode</w:t>
-      </w:r>
-      <w:r>
-        <w:rPr>
-          <w:rFonts w:ascii="Verdana" w:hAnsi="Verdana"/>
-          <w:color w:val="000000"/>
-          <w:sz w:val="18"/>
-          <w:szCs w:val="18"/>
-        </w:rPr>
-        <w:t>l</w:t>
-      </w:r>
-      <w:r>
-        <w:rPr>
-          <w:rFonts w:ascii="Verdana" w:hAnsi="Verdana"/>
-          <w:color w:val="000000"/>
-          <w:sz w:val="18"/>
-          <w:szCs w:val="18"/>
-        </w:rPr>
-        <w:t xml:space="preserve"> Composer algorithm designs wit</w:t>
-      </w:r>
-      <w:r>
-        <w:rPr>
-          <w:rFonts w:ascii="Verdana" w:hAnsi="Verdana"/>
-          <w:color w:val="000000"/>
-          <w:sz w:val="18"/>
-          <w:szCs w:val="18"/>
-        </w:rPr>
-        <w:t xml:space="preserve">hin custom RTL designs for validation and checkout of algorithms on FPGA </w:t>
-      </w:r>
-      <w:proofErr w:type="gramStart"/>
-      <w:r>
-        <w:rPr>
-          <w:rFonts w:ascii="Verdana" w:hAnsi="Verdana"/>
-          <w:color w:val="000000"/>
-          <w:sz w:val="18"/>
-          <w:szCs w:val="18"/>
-        </w:rPr>
-        <w:t>chip</w:t>
-      </w:r>
-      <w:proofErr w:type="gramEnd"/>
-      <w:r>
-        <w:rPr>
-          <w:rFonts w:ascii="Verdana" w:hAnsi="Verdana"/>
-          <w:color w:val="000000"/>
-          <w:sz w:val="18"/>
-          <w:szCs w:val="18"/>
-        </w:rPr>
-        <w:t>.</w:t>
+        <w:t xml:space="preserve">Architected FPGA-based </w:t>
+      </w:r>
+      <w:r>
+        <w:rPr>
+          <w:rFonts w:ascii="Verdana" w:hAnsi="Verdana"/>
+          <w:color w:val="000000"/>
+          <w:sz w:val="18"/>
+          <w:szCs w:val="18"/>
+        </w:rPr>
+        <w:t>top-level</w:t>
+      </w:r>
+      <w:r>
+        <w:rPr>
+          <w:rFonts w:ascii="Verdana" w:hAnsi="Verdana"/>
+          <w:color w:val="000000"/>
+          <w:sz w:val="18"/>
+          <w:szCs w:val="18"/>
+        </w:rPr>
+        <w:t xml:space="preserve"> modules that instantiate </w:t>
+      </w:r>
+      <w:r>
+        <w:rPr>
+          <w:rFonts w:ascii="Verdana" w:hAnsi="Verdana"/>
+          <w:color w:val="000000"/>
+          <w:sz w:val="18"/>
+          <w:szCs w:val="18"/>
+        </w:rPr>
+        <w:t>algorithm</w:t>
+      </w:r>
+      <w:r>
+        <w:rPr>
+          <w:rFonts w:ascii="Verdana" w:hAnsi="Verdana"/>
+          <w:color w:val="000000"/>
+          <w:sz w:val="18"/>
+          <w:szCs w:val="18"/>
+        </w:rPr>
+        <w:t xml:space="preserve">s </w:t>
+      </w:r>
+      <w:r>
+        <w:rPr>
+          <w:rFonts w:ascii="Verdana" w:hAnsi="Verdana"/>
+          <w:color w:val="000000"/>
+          <w:sz w:val="18"/>
+          <w:szCs w:val="18"/>
+        </w:rPr>
+        <w:t xml:space="preserve">that interface with System-on-Chip (SoC) </w:t>
+      </w:r>
+      <w:r>
+        <w:rPr>
+          <w:rFonts w:ascii="Verdana" w:hAnsi="Verdana"/>
+          <w:color w:val="000000"/>
+          <w:sz w:val="18"/>
+          <w:szCs w:val="18"/>
+        </w:rPr>
+        <w:t>hard</w:t>
+      </w:r>
+      <w:r>
+        <w:rPr>
+          <w:rFonts w:ascii="Verdana" w:hAnsi="Verdana"/>
+          <w:color w:val="000000"/>
+          <w:sz w:val="18"/>
+          <w:szCs w:val="18"/>
+        </w:rPr>
+        <w:t xml:space="preserve"> </w:t>
+      </w:r>
+      <w:r>
+        <w:rPr>
+          <w:rFonts w:ascii="Verdana" w:hAnsi="Verdana"/>
+          <w:color w:val="000000"/>
+          <w:sz w:val="18"/>
+          <w:szCs w:val="18"/>
+        </w:rPr>
+        <w:t>processors</w:t>
+      </w:r>
+      <w:r>
+        <w:rPr>
+          <w:rFonts w:ascii="Verdana" w:hAnsi="Verdana"/>
+          <w:color w:val="000000"/>
+          <w:sz w:val="18"/>
+          <w:szCs w:val="18"/>
+        </w:rPr>
+        <w:t xml:space="preserve"> for</w:t>
+      </w:r>
+      <w:r>
+        <w:rPr>
+          <w:rFonts w:ascii="Verdana" w:hAnsi="Verdana"/>
+          <w:color w:val="000000"/>
+          <w:sz w:val="18"/>
+          <w:szCs w:val="18"/>
+        </w:rPr>
+        <w:t xml:space="preserve"> AMD ZYNQ and Ultrascale+ devices utilizing high-performance bus protocols such as AXI and APB.</w:t>
+      </w:r>
+    </w:p>
+    <w:p>
+      <w:pPr>
+        <w:pStyle w:val="NormalWeb"/>
+        <w:numPr>
+          <w:ilvl w:val="0"/>
+          <w:numId w:val="13"/>
+        </w:numPr>
+        <w:spacing w:before="0" w:beforeAutospacing="0" w:after="120" w:afterAutospacing="0"/>
+        <w:rPr>
+          <w:rFonts w:ascii="Verdana" w:hAnsi="Verdana"/>
+          <w:color w:val="000000"/>
+          <w:sz w:val="18"/>
+          <w:szCs w:val="18"/>
+        </w:rPr>
+      </w:pPr>
+      <w:r>
+        <w:rPr>
+          <w:rFonts w:ascii="Verdana" w:hAnsi="Verdana"/>
+          <w:color w:val="000000"/>
+          <w:sz w:val="18"/>
+          <w:szCs w:val="18"/>
+        </w:rPr>
+        <w:t>Integrated Vitis Model Composer image processing algorithms, including Complementary Median Filters and Logarithmic Matched Filters,</w:t>
+      </w:r>
+      <w:r>
+        <w:rPr>
+          <w:rFonts w:ascii="Verdana" w:hAnsi="Verdana"/>
+          <w:color w:val="000000"/>
+          <w:sz w:val="18"/>
+          <w:szCs w:val="18"/>
+        </w:rPr>
+        <w:t xml:space="preserve"> </w:t>
+      </w:r>
+      <w:r>
+        <w:rPr>
+          <w:rFonts w:ascii="Verdana" w:hAnsi="Verdana"/>
+          <w:color w:val="000000"/>
+          <w:sz w:val="18"/>
+          <w:szCs w:val="18"/>
+        </w:rPr>
+        <w:t>into</w:t>
+      </w:r>
+      <w:r>
+        <w:rPr>
+          <w:rFonts w:ascii="Verdana" w:hAnsi="Verdana"/>
+          <w:color w:val="000000"/>
+          <w:sz w:val="18"/>
+          <w:szCs w:val="18"/>
+        </w:rPr>
+        <w:t xml:space="preserve"> </w:t>
+      </w:r>
+      <w:r>
+        <w:rPr>
+          <w:rFonts w:ascii="Verdana" w:hAnsi="Verdana"/>
+          <w:color w:val="000000"/>
+          <w:sz w:val="18"/>
+          <w:szCs w:val="18"/>
+        </w:rPr>
+        <w:t>RTL top-level architectures for FPGA proof-of-concept demonstrations.</w:t>
+      </w:r>
+    </w:p>
+    <w:p>
+      <w:pPr>
+        <w:pStyle w:val="NormalWeb"/>
+        <w:spacing w:before="0" w:beforeAutospacing="0" w:after="0" w:afterAutospacing="0"/>
+        <w:rPr>
+          <w:rFonts w:ascii="Verdana" w:hAnsi="Verdana"/>
+          <w:b/>
+          <w:bCs/>
+          <w:color w:val="000000"/>
+          <w:sz w:val="18"/>
+          <w:szCs w:val="18"/>
+        </w:rPr>
+      </w:pPr>
+      <w:r>
+        <w:rPr>
+          <w:rFonts w:ascii="Verdana" w:hAnsi="Verdana"/>
+          <w:b/>
+          <w:bCs/>
+          <w:color w:val="000000"/>
+          <w:sz w:val="18"/>
+          <w:szCs w:val="18"/>
+        </w:rPr>
+        <w:t>Lockheed Martin</w:t>
+      </w:r>
+      <w:r>
+        <w:rPr>
+          <w:rFonts w:ascii="Verdana" w:hAnsi="Verdana"/>
+          <w:b/>
+          <w:bCs/>
+          <w:color w:val="000000"/>
+          <w:sz w:val="18"/>
+          <w:szCs w:val="18"/>
+        </w:rPr>
+        <w:t xml:space="preserve"> Space</w:t>
+      </w:r>
+      <w:r>
+        <w:rPr>
+          <w:rFonts w:ascii="Verdana" w:hAnsi="Verdana"/>
+          <w:b/>
+          <w:bCs/>
+          <w:color w:val="000000"/>
+          <w:sz w:val="18"/>
+          <w:szCs w:val="18"/>
+        </w:rPr>
+        <w:t xml:space="preserve"> - </w:t>
+      </w:r>
+      <w:r>
+        <w:rPr>
+          <w:rFonts w:ascii="Verdana" w:hAnsi="Verdana"/>
+          <w:b/>
+          <w:bCs/>
+          <w:color w:val="000000"/>
+          <w:sz w:val="18"/>
+          <w:szCs w:val="18"/>
+        </w:rPr>
+        <w:t>Electro-Optical Engineer</w:t>
+      </w:r>
+      <w:r>
+        <w:rPr>
+          <w:rFonts w:ascii="Verdana" w:hAnsi="Verdana"/>
+          <w:b/>
+          <w:bCs/>
+          <w:color w:val="000000"/>
+          <w:sz w:val="18"/>
+          <w:szCs w:val="18"/>
+        </w:rPr>
+        <w:tab/>
+      </w:r>
+      <w:r>
+        <w:rPr>
+          <w:rFonts w:ascii="Verdana" w:hAnsi="Verdana"/>
+          <w:b/>
+          <w:bCs/>
+          <w:color w:val="000000"/>
+          <w:sz w:val="18"/>
+          <w:szCs w:val="18"/>
+        </w:rPr>
+        <w:tab/>
+      </w:r>
+      <w:r>
+        <w:rPr>
+          <w:rFonts w:ascii="Verdana" w:hAnsi="Verdana"/>
+          <w:b/>
+          <w:bCs/>
+          <w:color w:val="000000"/>
+          <w:sz w:val="18"/>
+          <w:szCs w:val="18"/>
+        </w:rPr>
+        <w:tab/>
+      </w:r>
+      <w:r>
+        <w:rPr>
+          <w:rFonts w:ascii="Verdana" w:hAnsi="Verdana"/>
+          <w:b/>
+          <w:bCs/>
+          <w:color w:val="000000"/>
+          <w:sz w:val="18"/>
+          <w:szCs w:val="18"/>
+        </w:rPr>
+        <w:tab/>
+      </w:r>
+      <w:r>
+        <w:rPr>
+          <w:rFonts w:ascii="Verdana" w:hAnsi="Verdana"/>
+          <w:b/>
+          <w:bCs/>
+          <w:color w:val="000000"/>
+          <w:sz w:val="18"/>
+          <w:szCs w:val="18"/>
+        </w:rPr>
+        <w:tab/>
+      </w:r>
+      <w:r>
+        <w:rPr>
+          <w:rFonts w:ascii="Verdana" w:hAnsi="Verdana"/>
+          <w:b/>
+          <w:bCs/>
+          <w:color w:val="000000"/>
+          <w:sz w:val="18"/>
+          <w:szCs w:val="18"/>
+        </w:rPr>
+        <w:t xml:space="preserve"> </w:t>
+      </w:r>
+      <w:r>
+        <w:rPr>
+          <w:rFonts w:ascii="Verdana" w:hAnsi="Verdana"/>
+          <w:b/>
+          <w:bCs/>
+          <w:color w:val="000000"/>
+          <w:sz w:val="18"/>
+          <w:szCs w:val="18"/>
+        </w:rPr>
+        <w:tab/>
+      </w:r>
+      <w:r>
+        <w:rPr>
+          <w:rFonts w:ascii="Verdana" w:hAnsi="Verdana"/>
+          <w:b/>
+          <w:bCs/>
+          <w:color w:val="000000"/>
+          <w:sz w:val="18"/>
+          <w:szCs w:val="18"/>
+        </w:rPr>
+        <w:t xml:space="preserve">   </w:t>
+      </w:r>
+      <w:r>
+        <w:rPr>
+          <w:rFonts w:ascii="Verdana" w:hAnsi="Verdana"/>
+          <w:b/>
+          <w:bCs/>
+          <w:color w:val="000000"/>
+          <w:sz w:val="18"/>
+          <w:szCs w:val="18"/>
+        </w:rPr>
+        <w:t xml:space="preserve">August 2022 – </w:t>
+      </w:r>
+      <w:r>
+        <w:rPr>
+          <w:rFonts w:ascii="Verdana" w:hAnsi="Verdana"/>
+          <w:b/>
+          <w:bCs/>
+          <w:color w:val="000000"/>
+          <w:sz w:val="18"/>
+          <w:szCs w:val="18"/>
+        </w:rPr>
+        <w:t xml:space="preserve">March </w:t>
+      </w:r>
+      <w:r>
+        <w:rPr>
+          <w:rFonts w:ascii="Verdana" w:hAnsi="Verdana"/>
+          <w:b/>
+          <w:bCs/>
+          <w:color w:val="000000"/>
+          <w:sz w:val="18"/>
+          <w:szCs w:val="18"/>
+        </w:rPr>
+        <w:t>202</w:t>
+      </w:r>
+      <w:r>
+        <w:rPr>
+          <w:rFonts w:ascii="Verdana" w:hAnsi="Verdana"/>
+          <w:b/>
+          <w:bCs/>
+          <w:color w:val="000000"/>
+          <w:sz w:val="18"/>
+          <w:szCs w:val="18"/>
+        </w:rPr>
+        <w:t>3</w:t>
+      </w:r>
+    </w:p>
+    <w:p>
+      <w:pPr>
+        <w:pStyle w:val="NormalWeb"/>
+        <w:spacing w:before="0" w:beforeAutospacing="0" w:after="0" w:afterAutospacing="0"/>
+        <w:ind w:firstLine="360"/>
+        <w:rPr>
+          <w:rFonts w:ascii="Verdana" w:hAnsi="Verdana"/>
+          <w:b/>
+          <w:bCs/>
+          <w:color w:val="000000"/>
+          <w:sz w:val="18"/>
+          <w:szCs w:val="18"/>
+        </w:rPr>
+      </w:pPr>
+      <w:r>
+        <w:rPr>
+          <w:rFonts w:ascii="Verdana" w:hAnsi="Verdana"/>
+          <w:b/>
+          <w:bCs/>
+          <w:color w:val="000000"/>
+          <w:sz w:val="18"/>
+          <w:szCs w:val="18"/>
+        </w:rPr>
+        <w:t xml:space="preserve">C# </w:t>
+      </w:r>
+      <w:r>
+        <w:rPr>
+          <w:rFonts w:ascii="Verdana" w:hAnsi="Verdana"/>
+          <w:b/>
+          <w:bCs/>
+          <w:color w:val="000000"/>
+          <w:sz w:val="18"/>
+          <w:szCs w:val="18"/>
+        </w:rPr>
+        <w:t>UX/UI Firmware Development</w:t>
       </w:r>
     </w:p>
     <w:p>
@@ -500,7 +1068,2949 @@
           <w:sz w:val="18"/>
           <w:szCs w:val="18"/>
         </w:rPr>
-        <w:t>Developed RTL design code to execute high speed communication links within UART, SERDES, XAUI, and between FPGA and SoC architectures.</w:t>
+        <w:t>Wrote test benches for RTL design code to validate high speed communication for electro-optic sensors using SERDES and XAUI protocols between FPGA and readout integrated circuits.</w:t>
+      </w:r>
+    </w:p>
+    <w:p>
+      <w:pPr>
+        <w:pStyle w:val="NormalWeb"/>
+        <w:numPr>
+          <w:ilvl w:val="0"/>
+          <w:numId w:val="11"/>
+        </w:numPr>
+        <w:spacing w:before="0" w:beforeAutospacing="0" w:after="0" w:afterAutospacing="0"/>
+        <w:rPr>
+          <w:rFonts w:ascii="Verdana" w:hAnsi="Verdana"/>
+          <w:color w:val="000000"/>
+          <w:sz w:val="18"/>
+          <w:szCs w:val="18"/>
+        </w:rPr>
+      </w:pPr>
+      <w:r>
+        <w:rPr>
+          <w:rFonts w:ascii="Verdana" w:hAnsi="Verdana"/>
+          <w:color w:val="000000"/>
+          <w:sz w:val="18"/>
+          <w:szCs w:val="18"/>
+        </w:rPr>
+        <w:t xml:space="preserve">Developed custom scripting language using C# to </w:t>
+      </w:r>
+      <w:r>
+        <w:rPr>
+          <w:rFonts w:ascii="Verdana" w:hAnsi="Verdana"/>
+          <w:color w:val="000000"/>
+          <w:sz w:val="18"/>
+          <w:szCs w:val="18"/>
+        </w:rPr>
+        <w:t>command-and-control</w:t>
+      </w:r>
+      <w:r>
+        <w:rPr>
+          <w:rFonts w:ascii="Verdana" w:hAnsi="Verdana"/>
+          <w:color w:val="000000"/>
+          <w:sz w:val="18"/>
+          <w:szCs w:val="18"/>
+        </w:rPr>
+        <w:t xml:space="preserve"> special readout integrated circuits </w:t>
+      </w:r>
+      <w:r>
+        <w:rPr>
+          <w:rFonts w:ascii="Verdana" w:hAnsi="Verdana"/>
+          <w:color w:val="000000"/>
+          <w:sz w:val="18"/>
+          <w:szCs w:val="18"/>
+        </w:rPr>
+        <w:t>for</w:t>
+      </w:r>
+      <w:r>
+        <w:rPr>
+          <w:rFonts w:ascii="Verdana" w:hAnsi="Verdana"/>
+          <w:color w:val="000000"/>
+          <w:sz w:val="18"/>
+          <w:szCs w:val="18"/>
+        </w:rPr>
+        <w:t xml:space="preserve"> highly sensitive Geiger Mode Avalanche Photo-Diode sensors</w:t>
+      </w:r>
+      <w:r>
+        <w:rPr>
+          <w:rFonts w:ascii="Verdana" w:hAnsi="Verdana"/>
+          <w:color w:val="000000"/>
+          <w:sz w:val="18"/>
+          <w:szCs w:val="18"/>
+        </w:rPr>
+        <w:t xml:space="preserve"> (</w:t>
+      </w:r>
+      <w:proofErr w:type="spellStart"/>
+      <w:r>
+        <w:rPr>
+          <w:rFonts w:ascii="Verdana" w:hAnsi="Verdana"/>
+          <w:color w:val="000000"/>
+          <w:sz w:val="18"/>
+          <w:szCs w:val="18"/>
+        </w:rPr>
+        <w:t>GmAPD</w:t>
+      </w:r>
+      <w:proofErr w:type="spellEnd"/>
+      <w:r>
+        <w:rPr>
+          <w:rFonts w:ascii="Verdana" w:hAnsi="Verdana"/>
+          <w:color w:val="000000"/>
+          <w:sz w:val="18"/>
+          <w:szCs w:val="18"/>
+        </w:rPr>
+        <w:t>)</w:t>
+      </w:r>
+      <w:r>
+        <w:rPr>
+          <w:rFonts w:ascii="Verdana" w:hAnsi="Verdana"/>
+          <w:color w:val="000000"/>
+          <w:sz w:val="18"/>
+          <w:szCs w:val="18"/>
+        </w:rPr>
+        <w:t xml:space="preserve">. </w:t>
+      </w:r>
+    </w:p>
+    <w:p>
+      <w:pPr>
+        <w:pStyle w:val="NormalWeb"/>
+        <w:numPr>
+          <w:ilvl w:val="0"/>
+          <w:numId w:val="11"/>
+        </w:numPr>
+        <w:spacing w:before="0" w:beforeAutospacing="0" w:after="0" w:afterAutospacing="0"/>
+        <w:rPr>
+          <w:rFonts w:ascii="Verdana" w:hAnsi="Verdana"/>
+          <w:color w:val="000000"/>
+          <w:sz w:val="18"/>
+          <w:szCs w:val="18"/>
+        </w:rPr>
+      </w:pPr>
+      <w:r>
+        <w:rPr>
+          <w:rFonts w:ascii="Verdana" w:hAnsi="Verdana"/>
+          <w:color w:val="000000"/>
+          <w:sz w:val="18"/>
+          <w:szCs w:val="18"/>
+        </w:rPr>
+        <w:t xml:space="preserve">Designed UX/UI GUIs in C# to interface with </w:t>
+      </w:r>
+      <w:r>
+        <w:rPr>
+          <w:rFonts w:ascii="Verdana" w:hAnsi="Verdana"/>
+          <w:color w:val="000000"/>
+          <w:sz w:val="18"/>
+          <w:szCs w:val="18"/>
+        </w:rPr>
+        <w:t>equipment</w:t>
+      </w:r>
+      <w:r>
+        <w:rPr>
+          <w:rFonts w:ascii="Verdana" w:hAnsi="Verdana"/>
+          <w:color w:val="000000"/>
+          <w:sz w:val="18"/>
+          <w:szCs w:val="18"/>
+        </w:rPr>
+        <w:t xml:space="preserve"> associated with Hardware in the Loop (HWIL) and Standardized Test Equipment (STEs).</w:t>
+      </w:r>
+    </w:p>
+    <w:p>
+      <w:pPr>
+        <w:pStyle w:val="NormalWeb"/>
+        <w:numPr>
+          <w:ilvl w:val="0"/>
+          <w:numId w:val="11"/>
+        </w:numPr>
+        <w:spacing w:before="0" w:beforeAutospacing="0" w:after="120" w:afterAutospacing="0"/>
+        <w:rPr>
+          <w:rFonts w:ascii="Verdana" w:hAnsi="Verdana"/>
+          <w:color w:val="000000"/>
+          <w:sz w:val="18"/>
+          <w:szCs w:val="18"/>
+        </w:rPr>
+      </w:pPr>
+      <w:r>
+        <w:rPr>
+          <w:rFonts w:ascii="Verdana" w:hAnsi="Verdana"/>
+          <w:color w:val="000000"/>
+          <w:sz w:val="18"/>
+          <w:szCs w:val="18"/>
+        </w:rPr>
+        <w:t>Wrote C# code to utilize dynamic link libraries to interface National Instruments test equipment to be controlled and monitored via custom graphical user interfaces.</w:t>
+      </w:r>
+    </w:p>
+    <w:p>
+      <w:pPr>
+        <w:pStyle w:val="NormalWeb"/>
+        <w:spacing w:before="0" w:beforeAutospacing="0" w:after="0" w:afterAutospacing="0"/>
+        <w:contextualSpacing/>
+        <w:rPr>
+          <w:b/>
+          <w:bCs/>
+          <w:color w:val="666666"/>
+          <w:u w:val="single"/>
+        </w:rPr>
+      </w:pPr>
+      <w:r>
+        <w:rPr>
+          <w:b/>
+          <w:bCs/>
+          <w:color w:val="666666"/>
+          <w:u w:val="single"/>
+        </w:rPr>
+        <w:t>Graduate</w:t>
+      </w:r>
+      <w:r>
+        <w:rPr>
+          <w:b/>
+          <w:bCs/>
+          <w:color w:val="666666"/>
+          <w:u w:val="single"/>
+        </w:rPr>
+        <w:t xml:space="preserve"> Projects</w:t>
+      </w:r>
+      <w:r>
+        <w:rPr>
+          <w:b/>
+          <w:bCs/>
+          <w:color w:val="666666"/>
+          <w:u w:val="single"/>
+        </w:rPr>
+        <w:tab/>
+      </w:r>
+      <w:r>
+        <w:rPr>
+          <w:b/>
+          <w:bCs/>
+          <w:color w:val="666666"/>
+          <w:u w:val="single"/>
+        </w:rPr>
+        <w:tab/>
+      </w:r>
+      <w:r>
+        <w:rPr>
+          <w:b/>
+          <w:bCs/>
+          <w:color w:val="666666"/>
+          <w:u w:val="single"/>
+        </w:rPr>
+        <w:tab/>
+      </w:r>
+      <w:r>
+        <w:rPr>
+          <w:b/>
+          <w:bCs/>
+          <w:color w:val="666666"/>
+          <w:u w:val="single"/>
+        </w:rPr>
+        <w:tab/>
+      </w:r>
+      <w:r>
+        <w:rPr>
+          <w:b/>
+          <w:bCs/>
+          <w:color w:val="666666"/>
+          <w:u w:val="single"/>
+        </w:rPr>
+        <w:tab/>
+      </w:r>
+      <w:r>
+        <w:rPr>
+          <w:b/>
+          <w:bCs/>
+          <w:color w:val="666666"/>
+          <w:u w:val="single"/>
+        </w:rPr>
+        <w:tab/>
+      </w:r>
+      <w:r>
+        <w:rPr>
+          <w:b/>
+          <w:bCs/>
+          <w:color w:val="666666"/>
+          <w:u w:val="single"/>
+        </w:rPr>
+        <w:tab/>
+      </w:r>
+      <w:r>
+        <w:rPr>
+          <w:b/>
+          <w:bCs/>
+          <w:color w:val="666666"/>
+          <w:u w:val="single"/>
+        </w:rPr>
+        <w:tab/>
+      </w:r>
+      <w:r>
+        <w:rPr>
+          <w:b/>
+          <w:bCs/>
+          <w:color w:val="666666"/>
+          <w:u w:val="single"/>
+        </w:rPr>
+        <w:tab/>
+      </w:r>
+      <w:r>
+        <w:rPr>
+          <w:b/>
+          <w:bCs/>
+          <w:color w:val="666666"/>
+          <w:u w:val="single"/>
+        </w:rPr>
+        <w:tab/>
+      </w:r>
+      <w:r>
+        <w:rPr>
+          <w:b/>
+          <w:bCs/>
+          <w:color w:val="666666"/>
+          <w:u w:val="single"/>
+        </w:rPr>
+        <w:tab/>
+      </w:r>
+      <w:r>
+        <w:rPr>
+          <w:b/>
+          <w:bCs/>
+          <w:color w:val="666666"/>
+          <w:u w:val="single"/>
+        </w:rPr>
+        <w:tab/>
+      </w:r>
+      <w:r>
+        <w:rPr>
+          <w:b/>
+          <w:bCs/>
+          <w:color w:val="666666"/>
+          <w:u w:val="single"/>
+        </w:rPr>
+        <w:tab/>
+      </w:r>
+      <w:r>
+        <w:rPr>
+          <w:b/>
+          <w:bCs/>
+          <w:color w:val="666666"/>
+          <w:u w:val="single"/>
+        </w:rPr>
+        <w:tab/>
+      </w:r>
+    </w:p>
+    <w:p>
+      <w:pPr>
+        <w:pStyle w:val="NormalWeb"/>
+        <w:spacing w:before="0" w:beforeAutospacing="0" w:after="0" w:afterAutospacing="0"/>
+        <w:rPr>
+          <w:rFonts w:ascii="Verdana" w:hAnsi="Verdana"/>
+          <w:b/>
+          <w:bCs/>
+          <w:sz w:val="18"/>
+          <w:szCs w:val="18"/>
+        </w:rPr>
+      </w:pPr>
+      <w:r>
+        <w:rPr>
+          <w:rFonts w:ascii="Verdana" w:hAnsi="Verdana"/>
+          <w:b/>
+          <w:bCs/>
+          <w:sz w:val="18"/>
+          <w:szCs w:val="18"/>
+        </w:rPr>
+        <w:t>RapidLaneFPGA: FPGA DPU Based High</w:t>
+      </w:r>
+      <w:r>
+        <w:rPr>
+          <w:rFonts w:ascii="Verdana" w:hAnsi="Verdana"/>
+          <w:b/>
+          <w:bCs/>
+          <w:sz w:val="18"/>
+          <w:szCs w:val="18"/>
+        </w:rPr>
+        <w:t>way</w:t>
+      </w:r>
+      <w:r>
+        <w:rPr>
+          <w:rFonts w:ascii="Verdana" w:hAnsi="Verdana"/>
+          <w:b/>
+          <w:bCs/>
+          <w:sz w:val="18"/>
+          <w:szCs w:val="18"/>
+        </w:rPr>
+        <w:t xml:space="preserve"> Lane Segmentation System</w:t>
+      </w:r>
+      <w:r>
+        <w:rPr>
+          <w:rFonts w:ascii="Verdana" w:hAnsi="Verdana"/>
+          <w:b/>
+          <w:bCs/>
+          <w:sz w:val="18"/>
+          <w:szCs w:val="18"/>
+        </w:rPr>
+        <w:tab/>
+        <w:t xml:space="preserve"> </w:t>
+      </w:r>
+    </w:p>
+    <w:p>
+      <w:pPr>
+        <w:pStyle w:val="NormalWeb"/>
+        <w:numPr>
+          <w:ilvl w:val="0"/>
+          <w:numId w:val="19"/>
+        </w:numPr>
+        <w:spacing w:before="0" w:beforeAutospacing="0" w:after="0" w:afterAutospacing="0"/>
+        <w:rPr>
+          <w:rFonts w:ascii="Verdana" w:hAnsi="Verdana"/>
+          <w:sz w:val="18"/>
+          <w:szCs w:val="18"/>
+        </w:rPr>
+      </w:pPr>
+      <w:r>
+        <w:rPr>
+          <w:rFonts w:ascii="Verdana" w:hAnsi="Verdana"/>
+          <w:sz w:val="18"/>
+          <w:szCs w:val="18"/>
+        </w:rPr>
+        <w:t xml:space="preserve">Developed a MobileNetV2 lane-segmentation CNN </w:t>
+      </w:r>
+      <w:r>
+        <w:rPr>
+          <w:rFonts w:ascii="Verdana" w:hAnsi="Verdana"/>
+          <w:sz w:val="18"/>
+          <w:szCs w:val="18"/>
+        </w:rPr>
+        <w:t xml:space="preserve">model </w:t>
+      </w:r>
+      <w:r>
+        <w:rPr>
+          <w:rFonts w:ascii="Verdana" w:hAnsi="Verdana"/>
+          <w:sz w:val="18"/>
+          <w:szCs w:val="18"/>
+        </w:rPr>
+        <w:t xml:space="preserve">and </w:t>
+      </w:r>
+      <w:r>
+        <w:rPr>
+          <w:rFonts w:ascii="Verdana" w:hAnsi="Verdana"/>
+          <w:sz w:val="18"/>
+          <w:szCs w:val="18"/>
+        </w:rPr>
+        <w:t>deployed it to FPGA using AMD Vitis AI</w:t>
+      </w:r>
+      <w:r>
+        <w:rPr>
+          <w:rFonts w:ascii="Verdana" w:hAnsi="Verdana"/>
+          <w:sz w:val="18"/>
+          <w:szCs w:val="18"/>
+        </w:rPr>
+        <w:t xml:space="preserve"> and PyTorch</w:t>
+      </w:r>
+      <w:r>
+        <w:rPr>
+          <w:rFonts w:ascii="Verdana" w:hAnsi="Verdana"/>
+          <w:sz w:val="18"/>
+          <w:szCs w:val="18"/>
+        </w:rPr>
+        <w:t>.</w:t>
+      </w:r>
+      <w:r>
+        <w:rPr>
+          <w:rFonts w:ascii="Verdana" w:hAnsi="Verdana"/>
+          <w:sz w:val="18"/>
+          <w:szCs w:val="18"/>
+        </w:rPr>
+        <w:t xml:space="preserve"> </w:t>
+      </w:r>
+      <w:r>
+        <w:rPr>
+          <w:rFonts w:ascii="Verdana" w:hAnsi="Verdana"/>
+          <w:sz w:val="18"/>
+          <w:szCs w:val="18"/>
+        </w:rPr>
+        <w:t xml:space="preserve">Project </w:t>
+      </w:r>
+      <w:r>
+        <w:rPr>
+          <w:rFonts w:ascii="Verdana" w:hAnsi="Verdana"/>
+          <w:sz w:val="18"/>
+          <w:szCs w:val="18"/>
+        </w:rPr>
+        <w:t>utilized Deep Processing Unit (DPU)</w:t>
+      </w:r>
+      <w:r>
+        <w:rPr>
+          <w:rFonts w:ascii="Verdana" w:hAnsi="Verdana"/>
+          <w:sz w:val="18"/>
+          <w:szCs w:val="18"/>
+        </w:rPr>
+        <w:t xml:space="preserve"> hardware </w:t>
+      </w:r>
+      <w:r>
+        <w:rPr>
+          <w:rFonts w:ascii="Verdana" w:hAnsi="Verdana"/>
+          <w:sz w:val="18"/>
+          <w:szCs w:val="18"/>
+        </w:rPr>
+        <w:t>on 224×224 images.</w:t>
+      </w:r>
+    </w:p>
+    <w:p>
+      <w:pPr>
+        <w:pStyle w:val="NormalWeb"/>
+        <w:numPr>
+          <w:ilvl w:val="0"/>
+          <w:numId w:val="17"/>
+        </w:numPr>
+        <w:spacing w:before="0" w:beforeAutospacing="0" w:after="0" w:afterAutospacing="0"/>
+        <w:rPr>
+          <w:rFonts w:ascii="Verdana" w:hAnsi="Verdana"/>
+          <w:sz w:val="18"/>
+          <w:szCs w:val="18"/>
+        </w:rPr>
+      </w:pPr>
+      <w:r>
+        <w:rPr>
+          <w:rFonts w:ascii="Verdana" w:hAnsi="Verdana"/>
+          <w:sz w:val="18"/>
+          <w:szCs w:val="18"/>
+        </w:rPr>
+        <w:t>Achieved 77.10% DICE accuracy on FPGA vs. 77.8% software baseline with</w:t>
+      </w:r>
+      <w:r>
+        <w:rPr>
+          <w:rFonts w:ascii="Verdana" w:hAnsi="Verdana"/>
+          <w:sz w:val="18"/>
+          <w:szCs w:val="18"/>
+        </w:rPr>
+        <w:t xml:space="preserve"> INT8 quantization at</w:t>
+      </w:r>
+      <w:r>
+        <w:rPr>
+          <w:rFonts w:ascii="Verdana" w:hAnsi="Verdana"/>
+          <w:sz w:val="18"/>
+          <w:szCs w:val="18"/>
+        </w:rPr>
+        <w:t xml:space="preserve"> 10 FPS (~100ms latency) on </w:t>
+      </w:r>
+      <w:r>
+        <w:rPr>
+          <w:rFonts w:ascii="Verdana" w:hAnsi="Verdana"/>
+          <w:sz w:val="18"/>
+          <w:szCs w:val="18"/>
+        </w:rPr>
+        <w:t>AMD</w:t>
+      </w:r>
+      <w:r>
+        <w:rPr>
+          <w:rFonts w:ascii="Verdana" w:hAnsi="Verdana"/>
+          <w:sz w:val="18"/>
+          <w:szCs w:val="18"/>
+        </w:rPr>
+        <w:t xml:space="preserve"> ZCU104</w:t>
+      </w:r>
+      <w:r>
+        <w:rPr>
+          <w:rFonts w:ascii="Verdana" w:hAnsi="Verdana"/>
+          <w:sz w:val="18"/>
+          <w:szCs w:val="18"/>
+        </w:rPr>
+        <w:t xml:space="preserve"> Ultrascale+</w:t>
+      </w:r>
+      <w:r>
+        <w:rPr>
+          <w:rFonts w:ascii="Verdana" w:hAnsi="Verdana"/>
+          <w:sz w:val="18"/>
+          <w:szCs w:val="18"/>
+        </w:rPr>
+        <w:t xml:space="preserve"> device</w:t>
+      </w:r>
+      <w:r>
+        <w:rPr>
+          <w:rFonts w:ascii="Verdana" w:hAnsi="Verdana"/>
+          <w:sz w:val="18"/>
+          <w:szCs w:val="18"/>
+        </w:rPr>
+        <w:t>, demonstrating near-real-time inference.</w:t>
+      </w:r>
+    </w:p>
+    <w:p>
+      <w:pPr>
+        <w:pStyle w:val="NormalWeb"/>
+        <w:spacing w:before="0" w:beforeAutospacing="0" w:after="0" w:afterAutospacing="0"/>
+        <w:rPr>
+          <w:rFonts w:ascii="Verdana" w:hAnsi="Verdana"/>
+          <w:b/>
+          <w:bCs/>
+          <w:sz w:val="18"/>
+          <w:szCs w:val="18"/>
+        </w:rPr>
+      </w:pPr>
+      <w:r>
+        <w:rPr>
+          <w:rFonts w:ascii="Verdana" w:hAnsi="Verdana"/>
+          <w:b/>
+          <w:bCs/>
+          <w:sz w:val="18"/>
+          <w:szCs w:val="18"/>
+        </w:rPr>
+        <w:t>FPGA Based LeNET Neural Network for Digit Recognition</w:t>
+      </w:r>
+    </w:p>
+    <w:p>
+      <w:pPr>
+        <w:pStyle w:val="NormalWeb"/>
+        <w:numPr>
+          <w:ilvl w:val="0"/>
+          <w:numId w:val="17"/>
+        </w:numPr>
+        <w:spacing w:before="0" w:beforeAutospacing="0" w:after="0" w:afterAutospacing="0"/>
+        <w:rPr>
+          <w:rFonts w:ascii="Verdana" w:hAnsi="Verdana"/>
+          <w:sz w:val="18"/>
+          <w:szCs w:val="18"/>
+        </w:rPr>
+      </w:pPr>
+      <w:r>
+        <w:rPr>
+          <w:rFonts w:ascii="Verdana" w:hAnsi="Verdana"/>
+          <w:sz w:val="18"/>
+          <w:szCs w:val="18"/>
+        </w:rPr>
+        <w:t xml:space="preserve">Implemented LeNet-based MNIST digit classifier using </w:t>
+      </w:r>
+      <w:r>
+        <w:rPr>
+          <w:rFonts w:ascii="Verdana" w:hAnsi="Verdana"/>
+          <w:sz w:val="18"/>
+          <w:szCs w:val="18"/>
+        </w:rPr>
+        <w:t xml:space="preserve">Vitis High Level Synthesis </w:t>
+      </w:r>
+      <w:r>
+        <w:rPr>
+          <w:rFonts w:ascii="Verdana" w:hAnsi="Verdana"/>
+          <w:sz w:val="18"/>
+          <w:szCs w:val="18"/>
+        </w:rPr>
+        <w:t>and deployed FPGA</w:t>
+      </w:r>
+      <w:r>
+        <w:rPr>
+          <w:rFonts w:ascii="Verdana" w:hAnsi="Verdana"/>
+          <w:sz w:val="18"/>
+          <w:szCs w:val="18"/>
+        </w:rPr>
+        <w:t>.</w:t>
+      </w:r>
+    </w:p>
+    <w:p>
+      <w:pPr>
+        <w:pStyle w:val="NormalWeb"/>
+        <w:numPr>
+          <w:ilvl w:val="0"/>
+          <w:numId w:val="17"/>
+        </w:numPr>
+        <w:spacing w:before="0" w:beforeAutospacing="0" w:after="0" w:afterAutospacing="0"/>
+        <w:rPr>
+          <w:rFonts w:ascii="Verdana" w:hAnsi="Verdana"/>
+          <w:sz w:val="18"/>
+          <w:szCs w:val="18"/>
+        </w:rPr>
+      </w:pPr>
+      <w:r>
+        <w:rPr>
+          <w:rFonts w:ascii="Verdana" w:hAnsi="Verdana"/>
+          <w:sz w:val="18"/>
+          <w:szCs w:val="18"/>
+        </w:rPr>
+        <w:t xml:space="preserve">Hardware output was validated against </w:t>
+      </w:r>
+      <w:r>
+        <w:rPr>
+          <w:rFonts w:ascii="Verdana" w:hAnsi="Verdana"/>
+          <w:sz w:val="18"/>
+          <w:szCs w:val="18"/>
+        </w:rPr>
+        <w:t>software</w:t>
+      </w:r>
+      <w:r>
+        <w:rPr>
+          <w:rFonts w:ascii="Verdana" w:hAnsi="Verdana"/>
+          <w:sz w:val="18"/>
+          <w:szCs w:val="18"/>
+        </w:rPr>
+        <w:t xml:space="preserve"> golden data and validated </w:t>
+      </w:r>
+      <w:r>
+        <w:rPr>
+          <w:rFonts w:ascii="Verdana" w:hAnsi="Verdana"/>
+          <w:sz w:val="18"/>
+          <w:szCs w:val="18"/>
+        </w:rPr>
+        <w:t>FPGA inference on PYNQ-Z1, successfully classifying digits 0–9</w:t>
+      </w:r>
+      <w:r>
+        <w:rPr>
+          <w:rFonts w:ascii="Verdana" w:hAnsi="Verdana"/>
+          <w:sz w:val="18"/>
+          <w:szCs w:val="18"/>
+        </w:rPr>
+        <w:t>.</w:t>
+      </w:r>
+    </w:p>
+    <w:p>
+      <w:pPr>
+        <w:pStyle w:val="NormalWeb"/>
+        <w:spacing w:before="0" w:beforeAutospacing="0" w:after="0" w:afterAutospacing="0"/>
+        <w:rPr>
+          <w:rFonts w:ascii="Verdana" w:hAnsi="Verdana"/>
+          <w:b/>
+          <w:bCs/>
+          <w:sz w:val="18"/>
+          <w:szCs w:val="18"/>
+        </w:rPr>
+      </w:pPr>
+      <w:r>
+        <w:rPr>
+          <w:rFonts w:ascii="Verdana" w:hAnsi="Verdana"/>
+          <w:b/>
+          <w:bCs/>
+          <w:sz w:val="18"/>
+          <w:szCs w:val="18"/>
+        </w:rPr>
+        <w:t>Swimmers Pose Estimation Using Computer Vision and AI/ML</w:t>
+      </w:r>
+    </w:p>
+    <w:p>
+      <w:pPr>
+        <w:pStyle w:val="NormalWeb"/>
+        <w:numPr>
+          <w:ilvl w:val="0"/>
+          <w:numId w:val="20"/>
+        </w:numPr>
+        <w:spacing w:before="0" w:beforeAutospacing="0" w:after="0" w:afterAutospacing="0"/>
+        <w:rPr>
+          <w:rFonts w:ascii="Verdana" w:hAnsi="Verdana"/>
+          <w:sz w:val="18"/>
+          <w:szCs w:val="18"/>
+        </w:rPr>
+      </w:pPr>
+      <w:r>
+        <w:rPr>
+          <w:rFonts w:ascii="Verdana" w:hAnsi="Verdana"/>
+          <w:sz w:val="18"/>
+          <w:szCs w:val="18"/>
+        </w:rPr>
+        <w:t xml:space="preserve">Developed a computer vision pipeline for swimmer pose estimation </w:t>
+      </w:r>
+      <w:r>
+        <w:rPr>
+          <w:rFonts w:ascii="Verdana" w:hAnsi="Verdana"/>
+          <w:sz w:val="18"/>
+          <w:szCs w:val="18"/>
+        </w:rPr>
+        <w:t xml:space="preserve">using </w:t>
+      </w:r>
+      <w:proofErr w:type="spellStart"/>
+      <w:r>
+        <w:rPr>
+          <w:rFonts w:ascii="Verdana" w:hAnsi="Verdana"/>
+          <w:sz w:val="18"/>
+          <w:szCs w:val="18"/>
+        </w:rPr>
+        <w:t>MediaPipe</w:t>
+      </w:r>
+      <w:proofErr w:type="spellEnd"/>
+      <w:r>
+        <w:rPr>
+          <w:rFonts w:ascii="Verdana" w:hAnsi="Verdana"/>
+          <w:sz w:val="18"/>
+          <w:szCs w:val="18"/>
+        </w:rPr>
+        <w:t xml:space="preserve"> </w:t>
+      </w:r>
+      <w:r>
+        <w:rPr>
+          <w:rFonts w:ascii="Verdana" w:hAnsi="Verdana"/>
+          <w:sz w:val="18"/>
+          <w:szCs w:val="18"/>
+        </w:rPr>
+        <w:t xml:space="preserve">object </w:t>
+      </w:r>
+      <w:r>
+        <w:rPr>
+          <w:rFonts w:ascii="Verdana" w:hAnsi="Verdana"/>
+          <w:sz w:val="18"/>
+          <w:szCs w:val="18"/>
+        </w:rPr>
+        <w:t xml:space="preserve">detection, Segment Anything Model, and YOLOv7 to isolate swimmers </w:t>
+      </w:r>
+      <w:r>
+        <w:rPr>
+          <w:rFonts w:ascii="Verdana" w:hAnsi="Verdana"/>
+          <w:sz w:val="18"/>
+          <w:szCs w:val="18"/>
+        </w:rPr>
+        <w:t xml:space="preserve">in image and </w:t>
+      </w:r>
+      <w:proofErr w:type="gramStart"/>
+      <w:r>
+        <w:rPr>
+          <w:rFonts w:ascii="Verdana" w:hAnsi="Verdana"/>
+          <w:sz w:val="18"/>
+          <w:szCs w:val="18"/>
+        </w:rPr>
+        <w:t>generated</w:t>
+      </w:r>
+      <w:proofErr w:type="gramEnd"/>
+      <w:r>
+        <w:rPr>
+          <w:rFonts w:ascii="Verdana" w:hAnsi="Verdana"/>
+          <w:sz w:val="18"/>
+          <w:szCs w:val="18"/>
+        </w:rPr>
+        <w:t xml:space="preserve"> </w:t>
+      </w:r>
+      <w:r>
+        <w:rPr>
+          <w:rFonts w:ascii="Verdana" w:hAnsi="Verdana"/>
+          <w:sz w:val="18"/>
+          <w:szCs w:val="18"/>
+        </w:rPr>
+        <w:t xml:space="preserve">coordinates </w:t>
+      </w:r>
+      <w:r>
+        <w:rPr>
+          <w:rFonts w:ascii="Verdana" w:hAnsi="Verdana"/>
+          <w:sz w:val="18"/>
+          <w:szCs w:val="18"/>
+        </w:rPr>
+        <w:t>to train on</w:t>
+      </w:r>
+      <w:r>
+        <w:rPr>
+          <w:rFonts w:ascii="Verdana" w:hAnsi="Verdana"/>
+          <w:sz w:val="18"/>
+          <w:szCs w:val="18"/>
+        </w:rPr>
+        <w:t xml:space="preserve"> </w:t>
+      </w:r>
+      <w:r>
+        <w:rPr>
+          <w:rFonts w:ascii="Verdana" w:hAnsi="Verdana"/>
+          <w:sz w:val="18"/>
+          <w:szCs w:val="18"/>
+        </w:rPr>
+        <w:t>a</w:t>
+      </w:r>
+      <w:r>
+        <w:rPr>
+          <w:rFonts w:ascii="Verdana" w:hAnsi="Verdana"/>
+          <w:sz w:val="18"/>
+          <w:szCs w:val="18"/>
+        </w:rPr>
+        <w:t xml:space="preserve"> </w:t>
+      </w:r>
+      <w:r>
+        <w:rPr>
+          <w:rFonts w:ascii="Verdana" w:hAnsi="Verdana"/>
+          <w:sz w:val="18"/>
+          <w:szCs w:val="18"/>
+        </w:rPr>
+        <w:t>custom neural network.</w:t>
+      </w:r>
+    </w:p>
+    <w:p>
+      <w:pPr>
+        <w:pStyle w:val="NormalWeb"/>
+        <w:spacing w:before="0" w:beforeAutospacing="0" w:after="0" w:afterAutospacing="0"/>
+        <w:rPr>
+          <w:rFonts w:ascii="Verdana" w:hAnsi="Verdana"/>
+          <w:b/>
+          <w:bCs/>
+          <w:sz w:val="18"/>
+          <w:szCs w:val="18"/>
+        </w:rPr>
+      </w:pPr>
+      <w:r>
+        <w:rPr>
+          <w:rFonts w:ascii="Verdana" w:hAnsi="Verdana"/>
+          <w:b/>
+          <w:bCs/>
+          <w:sz w:val="18"/>
+          <w:szCs w:val="18"/>
+        </w:rPr>
+        <w:t xml:space="preserve">FPGA Based Flight Controller, </w:t>
+      </w:r>
+      <w:r>
+        <w:rPr>
+          <w:rFonts w:ascii="Verdana" w:hAnsi="Verdana"/>
+          <w:b/>
+          <w:bCs/>
+          <w:sz w:val="18"/>
+          <w:szCs w:val="18"/>
+        </w:rPr>
+        <w:t>Search and Rescue Drone</w:t>
+      </w:r>
+    </w:p>
+    <w:p>
+      <w:pPr>
+        <w:pStyle w:val="NormalWeb"/>
+        <w:numPr>
+          <w:ilvl w:val="0"/>
+          <w:numId w:val="20"/>
+        </w:numPr>
+        <w:spacing w:before="0" w:beforeAutospacing="0" w:after="0" w:afterAutospacing="0"/>
+        <w:rPr>
+          <w:rFonts w:ascii="Verdana" w:hAnsi="Verdana"/>
+          <w:sz w:val="18"/>
+          <w:szCs w:val="18"/>
+        </w:rPr>
+      </w:pPr>
+      <w:r>
+        <w:rPr>
+          <w:rFonts w:ascii="Verdana" w:hAnsi="Verdana"/>
+          <w:sz w:val="18"/>
+          <w:szCs w:val="18"/>
+        </w:rPr>
+        <w:t>Developed FPGA-based flight controller for a six-propeller search-and-rescue drone</w:t>
+      </w:r>
+      <w:r>
+        <w:rPr>
+          <w:rFonts w:ascii="Verdana" w:hAnsi="Verdana"/>
+          <w:sz w:val="18"/>
+          <w:szCs w:val="18"/>
+        </w:rPr>
+        <w:t>. The drone hosted</w:t>
+      </w:r>
+      <w:r>
+        <w:rPr>
+          <w:rFonts w:ascii="Verdana" w:hAnsi="Verdana"/>
+          <w:sz w:val="18"/>
+          <w:szCs w:val="18"/>
+        </w:rPr>
+        <w:t xml:space="preserve"> </w:t>
+      </w:r>
+      <w:r>
+        <w:rPr>
+          <w:rFonts w:ascii="Verdana" w:hAnsi="Verdana"/>
+          <w:sz w:val="18"/>
+          <w:szCs w:val="18"/>
+        </w:rPr>
+        <w:t xml:space="preserve">Zynq-7000 </w:t>
+      </w:r>
+      <w:r>
+        <w:rPr>
+          <w:rFonts w:ascii="Verdana" w:hAnsi="Verdana"/>
+          <w:sz w:val="18"/>
+          <w:szCs w:val="18"/>
+        </w:rPr>
+        <w:t>FPGA/</w:t>
+      </w:r>
+      <w:r>
+        <w:rPr>
+          <w:rFonts w:ascii="Verdana" w:hAnsi="Verdana"/>
+          <w:sz w:val="18"/>
+          <w:szCs w:val="18"/>
+        </w:rPr>
+        <w:t xml:space="preserve">SoC </w:t>
+      </w:r>
+      <w:r>
+        <w:rPr>
+          <w:rFonts w:ascii="Verdana" w:hAnsi="Verdana"/>
+          <w:sz w:val="18"/>
+          <w:szCs w:val="18"/>
+        </w:rPr>
+        <w:t xml:space="preserve">chip </w:t>
+      </w:r>
+      <w:r>
+        <w:rPr>
+          <w:rFonts w:ascii="Verdana" w:hAnsi="Verdana"/>
+          <w:sz w:val="18"/>
+          <w:szCs w:val="18"/>
+        </w:rPr>
+        <w:t>to process RC inputs and generate PWM motor control signals</w:t>
+      </w:r>
+      <w:r>
+        <w:rPr>
+          <w:rFonts w:ascii="Verdana" w:hAnsi="Verdana"/>
+          <w:sz w:val="18"/>
+          <w:szCs w:val="18"/>
+        </w:rPr>
+        <w:t xml:space="preserve"> within the FPGA fabric</w:t>
+      </w:r>
+      <w:r>
+        <w:rPr>
+          <w:rFonts w:ascii="Verdana" w:hAnsi="Verdana"/>
+          <w:sz w:val="18"/>
+          <w:szCs w:val="18"/>
+        </w:rPr>
+        <w:t>.</w:t>
+      </w:r>
+    </w:p>
+    <w:p>
+      <w:pPr>
+        <w:pStyle w:val="NormalWeb"/>
+        <w:numPr>
+          <w:ilvl w:val="0"/>
+          <w:numId w:val="20"/>
+        </w:numPr>
+        <w:spacing w:before="0" w:beforeAutospacing="0" w:after="0" w:afterAutospacing="0" w:line="360" w:lineRule="auto"/>
+        <w:rPr>
+          <w:rFonts w:ascii="Verdana" w:hAnsi="Verdana"/>
+          <w:sz w:val="18"/>
+          <w:szCs w:val="18"/>
+        </w:rPr>
+      </w:pPr>
+      <w:r>
+        <w:rPr>
+          <w:rFonts w:ascii="Verdana" w:hAnsi="Verdana"/>
+          <w:sz w:val="18"/>
+          <w:szCs w:val="18"/>
+        </w:rPr>
+        <w:t>D</w:t>
+      </w:r>
+      <w:r>
+        <w:rPr>
+          <w:rFonts w:ascii="Verdana" w:hAnsi="Verdana"/>
+          <w:sz w:val="18"/>
+          <w:szCs w:val="18"/>
+        </w:rPr>
+        <w:t xml:space="preserve">esigned a power distribution board for onboard camera and lighting systems. </w:t>
+      </w:r>
+    </w:p>
+    <w:p>
+      <w:pPr>
+        <w:pStyle w:val="NormalWeb"/>
+        <w:spacing w:before="0" w:beforeAutospacing="0" w:after="0" w:afterAutospacing="0"/>
+        <w:rPr>
+          <w:b/>
+          <w:bCs/>
+          <w:color w:val="666666"/>
+          <w:u w:val="single"/>
+        </w:rPr>
+      </w:pPr>
+      <w:r>
+        <w:rPr>
+          <w:b/>
+          <w:bCs/>
+          <w:color w:val="666666"/>
+          <w:u w:val="single"/>
+        </w:rPr>
+        <w:t>Technical Skills</w:t>
+      </w:r>
+      <w:r>
+        <w:rPr>
+          <w:b/>
+          <w:bCs/>
+          <w:color w:val="666666"/>
+          <w:u w:val="single"/>
+        </w:rPr>
+        <w:tab/>
+      </w:r>
+      <w:r>
+        <w:rPr>
+          <w:b/>
+          <w:bCs/>
+          <w:color w:val="666666"/>
+          <w:u w:val="single"/>
+        </w:rPr>
+        <w:tab/>
+      </w:r>
+      <w:r>
+        <w:rPr>
+          <w:b/>
+          <w:bCs/>
+          <w:color w:val="666666"/>
+          <w:u w:val="single"/>
+        </w:rPr>
+        <w:tab/>
+      </w:r>
+      <w:r>
+        <w:rPr>
+          <w:b/>
+          <w:bCs/>
+          <w:color w:val="666666"/>
+          <w:u w:val="single"/>
+        </w:rPr>
+        <w:tab/>
+      </w:r>
+      <w:r>
+        <w:rPr>
+          <w:b/>
+          <w:bCs/>
+          <w:color w:val="666666"/>
+          <w:u w:val="single"/>
+        </w:rPr>
+        <w:tab/>
+      </w:r>
+      <w:r>
+        <w:rPr>
+          <w:b/>
+          <w:bCs/>
+          <w:color w:val="666666"/>
+          <w:u w:val="single"/>
+        </w:rPr>
+        <w:tab/>
+      </w:r>
+      <w:r>
+        <w:rPr>
+          <w:b/>
+          <w:bCs/>
+          <w:color w:val="666666"/>
+          <w:u w:val="single"/>
+        </w:rPr>
+        <w:tab/>
+      </w:r>
+      <w:r>
+        <w:rPr>
+          <w:b/>
+          <w:bCs/>
+          <w:color w:val="666666"/>
+          <w:u w:val="single"/>
+        </w:rPr>
+        <w:tab/>
+      </w:r>
+      <w:r>
+        <w:rPr>
+          <w:b/>
+          <w:bCs/>
+          <w:color w:val="666666"/>
+          <w:u w:val="single"/>
+        </w:rPr>
+        <w:tab/>
+      </w:r>
+      <w:r>
+        <w:rPr>
+          <w:b/>
+          <w:bCs/>
+          <w:color w:val="666666"/>
+          <w:u w:val="single"/>
+        </w:rPr>
+        <w:tab/>
+      </w:r>
+      <w:r>
+        <w:rPr>
+          <w:b/>
+          <w:bCs/>
+          <w:color w:val="666666"/>
+          <w:u w:val="single"/>
+        </w:rPr>
+        <w:tab/>
+      </w:r>
+      <w:r>
+        <w:rPr>
+          <w:b/>
+          <w:bCs/>
+          <w:color w:val="666666"/>
+          <w:u w:val="single"/>
+        </w:rPr>
+        <w:tab/>
+      </w:r>
+      <w:r>
+        <w:rPr>
+          <w:b/>
+          <w:bCs/>
+          <w:color w:val="666666"/>
+          <w:u w:val="single"/>
+        </w:rPr>
+        <w:tab/>
+      </w:r>
+      <w:r>
+        <w:rPr>
+          <w:b/>
+          <w:bCs/>
+          <w:color w:val="666666"/>
+          <w:u w:val="single"/>
+        </w:rPr>
+        <w:tab/>
+      </w:r>
+    </w:p>
+    <w:p>
+      <w:pPr>
+        <w:pStyle w:val="NormalWeb"/>
+        <w:spacing w:before="0" w:beforeAutospacing="0" w:after="0" w:afterAutospacing="0"/>
+        <w:rPr>
+          <w:rFonts w:ascii="Verdana" w:hAnsi="Verdana"/>
+          <w:b/>
+          <w:bCs/>
+          <w:color w:val="000000"/>
+          <w:sz w:val="18"/>
+          <w:szCs w:val="18"/>
+        </w:rPr>
+      </w:pPr>
+      <w:r>
+        <w:rPr>
+          <w:rFonts w:ascii="Verdana" w:hAnsi="Verdana"/>
+          <w:b/>
+          <w:bCs/>
+          <w:color w:val="000000"/>
+          <w:sz w:val="18"/>
+          <w:szCs w:val="18"/>
+        </w:rPr>
+        <w:t xml:space="preserve">Vivado </w:t>
+      </w:r>
+      <w:r>
+        <w:rPr>
+          <w:rFonts w:ascii="Verdana" w:hAnsi="Verdana"/>
+          <w:b/>
+          <w:bCs/>
+          <w:color w:val="000000"/>
+          <w:sz w:val="18"/>
+          <w:szCs w:val="18"/>
+        </w:rPr>
+        <w:t>&amp; Vitis High Level Synthesis</w:t>
+      </w:r>
+      <w:r>
+        <w:rPr>
+          <w:rFonts w:ascii="Verdana" w:hAnsi="Verdana"/>
+          <w:b/>
+          <w:bCs/>
+          <w:color w:val="000000"/>
+          <w:sz w:val="18"/>
+          <w:szCs w:val="18"/>
+        </w:rPr>
+        <w:t xml:space="preserve"> (HLS)</w:t>
+      </w:r>
+      <w:r>
+        <w:rPr>
+          <w:rFonts w:ascii="Verdana" w:hAnsi="Verdana"/>
+          <w:b/>
+          <w:bCs/>
+          <w:color w:val="000000"/>
+          <w:sz w:val="18"/>
+          <w:szCs w:val="18"/>
+        </w:rPr>
+        <w:t>,</w:t>
+      </w:r>
+      <w:r>
+        <w:rPr>
+          <w:rFonts w:ascii="Verdana" w:hAnsi="Verdana"/>
+          <w:color w:val="000000"/>
+          <w:sz w:val="18"/>
+          <w:szCs w:val="18"/>
+        </w:rPr>
+        <w:t xml:space="preserve"> Verilog, </w:t>
+      </w:r>
+      <w:proofErr w:type="spellStart"/>
+      <w:r>
+        <w:rPr>
+          <w:rFonts w:ascii="Verdana" w:hAnsi="Verdana"/>
+          <w:color w:val="000000"/>
+          <w:sz w:val="18"/>
+          <w:szCs w:val="18"/>
+        </w:rPr>
+        <w:t>SystemVerilog</w:t>
+      </w:r>
+      <w:proofErr w:type="spellEnd"/>
+      <w:r>
+        <w:rPr>
+          <w:rFonts w:ascii="Verdana" w:hAnsi="Verdana"/>
+          <w:color w:val="000000"/>
+          <w:sz w:val="18"/>
+          <w:szCs w:val="18"/>
+        </w:rPr>
+        <w:t>, VHDL</w:t>
+      </w:r>
+      <w:r>
+        <w:rPr>
+          <w:rFonts w:ascii="Verdana" w:hAnsi="Verdana"/>
+          <w:color w:val="000000"/>
+          <w:sz w:val="18"/>
+          <w:szCs w:val="18"/>
+        </w:rPr>
+        <w:t>, C++ Hardware Design</w:t>
+      </w:r>
+    </w:p>
+    <w:p>
+      <w:pPr>
+        <w:pStyle w:val="NormalWeb"/>
+        <w:spacing w:before="0" w:beforeAutospacing="0" w:after="0" w:afterAutospacing="0"/>
+        <w:rPr>
+          <w:rFonts w:ascii="Verdana" w:hAnsi="Verdana"/>
+          <w:color w:val="000000"/>
+          <w:sz w:val="18"/>
+          <w:szCs w:val="18"/>
+        </w:rPr>
+      </w:pPr>
+      <w:r>
+        <w:rPr>
+          <w:rFonts w:ascii="Verdana" w:hAnsi="Verdana"/>
+          <w:b/>
+          <w:bCs/>
+          <w:color w:val="000000"/>
+          <w:sz w:val="18"/>
+          <w:szCs w:val="18"/>
+        </w:rPr>
+        <w:t xml:space="preserve">MATLAB/SIMULINK, </w:t>
+      </w:r>
+      <w:r>
+        <w:rPr>
+          <w:rFonts w:ascii="Verdana" w:hAnsi="Verdana"/>
+          <w:color w:val="000000"/>
+          <w:sz w:val="18"/>
+          <w:szCs w:val="18"/>
+        </w:rPr>
+        <w:t>Signal Processing</w:t>
+      </w:r>
+      <w:r>
+        <w:rPr>
+          <w:rFonts w:ascii="Verdana" w:hAnsi="Verdana"/>
+          <w:color w:val="000000"/>
+          <w:sz w:val="18"/>
+          <w:szCs w:val="18"/>
+        </w:rPr>
+        <w:t xml:space="preserve">, Control Systems Modeling, and Hardware Arithmetic </w:t>
+      </w:r>
+      <w:r>
+        <w:rPr>
+          <w:rFonts w:ascii="Verdana" w:hAnsi="Verdana"/>
+          <w:color w:val="000000"/>
+          <w:sz w:val="18"/>
+          <w:szCs w:val="18"/>
+        </w:rPr>
+        <w:t>Validation</w:t>
+      </w:r>
+    </w:p>
+    <w:p>
+      <w:pPr>
+        <w:pStyle w:val="NormalWeb"/>
+        <w:spacing w:before="0" w:beforeAutospacing="0" w:after="0" w:afterAutospacing="0"/>
+        <w:rPr>
+          <w:rFonts w:ascii="Verdana" w:hAnsi="Verdana"/>
+          <w:color w:val="000000"/>
+          <w:sz w:val="18"/>
+          <w:szCs w:val="18"/>
+        </w:rPr>
+      </w:pPr>
+      <w:proofErr w:type="spellStart"/>
+      <w:r>
+        <w:rPr>
+          <w:rFonts w:ascii="Verdana" w:hAnsi="Verdana"/>
+          <w:b/>
+          <w:bCs/>
+          <w:color w:val="000000"/>
+          <w:sz w:val="18"/>
+          <w:szCs w:val="18"/>
+        </w:rPr>
+        <w:t>QuestaSi</w:t>
+      </w:r>
+      <w:r>
+        <w:rPr>
+          <w:rFonts w:ascii="Verdana" w:hAnsi="Verdana"/>
+          <w:b/>
+          <w:bCs/>
+          <w:color w:val="000000"/>
+          <w:sz w:val="18"/>
+          <w:szCs w:val="18"/>
+        </w:rPr>
+        <w:t>m</w:t>
+      </w:r>
+      <w:proofErr w:type="spellEnd"/>
+      <w:r>
+        <w:rPr>
+          <w:rFonts w:ascii="Verdana" w:hAnsi="Verdana"/>
+          <w:b/>
+          <w:bCs/>
+          <w:color w:val="000000"/>
+          <w:sz w:val="18"/>
+          <w:szCs w:val="18"/>
+        </w:rPr>
+        <w:t xml:space="preserve">, </w:t>
+      </w:r>
+      <w:r>
+        <w:rPr>
+          <w:rFonts w:ascii="Verdana" w:hAnsi="Verdana"/>
+          <w:color w:val="000000"/>
+          <w:sz w:val="18"/>
+          <w:szCs w:val="18"/>
+        </w:rPr>
+        <w:t>FPGA Hardware Simulation &amp; Validation</w:t>
+      </w:r>
+    </w:p>
+    <w:p>
+      <w:pPr>
+        <w:pStyle w:val="NormalWeb"/>
+        <w:spacing w:before="0" w:beforeAutospacing="0" w:after="0" w:afterAutospacing="0"/>
+        <w:rPr>
+          <w:rFonts w:ascii="Verdana" w:hAnsi="Verdana"/>
+          <w:color w:val="000000"/>
+          <w:sz w:val="18"/>
+          <w:szCs w:val="18"/>
+        </w:rPr>
+      </w:pPr>
+      <w:r>
+        <w:rPr>
+          <w:rFonts w:ascii="Verdana" w:hAnsi="Verdana"/>
+          <w:b/>
+          <w:bCs/>
+          <w:color w:val="000000"/>
+          <w:sz w:val="18"/>
+          <w:szCs w:val="18"/>
+        </w:rPr>
+        <w:t>Soft</w:t>
+      </w:r>
+      <w:r>
+        <w:rPr>
+          <w:rFonts w:ascii="Verdana" w:hAnsi="Verdana"/>
+          <w:b/>
+          <w:bCs/>
+          <w:color w:val="000000"/>
+          <w:sz w:val="18"/>
+          <w:szCs w:val="18"/>
+        </w:rPr>
+        <w:t xml:space="preserve">ware Programming Languages, </w:t>
+      </w:r>
+      <w:r>
+        <w:rPr>
+          <w:rFonts w:ascii="Verdana" w:hAnsi="Verdana"/>
+          <w:color w:val="000000"/>
+          <w:sz w:val="18"/>
+          <w:szCs w:val="18"/>
+        </w:rPr>
+        <w:t>Working knowledge</w:t>
+      </w:r>
+      <w:r>
+        <w:rPr>
+          <w:rFonts w:ascii="Verdana" w:hAnsi="Verdana"/>
+          <w:color w:val="000000"/>
+          <w:sz w:val="18"/>
+          <w:szCs w:val="18"/>
+        </w:rPr>
+        <w:t xml:space="preserve"> </w:t>
+      </w:r>
+      <w:r>
+        <w:rPr>
+          <w:rFonts w:ascii="Verdana" w:hAnsi="Verdana"/>
+          <w:color w:val="000000"/>
+          <w:sz w:val="18"/>
+          <w:szCs w:val="18"/>
+        </w:rPr>
+        <w:t xml:space="preserve">of </w:t>
+      </w:r>
+      <w:r>
+        <w:rPr>
+          <w:rFonts w:ascii="Verdana" w:hAnsi="Verdana"/>
+          <w:color w:val="000000"/>
+          <w:sz w:val="18"/>
+          <w:szCs w:val="18"/>
+        </w:rPr>
+        <w:t>Python</w:t>
+      </w:r>
+      <w:r>
+        <w:rPr>
+          <w:rFonts w:ascii="Verdana" w:hAnsi="Verdana"/>
+          <w:color w:val="000000"/>
+          <w:sz w:val="18"/>
+          <w:szCs w:val="18"/>
+        </w:rPr>
+        <w:t xml:space="preserve"> and</w:t>
+      </w:r>
+      <w:r>
+        <w:rPr>
+          <w:rFonts w:ascii="Verdana" w:hAnsi="Verdana"/>
+          <w:color w:val="000000"/>
+          <w:sz w:val="18"/>
+          <w:szCs w:val="18"/>
+        </w:rPr>
+        <w:t xml:space="preserve"> C/C++</w:t>
+      </w:r>
+    </w:p>
+    <w:p>
+      <w:pPr>
+        <w:pStyle w:val="NormalWeb"/>
+        <w:spacing w:before="0" w:beforeAutospacing="0" w:after="120" w:afterAutospacing="0"/>
+        <w:rPr>
+          <w:rFonts w:ascii="Verdana" w:hAnsi="Verdana"/>
+          <w:b/>
+          <w:bCs/>
+          <w:color w:val="000000"/>
+          <w:sz w:val="18"/>
+          <w:szCs w:val="18"/>
+        </w:rPr>
+      </w:pPr>
+      <w:r>
+        <w:rPr>
+          <w:rFonts w:ascii="Verdana" w:hAnsi="Verdana"/>
+          <w:b/>
+          <w:bCs/>
+          <w:color w:val="000000"/>
+          <w:sz w:val="18"/>
+          <w:szCs w:val="18"/>
+        </w:rPr>
+        <w:t xml:space="preserve">Microsoft Excel, Word, </w:t>
+      </w:r>
+      <w:r>
+        <w:rPr>
+          <w:rFonts w:ascii="Verdana" w:hAnsi="Verdana"/>
+          <w:b/>
+          <w:bCs/>
+          <w:color w:val="000000"/>
+          <w:sz w:val="18"/>
+          <w:szCs w:val="18"/>
+        </w:rPr>
+        <w:t xml:space="preserve">&amp; </w:t>
+      </w:r>
+      <w:r>
+        <w:rPr>
+          <w:rFonts w:ascii="Verdana" w:hAnsi="Verdana"/>
+          <w:b/>
+          <w:bCs/>
+          <w:color w:val="000000"/>
+          <w:sz w:val="18"/>
+          <w:szCs w:val="18"/>
+        </w:rPr>
+        <w:t>PowerPoint</w:t>
+      </w:r>
+    </w:p>
+    <w:p>
+      <w:pPr>
+        <w:pStyle w:val="NormalWeb"/>
+        <w:spacing w:before="0" w:beforeAutospacing="0" w:after="0" w:afterAutospacing="0"/>
+        <w:contextualSpacing/>
+        <w:rPr>
+          <w:u w:val="single"/>
+        </w:rPr>
+      </w:pPr>
+      <w:r>
+        <w:rPr>
+          <w:b/>
+          <w:bCs/>
+          <w:color w:val="666666"/>
+          <w:u w:val="single"/>
+        </w:rPr>
+        <w:t>Education</w:t>
+      </w:r>
+      <w:r>
+        <w:rPr>
+          <w:b/>
+          <w:bCs/>
+          <w:color w:val="666666"/>
+          <w:u w:val="single"/>
+        </w:rPr>
+        <w:tab/>
+      </w:r>
+      <w:r>
+        <w:rPr>
+          <w:b/>
+          <w:bCs/>
+          <w:color w:val="666666"/>
+          <w:u w:val="single"/>
+        </w:rPr>
+        <w:tab/>
+      </w:r>
+      <w:r>
+        <w:rPr>
+          <w:b/>
+          <w:bCs/>
+          <w:color w:val="666666"/>
+          <w:u w:val="single"/>
+        </w:rPr>
+        <w:tab/>
+      </w:r>
+      <w:r>
+        <w:rPr>
+          <w:b/>
+          <w:bCs/>
+          <w:color w:val="666666"/>
+          <w:u w:val="single"/>
+        </w:rPr>
+        <w:tab/>
+      </w:r>
+      <w:r>
+        <w:rPr>
+          <w:b/>
+          <w:bCs/>
+          <w:color w:val="666666"/>
+          <w:u w:val="single"/>
+        </w:rPr>
+        <w:tab/>
+      </w:r>
+      <w:r>
+        <w:rPr>
+          <w:b/>
+          <w:bCs/>
+          <w:color w:val="666666"/>
+          <w:u w:val="single"/>
+        </w:rPr>
+        <w:tab/>
+      </w:r>
+      <w:r>
+        <w:rPr>
+          <w:b/>
+          <w:bCs/>
+          <w:color w:val="666666"/>
+          <w:u w:val="single"/>
+        </w:rPr>
+        <w:tab/>
+      </w:r>
+      <w:r>
+        <w:rPr>
+          <w:b/>
+          <w:bCs/>
+          <w:color w:val="666666"/>
+          <w:u w:val="single"/>
+        </w:rPr>
+        <w:tab/>
+      </w:r>
+      <w:r>
+        <w:rPr>
+          <w:b/>
+          <w:bCs/>
+          <w:color w:val="666666"/>
+          <w:u w:val="single"/>
+        </w:rPr>
+        <w:tab/>
+      </w:r>
+      <w:r>
+        <w:rPr>
+          <w:b/>
+          <w:bCs/>
+          <w:color w:val="666666"/>
+          <w:u w:val="single"/>
+        </w:rPr>
+        <w:tab/>
+      </w:r>
+      <w:r>
+        <w:rPr>
+          <w:b/>
+          <w:bCs/>
+          <w:color w:val="666666"/>
+          <w:u w:val="single"/>
+        </w:rPr>
+        <w:tab/>
+      </w:r>
+      <w:r>
+        <w:rPr>
+          <w:b/>
+          <w:bCs/>
+          <w:color w:val="666666"/>
+          <w:u w:val="single"/>
+        </w:rPr>
+        <w:tab/>
+      </w:r>
+      <w:r>
+        <w:rPr>
+          <w:b/>
+          <w:bCs/>
+          <w:color w:val="666666"/>
+          <w:u w:val="single"/>
+        </w:rPr>
+        <w:tab/>
+      </w:r>
+      <w:r>
+        <w:rPr>
+          <w:b/>
+          <w:bCs/>
+          <w:color w:val="666666"/>
+          <w:u w:val="single"/>
+        </w:rPr>
+        <w:tab/>
+      </w:r>
+      <w:r>
+        <w:rPr>
+          <w:b/>
+          <w:bCs/>
+          <w:color w:val="666666"/>
+          <w:u w:val="single"/>
+        </w:rPr>
+        <w:tab/>
+      </w:r>
+    </w:p>
+    <w:p>
+      <w:pPr>
+        <w:pStyle w:val="NormalWeb"/>
+        <w:spacing w:before="0" w:beforeAutospacing="0" w:after="0" w:afterAutospacing="0"/>
+        <w:contextualSpacing/>
+        <w:rPr>
+          <w:rFonts w:ascii="Verdana" w:hAnsi="Verdana"/>
+          <w:b/>
+          <w:bCs/>
+          <w:sz w:val="18"/>
+          <w:szCs w:val="18"/>
+        </w:rPr>
+        <w:sectPr>
+          <w:type w:val="continuous"/>
+          <w:pgSz w:w="12240" w:h="15840"/>
+          <w:pgMar w:top="576" w:right="288" w:bottom="576" w:left="288" w:header="720" w:footer="720" w:gutter="0"/>
+          <w:cols w:space="720"/>
+          <w:docGrid w:linePitch="360"/>
+        </w:sectPr>
+      </w:pPr>
+    </w:p>
+    <w:p>
+      <w:pPr>
+        <w:pStyle w:val="NormalWeb"/>
+        <w:spacing w:before="0" w:beforeAutospacing="0" w:after="0" w:afterAutospacing="0"/>
+        <w:contextualSpacing/>
+        <w:rPr>
+          <w:rFonts w:ascii="Verdana" w:hAnsi="Verdana"/>
+          <w:b/>
+          <w:bCs/>
+          <w:sz w:val="18"/>
+          <w:szCs w:val="18"/>
+        </w:rPr>
+      </w:pPr>
+      <w:r>
+        <w:rPr>
+          <w:rFonts w:ascii="Verdana" w:hAnsi="Verdana"/>
+          <w:b/>
+          <w:bCs/>
+          <w:sz w:val="18"/>
+          <w:szCs w:val="18"/>
+        </w:rPr>
+        <w:t>Master of Science</w:t>
+      </w:r>
+      <w:r>
+        <w:rPr>
+          <w:rFonts w:ascii="Verdana" w:hAnsi="Verdana"/>
+          <w:b/>
+          <w:bCs/>
+          <w:sz w:val="18"/>
+          <w:szCs w:val="18"/>
+        </w:rPr>
+        <w:t xml:space="preserve"> in</w:t>
+      </w:r>
+      <w:r>
+        <w:rPr>
+          <w:rFonts w:ascii="Verdana" w:hAnsi="Verdana"/>
+          <w:b/>
+          <w:bCs/>
+          <w:sz w:val="18"/>
+          <w:szCs w:val="18"/>
+        </w:rPr>
+        <w:t xml:space="preserve"> Electrical Engineering</w:t>
+      </w:r>
+      <w:r>
+        <w:rPr>
+          <w:rFonts w:ascii="Verdana" w:hAnsi="Verdana"/>
+          <w:b/>
+          <w:bCs/>
+          <w:sz w:val="18"/>
+          <w:szCs w:val="18"/>
+        </w:rPr>
+        <w:tab/>
+      </w:r>
+      <w:r>
+        <w:rPr>
+          <w:rFonts w:ascii="Verdana" w:hAnsi="Verdana"/>
+          <w:b/>
+          <w:bCs/>
+          <w:sz w:val="18"/>
+          <w:szCs w:val="18"/>
+        </w:rPr>
+        <w:tab/>
+      </w:r>
+      <w:r>
+        <w:rPr>
+          <w:rFonts w:ascii="Verdana" w:hAnsi="Verdana"/>
+          <w:b/>
+          <w:bCs/>
+          <w:sz w:val="18"/>
+          <w:szCs w:val="18"/>
+        </w:rPr>
+        <w:tab/>
+      </w:r>
+      <w:r>
+        <w:rPr>
+          <w:rFonts w:ascii="Verdana" w:hAnsi="Verdana"/>
+          <w:b/>
+          <w:bCs/>
+          <w:sz w:val="18"/>
+          <w:szCs w:val="18"/>
+        </w:rPr>
+        <w:tab/>
+      </w:r>
+      <w:r>
+        <w:rPr>
+          <w:rFonts w:ascii="Verdana" w:hAnsi="Verdana"/>
+          <w:b/>
+          <w:bCs/>
+          <w:sz w:val="18"/>
+          <w:szCs w:val="18"/>
+        </w:rPr>
+        <w:tab/>
+      </w:r>
+      <w:r>
+        <w:rPr>
+          <w:rFonts w:ascii="Verdana" w:hAnsi="Verdana"/>
+          <w:b/>
+          <w:bCs/>
+          <w:sz w:val="18"/>
+          <w:szCs w:val="18"/>
+        </w:rPr>
+        <w:tab/>
+      </w:r>
+      <w:r>
+        <w:rPr>
+          <w:rFonts w:ascii="Verdana" w:hAnsi="Verdana"/>
+          <w:b/>
+          <w:bCs/>
+          <w:sz w:val="18"/>
+          <w:szCs w:val="18"/>
+        </w:rPr>
+        <w:tab/>
+      </w:r>
+      <w:r>
+        <w:rPr>
+          <w:rFonts w:ascii="Verdana" w:hAnsi="Verdana"/>
+          <w:b/>
+          <w:bCs/>
+          <w:sz w:val="18"/>
+          <w:szCs w:val="18"/>
+        </w:rPr>
+        <w:tab/>
+        <w:t xml:space="preserve">         December</w:t>
+      </w:r>
+      <w:r>
+        <w:rPr>
+          <w:rFonts w:ascii="Verdana" w:hAnsi="Verdana"/>
+          <w:b/>
+          <w:bCs/>
+          <w:sz w:val="18"/>
+          <w:szCs w:val="18"/>
+        </w:rPr>
+        <w:t xml:space="preserve"> 2025</w:t>
+      </w:r>
+    </w:p>
+    <w:p>
+      <w:pPr>
+        <w:pStyle w:val="NormalWeb"/>
+        <w:spacing w:before="0" w:beforeAutospacing="0" w:after="0" w:afterAutospacing="0"/>
+        <w:contextualSpacing/>
+        <w:rPr>
+          <w:b/>
+          <w:bCs/>
+        </w:rPr>
+      </w:pPr>
+      <w:r>
+        <w:rPr>
+          <w:rFonts w:ascii="Verdana" w:hAnsi="Verdana"/>
+          <w:b/>
+          <w:bCs/>
+          <w:sz w:val="18"/>
+          <w:szCs w:val="18"/>
+        </w:rPr>
+        <w:t xml:space="preserve">San </w:t>
+      </w:r>
+      <w:r>
+        <w:rPr>
+          <w:rFonts w:ascii="Verdana" w:hAnsi="Verdana"/>
+          <w:b/>
+          <w:bCs/>
+          <w:sz w:val="18"/>
+          <w:szCs w:val="18"/>
+        </w:rPr>
+        <w:t>José</w:t>
+      </w:r>
+      <w:r>
+        <w:rPr>
+          <w:rFonts w:ascii="Verdana" w:hAnsi="Verdana"/>
+          <w:b/>
+          <w:bCs/>
+          <w:sz w:val="18"/>
+          <w:szCs w:val="18"/>
+        </w:rPr>
+        <w:t xml:space="preserve"> </w:t>
+      </w:r>
+      <w:r>
+        <w:rPr>
+          <w:rFonts w:ascii="Verdana" w:hAnsi="Verdana"/>
+          <w:b/>
+          <w:bCs/>
+          <w:sz w:val="18"/>
+          <w:szCs w:val="18"/>
+        </w:rPr>
+        <w:t>State University</w:t>
+      </w:r>
+      <w:r>
+        <w:rPr>
+          <w:rFonts w:ascii="Verdana" w:hAnsi="Verdana"/>
+          <w:b/>
+          <w:bCs/>
+          <w:sz w:val="18"/>
+          <w:szCs w:val="18"/>
+        </w:rPr>
+        <w:t xml:space="preserve">, </w:t>
+      </w:r>
+      <w:r>
+        <w:rPr>
+          <w:rFonts w:ascii="Verdana" w:hAnsi="Verdana"/>
+          <w:b/>
+          <w:bCs/>
+          <w:sz w:val="18"/>
+          <w:szCs w:val="18"/>
+        </w:rPr>
+        <w:t>GPA: 3.44</w:t>
+      </w:r>
+      <w:r>
+        <w:rPr>
+          <w:rFonts w:ascii="Verdana" w:hAnsi="Verdana"/>
+          <w:b/>
+          <w:bCs/>
+          <w:sz w:val="18"/>
+          <w:szCs w:val="18"/>
+        </w:rPr>
+        <w:tab/>
+      </w:r>
+      <w:r>
+        <w:rPr>
+          <w:rFonts w:ascii="Verdana" w:hAnsi="Verdana"/>
+          <w:b/>
+          <w:bCs/>
+          <w:sz w:val="18"/>
+          <w:szCs w:val="18"/>
+        </w:rPr>
+        <w:tab/>
+      </w:r>
+      <w:r>
+        <w:rPr>
+          <w:rFonts w:ascii="Verdana" w:hAnsi="Verdana"/>
+          <w:b/>
+          <w:bCs/>
+          <w:sz w:val="18"/>
+          <w:szCs w:val="18"/>
+        </w:rPr>
+        <w:tab/>
+      </w:r>
+      <w:r>
+        <w:rPr>
+          <w:rFonts w:ascii="Verdana" w:hAnsi="Verdana"/>
+          <w:b/>
+          <w:bCs/>
+          <w:sz w:val="18"/>
+          <w:szCs w:val="18"/>
+        </w:rPr>
+        <w:tab/>
+      </w:r>
+      <w:r>
+        <w:rPr>
+          <w:rFonts w:ascii="Verdana" w:hAnsi="Verdana"/>
+          <w:b/>
+          <w:bCs/>
+          <w:sz w:val="18"/>
+          <w:szCs w:val="18"/>
+        </w:rPr>
+        <w:tab/>
+      </w:r>
+      <w:r>
+        <w:rPr>
+          <w:rFonts w:ascii="Verdana" w:hAnsi="Verdana"/>
+          <w:b/>
+          <w:bCs/>
+          <w:sz w:val="18"/>
+          <w:szCs w:val="18"/>
+        </w:rPr>
+        <w:tab/>
+      </w:r>
+      <w:r>
+        <w:rPr>
+          <w:rFonts w:ascii="Verdana" w:hAnsi="Verdana"/>
+          <w:b/>
+          <w:bCs/>
+          <w:sz w:val="18"/>
+          <w:szCs w:val="18"/>
+        </w:rPr>
+        <w:tab/>
+      </w:r>
+      <w:r>
+        <w:rPr>
+          <w:rFonts w:ascii="Verdana" w:hAnsi="Verdana"/>
+          <w:b/>
+          <w:bCs/>
+          <w:sz w:val="18"/>
+          <w:szCs w:val="18"/>
+        </w:rPr>
+        <w:tab/>
+      </w:r>
+      <w:r>
+        <w:rPr>
+          <w:rFonts w:ascii="Verdana" w:hAnsi="Verdana"/>
+          <w:b/>
+          <w:bCs/>
+          <w:sz w:val="18"/>
+          <w:szCs w:val="18"/>
+        </w:rPr>
+        <w:tab/>
+        <w:t xml:space="preserve">    </w:t>
+      </w:r>
+      <w:r>
+        <w:rPr>
+          <w:rFonts w:ascii="Verdana" w:hAnsi="Verdana"/>
+          <w:sz w:val="18"/>
+          <w:szCs w:val="18"/>
+        </w:rPr>
+        <w:t>San Jose, CA</w:t>
+      </w:r>
+    </w:p>
+    <w:p>
+      <w:pPr>
+        <w:pStyle w:val="NormalWeb"/>
+        <w:spacing w:before="0" w:beforeAutospacing="0" w:after="0" w:afterAutospacing="0" w:line="360" w:lineRule="auto"/>
+        <w:contextualSpacing/>
+      </w:pPr>
+      <w:r>
+        <w:rPr>
+          <w:rFonts w:ascii="Verdana" w:hAnsi="Verdana"/>
+          <w:b/>
+          <w:bCs/>
+          <w:sz w:val="18"/>
+          <w:szCs w:val="18"/>
+        </w:rPr>
+        <w:t>Emphasis:</w:t>
+      </w:r>
+      <w:r>
+        <w:rPr>
+          <w:rFonts w:ascii="Verdana" w:hAnsi="Verdana"/>
+          <w:sz w:val="18"/>
+          <w:szCs w:val="18"/>
+        </w:rPr>
+        <w:t xml:space="preserve"> Digital System Design and Artificial Intelligence</w:t>
+      </w:r>
+      <w:r>
+        <w:rPr>
+          <w:rFonts w:ascii="Verdana" w:hAnsi="Verdana"/>
+          <w:sz w:val="18"/>
+          <w:szCs w:val="18"/>
+        </w:rPr>
+        <w:t xml:space="preserve"> </w:t>
+      </w:r>
+    </w:p>
+    <w:p>
+      <w:pPr>
+        <w:pStyle w:val="NormalWeb"/>
+        <w:spacing w:before="0" w:beforeAutospacing="0" w:after="0" w:afterAutospacing="0"/>
+        <w:contextualSpacing/>
+        <w:rPr>
+          <w:rFonts w:ascii="Verdana" w:hAnsi="Verdana"/>
+          <w:b/>
+          <w:bCs/>
+          <w:sz w:val="18"/>
+          <w:szCs w:val="18"/>
+        </w:rPr>
+      </w:pPr>
+      <w:r>
+        <w:rPr>
+          <w:rFonts w:ascii="Verdana" w:hAnsi="Verdana"/>
+          <w:b/>
+          <w:bCs/>
+          <w:sz w:val="18"/>
+          <w:szCs w:val="18"/>
+        </w:rPr>
+        <w:t>Bachelor of Science</w:t>
+      </w:r>
+      <w:r>
+        <w:rPr>
+          <w:rFonts w:ascii="Verdana" w:hAnsi="Verdana"/>
+          <w:b/>
+          <w:bCs/>
+          <w:sz w:val="18"/>
+          <w:szCs w:val="18"/>
+        </w:rPr>
+        <w:t xml:space="preserve"> in</w:t>
+      </w:r>
+      <w:r>
+        <w:rPr>
+          <w:rFonts w:ascii="Verdana" w:hAnsi="Verdana"/>
+          <w:b/>
+          <w:bCs/>
+          <w:sz w:val="18"/>
+          <w:szCs w:val="18"/>
+        </w:rPr>
+        <w:t xml:space="preserve"> Electronic Systems Engineering</w:t>
+      </w:r>
+      <w:r>
+        <w:rPr>
+          <w:rFonts w:ascii="Verdana" w:hAnsi="Verdana"/>
+          <w:b/>
+          <w:bCs/>
+          <w:sz w:val="18"/>
+          <w:szCs w:val="18"/>
+        </w:rPr>
+        <w:tab/>
+      </w:r>
+      <w:r>
+        <w:rPr>
+          <w:rFonts w:ascii="Verdana" w:hAnsi="Verdana"/>
+          <w:b/>
+          <w:bCs/>
+          <w:sz w:val="18"/>
+          <w:szCs w:val="18"/>
+        </w:rPr>
+        <w:tab/>
+      </w:r>
+      <w:r>
+        <w:rPr>
+          <w:rFonts w:ascii="Verdana" w:hAnsi="Verdana"/>
+          <w:b/>
+          <w:bCs/>
+          <w:sz w:val="18"/>
+          <w:szCs w:val="18"/>
+        </w:rPr>
+        <w:tab/>
+      </w:r>
+      <w:r>
+        <w:rPr>
+          <w:rFonts w:ascii="Verdana" w:hAnsi="Verdana"/>
+          <w:b/>
+          <w:bCs/>
+          <w:sz w:val="18"/>
+          <w:szCs w:val="18"/>
+        </w:rPr>
+        <w:tab/>
+      </w:r>
+      <w:r>
+        <w:rPr>
+          <w:rFonts w:ascii="Verdana" w:hAnsi="Verdana"/>
+          <w:b/>
+          <w:bCs/>
+          <w:sz w:val="18"/>
+          <w:szCs w:val="18"/>
+        </w:rPr>
+        <w:tab/>
+      </w:r>
+      <w:r>
+        <w:rPr>
+          <w:rFonts w:ascii="Verdana" w:hAnsi="Verdana"/>
+          <w:b/>
+          <w:bCs/>
+          <w:sz w:val="18"/>
+          <w:szCs w:val="18"/>
+        </w:rPr>
+        <w:tab/>
+        <w:t xml:space="preserve">          </w:t>
+      </w:r>
+      <w:r>
+        <w:rPr>
+          <w:rFonts w:ascii="Verdana" w:hAnsi="Verdana"/>
+          <w:b/>
+          <w:bCs/>
+          <w:sz w:val="18"/>
+          <w:szCs w:val="18"/>
+        </w:rPr>
+        <w:tab/>
+        <w:t xml:space="preserve">      </w:t>
+      </w:r>
+      <w:r>
+        <w:rPr>
+          <w:rFonts w:ascii="Verdana" w:hAnsi="Verdana"/>
+          <w:b/>
+          <w:bCs/>
+          <w:sz w:val="18"/>
+          <w:szCs w:val="18"/>
+        </w:rPr>
+        <w:t xml:space="preserve"> </w:t>
+      </w:r>
+      <w:r>
+        <w:rPr>
+          <w:rFonts w:ascii="Verdana" w:hAnsi="Verdana"/>
+          <w:b/>
+          <w:bCs/>
+          <w:sz w:val="18"/>
+          <w:szCs w:val="18"/>
+        </w:rPr>
+        <w:t>May 2022</w:t>
+      </w:r>
+    </w:p>
+    <w:p>
+      <w:pPr>
+        <w:pStyle w:val="NormalWeb"/>
+        <w:spacing w:before="0" w:beforeAutospacing="0" w:after="0" w:afterAutospacing="0"/>
+        <w:contextualSpacing/>
+        <w:rPr>
+          <w:rFonts w:ascii="Verdana" w:hAnsi="Verdana"/>
+          <w:sz w:val="18"/>
+          <w:szCs w:val="18"/>
+        </w:rPr>
+      </w:pPr>
+      <w:r>
+        <w:rPr>
+          <w:rFonts w:ascii="Verdana" w:hAnsi="Verdana"/>
+          <w:b/>
+          <w:bCs/>
+          <w:sz w:val="18"/>
+          <w:szCs w:val="18"/>
+        </w:rPr>
+        <w:t>California State Polytechnic University, Pomona, GPA: 3.49</w:t>
+      </w:r>
+      <w:r>
+        <w:rPr>
+          <w:rFonts w:ascii="Verdana" w:hAnsi="Verdana"/>
+          <w:b/>
+          <w:bCs/>
+          <w:sz w:val="18"/>
+          <w:szCs w:val="18"/>
+        </w:rPr>
+        <w:tab/>
+      </w:r>
+      <w:r>
+        <w:rPr>
+          <w:rFonts w:ascii="Verdana" w:hAnsi="Verdana"/>
+          <w:b/>
+          <w:bCs/>
+          <w:sz w:val="18"/>
+          <w:szCs w:val="18"/>
+        </w:rPr>
+        <w:tab/>
+      </w:r>
+      <w:r>
+        <w:rPr>
+          <w:rFonts w:ascii="Verdana" w:hAnsi="Verdana"/>
+          <w:b/>
+          <w:bCs/>
+          <w:sz w:val="18"/>
+          <w:szCs w:val="18"/>
+        </w:rPr>
+        <w:tab/>
+      </w:r>
+      <w:r>
+        <w:rPr>
+          <w:rFonts w:ascii="Verdana" w:hAnsi="Verdana"/>
+          <w:b/>
+          <w:bCs/>
+          <w:sz w:val="18"/>
+          <w:szCs w:val="18"/>
+        </w:rPr>
+        <w:tab/>
+      </w:r>
+      <w:r>
+        <w:rPr>
+          <w:rFonts w:ascii="Verdana" w:hAnsi="Verdana"/>
+          <w:b/>
+          <w:bCs/>
+          <w:sz w:val="18"/>
+          <w:szCs w:val="18"/>
+        </w:rPr>
+        <w:tab/>
+      </w:r>
+      <w:r>
+        <w:rPr>
+          <w:rFonts w:ascii="Verdana" w:hAnsi="Verdana"/>
+          <w:b/>
+          <w:bCs/>
+          <w:sz w:val="18"/>
+          <w:szCs w:val="18"/>
+        </w:rPr>
+        <w:tab/>
+        <w:t xml:space="preserve">   </w:t>
+      </w:r>
+      <w:r>
+        <w:rPr>
+          <w:rFonts w:ascii="Verdana" w:hAnsi="Verdana"/>
+          <w:b/>
+          <w:bCs/>
+          <w:sz w:val="18"/>
+          <w:szCs w:val="18"/>
+        </w:rPr>
+        <w:t xml:space="preserve"> </w:t>
+      </w:r>
+      <w:r>
+        <w:rPr>
+          <w:rFonts w:ascii="Verdana" w:hAnsi="Verdana"/>
+          <w:b/>
+          <w:bCs/>
+          <w:sz w:val="18"/>
+          <w:szCs w:val="18"/>
+        </w:rPr>
+        <w:t xml:space="preserve"> </w:t>
+      </w:r>
+      <w:r>
+        <w:rPr>
+          <w:rFonts w:ascii="Verdana" w:hAnsi="Verdana"/>
+          <w:sz w:val="18"/>
+          <w:szCs w:val="18"/>
+        </w:rPr>
+        <w:t>Pomon</w:t>
+      </w:r>
+      <w:r>
+        <w:rPr>
+          <w:rFonts w:ascii="Verdana" w:hAnsi="Verdana"/>
+          <w:sz w:val="18"/>
+          <w:szCs w:val="18"/>
+        </w:rPr>
+        <w:t>a, CA</w:t>
+      </w:r>
+    </w:p>
+    <w:p>
+      <w:pPr>
+        <w:pStyle w:val="NormalWeb"/>
+        <w:spacing w:before="0" w:beforeAutospacing="0" w:after="0" w:afterAutospacing="0" w:line="360" w:lineRule="auto"/>
+        <w:contextualSpacing/>
+        <w:rPr>
+          <w:rFonts w:ascii="Verdana" w:hAnsi="Verdana"/>
+          <w:sz w:val="18"/>
+          <w:szCs w:val="18"/>
+        </w:rPr>
+      </w:pPr>
+      <w:r>
+        <w:rPr>
+          <w:rFonts w:ascii="Verdana" w:hAnsi="Verdana"/>
+          <w:b/>
+          <w:bCs/>
+          <w:sz w:val="18"/>
+          <w:szCs w:val="18"/>
+        </w:rPr>
+        <w:t>Emp</w:t>
+      </w:r>
+      <w:r>
+        <w:rPr>
+          <w:rFonts w:ascii="Verdana" w:hAnsi="Verdana"/>
+          <w:b/>
+          <w:bCs/>
+          <w:sz w:val="18"/>
+          <w:szCs w:val="18"/>
+        </w:rPr>
+        <w:t>h</w:t>
+      </w:r>
+      <w:r>
+        <w:rPr>
+          <w:rFonts w:ascii="Verdana" w:hAnsi="Verdana"/>
+          <w:b/>
+          <w:bCs/>
+          <w:sz w:val="18"/>
+          <w:szCs w:val="18"/>
+        </w:rPr>
+        <w:t>asis:</w:t>
+      </w:r>
+      <w:r>
+        <w:rPr>
+          <w:rFonts w:ascii="Verdana" w:hAnsi="Verdana"/>
+          <w:sz w:val="18"/>
+          <w:szCs w:val="18"/>
+        </w:rPr>
+        <w:t xml:space="preserve"> Digital System Design, Robotics, and Contro</w:t>
+      </w:r>
+      <w:r>
+        <w:rPr>
+          <w:rFonts w:ascii="Verdana" w:hAnsi="Verdana"/>
+          <w:sz w:val="18"/>
+          <w:szCs w:val="18"/>
+        </w:rPr>
+        <w:t>l</w:t>
+      </w:r>
+      <w:r>
+        <w:rPr>
+          <w:rFonts w:ascii="Verdana" w:hAnsi="Verdana"/>
+          <w:b/>
+          <w:bCs/>
+          <w:color w:val="000000"/>
+          <w:sz w:val="18"/>
+          <w:szCs w:val="18"/>
+        </w:rPr>
+        <w:br w:type="page"/>
+      </w:r>
+    </w:p>
+    <w:p>
+      <w:pPr>
+        <w:pStyle w:val="NormalWeb"/>
+        <w:spacing w:before="0" w:beforeAutospacing="0" w:after="0" w:afterAutospacing="0"/>
+        <w:jc w:val="center"/>
+      </w:pPr>
+      <w:r>
+        <w:rPr>
+          <w:b/>
+          <w:bCs/>
+          <w:color w:val="000000"/>
+          <w:sz w:val="48"/>
+          <w:szCs w:val="48"/>
+        </w:rPr>
+        <w:lastRenderedPageBreak/>
+        <w:t>Baron Eiley</w:t>
+      </w:r>
+    </w:p>
+    <w:p>
+      <w:pPr>
+        <w:pStyle w:val="NormalWeb"/>
+        <w:spacing w:before="0" w:beforeAutospacing="0" w:after="0" w:afterAutospacing="0" w:line="360" w:lineRule="auto"/>
+        <w:jc w:val="center"/>
+        <w:rPr>
+          <w:rFonts w:ascii="Verdana" w:hAnsi="Verdana"/>
+          <w:sz w:val="20"/>
+          <w:szCs w:val="20"/>
+        </w:rPr>
+      </w:pPr>
+      <w:r>
+        <w:rPr>
+          <w:rFonts w:ascii="Verdana" w:hAnsi="Verdana"/>
+          <w:color w:val="000000"/>
+          <w:sz w:val="20"/>
+          <w:szCs w:val="20"/>
+        </w:rPr>
+        <w:t>Baron.eiley@gmail.com</w:t>
+      </w:r>
+      <w:r>
+        <w:rPr>
+          <w:rFonts w:ascii="Verdana" w:hAnsi="Verdana"/>
+          <w:sz w:val="20"/>
+          <w:szCs w:val="20"/>
+        </w:rPr>
+        <w:t xml:space="preserve"> </w:t>
+      </w:r>
+      <w:r>
+        <w:rPr>
+          <w:rFonts w:ascii="Verdana" w:hAnsi="Verdana"/>
+          <w:b/>
+          <w:bCs/>
+          <w:sz w:val="20"/>
+          <w:szCs w:val="20"/>
+        </w:rPr>
+        <w:t xml:space="preserve">|| </w:t>
+      </w:r>
+      <w:r>
+        <w:rPr>
+          <w:rFonts w:ascii="Verdana" w:hAnsi="Verdana"/>
+          <w:color w:val="000000"/>
+          <w:sz w:val="20"/>
+          <w:szCs w:val="20"/>
+        </w:rPr>
+        <w:t>(213) 399 – 4456</w:t>
+      </w:r>
+      <w:r>
+        <w:rPr>
+          <w:rFonts w:ascii="Verdana" w:hAnsi="Verdana"/>
+          <w:b/>
+          <w:bCs/>
+          <w:color w:val="000000"/>
+          <w:sz w:val="20"/>
+          <w:szCs w:val="20"/>
+        </w:rPr>
+        <w:t xml:space="preserve"> ||</w:t>
+      </w:r>
+      <w:r>
+        <w:rPr>
+          <w:rFonts w:ascii="Verdana" w:hAnsi="Verdana"/>
+          <w:color w:val="000000"/>
+          <w:sz w:val="20"/>
+          <w:szCs w:val="20"/>
+        </w:rPr>
+        <w:t xml:space="preserve"> </w:t>
+      </w:r>
+      <w:hyperlink r:id="rId12" w:history="1">
+        <w:r>
+          <w:rPr>
+            <w:rStyle w:val="Hyperlink"/>
+            <w:rFonts w:ascii="Verdana" w:hAnsi="Verdana" w:cs="Segoe UI"/>
+            <w:color w:val="auto"/>
+            <w:sz w:val="20"/>
+            <w:szCs w:val="20"/>
+            <w:u w:val="none"/>
+            <w:bdr w:val="none" w:sz="0" w:space="0" w:color="auto" w:frame="1"/>
+            <w:shd w:val="clear" w:color="auto" w:fill="FFFFFF"/>
+          </w:rPr>
+          <w:t>U.S.</w:t>
+        </w:r>
+      </w:hyperlink>
+      <w:r>
+        <w:rPr>
+          <w:rFonts w:ascii="Verdana" w:hAnsi="Verdana"/>
+          <w:sz w:val="20"/>
+          <w:szCs w:val="20"/>
+        </w:rPr>
+        <w:t xml:space="preserve"> Citizen </w:t>
+      </w:r>
+      <w:r>
+        <w:rPr>
+          <w:rFonts w:ascii="Verdana" w:hAnsi="Verdana"/>
+          <w:b/>
+          <w:bCs/>
+          <w:sz w:val="20"/>
+          <w:szCs w:val="20"/>
+        </w:rPr>
+        <w:t>||</w:t>
+      </w:r>
+      <w:r>
+        <w:rPr>
+          <w:rFonts w:ascii="Verdana" w:hAnsi="Verdana"/>
+          <w:sz w:val="20"/>
+          <w:szCs w:val="20"/>
+        </w:rPr>
+        <w:t xml:space="preserve"> Top Secret/SCI/CI Polygraph</w:t>
+      </w:r>
+    </w:p>
+    <w:p>
+      <w:pPr>
+        <w:pStyle w:val="NormalWeb"/>
+        <w:spacing w:before="0" w:beforeAutospacing="0" w:after="0" w:afterAutospacing="0"/>
+        <w:rPr>
+          <w:b/>
+          <w:bCs/>
+          <w:color w:val="666666"/>
+          <w:u w:val="single"/>
+        </w:rPr>
+      </w:pPr>
+      <w:r>
+        <w:rPr>
+          <w:b/>
+          <w:bCs/>
+          <w:color w:val="666666"/>
+          <w:u w:val="single"/>
+        </w:rPr>
+        <w:t>Professional</w:t>
+      </w:r>
+      <w:r>
+        <w:rPr>
+          <w:b/>
+          <w:bCs/>
+          <w:color w:val="666666"/>
+          <w:u w:val="single"/>
+        </w:rPr>
+        <w:t xml:space="preserve"> Experience</w:t>
+      </w:r>
+      <w:r>
+        <w:rPr>
+          <w:b/>
+          <w:bCs/>
+          <w:color w:val="666666"/>
+          <w:u w:val="single"/>
+        </w:rPr>
+        <w:tab/>
+      </w:r>
+      <w:r>
+        <w:rPr>
+          <w:b/>
+          <w:bCs/>
+          <w:color w:val="666666"/>
+          <w:u w:val="single"/>
+        </w:rPr>
+        <w:tab/>
+      </w:r>
+      <w:r>
+        <w:rPr>
+          <w:b/>
+          <w:bCs/>
+          <w:color w:val="666666"/>
+          <w:u w:val="single"/>
+        </w:rPr>
+        <w:tab/>
+      </w:r>
+      <w:r>
+        <w:rPr>
+          <w:b/>
+          <w:bCs/>
+          <w:color w:val="666666"/>
+          <w:u w:val="single"/>
+        </w:rPr>
+        <w:tab/>
+      </w:r>
+      <w:r>
+        <w:rPr>
+          <w:b/>
+          <w:bCs/>
+          <w:color w:val="666666"/>
+          <w:u w:val="single"/>
+        </w:rPr>
+        <w:tab/>
+      </w:r>
+      <w:r>
+        <w:rPr>
+          <w:b/>
+          <w:bCs/>
+          <w:color w:val="666666"/>
+          <w:u w:val="single"/>
+        </w:rPr>
+        <w:tab/>
+      </w:r>
+      <w:r>
+        <w:rPr>
+          <w:b/>
+          <w:bCs/>
+          <w:color w:val="666666"/>
+          <w:u w:val="single"/>
+        </w:rPr>
+        <w:tab/>
+      </w:r>
+      <w:r>
+        <w:rPr>
+          <w:b/>
+          <w:bCs/>
+          <w:color w:val="666666"/>
+          <w:u w:val="single"/>
+        </w:rPr>
+        <w:tab/>
+      </w:r>
+      <w:r>
+        <w:rPr>
+          <w:b/>
+          <w:bCs/>
+          <w:color w:val="666666"/>
+          <w:u w:val="single"/>
+        </w:rPr>
+        <w:tab/>
+      </w:r>
+      <w:r>
+        <w:rPr>
+          <w:b/>
+          <w:bCs/>
+          <w:color w:val="666666"/>
+          <w:u w:val="single"/>
+        </w:rPr>
+        <w:tab/>
+      </w:r>
+      <w:r>
+        <w:rPr>
+          <w:b/>
+          <w:bCs/>
+          <w:color w:val="666666"/>
+          <w:u w:val="single"/>
+        </w:rPr>
+        <w:tab/>
+      </w:r>
+      <w:r>
+        <w:rPr>
+          <w:b/>
+          <w:bCs/>
+          <w:color w:val="666666"/>
+          <w:u w:val="single"/>
+        </w:rPr>
+        <w:tab/>
+      </w:r>
+      <w:r>
+        <w:rPr>
+          <w:b/>
+          <w:bCs/>
+          <w:color w:val="666666"/>
+          <w:u w:val="single"/>
+        </w:rPr>
+        <w:tab/>
+      </w:r>
+    </w:p>
+    <w:p>
+      <w:pPr>
+        <w:pStyle w:val="NormalWeb"/>
+        <w:spacing w:before="0" w:beforeAutospacing="0" w:after="0" w:afterAutospacing="0"/>
+        <w:rPr>
+          <w:rFonts w:ascii="Verdana" w:hAnsi="Verdana"/>
+          <w:b/>
+          <w:bCs/>
+          <w:color w:val="000000"/>
+          <w:sz w:val="18"/>
+          <w:szCs w:val="18"/>
+        </w:rPr>
+      </w:pPr>
+      <w:r>
+        <w:rPr>
+          <w:rFonts w:ascii="Verdana" w:hAnsi="Verdana"/>
+          <w:b/>
+          <w:bCs/>
+          <w:color w:val="000000"/>
+          <w:sz w:val="18"/>
+          <w:szCs w:val="18"/>
+        </w:rPr>
+        <w:t xml:space="preserve">Lockheed Martin Space - ASIC and FPGA Design Engineer </w:t>
+      </w:r>
+      <w:r>
+        <w:rPr>
+          <w:rFonts w:ascii="Verdana" w:hAnsi="Verdana"/>
+          <w:b/>
+          <w:bCs/>
+          <w:color w:val="000000"/>
+          <w:sz w:val="18"/>
+          <w:szCs w:val="18"/>
+        </w:rPr>
+        <w:tab/>
+      </w:r>
+      <w:r>
+        <w:rPr>
+          <w:rFonts w:ascii="Verdana" w:hAnsi="Verdana"/>
+          <w:b/>
+          <w:bCs/>
+          <w:color w:val="000000"/>
+          <w:sz w:val="18"/>
+          <w:szCs w:val="18"/>
+        </w:rPr>
+        <w:tab/>
+      </w:r>
+      <w:r>
+        <w:rPr>
+          <w:rFonts w:ascii="Verdana" w:hAnsi="Verdana"/>
+          <w:b/>
+          <w:bCs/>
+          <w:color w:val="000000"/>
+          <w:sz w:val="18"/>
+          <w:szCs w:val="18"/>
+        </w:rPr>
+        <w:tab/>
+      </w:r>
+      <w:r>
+        <w:rPr>
+          <w:rFonts w:ascii="Verdana" w:hAnsi="Verdana"/>
+          <w:b/>
+          <w:bCs/>
+          <w:color w:val="000000"/>
+          <w:sz w:val="18"/>
+          <w:szCs w:val="18"/>
+        </w:rPr>
+        <w:tab/>
+      </w:r>
+      <w:r>
+        <w:rPr>
+          <w:rFonts w:ascii="Verdana" w:hAnsi="Verdana"/>
+          <w:b/>
+          <w:bCs/>
+          <w:color w:val="000000"/>
+          <w:sz w:val="18"/>
+          <w:szCs w:val="18"/>
+        </w:rPr>
+        <w:tab/>
+        <w:t>March</w:t>
+      </w:r>
+      <w:r>
+        <w:rPr>
+          <w:rFonts w:ascii="Verdana" w:hAnsi="Verdana"/>
+          <w:b/>
+          <w:bCs/>
+          <w:color w:val="000000"/>
+          <w:sz w:val="18"/>
+          <w:szCs w:val="18"/>
+        </w:rPr>
+        <w:t xml:space="preserve"> 202</w:t>
+      </w:r>
+      <w:r>
+        <w:rPr>
+          <w:rFonts w:ascii="Verdana" w:hAnsi="Verdana"/>
+          <w:b/>
+          <w:bCs/>
+          <w:color w:val="000000"/>
+          <w:sz w:val="18"/>
+          <w:szCs w:val="18"/>
+        </w:rPr>
+        <w:t>3</w:t>
+      </w:r>
+      <w:r>
+        <w:rPr>
+          <w:rFonts w:ascii="Verdana" w:hAnsi="Verdana"/>
+          <w:b/>
+          <w:bCs/>
+          <w:color w:val="000000"/>
+          <w:sz w:val="18"/>
+          <w:szCs w:val="18"/>
+        </w:rPr>
+        <w:t xml:space="preserve"> – Present</w:t>
+      </w:r>
+    </w:p>
+    <w:p>
+      <w:pPr>
+        <w:pStyle w:val="NormalWeb"/>
+        <w:spacing w:before="0" w:beforeAutospacing="0" w:after="0" w:afterAutospacing="0"/>
+        <w:ind w:firstLine="360"/>
+        <w:rPr>
+          <w:rFonts w:ascii="Verdana" w:hAnsi="Verdana"/>
+          <w:b/>
+          <w:bCs/>
+          <w:color w:val="000000"/>
+          <w:sz w:val="18"/>
+          <w:szCs w:val="18"/>
+        </w:rPr>
+      </w:pPr>
+      <w:r>
+        <w:rPr>
+          <w:rFonts w:ascii="Verdana" w:hAnsi="Verdana"/>
+          <w:b/>
+          <w:bCs/>
+          <w:color w:val="000000"/>
+          <w:sz w:val="18"/>
+          <w:szCs w:val="18"/>
+        </w:rPr>
+        <w:t>FPGA RTL Design</w:t>
+      </w:r>
+      <w:r>
+        <w:rPr>
+          <w:rFonts w:ascii="Verdana" w:hAnsi="Verdana"/>
+          <w:b/>
+          <w:bCs/>
+          <w:color w:val="000000"/>
+          <w:sz w:val="18"/>
+          <w:szCs w:val="18"/>
+        </w:rPr>
+        <w:t xml:space="preserve"> and Architecture</w:t>
+      </w:r>
+    </w:p>
+    <w:p>
+      <w:pPr>
+        <w:pStyle w:val="NormalWeb"/>
+        <w:numPr>
+          <w:ilvl w:val="0"/>
+          <w:numId w:val="21"/>
+        </w:numPr>
+        <w:spacing w:before="0" w:beforeAutospacing="0" w:after="0" w:afterAutospacing="0"/>
+        <w:rPr>
+          <w:rFonts w:ascii="Verdana" w:hAnsi="Verdana"/>
+          <w:color w:val="000000"/>
+          <w:sz w:val="18"/>
+          <w:szCs w:val="18"/>
+        </w:rPr>
+      </w:pPr>
+      <w:r>
+        <w:rPr>
+          <w:rFonts w:ascii="Verdana" w:hAnsi="Verdana"/>
+          <w:color w:val="000000"/>
+          <w:sz w:val="18"/>
+          <w:szCs w:val="18"/>
+        </w:rPr>
+        <w:t>Developed mission</w:t>
+      </w:r>
+      <w:r>
+        <w:rPr>
+          <w:rFonts w:ascii="Verdana" w:hAnsi="Verdana"/>
+          <w:color w:val="000000"/>
+          <w:sz w:val="18"/>
+          <w:szCs w:val="18"/>
+        </w:rPr>
+        <w:t xml:space="preserve"> sensitive</w:t>
+      </w:r>
+      <w:r>
+        <w:rPr>
+          <w:rFonts w:ascii="Verdana" w:hAnsi="Verdana"/>
+          <w:color w:val="000000"/>
+          <w:sz w:val="18"/>
+          <w:szCs w:val="18"/>
+        </w:rPr>
+        <w:t>, bare-metal RTL for long-range high-altitude vehicles, for arm</w:t>
+      </w:r>
+      <w:r>
+        <w:rPr>
+          <w:rFonts w:ascii="Verdana" w:hAnsi="Verdana"/>
+          <w:color w:val="000000"/>
+          <w:sz w:val="18"/>
+          <w:szCs w:val="18"/>
+        </w:rPr>
+        <w:t>-</w:t>
+      </w:r>
+      <w:r>
+        <w:rPr>
+          <w:rFonts w:ascii="Verdana" w:hAnsi="Verdana"/>
+          <w:color w:val="000000"/>
+          <w:sz w:val="18"/>
+          <w:szCs w:val="18"/>
+        </w:rPr>
+        <w:t>and</w:t>
+      </w:r>
+      <w:r>
+        <w:rPr>
+          <w:rFonts w:ascii="Verdana" w:hAnsi="Verdana"/>
+          <w:color w:val="000000"/>
+          <w:sz w:val="18"/>
+          <w:szCs w:val="18"/>
+        </w:rPr>
+        <w:t>-</w:t>
+      </w:r>
+      <w:r>
+        <w:rPr>
+          <w:rFonts w:ascii="Verdana" w:hAnsi="Verdana"/>
+          <w:color w:val="000000"/>
+          <w:sz w:val="18"/>
+          <w:szCs w:val="18"/>
+        </w:rPr>
+        <w:t>disarm of critical hardware functions. Designs included custom encoding schemes, robust finite state machines, and logic to read in real-time sensor data.</w:t>
+      </w:r>
+    </w:p>
+    <w:p>
+      <w:pPr>
+        <w:pStyle w:val="NormalWeb"/>
+        <w:numPr>
+          <w:ilvl w:val="0"/>
+          <w:numId w:val="21"/>
+        </w:numPr>
+        <w:spacing w:before="0" w:beforeAutospacing="0" w:after="0" w:afterAutospacing="0"/>
+        <w:rPr>
+          <w:rFonts w:ascii="Verdana" w:hAnsi="Verdana"/>
+          <w:color w:val="000000"/>
+          <w:sz w:val="18"/>
+          <w:szCs w:val="18"/>
+        </w:rPr>
+      </w:pPr>
+      <w:r>
+        <w:rPr>
+          <w:rFonts w:ascii="Verdana" w:hAnsi="Verdana"/>
+          <w:color w:val="000000"/>
+          <w:sz w:val="18"/>
+          <w:szCs w:val="18"/>
+        </w:rPr>
+        <w:t>Designed Simulink-based models to generate synthesizable RTL for signal processing modules including interpolators, decimators,</w:t>
+      </w:r>
+      <w:r>
+        <w:rPr>
+          <w:rFonts w:ascii="Verdana" w:hAnsi="Verdana"/>
+          <w:color w:val="000000"/>
+          <w:sz w:val="18"/>
+          <w:szCs w:val="18"/>
+        </w:rPr>
+        <w:t xml:space="preserve"> </w:t>
+      </w:r>
+      <w:r>
+        <w:rPr>
+          <w:rFonts w:ascii="Verdana" w:hAnsi="Verdana"/>
+          <w:color w:val="000000"/>
+          <w:sz w:val="18"/>
+          <w:szCs w:val="18"/>
+        </w:rPr>
+        <w:t>and cascaded integrator-comb (CIC) filters.</w:t>
+      </w:r>
+    </w:p>
+    <w:p>
+      <w:pPr>
+        <w:pStyle w:val="NormalWeb"/>
+        <w:numPr>
+          <w:ilvl w:val="0"/>
+          <w:numId w:val="21"/>
+        </w:numPr>
+        <w:spacing w:before="0" w:beforeAutospacing="0" w:after="0" w:afterAutospacing="0"/>
+        <w:rPr>
+          <w:rFonts w:ascii="Verdana" w:hAnsi="Verdana"/>
+          <w:color w:val="000000"/>
+          <w:sz w:val="18"/>
+          <w:szCs w:val="18"/>
+        </w:rPr>
+      </w:pPr>
+      <w:r>
+        <w:rPr>
+          <w:rFonts w:ascii="Verdana" w:hAnsi="Verdana"/>
+          <w:color w:val="000000"/>
+          <w:sz w:val="18"/>
+          <w:szCs w:val="18"/>
+        </w:rPr>
+        <w:t>Integrated auto-generated RTL into top-level FPGA architectures for Software Defined Radio (SDR) platforms and validated top-level hardware modules through automated CI/CD verification pipelines.</w:t>
+      </w:r>
+    </w:p>
+    <w:p>
+      <w:pPr>
+        <w:pStyle w:val="NormalWeb"/>
+        <w:numPr>
+          <w:ilvl w:val="0"/>
+          <w:numId w:val="21"/>
+        </w:numPr>
+        <w:spacing w:before="0" w:beforeAutospacing="0" w:after="0" w:afterAutospacing="0"/>
+        <w:rPr>
+          <w:rFonts w:ascii="Verdana" w:hAnsi="Verdana"/>
+          <w:color w:val="000000"/>
+          <w:sz w:val="18"/>
+          <w:szCs w:val="18"/>
+        </w:rPr>
+      </w:pPr>
+      <w:r>
+        <w:rPr>
+          <w:rFonts w:ascii="Verdana" w:hAnsi="Verdana"/>
+          <w:color w:val="000000"/>
+          <w:sz w:val="18"/>
+          <w:szCs w:val="18"/>
+        </w:rPr>
+        <w:t>Validated signed fixed-point RTL for arithmetic operations that represent accelerometer data to confirm FPGA mathematic</w:t>
+      </w:r>
+      <w:r>
+        <w:rPr>
+          <w:rFonts w:ascii="Verdana" w:hAnsi="Verdana"/>
+          <w:color w:val="000000"/>
+          <w:sz w:val="18"/>
+          <w:szCs w:val="18"/>
+        </w:rPr>
+        <w:t>al</w:t>
+      </w:r>
+      <w:r>
+        <w:rPr>
+          <w:rFonts w:ascii="Verdana" w:hAnsi="Verdana"/>
+          <w:color w:val="000000"/>
+          <w:sz w:val="18"/>
+          <w:szCs w:val="18"/>
+        </w:rPr>
+        <w:t xml:space="preserve"> integration to produce velocity and distance calculations for high altitude interceptor vehicles.</w:t>
       </w:r>
     </w:p>
     <w:p>
@@ -525,30 +4035,145 @@
           <w:sz w:val="18"/>
           <w:szCs w:val="18"/>
         </w:rPr>
-        <w:t xml:space="preserve">Developed Validation and Verification solutions targeted toward space rated RTL designs checking radiation bit flipping, fault tolerancing, </w:t>
-      </w:r>
-      <w:r>
-        <w:rPr>
-          <w:rFonts w:ascii="Verdana" w:hAnsi="Verdana"/>
-          <w:color w:val="000000"/>
-          <w:sz w:val="18"/>
-          <w:szCs w:val="18"/>
-        </w:rPr>
-        <w:t xml:space="preserve">and implementing </w:t>
-      </w:r>
-      <w:r>
-        <w:rPr>
-          <w:rFonts w:ascii="Verdana" w:hAnsi="Verdana"/>
-          <w:color w:val="000000"/>
-          <w:sz w:val="18"/>
-          <w:szCs w:val="18"/>
-        </w:rPr>
-        <w:t>primary and redundancy cores.</w:t>
+        <w:t xml:space="preserve">Architected FPGA-based </w:t>
+      </w:r>
+      <w:r>
+        <w:rPr>
+          <w:rFonts w:ascii="Verdana" w:hAnsi="Verdana"/>
+          <w:color w:val="000000"/>
+          <w:sz w:val="18"/>
+          <w:szCs w:val="18"/>
+        </w:rPr>
+        <w:t xml:space="preserve">top-level modules that instantiate </w:t>
+      </w:r>
+      <w:r>
+        <w:rPr>
+          <w:rFonts w:ascii="Verdana" w:hAnsi="Verdana"/>
+          <w:color w:val="000000"/>
+          <w:sz w:val="18"/>
+          <w:szCs w:val="18"/>
+        </w:rPr>
+        <w:t>algorithm</w:t>
+      </w:r>
+      <w:r>
+        <w:rPr>
+          <w:rFonts w:ascii="Verdana" w:hAnsi="Verdana"/>
+          <w:color w:val="000000"/>
+          <w:sz w:val="18"/>
+          <w:szCs w:val="18"/>
+        </w:rPr>
+        <w:t xml:space="preserve">s </w:t>
+      </w:r>
+      <w:r>
+        <w:rPr>
+          <w:rFonts w:ascii="Verdana" w:hAnsi="Verdana"/>
+          <w:color w:val="000000"/>
+          <w:sz w:val="18"/>
+          <w:szCs w:val="18"/>
+        </w:rPr>
+        <w:t xml:space="preserve">that interface with System-on-Chip (SoC) </w:t>
+      </w:r>
+      <w:r>
+        <w:rPr>
+          <w:rFonts w:ascii="Verdana" w:hAnsi="Verdana"/>
+          <w:color w:val="000000"/>
+          <w:sz w:val="18"/>
+          <w:szCs w:val="18"/>
+        </w:rPr>
+        <w:t>hard</w:t>
+      </w:r>
+      <w:r>
+        <w:rPr>
+          <w:rFonts w:ascii="Verdana" w:hAnsi="Verdana"/>
+          <w:color w:val="000000"/>
+          <w:sz w:val="18"/>
+          <w:szCs w:val="18"/>
+        </w:rPr>
+        <w:t xml:space="preserve"> </w:t>
+      </w:r>
+      <w:r>
+        <w:rPr>
+          <w:rFonts w:ascii="Verdana" w:hAnsi="Verdana"/>
+          <w:color w:val="000000"/>
+          <w:sz w:val="18"/>
+          <w:szCs w:val="18"/>
+        </w:rPr>
+        <w:t>processors for</w:t>
+      </w:r>
+      <w:r>
+        <w:rPr>
+          <w:rFonts w:ascii="Verdana" w:hAnsi="Verdana"/>
+          <w:color w:val="000000"/>
+          <w:sz w:val="18"/>
+          <w:szCs w:val="18"/>
+        </w:rPr>
+        <w:t xml:space="preserve"> AMD ZYNQ and Ultrascale+ devices utilizing high-performance bus protocols such as AXI and APB.</w:t>
       </w:r>
     </w:p>
     <w:p>
       <w:pPr>
         <w:pStyle w:val="NormalWeb"/>
+        <w:numPr>
+          <w:ilvl w:val="0"/>
+          <w:numId w:val="13"/>
+        </w:numPr>
+        <w:spacing w:before="0" w:beforeAutospacing="0" w:after="120" w:afterAutospacing="0"/>
+        <w:rPr>
+          <w:rFonts w:ascii="Verdana" w:hAnsi="Verdana"/>
+          <w:color w:val="000000"/>
+          <w:sz w:val="18"/>
+          <w:szCs w:val="18"/>
+        </w:rPr>
+      </w:pPr>
+      <w:r>
+        <w:rPr>
+          <w:rFonts w:ascii="Verdana" w:hAnsi="Verdana"/>
+          <w:color w:val="000000"/>
+          <w:sz w:val="18"/>
+          <w:szCs w:val="18"/>
+        </w:rPr>
+        <w:t>Integrated Vitis Model Composer image processing algorithms, including Complementary Median Filters and Logarithmic Matched Filters,</w:t>
+      </w:r>
+      <w:r>
+        <w:rPr>
+          <w:rFonts w:ascii="Verdana" w:hAnsi="Verdana"/>
+          <w:color w:val="000000"/>
+          <w:sz w:val="18"/>
+          <w:szCs w:val="18"/>
+        </w:rPr>
+        <w:t xml:space="preserve"> </w:t>
+      </w:r>
+      <w:r>
+        <w:rPr>
+          <w:rFonts w:ascii="Verdana" w:hAnsi="Verdana"/>
+          <w:color w:val="000000"/>
+          <w:sz w:val="18"/>
+          <w:szCs w:val="18"/>
+        </w:rPr>
+        <w:t>into</w:t>
+      </w:r>
+      <w:r>
+        <w:rPr>
+          <w:rFonts w:ascii="Verdana" w:hAnsi="Verdana"/>
+          <w:color w:val="000000"/>
+          <w:sz w:val="18"/>
+          <w:szCs w:val="18"/>
+        </w:rPr>
+        <w:t xml:space="preserve"> </w:t>
+      </w:r>
+      <w:r>
+        <w:rPr>
+          <w:rFonts w:ascii="Verdana" w:hAnsi="Verdana"/>
+          <w:color w:val="000000"/>
+          <w:sz w:val="18"/>
+          <w:szCs w:val="18"/>
+        </w:rPr>
+        <w:t>RTL top-level architectures for FPGA proof-of-concept demonstrations.</w:t>
+      </w:r>
+    </w:p>
+    <w:p>
+      <w:pPr>
+        <w:pStyle w:val="NormalWeb"/>
         <w:spacing w:before="0" w:beforeAutospacing="0" w:after="0" w:afterAutospacing="0"/>
         <w:rPr>
           <w:rFonts w:ascii="Verdana" w:hAnsi="Verdana"/>
@@ -568,44 +4193,103 @@
           <w:sz w:val="18"/>
           <w:szCs w:val="18"/>
         </w:rPr>
-        <w:t xml:space="preserve">Electro-Optical Engineer </w:t>
-      </w:r>
-      <w:r>
-        <w:rPr>
-          <w:rFonts w:ascii="Verdana" w:hAnsi="Verdana"/>
-          <w:b/>
-          <w:bCs/>
-          <w:color w:val="000000"/>
-          <w:sz w:val="18"/>
-          <w:szCs w:val="18"/>
-        </w:rPr>
-        <w:t xml:space="preserve">Associate </w:t>
-      </w:r>
-      <w:r>
-        <w:rPr>
-          <w:rFonts w:ascii="Verdana" w:hAnsi="Verdana"/>
-          <w:b/>
-          <w:bCs/>
-          <w:color w:val="000000"/>
-          <w:sz w:val="18"/>
-          <w:szCs w:val="18"/>
-        </w:rPr>
-        <w:t>at Lockheed Martin</w:t>
-      </w:r>
-      <w:r>
-        <w:rPr>
-          <w:rFonts w:ascii="Verdana" w:hAnsi="Verdana"/>
-          <w:b/>
-          <w:bCs/>
-          <w:color w:val="000000"/>
-          <w:sz w:val="18"/>
-          <w:szCs w:val="18"/>
-        </w:rPr>
-        <w:t xml:space="preserve">, </w:t>
-      </w:r>
-      <w:r>
-        <w:rPr>
-          <w:rFonts w:ascii="Verdana" w:hAnsi="Verdana"/>
+        <w:t>Lockheed Martin</w:t>
+      </w:r>
+      <w:r>
+        <w:rPr>
+          <w:rFonts w:ascii="Verdana" w:hAnsi="Verdana"/>
+          <w:b/>
+          <w:bCs/>
+          <w:color w:val="000000"/>
+          <w:sz w:val="18"/>
+          <w:szCs w:val="18"/>
+        </w:rPr>
+        <w:t xml:space="preserve"> Space</w:t>
+      </w:r>
+      <w:r>
+        <w:rPr>
+          <w:rFonts w:ascii="Verdana" w:hAnsi="Verdana"/>
+          <w:b/>
+          <w:bCs/>
+          <w:color w:val="000000"/>
+          <w:sz w:val="18"/>
+          <w:szCs w:val="18"/>
+        </w:rPr>
+        <w:t xml:space="preserve"> - Electro-Optical Engineer</w:t>
+      </w:r>
+      <w:r>
+        <w:rPr>
+          <w:rFonts w:ascii="Verdana" w:hAnsi="Verdana"/>
+          <w:b/>
+          <w:bCs/>
+          <w:color w:val="000000"/>
+          <w:sz w:val="18"/>
+          <w:szCs w:val="18"/>
+        </w:rPr>
+        <w:tab/>
+      </w:r>
+      <w:r>
+        <w:rPr>
+          <w:rFonts w:ascii="Verdana" w:hAnsi="Verdana"/>
+          <w:b/>
+          <w:bCs/>
+          <w:color w:val="000000"/>
+          <w:sz w:val="18"/>
+          <w:szCs w:val="18"/>
+        </w:rPr>
+        <w:tab/>
+      </w:r>
+      <w:r>
+        <w:rPr>
+          <w:rFonts w:ascii="Verdana" w:hAnsi="Verdana"/>
+          <w:b/>
+          <w:bCs/>
+          <w:color w:val="000000"/>
+          <w:sz w:val="18"/>
+          <w:szCs w:val="18"/>
+        </w:rPr>
+        <w:tab/>
+      </w:r>
+      <w:r>
+        <w:rPr>
+          <w:rFonts w:ascii="Verdana" w:hAnsi="Verdana"/>
+          <w:b/>
+          <w:bCs/>
+          <w:color w:val="000000"/>
+          <w:sz w:val="18"/>
+          <w:szCs w:val="18"/>
+        </w:rPr>
+        <w:tab/>
+      </w:r>
+      <w:r>
+        <w:rPr>
+          <w:rFonts w:ascii="Verdana" w:hAnsi="Verdana"/>
+          <w:b/>
+          <w:bCs/>
+          <w:color w:val="000000"/>
+          <w:sz w:val="18"/>
+          <w:szCs w:val="18"/>
+        </w:rPr>
+        <w:tab/>
+        <w:t xml:space="preserve"> </w:t>
+      </w:r>
+      <w:r>
+        <w:rPr>
+          <w:rFonts w:ascii="Verdana" w:hAnsi="Verdana"/>
+          <w:b/>
+          <w:bCs/>
+          <w:color w:val="000000"/>
+          <w:sz w:val="18"/>
+          <w:szCs w:val="18"/>
+        </w:rPr>
+        <w:tab/>
+        <w:t xml:space="preserve">   </w:t>
+      </w:r>
+      <w:r>
+        <w:rPr>
+          <w:rFonts w:ascii="Verdana" w:hAnsi="Verdana"/>
+          <w:b/>
+          <w:bCs/>
           <w:color w:val="000000"/>
           <w:sz w:val="18"/>
           <w:szCs w:val="18"/>
@@ -615,11 +4299,35 @@
       <w:r>
         <w:rPr>
           <w:rFonts w:ascii="Verdana" w:hAnsi="Verdana"/>
-          <w:color w:val="000000"/>
-          <w:sz w:val="18"/>
-          <w:szCs w:val="18"/>
-        </w:rPr>
-        <w:t>May 2024</w:t>
+          <w:b/>
+          <w:bCs/>
+          <w:color w:val="000000"/>
+          <w:sz w:val="18"/>
+          <w:szCs w:val="18"/>
+        </w:rPr>
+        <w:t xml:space="preserve">March </w:t>
+      </w:r>
+      <w:r>
+        <w:rPr>
+          <w:rFonts w:ascii="Verdana" w:hAnsi="Verdana"/>
+          <w:b/>
+          <w:bCs/>
+          <w:color w:val="000000"/>
+          <w:sz w:val="18"/>
+          <w:szCs w:val="18"/>
+        </w:rPr>
+        <w:t>202</w:t>
+      </w:r>
+      <w:r>
+        <w:rPr>
+          <w:rFonts w:ascii="Verdana" w:hAnsi="Verdana"/>
+          <w:b/>
+          <w:bCs/>
+          <w:color w:val="000000"/>
+          <w:sz w:val="18"/>
+          <w:szCs w:val="18"/>
+        </w:rPr>
+        <w:t>3</w:t>
       </w:r>
     </w:p>
     <w:p>
@@ -679,27 +4387,25 @@
           <w:sz w:val="18"/>
           <w:szCs w:val="18"/>
         </w:rPr>
-        <w:t xml:space="preserve">Developed custom scripting language using C# to </w:t>
-      </w:r>
-      <w:proofErr w:type="gramStart"/>
-      <w:r>
-        <w:rPr>
-          <w:rFonts w:ascii="Verdana" w:hAnsi="Verdana"/>
-          <w:color w:val="000000"/>
-          <w:sz w:val="18"/>
-          <w:szCs w:val="18"/>
-        </w:rPr>
-        <w:t>command and control</w:t>
-      </w:r>
-      <w:proofErr w:type="gramEnd"/>
-      <w:r>
-        <w:rPr>
-          <w:rFonts w:ascii="Verdana" w:hAnsi="Verdana"/>
-          <w:color w:val="000000"/>
-          <w:sz w:val="18"/>
-          <w:szCs w:val="18"/>
-        </w:rPr>
-        <w:t xml:space="preserve"> special read out integrated circuits within highly sensitive Geiger Mode Avalanche Photo-Diode sensors. </w:t>
+        <w:t xml:space="preserve">Developed custom scripting language using C# to command-and-control special read out integrated circuits </w:t>
+      </w:r>
+      <w:r>
+        <w:rPr>
+          <w:rFonts w:ascii="Verdana" w:hAnsi="Verdana"/>
+          <w:color w:val="000000"/>
+          <w:sz w:val="18"/>
+          <w:szCs w:val="18"/>
+        </w:rPr>
+        <w:t>for</w:t>
+      </w:r>
+      <w:r>
+        <w:rPr>
+          <w:rFonts w:ascii="Verdana" w:hAnsi="Verdana"/>
+          <w:color w:val="000000"/>
+          <w:sz w:val="18"/>
+          <w:szCs w:val="18"/>
+        </w:rPr>
+        <w:t xml:space="preserve"> highly sensitive Geiger Mode Avalanche Photo-Diode sensors. </w:t>
       </w:r>
     </w:p>
     <w:p>
@@ -724,7 +4430,25 @@
           <w:sz w:val="18"/>
           <w:szCs w:val="18"/>
         </w:rPr>
-        <w:t>Designed UX/UI GUIs in C# to interface with test hardware associated with Hardware in the Loop (HWIL) and Standardized Test Equipment (STEs).</w:t>
+        <w:t xml:space="preserve">Designed UX/UI GUIs in C# to interface with </w:t>
+      </w:r>
+      <w:r>
+        <w:rPr>
+          <w:rFonts w:ascii="Verdana" w:hAnsi="Verdana"/>
+          <w:color w:val="000000"/>
+          <w:sz w:val="18"/>
+          <w:szCs w:val="18"/>
+        </w:rPr>
+        <w:t xml:space="preserve">equipment </w:t>
+      </w:r>
+      <w:r>
+        <w:rPr>
+          <w:rFonts w:ascii="Verdana" w:hAnsi="Verdana"/>
+          <w:color w:val="000000"/>
+          <w:sz w:val="18"/>
+          <w:szCs w:val="18"/>
+        </w:rPr>
+        <w:t>associated with Hardware in the Loop (HWIL) and Standardized Test Equipment (STEs).</w:t>
       </w:r>
     </w:p>
     <w:p>
@@ -734,7 +4458,7 @@
           <w:ilvl w:val="0"/>
           <w:numId w:val="11"/>
         </w:numPr>
-        <w:spacing w:before="0" w:beforeAutospacing="0" w:after="0" w:afterAutospacing="0"/>
+        <w:spacing w:before="0" w:beforeAutospacing="0" w:after="120" w:afterAutospacing="0"/>
         <w:rPr>
           <w:rFonts w:ascii="Verdana" w:hAnsi="Verdana"/>
           <w:color w:val="000000"/>
@@ -755,454 +4479,203 @@
     <w:p>
       <w:pPr>
         <w:pStyle w:val="NormalWeb"/>
-        <w:numPr>
-          <w:ilvl w:val="0"/>
-          <w:numId w:val="11"/>
-        </w:numPr>
         <w:spacing w:before="0" w:beforeAutospacing="0" w:after="0" w:afterAutospacing="0"/>
-        <w:rPr>
-          <w:rFonts w:ascii="Verdana" w:hAnsi="Verdana"/>
-          <w:color w:val="000000"/>
-          <w:sz w:val="18"/>
-          <w:szCs w:val="18"/>
-        </w:rPr>
-      </w:pPr>
-      <w:r>
-        <w:rPr>
-          <w:rFonts w:ascii="Verdana" w:hAnsi="Verdana"/>
-          <w:color w:val="000000"/>
-          <w:sz w:val="18"/>
-          <w:szCs w:val="18"/>
-        </w:rPr>
-        <w:t>Developed code that logged and tracked large amounts of data from test equipment for both .csv, and .xlsx files with expected runtime of several days</w:t>
-      </w:r>
-      <w:r>
-        <w:rPr>
-          <w:rFonts w:ascii="Verdana" w:hAnsi="Verdana"/>
-          <w:color w:val="000000"/>
-          <w:sz w:val="18"/>
-          <w:szCs w:val="18"/>
-        </w:rPr>
-        <w:t>.</w:t>
+        <w:contextualSpacing/>
+        <w:rPr>
+          <w:b/>
+          <w:bCs/>
+          <w:color w:val="666666"/>
+          <w:u w:val="single"/>
+        </w:rPr>
+      </w:pPr>
+      <w:r>
+        <w:rPr>
+          <w:b/>
+          <w:bCs/>
+          <w:color w:val="666666"/>
+          <w:u w:val="single"/>
+        </w:rPr>
+        <w:t>Graduate Projects</w:t>
+      </w:r>
+      <w:r>
+        <w:rPr>
+          <w:b/>
+          <w:bCs/>
+          <w:color w:val="666666"/>
+          <w:u w:val="single"/>
+        </w:rPr>
+        <w:tab/>
+      </w:r>
+      <w:r>
+        <w:rPr>
+          <w:b/>
+          <w:bCs/>
+          <w:color w:val="666666"/>
+          <w:u w:val="single"/>
+        </w:rPr>
+        <w:tab/>
+      </w:r>
+      <w:r>
+        <w:rPr>
+          <w:b/>
+          <w:bCs/>
+          <w:color w:val="666666"/>
+          <w:u w:val="single"/>
+        </w:rPr>
+        <w:tab/>
+      </w:r>
+      <w:r>
+        <w:rPr>
+          <w:b/>
+          <w:bCs/>
+          <w:color w:val="666666"/>
+          <w:u w:val="single"/>
+        </w:rPr>
+        <w:tab/>
+      </w:r>
+      <w:r>
+        <w:rPr>
+          <w:b/>
+          <w:bCs/>
+          <w:color w:val="666666"/>
+          <w:u w:val="single"/>
+        </w:rPr>
+        <w:tab/>
+      </w:r>
+      <w:r>
+        <w:rPr>
+          <w:b/>
+          <w:bCs/>
+          <w:color w:val="666666"/>
+          <w:u w:val="single"/>
+        </w:rPr>
+        <w:tab/>
+      </w:r>
+      <w:r>
+        <w:rPr>
+          <w:b/>
+          <w:bCs/>
+          <w:color w:val="666666"/>
+          <w:u w:val="single"/>
+        </w:rPr>
+        <w:tab/>
+      </w:r>
+      <w:r>
+        <w:rPr>
+          <w:b/>
+          <w:bCs/>
+          <w:color w:val="666666"/>
+          <w:u w:val="single"/>
+        </w:rPr>
+        <w:tab/>
+      </w:r>
+      <w:r>
+        <w:rPr>
+          <w:b/>
+          <w:bCs/>
+          <w:color w:val="666666"/>
+          <w:u w:val="single"/>
+        </w:rPr>
+        <w:tab/>
+      </w:r>
+      <w:r>
+        <w:rPr>
+          <w:b/>
+          <w:bCs/>
+          <w:color w:val="666666"/>
+          <w:u w:val="single"/>
+        </w:rPr>
+        <w:tab/>
+      </w:r>
+      <w:r>
+        <w:rPr>
+          <w:b/>
+          <w:bCs/>
+          <w:color w:val="666666"/>
+          <w:u w:val="single"/>
+        </w:rPr>
+        <w:tab/>
+      </w:r>
+      <w:r>
+        <w:rPr>
+          <w:b/>
+          <w:bCs/>
+          <w:color w:val="666666"/>
+          <w:u w:val="single"/>
+        </w:rPr>
+        <w:tab/>
+      </w:r>
+      <w:r>
+        <w:rPr>
+          <w:b/>
+          <w:bCs/>
+          <w:color w:val="666666"/>
+          <w:u w:val="single"/>
+        </w:rPr>
+        <w:tab/>
+      </w:r>
+      <w:r>
+        <w:rPr>
+          <w:b/>
+          <w:bCs/>
+          <w:color w:val="666666"/>
+          <w:u w:val="single"/>
+        </w:rPr>
+        <w:tab/>
       </w:r>
     </w:p>
     <w:p>
       <w:pPr>
         <w:pStyle w:val="NormalWeb"/>
         <w:spacing w:before="0" w:beforeAutospacing="0" w:after="0" w:afterAutospacing="0"/>
-      </w:pPr>
-      <w:r>
-        <w:rPr>
-          <w:noProof/>
-          <w:sz w:val="22"/>
-          <w:szCs w:val="22"/>
-        </w:rPr>
-        <w:drawing>
-          <wp:inline distT="0" distB="0" distL="0" distR="0" wp14:anchorId="2162E1A8" wp14:editId="6977AA9E">
-            <wp:extent cx="3981450" cy="28575"/>
-            <wp:effectExtent l="0" t="0" r="0" b="9525"/>
-            <wp:docPr id="1491985171" name="Picture 7"/>
-            <wp:cNvGraphicFramePr>
-              <a:graphicFrameLocks xmlns:a="http://schemas.openxmlformats.org/drawingml/2006/main" noChangeAspect="1"/>
-            </wp:cNvGraphicFramePr>
-            <a:graphic xmlns:a="http://schemas.openxmlformats.org/drawingml/2006/main">
-              <a:graphicData uri="http://schemas.openxmlformats.org/drawingml/2006/picture">
-                <pic:pic xmlns:pic="http://schemas.openxmlformats.org/drawingml/2006/picture">
-                  <pic:nvPicPr>
-                    <pic:cNvPr id="0" name="Picture 7"/>
-                    <pic:cNvPicPr/>
-                  </pic:nvPicPr>
-                  <pic:blipFill>
-                    <a:blip r:embed="rId12">
-                      <a:extLst>
-                        <a:ext uri="{28A0092B-C50C-407E-A947-70E740481C1C}">
-                          <a14:useLocalDpi xmlns:a14="http://schemas.microsoft.com/office/drawing/2010/main" val="0"/>
-                        </a:ext>
-                      </a:extLst>
-                    </a:blip>
-                    <a:stretch>
-                      <a:fillRect/>
-                    </a:stretch>
-                  </pic:blipFill>
-                  <pic:spPr>
-                    <a:xfrm>
-                      <a:off x="0" y="0"/>
-                      <a:ext cx="3981450" cy="28575"/>
-                    </a:xfrm>
-                    <a:prstGeom prst="rect">
-                      <a:avLst/>
-                    </a:prstGeom>
-                  </pic:spPr>
-                </pic:pic>
-              </a:graphicData>
-            </a:graphic>
-          </wp:inline>
-        </w:drawing>
-      </w:r>
-    </w:p>
-    <w:p>
-      <w:pPr>
-        <w:pStyle w:val="NormalWeb"/>
-        <w:spacing w:before="0" w:beforeAutospacing="0" w:after="0" w:afterAutospacing="0"/>
-      </w:pPr>
-      <w:r>
-        <w:rPr>
-          <w:b/>
-          <w:bCs/>
-          <w:color w:val="666666"/>
-        </w:rPr>
-        <w:t>Education</w:t>
-      </w:r>
-    </w:p>
-    <w:p>
-      <w:pPr>
-        <w:pStyle w:val="NormalWeb"/>
-        <w:spacing w:before="0" w:beforeAutospacing="0" w:after="0" w:afterAutospacing="0"/>
-        <w:rPr>
-          <w:rFonts w:ascii="Verdana" w:hAnsi="Verdana"/>
-          <w:b/>
-          <w:bCs/>
-          <w:sz w:val="18"/>
-          <w:szCs w:val="18"/>
-        </w:rPr>
-        <w:sectPr>
-          <w:headerReference w:type="default" r:id="rId13"/>
-          <w:pgSz w:w="12240" w:h="15840"/>
-          <w:pgMar w:top="576" w:right="288" w:bottom="576" w:left="288" w:header="720" w:footer="720" w:gutter="0"/>
-          <w:cols w:space="720"/>
-          <w:docGrid w:linePitch="360"/>
-        </w:sectPr>
-      </w:pPr>
-    </w:p>
-    <w:p>
-      <w:pPr>
-        <w:pStyle w:val="NormalWeb"/>
-        <w:spacing w:before="0" w:beforeAutospacing="0" w:after="0" w:afterAutospacing="0"/>
-        <w:rPr>
-          <w:b/>
-          <w:bCs/>
-        </w:rPr>
-      </w:pPr>
-      <w:r>
-        <w:rPr>
-          <w:rFonts w:ascii="Verdana" w:hAnsi="Verdana"/>
-          <w:b/>
-          <w:bCs/>
-          <w:sz w:val="18"/>
-          <w:szCs w:val="18"/>
-        </w:rPr>
-        <w:t>Master of Science, Electrical Engineering</w:t>
-      </w:r>
-      <w:r>
-        <w:rPr>
-          <w:rFonts w:ascii="Verdana" w:hAnsi="Verdana"/>
-          <w:b/>
-          <w:bCs/>
-          <w:sz w:val="18"/>
-          <w:szCs w:val="18"/>
-        </w:rPr>
-        <w:t>, GPA</w:t>
-      </w:r>
-      <w:r>
-        <w:rPr>
-          <w:rFonts w:ascii="Verdana" w:hAnsi="Verdana"/>
-          <w:b/>
-          <w:bCs/>
-          <w:sz w:val="18"/>
-          <w:szCs w:val="18"/>
-        </w:rPr>
-        <w:t>: 3.44</w:t>
-      </w:r>
-    </w:p>
-    <w:p>
-      <w:pPr>
-        <w:pStyle w:val="NormalWeb"/>
-        <w:spacing w:before="0" w:beforeAutospacing="0" w:after="0" w:afterAutospacing="0"/>
-        <w:rPr>
-          <w:rFonts w:ascii="Verdana" w:hAnsi="Verdana"/>
-          <w:sz w:val="18"/>
-          <w:szCs w:val="18"/>
-        </w:rPr>
-      </w:pPr>
-      <w:r>
-        <w:rPr>
-          <w:rFonts w:ascii="Verdana" w:hAnsi="Verdana"/>
-          <w:b/>
-          <w:bCs/>
-          <w:sz w:val="18"/>
-          <w:szCs w:val="18"/>
-        </w:rPr>
-        <w:t>San Jose State University</w:t>
-      </w:r>
-      <w:r>
-        <w:rPr>
-          <w:rFonts w:ascii="Verdana" w:hAnsi="Verdana"/>
-          <w:sz w:val="18"/>
-          <w:szCs w:val="18"/>
-        </w:rPr>
-        <w:t>,</w:t>
-      </w:r>
-      <w:r>
-        <w:rPr>
-          <w:rFonts w:ascii="Verdana" w:hAnsi="Verdana"/>
-          <w:sz w:val="18"/>
-          <w:szCs w:val="18"/>
-        </w:rPr>
+        <w:rPr>
+          <w:rFonts w:ascii="Verdana" w:hAnsi="Verdana"/>
+          <w:b/>
+          <w:bCs/>
+          <w:sz w:val="18"/>
+          <w:szCs w:val="18"/>
+        </w:rPr>
+      </w:pPr>
+      <w:r>
+        <w:rPr>
+          <w:rFonts w:ascii="Verdana" w:hAnsi="Verdana"/>
+          <w:b/>
+          <w:bCs/>
+          <w:sz w:val="18"/>
+          <w:szCs w:val="18"/>
+        </w:rPr>
+        <w:t>RapidLaneFPGA: FPGA DPU Based High</w:t>
+      </w:r>
+      <w:r>
+        <w:rPr>
+          <w:rFonts w:ascii="Verdana" w:hAnsi="Verdana"/>
+          <w:b/>
+          <w:bCs/>
+          <w:sz w:val="18"/>
+          <w:szCs w:val="18"/>
+        </w:rPr>
+        <w:t>way</w:t>
+      </w:r>
+      <w:r>
+        <w:rPr>
+          <w:rFonts w:ascii="Verdana" w:hAnsi="Verdana"/>
+          <w:b/>
+          <w:bCs/>
+          <w:sz w:val="18"/>
+          <w:szCs w:val="18"/>
+        </w:rPr>
+        <w:t xml:space="preserve"> Lane Segmentation System</w:t>
+      </w:r>
+      <w:r>
+        <w:rPr>
+          <w:rFonts w:ascii="Verdana" w:hAnsi="Verdana"/>
+          <w:b/>
+          <w:bCs/>
+          <w:sz w:val="18"/>
+          <w:szCs w:val="18"/>
+        </w:rPr>
+        <w:tab/>
         <w:t xml:space="preserve"> </w:t>
-      </w:r>
-      <w:r>
-        <w:rPr>
-          <w:rFonts w:ascii="Verdana" w:hAnsi="Verdana"/>
-          <w:sz w:val="18"/>
-          <w:szCs w:val="18"/>
-        </w:rPr>
-        <w:t>Fall 2025</w:t>
-      </w:r>
-    </w:p>
-    <w:p>
-      <w:pPr>
-        <w:pStyle w:val="NormalWeb"/>
-        <w:spacing w:before="0" w:beforeAutospacing="0" w:after="0" w:afterAutospacing="0"/>
-      </w:pPr>
-      <w:r>
-        <w:rPr>
-          <w:rFonts w:ascii="Verdana" w:hAnsi="Verdana"/>
-          <w:b/>
-          <w:bCs/>
-          <w:sz w:val="18"/>
-          <w:szCs w:val="18"/>
-        </w:rPr>
-        <w:t>Emphasis:</w:t>
-      </w:r>
-      <w:r>
-        <w:rPr>
-          <w:rFonts w:ascii="Verdana" w:hAnsi="Verdana"/>
-          <w:sz w:val="18"/>
-          <w:szCs w:val="18"/>
-        </w:rPr>
-        <w:t xml:space="preserve"> Digital System Design </w:t>
-      </w:r>
-      <w:r>
-        <w:rPr>
-          <w:rFonts w:ascii="Verdana" w:hAnsi="Verdana"/>
-          <w:sz w:val="18"/>
-          <w:szCs w:val="18"/>
-        </w:rPr>
-        <w:t>and Artificial Intelligence</w:t>
-      </w:r>
-    </w:p>
-    <w:p>
-      <w:pPr>
-        <w:pStyle w:val="NormalWeb"/>
-        <w:spacing w:before="0" w:beforeAutospacing="0" w:after="0" w:afterAutospacing="0"/>
-        <w:rPr>
-          <w:b/>
-          <w:bCs/>
-        </w:rPr>
-      </w:pPr>
-      <w:r>
-        <w:rPr>
-          <w:rFonts w:ascii="Verdana" w:hAnsi="Verdana"/>
-          <w:b/>
-          <w:bCs/>
-          <w:sz w:val="18"/>
-          <w:szCs w:val="18"/>
-        </w:rPr>
-        <w:t>Bachelor of Science, Electronic</w:t>
-      </w:r>
-      <w:r>
-        <w:rPr>
-          <w:rFonts w:ascii="Verdana" w:hAnsi="Verdana"/>
-          <w:b/>
-          <w:bCs/>
-          <w:sz w:val="18"/>
-          <w:szCs w:val="18"/>
-        </w:rPr>
-        <w:t xml:space="preserve">s </w:t>
-      </w:r>
-      <w:r>
-        <w:rPr>
-          <w:rFonts w:ascii="Verdana" w:hAnsi="Verdana"/>
-          <w:b/>
-          <w:bCs/>
-          <w:sz w:val="18"/>
-          <w:szCs w:val="18"/>
-        </w:rPr>
-        <w:t>Engineering</w:t>
-      </w:r>
-      <w:r>
-        <w:rPr>
-          <w:rFonts w:ascii="Verdana" w:hAnsi="Verdana"/>
-          <w:b/>
-          <w:bCs/>
-          <w:sz w:val="18"/>
-          <w:szCs w:val="18"/>
-        </w:rPr>
-        <w:t>, GPA: 3.49</w:t>
-      </w:r>
-    </w:p>
-    <w:p>
-      <w:pPr>
-        <w:pStyle w:val="NormalWeb"/>
-        <w:spacing w:before="0" w:beforeAutospacing="0" w:after="0" w:afterAutospacing="0"/>
-        <w:rPr>
-          <w:rFonts w:ascii="Verdana" w:hAnsi="Verdana"/>
-          <w:sz w:val="18"/>
-          <w:szCs w:val="18"/>
-        </w:rPr>
-      </w:pPr>
-      <w:r>
-        <w:rPr>
-          <w:rFonts w:ascii="Verdana" w:hAnsi="Verdana"/>
-          <w:b/>
-          <w:bCs/>
-          <w:sz w:val="18"/>
-          <w:szCs w:val="18"/>
-        </w:rPr>
-        <w:t>Cal Poly Pomona</w:t>
-      </w:r>
-      <w:r>
-        <w:rPr>
-          <w:rFonts w:ascii="Verdana" w:hAnsi="Verdana"/>
-          <w:sz w:val="18"/>
-          <w:szCs w:val="18"/>
-        </w:rPr>
-        <w:t>, Spring 2022</w:t>
-      </w:r>
-    </w:p>
-    <w:p>
-      <w:pPr>
-        <w:pStyle w:val="NormalWeb"/>
-        <w:spacing w:before="0" w:beforeAutospacing="0" w:after="0" w:afterAutospacing="0"/>
-        <w:sectPr>
-          <w:type w:val="continuous"/>
-          <w:pgSz w:w="12240" w:h="15840"/>
-          <w:pgMar w:top="576" w:right="288" w:bottom="576" w:left="288" w:header="720" w:footer="720" w:gutter="0"/>
-          <w:cols w:num="2" w:space="144"/>
-          <w:docGrid w:linePitch="360"/>
-        </w:sectPr>
-      </w:pPr>
-      <w:r>
-        <w:rPr>
-          <w:rFonts w:ascii="Verdana" w:hAnsi="Verdana"/>
-          <w:b/>
-          <w:bCs/>
-          <w:sz w:val="18"/>
-          <w:szCs w:val="18"/>
-        </w:rPr>
-        <w:t>Empasis:</w:t>
-      </w:r>
-      <w:r>
-        <w:rPr>
-          <w:rFonts w:ascii="Verdana" w:hAnsi="Verdana"/>
-          <w:sz w:val="18"/>
-          <w:szCs w:val="18"/>
-        </w:rPr>
-        <w:t xml:space="preserve"> Digital System Design, Robotics, and Control</w:t>
-      </w:r>
-      <w:r>
-        <w:rPr>
-          <w:rFonts w:ascii="Verdana" w:hAnsi="Verdana"/>
-          <w:sz w:val="18"/>
-          <w:szCs w:val="18"/>
-        </w:rPr>
-        <w:t xml:space="preserve">s  </w:t>
-      </w:r>
-    </w:p>
-    <w:p>
-      <w:pPr>
-        <w:pStyle w:val="NormalWeb"/>
-        <w:spacing w:before="0" w:beforeAutospacing="0" w:after="0" w:afterAutospacing="0"/>
-      </w:pPr>
-      <w:r>
-        <w:rPr>
-          <w:noProof/>
-          <w:sz w:val="22"/>
-          <w:szCs w:val="22"/>
-        </w:rPr>
-        <w:drawing>
-          <wp:inline distT="0" distB="0" distL="0" distR="0" wp14:anchorId="2ED95F45" wp14:editId="642894CF">
-            <wp:extent cx="3981450" cy="28575"/>
-            <wp:effectExtent l="0" t="0" r="0" b="9525"/>
-            <wp:docPr id="914747246" name="Picture 3"/>
-            <wp:cNvGraphicFramePr>
-              <a:graphicFrameLocks xmlns:a="http://schemas.openxmlformats.org/drawingml/2006/main" noChangeAspect="1"/>
-            </wp:cNvGraphicFramePr>
-            <a:graphic xmlns:a="http://schemas.openxmlformats.org/drawingml/2006/main">
-              <a:graphicData uri="http://schemas.openxmlformats.org/drawingml/2006/picture">
-                <pic:pic xmlns:pic="http://schemas.openxmlformats.org/drawingml/2006/picture">
-                  <pic:nvPicPr>
-                    <pic:cNvPr id="0" name="Picture 3"/>
-                    <pic:cNvPicPr/>
-                  </pic:nvPicPr>
-                  <pic:blipFill>
-                    <a:blip r:embed="rId12">
-                      <a:extLst>
-                        <a:ext uri="{28A0092B-C50C-407E-A947-70E740481C1C}">
-                          <a14:useLocalDpi xmlns:a14="http://schemas.microsoft.com/office/drawing/2010/main" val="0"/>
-                        </a:ext>
-                      </a:extLst>
-                    </a:blip>
-                    <a:stretch>
-                      <a:fillRect/>
-                    </a:stretch>
-                  </pic:blipFill>
-                  <pic:spPr>
-                    <a:xfrm>
-                      <a:off x="0" y="0"/>
-                      <a:ext cx="3981450" cy="28575"/>
-                    </a:xfrm>
-                    <a:prstGeom prst="rect">
-                      <a:avLst/>
-                    </a:prstGeom>
-                  </pic:spPr>
-                </pic:pic>
-              </a:graphicData>
-            </a:graphic>
-          </wp:inline>
-        </w:drawing>
-      </w:r>
-    </w:p>
-    <w:p>
-      <w:pPr>
-        <w:pStyle w:val="NormalWeb"/>
-        <w:spacing w:before="0" w:beforeAutospacing="0" w:after="0" w:afterAutospacing="0"/>
-        <w:rPr>
-          <w:b/>
-          <w:bCs/>
-          <w:color w:val="666666"/>
-        </w:rPr>
-      </w:pPr>
-      <w:r>
-        <w:rPr>
-          <w:b/>
-          <w:bCs/>
-          <w:color w:val="666666"/>
-        </w:rPr>
-        <w:t>Collegiate Projects</w:t>
-      </w:r>
-    </w:p>
-    <w:p>
-      <w:pPr>
-        <w:pStyle w:val="NormalWeb"/>
-        <w:spacing w:before="0" w:beforeAutospacing="0" w:after="0" w:afterAutospacing="0"/>
-        <w:rPr>
-          <w:rFonts w:ascii="Verdana" w:hAnsi="Verdana"/>
-          <w:b/>
-          <w:bCs/>
-          <w:sz w:val="18"/>
-          <w:szCs w:val="18"/>
-        </w:rPr>
-      </w:pPr>
-      <w:r>
-        <w:rPr>
-          <w:rFonts w:ascii="Verdana" w:hAnsi="Verdana"/>
-          <w:b/>
-          <w:bCs/>
-          <w:sz w:val="18"/>
-          <w:szCs w:val="18"/>
-        </w:rPr>
-        <w:t>RapidLaneFPGA: FPGA DPU Based High Lane Segmentation System</w:t>
       </w:r>
     </w:p>
     <w:p>
@@ -1225,15 +4698,31 @@
           <w:sz w:val="18"/>
           <w:szCs w:val="18"/>
         </w:rPr>
-        <w:t xml:space="preserve">Developed a MobileNetV2 lane-segmentation CNN </w:t>
-      </w:r>
-      <w:r>
-        <w:rPr>
-          <w:rFonts w:ascii="Verdana" w:hAnsi="Verdana"/>
-          <w:sz w:val="18"/>
-          <w:szCs w:val="18"/>
-        </w:rPr>
-        <w:t xml:space="preserve">and </w:t>
+        <w:t>Developed a MobileNetV2 lane</w:t>
+      </w:r>
+      <w:r>
+        <w:rPr>
+          <w:rFonts w:ascii="Verdana" w:hAnsi="Verdana"/>
+          <w:sz w:val="18"/>
+          <w:szCs w:val="18"/>
+        </w:rPr>
+        <w:t xml:space="preserve"> </w:t>
+      </w:r>
+      <w:r>
+        <w:rPr>
+          <w:rFonts w:ascii="Verdana" w:hAnsi="Verdana"/>
+          <w:sz w:val="18"/>
+          <w:szCs w:val="18"/>
+        </w:rPr>
+        <w:t xml:space="preserve">segmentation CNN </w:t>
+      </w:r>
+      <w:r>
+        <w:rPr>
+          <w:rFonts w:ascii="Verdana" w:hAnsi="Verdana"/>
+          <w:sz w:val="18"/>
+          <w:szCs w:val="18"/>
+        </w:rPr>
+        <w:t xml:space="preserve">model and </w:t>
       </w:r>
       <w:r>
         <w:rPr>
@@ -1249,7 +4738,7 @@
           <w:sz w:val="18"/>
           <w:szCs w:val="18"/>
         </w:rPr>
-        <w:t>.</w:t>
+        <w:t xml:space="preserve"> and PyTorch.</w:t>
       </w:r>
       <w:r>
         <w:rPr>
@@ -1265,15 +4754,15 @@
           <w:sz w:val="18"/>
           <w:szCs w:val="18"/>
         </w:rPr>
-        <w:t xml:space="preserve">successfully ran </w:t>
-      </w:r>
-      <w:r>
-        <w:rPr>
-          <w:rFonts w:ascii="Verdana" w:hAnsi="Verdana"/>
-          <w:sz w:val="18"/>
-          <w:szCs w:val="18"/>
-        </w:rPr>
-        <w:t>DPU-accelerated inference on 224×224 images.</w:t>
+        <w:t xml:space="preserve">Project utilized Deep Processing Unit (DPU) hardware </w:t>
+      </w:r>
+      <w:r>
+        <w:rPr>
+          <w:rFonts w:ascii="Verdana" w:hAnsi="Verdana"/>
+          <w:sz w:val="18"/>
+          <w:szCs w:val="18"/>
+        </w:rPr>
+        <w:t>on 224×224 images.</w:t>
       </w:r>
     </w:p>
     <w:p>
@@ -1336,23 +4825,15 @@
           <w:sz w:val="18"/>
           <w:szCs w:val="18"/>
         </w:rPr>
-        <w:t xml:space="preserve"> Ultrascale+</w:t>
-      </w:r>
-      <w:r>
-        <w:rPr>
-          <w:rFonts w:ascii="Verdana" w:hAnsi="Verdana"/>
-          <w:sz w:val="18"/>
-          <w:szCs w:val="18"/>
-        </w:rPr>
-        <w:t xml:space="preserve"> device</w:t>
-      </w:r>
-      <w:r>
-        <w:rPr>
-          <w:rFonts w:ascii="Verdana" w:hAnsi="Verdana"/>
-          <w:sz w:val="18"/>
-          <w:szCs w:val="18"/>
-        </w:rPr>
-        <w:t>, demonstrating near-real-time ADAS inference.</w:t>
+        <w:t xml:space="preserve"> Ultrascale+ device</w:t>
+      </w:r>
+      <w:r>
+        <w:rPr>
+          <w:rFonts w:ascii="Verdana" w:hAnsi="Verdana"/>
+          <w:sz w:val="18"/>
+          <w:szCs w:val="18"/>
+        </w:rPr>
+        <w:t>, demonstrating near-real-time inference.</w:t>
       </w:r>
     </w:p>
     <w:p>
@@ -1398,7 +4879,23 @@
           <w:sz w:val="18"/>
           <w:szCs w:val="18"/>
         </w:rPr>
-        <w:t>Implemented LeNet-based MNIST digit classifier using Python and deployed FPGA inference via High-Level Synthesis</w:t>
+        <w:t xml:space="preserve">Implemented LeNet-based MNIST digit classifier using </w:t>
+      </w:r>
+      <w:r>
+        <w:rPr>
+          <w:rFonts w:ascii="Verdana" w:hAnsi="Verdana"/>
+          <w:sz w:val="18"/>
+          <w:szCs w:val="18"/>
+        </w:rPr>
+        <w:t xml:space="preserve">Vitis High Level Synthesis </w:t>
+      </w:r>
+      <w:r>
+        <w:rPr>
+          <w:rFonts w:ascii="Verdana" w:hAnsi="Verdana"/>
+          <w:sz w:val="18"/>
+          <w:szCs w:val="18"/>
+        </w:rPr>
+        <w:t>and deployed FPGA</w:t>
       </w:r>
       <w:r>
         <w:rPr>
@@ -1429,7 +4926,15 @@
           <w:sz w:val="18"/>
           <w:szCs w:val="18"/>
         </w:rPr>
-        <w:t>Integrated synthesized IP with AMD Zynq-7000 SoC and validated FPGA inference on PYNQ-Z1, successfully classifying digits 0–9</w:t>
+        <w:t xml:space="preserve">Hardware output was validated against software golden data and validated </w:t>
+      </w:r>
+      <w:r>
+        <w:rPr>
+          <w:rFonts w:ascii="Verdana" w:hAnsi="Verdana"/>
+          <w:sz w:val="18"/>
+          <w:szCs w:val="18"/>
+        </w:rPr>
+        <w:t>FPGA inference on PYNQ-Z1, successfully classifying digits 0–9</w:t>
       </w:r>
       <w:r>
         <w:rPr>
@@ -1493,13 +4998,23 @@
         </w:rPr>
         <w:t xml:space="preserve">using </w:t>
       </w:r>
-      <w:r>
-        <w:rPr>
-          <w:rFonts w:ascii="Verdana" w:hAnsi="Verdana"/>
-          <w:sz w:val="18"/>
-          <w:szCs w:val="18"/>
-        </w:rPr>
-        <w:t xml:space="preserve">MediaPipe </w:t>
+      <w:proofErr w:type="spellStart"/>
+      <w:r>
+        <w:rPr>
+          <w:rFonts w:ascii="Verdana" w:hAnsi="Verdana"/>
+          <w:sz w:val="18"/>
+          <w:szCs w:val="18"/>
+        </w:rPr>
+        <w:t>MediaPipe</w:t>
+      </w:r>
+      <w:proofErr w:type="spellEnd"/>
+      <w:r>
+        <w:rPr>
+          <w:rFonts w:ascii="Verdana" w:hAnsi="Verdana"/>
+          <w:sz w:val="18"/>
+          <w:szCs w:val="18"/>
+        </w:rPr>
+        <w:t xml:space="preserve"> </w:t>
       </w:r>
       <w:r>
         <w:rPr>
@@ -1523,7 +5038,25 @@
           <w:sz w:val="18"/>
           <w:szCs w:val="18"/>
         </w:rPr>
-        <w:t xml:space="preserve">in image and generated </w:t>
+        <w:t xml:space="preserve">in image and </w:t>
+      </w:r>
+      <w:proofErr w:type="gramStart"/>
+      <w:r>
+        <w:rPr>
+          <w:rFonts w:ascii="Verdana" w:hAnsi="Verdana"/>
+          <w:sz w:val="18"/>
+          <w:szCs w:val="18"/>
+        </w:rPr>
+        <w:t>generated</w:t>
+      </w:r>
+      <w:proofErr w:type="gramEnd"/>
+      <w:r>
+        <w:rPr>
+          <w:rFonts w:ascii="Verdana" w:hAnsi="Verdana"/>
+          <w:sz w:val="18"/>
+          <w:szCs w:val="18"/>
+        </w:rPr>
+        <w:t xml:space="preserve"> </w:t>
       </w:r>
       <w:r>
         <w:rPr>
@@ -1539,31 +5072,7 @@
           <w:sz w:val="18"/>
           <w:szCs w:val="18"/>
         </w:rPr>
-        <w:t>to train on</w:t>
-      </w:r>
-      <w:r>
-        <w:rPr>
-          <w:rFonts w:ascii="Verdana" w:hAnsi="Verdana"/>
-          <w:sz w:val="18"/>
-          <w:szCs w:val="18"/>
-        </w:rPr>
-        <w:t xml:space="preserve"> </w:t>
-      </w:r>
-      <w:r>
-        <w:rPr>
-          <w:rFonts w:ascii="Verdana" w:hAnsi="Verdana"/>
-          <w:sz w:val="18"/>
-          <w:szCs w:val="18"/>
-        </w:rPr>
-        <w:t>a</w:t>
-      </w:r>
-      <w:r>
-        <w:rPr>
-          <w:rFonts w:ascii="Verdana" w:hAnsi="Verdana"/>
-          <w:sz w:val="18"/>
-          <w:szCs w:val="18"/>
-        </w:rPr>
-        <w:t xml:space="preserve"> </w:t>
+        <w:t xml:space="preserve">to train on a </w:t>
       </w:r>
       <w:r>
         <w:rPr>
@@ -1627,23 +5136,71 @@
           <w:sz w:val="18"/>
           <w:szCs w:val="18"/>
         </w:rPr>
-        <w:t>Developed FPGA-based flight controller for a six-propeller search-and-rescue drone,</w:t>
-      </w:r>
-      <w:r>
-        <w:rPr>
-          <w:rFonts w:ascii="Verdana" w:hAnsi="Verdana"/>
-          <w:sz w:val="18"/>
-          <w:szCs w:val="18"/>
-        </w:rPr>
-        <w:t xml:space="preserve"> </w:t>
-      </w:r>
-      <w:r>
-        <w:rPr>
-          <w:rFonts w:ascii="Verdana" w:hAnsi="Verdana"/>
-          <w:sz w:val="18"/>
-          <w:szCs w:val="18"/>
-        </w:rPr>
-        <w:t>Zynq-7000 SoC to process RC inputs and generate PWM motor control signals.</w:t>
+        <w:t>Developed FPGA-based flight controller for a six-propeller search-and-rescue drone</w:t>
+      </w:r>
+      <w:r>
+        <w:rPr>
+          <w:rFonts w:ascii="Verdana" w:hAnsi="Verdana"/>
+          <w:sz w:val="18"/>
+          <w:szCs w:val="18"/>
+        </w:rPr>
+        <w:t xml:space="preserve">. The drone hosted </w:t>
+      </w:r>
+      <w:r>
+        <w:rPr>
+          <w:rFonts w:ascii="Verdana" w:hAnsi="Verdana"/>
+          <w:sz w:val="18"/>
+          <w:szCs w:val="18"/>
+        </w:rPr>
+        <w:t xml:space="preserve">Zynq-7000 </w:t>
+      </w:r>
+      <w:r>
+        <w:rPr>
+          <w:rFonts w:ascii="Verdana" w:hAnsi="Verdana"/>
+          <w:sz w:val="18"/>
+          <w:szCs w:val="18"/>
+        </w:rPr>
+        <w:t>FPGA/</w:t>
+      </w:r>
+      <w:r>
+        <w:rPr>
+          <w:rFonts w:ascii="Verdana" w:hAnsi="Verdana"/>
+          <w:sz w:val="18"/>
+          <w:szCs w:val="18"/>
+        </w:rPr>
+        <w:t xml:space="preserve">SoC </w:t>
+      </w:r>
+      <w:r>
+        <w:rPr>
+          <w:rFonts w:ascii="Verdana" w:hAnsi="Verdana"/>
+          <w:sz w:val="18"/>
+          <w:szCs w:val="18"/>
+        </w:rPr>
+        <w:t xml:space="preserve">chip </w:t>
+      </w:r>
+      <w:r>
+        <w:rPr>
+          <w:rFonts w:ascii="Verdana" w:hAnsi="Verdana"/>
+          <w:sz w:val="18"/>
+          <w:szCs w:val="18"/>
+        </w:rPr>
+        <w:t>to process RC inputs and generate PWM motor control signals</w:t>
+      </w:r>
+      <w:r>
+        <w:rPr>
+          <w:rFonts w:ascii="Verdana" w:hAnsi="Verdana"/>
+          <w:sz w:val="18"/>
+          <w:szCs w:val="18"/>
+        </w:rPr>
+        <w:t xml:space="preserve"> within the FPGA fabric</w:t>
+      </w:r>
+      <w:r>
+        <w:rPr>
+          <w:rFonts w:ascii="Verdana" w:hAnsi="Verdana"/>
+          <w:sz w:val="18"/>
+          <w:szCs w:val="18"/>
+        </w:rPr>
+        <w:t>.</w:t>
       </w:r>
     </w:p>
     <w:p>
@@ -1653,20 +5210,28 @@
           <w:ilvl w:val="0"/>
           <w:numId w:val="20"/>
         </w:numPr>
-        <w:spacing w:before="0" w:beforeAutospacing="0" w:after="0" w:afterAutospacing="0"/>
-        <w:rPr>
-          <w:rFonts w:ascii="Verdana" w:hAnsi="Verdana"/>
-          <w:sz w:val="18"/>
-          <w:szCs w:val="18"/>
-        </w:rPr>
-      </w:pPr>
-      <w:r>
-        <w:rPr>
-          <w:rFonts w:ascii="Verdana" w:hAnsi="Verdana"/>
-          <w:sz w:val="18"/>
-          <w:szCs w:val="18"/>
-        </w:rPr>
-        <w:t xml:space="preserve">Built Python control software with PYNQ to interface with FPGA PWM controllers and designed a power distribution board for onboard camera and lighting systems. </w:t>
+        <w:spacing w:before="0" w:beforeAutospacing="0" w:after="0" w:afterAutospacing="0" w:line="360" w:lineRule="auto"/>
+        <w:rPr>
+          <w:rFonts w:ascii="Verdana" w:hAnsi="Verdana"/>
+          <w:sz w:val="18"/>
+          <w:szCs w:val="18"/>
+        </w:rPr>
+      </w:pPr>
+      <w:r>
+        <w:rPr>
+          <w:rFonts w:ascii="Verdana" w:hAnsi="Verdana"/>
+          <w:sz w:val="18"/>
+          <w:szCs w:val="18"/>
+        </w:rPr>
+        <w:t>D</w:t>
+      </w:r>
+      <w:r>
+        <w:rPr>
+          <w:rFonts w:ascii="Verdana" w:hAnsi="Verdana"/>
+          <w:sz w:val="18"/>
+          <w:szCs w:val="18"/>
+        </w:rPr>
+        <w:t xml:space="preserve">esigned a power distribution board for onboard camera and lighting systems. </w:t>
       </w:r>
     </w:p>
     <w:p>
@@ -1674,13 +5239,147 @@
         <w:pStyle w:val="NormalWeb"/>
         <w:spacing w:before="0" w:beforeAutospacing="0" w:after="0" w:afterAutospacing="0"/>
         <w:rPr>
-          <w:rFonts w:ascii="Verdana" w:hAnsi="Verdana"/>
-          <w:b/>
-          <w:bCs/>
-          <w:sz w:val="18"/>
-          <w:szCs w:val="18"/>
-        </w:rPr>
-      </w:pPr>
+          <w:b/>
+          <w:bCs/>
+          <w:color w:val="666666"/>
+          <w:u w:val="single"/>
+        </w:rPr>
+      </w:pPr>
+      <w:r>
+        <w:rPr>
+          <w:b/>
+          <w:bCs/>
+          <w:color w:val="666666"/>
+          <w:u w:val="single"/>
+        </w:rPr>
+        <w:t>Technical Skills</w:t>
+      </w:r>
+      <w:r>
+        <w:rPr>
+          <w:b/>
+          <w:bCs/>
+          <w:color w:val="666666"/>
+          <w:u w:val="single"/>
+        </w:rPr>
+        <w:tab/>
+      </w:r>
+      <w:r>
+        <w:rPr>
+          <w:b/>
+          <w:bCs/>
+          <w:color w:val="666666"/>
+          <w:u w:val="single"/>
+        </w:rPr>
+        <w:tab/>
+      </w:r>
+      <w:r>
+        <w:rPr>
+          <w:b/>
+          <w:bCs/>
+          <w:color w:val="666666"/>
+          <w:u w:val="single"/>
+        </w:rPr>
+        <w:tab/>
+      </w:r>
+      <w:r>
+        <w:rPr>
+          <w:b/>
+          <w:bCs/>
+          <w:color w:val="666666"/>
+          <w:u w:val="single"/>
+        </w:rPr>
+        <w:tab/>
+      </w:r>
+      <w:r>
+        <w:rPr>
+          <w:b/>
+          <w:bCs/>
+          <w:color w:val="666666"/>
+          <w:u w:val="single"/>
+        </w:rPr>
+        <w:tab/>
+      </w:r>
+      <w:r>
+        <w:rPr>
+          <w:b/>
+          <w:bCs/>
+          <w:color w:val="666666"/>
+          <w:u w:val="single"/>
+        </w:rPr>
+        <w:tab/>
+      </w:r>
+      <w:r>
+        <w:rPr>
+          <w:b/>
+          <w:bCs/>
+          <w:color w:val="666666"/>
+          <w:u w:val="single"/>
+        </w:rPr>
+        <w:tab/>
+      </w:r>
+      <w:r>
+        <w:rPr>
+          <w:b/>
+          <w:bCs/>
+          <w:color w:val="666666"/>
+          <w:u w:val="single"/>
+        </w:rPr>
+        <w:tab/>
+      </w:r>
+      <w:r>
+        <w:rPr>
+          <w:b/>
+          <w:bCs/>
+          <w:color w:val="666666"/>
+          <w:u w:val="single"/>
+        </w:rPr>
+        <w:tab/>
+      </w:r>
+      <w:r>
+        <w:rPr>
+          <w:b/>
+          <w:bCs/>
+          <w:color w:val="666666"/>
+          <w:u w:val="single"/>
+        </w:rPr>
+        <w:tab/>
+      </w:r>
+      <w:r>
+        <w:rPr>
+          <w:b/>
+          <w:bCs/>
+          <w:color w:val="666666"/>
+          <w:u w:val="single"/>
+        </w:rPr>
+        <w:tab/>
+      </w:r>
+      <w:r>
+        <w:rPr>
+          <w:b/>
+          <w:bCs/>
+          <w:color w:val="666666"/>
+          <w:u w:val="single"/>
+        </w:rPr>
+        <w:tab/>
+      </w:r>
+      <w:r>
+        <w:rPr>
+          <w:b/>
+          <w:bCs/>
+          <w:color w:val="666666"/>
+          <w:u w:val="single"/>
+        </w:rPr>
+        <w:tab/>
+      </w:r>
+      <w:r>
+        <w:rPr>
+          <w:b/>
+          <w:bCs/>
+          <w:color w:val="666666"/>
+          <w:u w:val="single"/>
+        </w:rPr>
+        <w:tab/>
+      </w:r>
     </w:p>
     <w:p>
       <w:pPr>
@@ -1690,10 +5389,82 @@
           <w:rFonts w:ascii="Verdana" w:hAnsi="Verdana"/>
           <w:b/>
           <w:bCs/>
-          <w:sz w:val="18"/>
-          <w:szCs w:val="18"/>
-        </w:rPr>
-      </w:pPr>
+          <w:color w:val="000000"/>
+          <w:sz w:val="18"/>
+          <w:szCs w:val="18"/>
+        </w:rPr>
+      </w:pPr>
+      <w:r>
+        <w:rPr>
+          <w:rFonts w:ascii="Verdana" w:hAnsi="Verdana"/>
+          <w:b/>
+          <w:bCs/>
+          <w:color w:val="000000"/>
+          <w:sz w:val="18"/>
+          <w:szCs w:val="18"/>
+        </w:rPr>
+        <w:t xml:space="preserve">Vivado </w:t>
+      </w:r>
+      <w:r>
+        <w:rPr>
+          <w:rFonts w:ascii="Verdana" w:hAnsi="Verdana"/>
+          <w:b/>
+          <w:bCs/>
+          <w:color w:val="000000"/>
+          <w:sz w:val="18"/>
+          <w:szCs w:val="18"/>
+        </w:rPr>
+        <w:t>&amp; Vitis High Level Synthesis (HLS)</w:t>
+      </w:r>
+      <w:r>
+        <w:rPr>
+          <w:rFonts w:ascii="Verdana" w:hAnsi="Verdana"/>
+          <w:b/>
+          <w:bCs/>
+          <w:color w:val="000000"/>
+          <w:sz w:val="18"/>
+          <w:szCs w:val="18"/>
+        </w:rPr>
+        <w:t>,</w:t>
+      </w:r>
+      <w:r>
+        <w:rPr>
+          <w:rFonts w:ascii="Verdana" w:hAnsi="Verdana"/>
+          <w:color w:val="000000"/>
+          <w:sz w:val="18"/>
+          <w:szCs w:val="18"/>
+        </w:rPr>
+        <w:t xml:space="preserve"> Verilog, </w:t>
+      </w:r>
+      <w:proofErr w:type="spellStart"/>
+      <w:r>
+        <w:rPr>
+          <w:rFonts w:ascii="Verdana" w:hAnsi="Verdana"/>
+          <w:color w:val="000000"/>
+          <w:sz w:val="18"/>
+          <w:szCs w:val="18"/>
+        </w:rPr>
+        <w:t>SystemVerilog</w:t>
+      </w:r>
+      <w:proofErr w:type="spellEnd"/>
+      <w:r>
+        <w:rPr>
+          <w:rFonts w:ascii="Verdana" w:hAnsi="Verdana"/>
+          <w:color w:val="000000"/>
+          <w:sz w:val="18"/>
+          <w:szCs w:val="18"/>
+        </w:rPr>
+        <w:t>, VHDL</w:t>
+      </w:r>
+      <w:r>
+        <w:rPr>
+          <w:rFonts w:ascii="Verdana" w:hAnsi="Verdana"/>
+          <w:color w:val="000000"/>
+          <w:sz w:val="18"/>
+          <w:szCs w:val="18"/>
+        </w:rPr>
+        <w:t>, C++ Hardware Design</w:t>
+      </w:r>
     </w:p>
     <w:p>
       <w:pPr>
@@ -1701,12 +5472,31 @@
         <w:spacing w:before="0" w:beforeAutospacing="0" w:after="0" w:afterAutospacing="0"/>
         <w:rPr>
           <w:rFonts w:ascii="Verdana" w:hAnsi="Verdana"/>
-          <w:b/>
-          <w:bCs/>
-          <w:sz w:val="18"/>
-          <w:szCs w:val="18"/>
-        </w:rPr>
-      </w:pPr>
+          <w:color w:val="000000"/>
+          <w:sz w:val="18"/>
+          <w:szCs w:val="18"/>
+        </w:rPr>
+      </w:pPr>
+      <w:r>
+        <w:rPr>
+          <w:rFonts w:ascii="Verdana" w:hAnsi="Verdana"/>
+          <w:b/>
+          <w:bCs/>
+          <w:color w:val="000000"/>
+          <w:sz w:val="18"/>
+          <w:szCs w:val="18"/>
+        </w:rPr>
+        <w:t xml:space="preserve">MATLAB/SIMULINK, </w:t>
+      </w:r>
+      <w:r>
+        <w:rPr>
+          <w:rFonts w:ascii="Verdana" w:hAnsi="Verdana"/>
+          <w:color w:val="000000"/>
+          <w:sz w:val="18"/>
+          <w:szCs w:val="18"/>
+        </w:rPr>
+        <w:t>Signal Processing, Control Systems Modeling, and Hardware Arithmetic Validation</w:t>
+      </w:r>
     </w:p>
     <w:p>
       <w:pPr>
@@ -1714,12 +5504,55 @@
         <w:spacing w:before="0" w:beforeAutospacing="0" w:after="0" w:afterAutospacing="0"/>
         <w:rPr>
           <w:rFonts w:ascii="Verdana" w:hAnsi="Verdana"/>
-          <w:b/>
-          <w:bCs/>
-          <w:sz w:val="18"/>
-          <w:szCs w:val="18"/>
-        </w:rPr>
-      </w:pPr>
+          <w:color w:val="000000"/>
+          <w:sz w:val="18"/>
+          <w:szCs w:val="18"/>
+        </w:rPr>
+      </w:pPr>
+      <w:proofErr w:type="spellStart"/>
+      <w:r>
+        <w:rPr>
+          <w:rFonts w:ascii="Verdana" w:hAnsi="Verdana"/>
+          <w:b/>
+          <w:bCs/>
+          <w:color w:val="000000"/>
+          <w:sz w:val="18"/>
+          <w:szCs w:val="18"/>
+        </w:rPr>
+        <w:t>QuestaSi</w:t>
+      </w:r>
+      <w:r>
+        <w:rPr>
+          <w:rFonts w:ascii="Verdana" w:hAnsi="Verdana"/>
+          <w:b/>
+          <w:bCs/>
+          <w:color w:val="000000"/>
+          <w:sz w:val="18"/>
+          <w:szCs w:val="18"/>
+        </w:rPr>
+        <w:t>m</w:t>
+      </w:r>
+      <w:proofErr w:type="spellEnd"/>
+      <w:r>
+        <w:rPr>
+          <w:rFonts w:ascii="Verdana" w:hAnsi="Verdana"/>
+          <w:b/>
+          <w:bCs/>
+          <w:color w:val="000000"/>
+          <w:sz w:val="18"/>
+          <w:szCs w:val="18"/>
+        </w:rPr>
+        <w:t xml:space="preserve">, </w:t>
+      </w:r>
+      <w:r>
+        <w:rPr>
+          <w:rFonts w:ascii="Verdana" w:hAnsi="Verdana"/>
+          <w:color w:val="000000"/>
+          <w:sz w:val="18"/>
+          <w:szCs w:val="18"/>
+        </w:rPr>
+        <w:t>FPGA Hardware Simulation &amp; Validation</w:t>
+      </w:r>
     </w:p>
     <w:p>
       <w:pPr>
@@ -1727,12 +5560,42 @@
         <w:spacing w:before="0" w:beforeAutospacing="0" w:after="0" w:afterAutospacing="0"/>
         <w:rPr>
           <w:rFonts w:ascii="Verdana" w:hAnsi="Verdana"/>
-          <w:b/>
-          <w:bCs/>
-          <w:sz w:val="18"/>
-          <w:szCs w:val="18"/>
-        </w:rPr>
-      </w:pPr>
+          <w:color w:val="000000"/>
+          <w:sz w:val="18"/>
+          <w:szCs w:val="18"/>
+        </w:rPr>
+      </w:pPr>
+      <w:r>
+        <w:rPr>
+          <w:rFonts w:ascii="Verdana" w:hAnsi="Verdana"/>
+          <w:b/>
+          <w:bCs/>
+          <w:color w:val="000000"/>
+          <w:sz w:val="18"/>
+          <w:szCs w:val="18"/>
+        </w:rPr>
+        <w:t>Soft</w:t>
+      </w:r>
+      <w:r>
+        <w:rPr>
+          <w:rFonts w:ascii="Verdana" w:hAnsi="Verdana"/>
+          <w:b/>
+          <w:bCs/>
+          <w:color w:val="000000"/>
+          <w:sz w:val="18"/>
+          <w:szCs w:val="18"/>
+        </w:rPr>
+        <w:t xml:space="preserve">ware Programming Languages, </w:t>
+      </w:r>
+      <w:r>
+        <w:rPr>
+          <w:rFonts w:ascii="Verdana" w:hAnsi="Verdana"/>
+          <w:color w:val="000000"/>
+          <w:sz w:val="18"/>
+          <w:szCs w:val="18"/>
+        </w:rPr>
+        <w:t>Working knowledge of Python and C/C++</w:t>
+      </w:r>
     </w:p>
     <w:p>
       <w:pPr>
@@ -1742,127 +5605,994 @@
           <w:rFonts w:ascii="Verdana" w:hAnsi="Verdana"/>
           <w:b/>
           <w:bCs/>
-          <w:sz w:val="18"/>
-          <w:szCs w:val="18"/>
-        </w:rPr>
-      </w:pPr>
+          <w:color w:val="000000"/>
+          <w:sz w:val="18"/>
+          <w:szCs w:val="18"/>
+        </w:rPr>
+      </w:pPr>
+      <w:r>
+        <w:rPr>
+          <w:rFonts w:ascii="Verdana" w:hAnsi="Verdana"/>
+          <w:b/>
+          <w:bCs/>
+          <w:color w:val="000000"/>
+          <w:sz w:val="18"/>
+          <w:szCs w:val="18"/>
+        </w:rPr>
+        <w:t xml:space="preserve">Microsoft Excel, Word, </w:t>
+      </w:r>
+      <w:r>
+        <w:rPr>
+          <w:rFonts w:ascii="Verdana" w:hAnsi="Verdana"/>
+          <w:b/>
+          <w:bCs/>
+          <w:color w:val="000000"/>
+          <w:sz w:val="18"/>
+          <w:szCs w:val="18"/>
+        </w:rPr>
+        <w:t xml:space="preserve">&amp; </w:t>
+      </w:r>
+      <w:r>
+        <w:rPr>
+          <w:rFonts w:ascii="Verdana" w:hAnsi="Verdana"/>
+          <w:b/>
+          <w:bCs/>
+          <w:color w:val="000000"/>
+          <w:sz w:val="18"/>
+          <w:szCs w:val="18"/>
+        </w:rPr>
+        <w:t>PowerPoint</w:t>
+      </w:r>
     </w:p>
     <w:p>
       <w:pPr>
         <w:pStyle w:val="NormalWeb"/>
         <w:spacing w:before="0" w:beforeAutospacing="0" w:after="0" w:afterAutospacing="0"/>
-        <w:rPr>
-          <w:rFonts w:ascii="Verdana" w:hAnsi="Verdana"/>
-          <w:b/>
-          <w:bCs/>
-          <w:sz w:val="18"/>
-          <w:szCs w:val="18"/>
-        </w:rPr>
-      </w:pPr>
+        <w:contextualSpacing/>
+        <w:rPr>
+          <w:u w:val="single"/>
+        </w:rPr>
+      </w:pPr>
+      <w:r>
+        <w:rPr>
+          <w:b/>
+          <w:bCs/>
+          <w:color w:val="666666"/>
+          <w:u w:val="single"/>
+        </w:rPr>
+        <w:t>Education</w:t>
+      </w:r>
+      <w:r>
+        <w:rPr>
+          <w:b/>
+          <w:bCs/>
+          <w:color w:val="666666"/>
+          <w:u w:val="single"/>
+        </w:rPr>
+        <w:tab/>
+      </w:r>
+      <w:r>
+        <w:rPr>
+          <w:b/>
+          <w:bCs/>
+          <w:color w:val="666666"/>
+          <w:u w:val="single"/>
+        </w:rPr>
+        <w:tab/>
+      </w:r>
+      <w:r>
+        <w:rPr>
+          <w:b/>
+          <w:bCs/>
+          <w:color w:val="666666"/>
+          <w:u w:val="single"/>
+        </w:rPr>
+        <w:tab/>
+      </w:r>
+      <w:r>
+        <w:rPr>
+          <w:b/>
+          <w:bCs/>
+          <w:color w:val="666666"/>
+          <w:u w:val="single"/>
+        </w:rPr>
+        <w:tab/>
+      </w:r>
+      <w:r>
+        <w:rPr>
+          <w:b/>
+          <w:bCs/>
+          <w:color w:val="666666"/>
+          <w:u w:val="single"/>
+        </w:rPr>
+        <w:tab/>
+      </w:r>
+      <w:r>
+        <w:rPr>
+          <w:b/>
+          <w:bCs/>
+          <w:color w:val="666666"/>
+          <w:u w:val="single"/>
+        </w:rPr>
+        <w:tab/>
+      </w:r>
+      <w:r>
+        <w:rPr>
+          <w:b/>
+          <w:bCs/>
+          <w:color w:val="666666"/>
+          <w:u w:val="single"/>
+        </w:rPr>
+        <w:tab/>
+      </w:r>
+      <w:r>
+        <w:rPr>
+          <w:b/>
+          <w:bCs/>
+          <w:color w:val="666666"/>
+          <w:u w:val="single"/>
+        </w:rPr>
+        <w:tab/>
+      </w:r>
+      <w:r>
+        <w:rPr>
+          <w:b/>
+          <w:bCs/>
+          <w:color w:val="666666"/>
+          <w:u w:val="single"/>
+        </w:rPr>
+        <w:tab/>
+      </w:r>
+      <w:r>
+        <w:rPr>
+          <w:b/>
+          <w:bCs/>
+          <w:color w:val="666666"/>
+          <w:u w:val="single"/>
+        </w:rPr>
+        <w:tab/>
+      </w:r>
+      <w:r>
+        <w:rPr>
+          <w:b/>
+          <w:bCs/>
+          <w:color w:val="666666"/>
+          <w:u w:val="single"/>
+        </w:rPr>
+        <w:tab/>
+      </w:r>
+      <w:r>
+        <w:rPr>
+          <w:b/>
+          <w:bCs/>
+          <w:color w:val="666666"/>
+          <w:u w:val="single"/>
+        </w:rPr>
+        <w:tab/>
+      </w:r>
+      <w:r>
+        <w:rPr>
+          <w:b/>
+          <w:bCs/>
+          <w:color w:val="666666"/>
+          <w:u w:val="single"/>
+        </w:rPr>
+        <w:tab/>
+      </w:r>
+      <w:r>
+        <w:rPr>
+          <w:b/>
+          <w:bCs/>
+          <w:color w:val="666666"/>
+          <w:u w:val="single"/>
+        </w:rPr>
+        <w:tab/>
+      </w:r>
+      <w:r>
+        <w:rPr>
+          <w:b/>
+          <w:bCs/>
+          <w:color w:val="666666"/>
+          <w:u w:val="single"/>
+        </w:rPr>
+        <w:tab/>
+      </w:r>
     </w:p>
     <w:p>
       <w:pPr>
         <w:pStyle w:val="NormalWeb"/>
         <w:spacing w:before="0" w:beforeAutospacing="0" w:after="0" w:afterAutospacing="0"/>
-        <w:rPr>
-          <w:rFonts w:ascii="Verdana" w:hAnsi="Verdana"/>
-          <w:b/>
-          <w:bCs/>
-          <w:sz w:val="18"/>
-          <w:szCs w:val="18"/>
-        </w:rPr>
+        <w:contextualSpacing/>
+        <w:rPr>
+          <w:rFonts w:ascii="Verdana" w:hAnsi="Verdana"/>
+          <w:b/>
+          <w:bCs/>
+          <w:sz w:val="18"/>
+          <w:szCs w:val="18"/>
+        </w:rPr>
+        <w:sectPr>
+          <w:type w:val="continuous"/>
+          <w:pgSz w:w="12240" w:h="15840"/>
+          <w:pgMar w:top="576" w:right="288" w:bottom="576" w:left="288" w:header="720" w:footer="720" w:gutter="0"/>
+          <w:cols w:space="720"/>
+          <w:docGrid w:linePitch="360"/>
+        </w:sectPr>
       </w:pPr>
     </w:p>
     <w:p>
       <w:pPr>
         <w:pStyle w:val="NormalWeb"/>
         <w:spacing w:before="0" w:beforeAutospacing="0" w:after="0" w:afterAutospacing="0"/>
-        <w:rPr>
-          <w:rFonts w:ascii="Verdana" w:hAnsi="Verdana"/>
-          <w:b/>
-          <w:bCs/>
-          <w:sz w:val="18"/>
-          <w:szCs w:val="18"/>
-        </w:rPr>
-      </w:pPr>
+        <w:contextualSpacing/>
+        <w:rPr>
+          <w:rFonts w:ascii="Verdana" w:hAnsi="Verdana"/>
+          <w:b/>
+          <w:bCs/>
+          <w:sz w:val="18"/>
+          <w:szCs w:val="18"/>
+        </w:rPr>
+      </w:pPr>
+      <w:r>
+        <w:rPr>
+          <w:rFonts w:ascii="Verdana" w:hAnsi="Verdana"/>
+          <w:b/>
+          <w:bCs/>
+          <w:sz w:val="18"/>
+          <w:szCs w:val="18"/>
+        </w:rPr>
+        <w:t>Master of Science</w:t>
+      </w:r>
+      <w:r>
+        <w:rPr>
+          <w:rFonts w:ascii="Verdana" w:hAnsi="Verdana"/>
+          <w:b/>
+          <w:bCs/>
+          <w:sz w:val="18"/>
+          <w:szCs w:val="18"/>
+        </w:rPr>
+        <w:t xml:space="preserve"> in</w:t>
+      </w:r>
+      <w:r>
+        <w:rPr>
+          <w:rFonts w:ascii="Verdana" w:hAnsi="Verdana"/>
+          <w:b/>
+          <w:bCs/>
+          <w:sz w:val="18"/>
+          <w:szCs w:val="18"/>
+        </w:rPr>
+        <w:t xml:space="preserve"> Electrical Engineering</w:t>
+      </w:r>
+      <w:r>
+        <w:rPr>
+          <w:rFonts w:ascii="Verdana" w:hAnsi="Verdana"/>
+          <w:b/>
+          <w:bCs/>
+          <w:sz w:val="18"/>
+          <w:szCs w:val="18"/>
+        </w:rPr>
+        <w:tab/>
+      </w:r>
+      <w:r>
+        <w:rPr>
+          <w:rFonts w:ascii="Verdana" w:hAnsi="Verdana"/>
+          <w:b/>
+          <w:bCs/>
+          <w:sz w:val="18"/>
+          <w:szCs w:val="18"/>
+        </w:rPr>
+        <w:tab/>
+      </w:r>
+      <w:r>
+        <w:rPr>
+          <w:rFonts w:ascii="Verdana" w:hAnsi="Verdana"/>
+          <w:b/>
+          <w:bCs/>
+          <w:sz w:val="18"/>
+          <w:szCs w:val="18"/>
+        </w:rPr>
+        <w:tab/>
+      </w:r>
+      <w:r>
+        <w:rPr>
+          <w:rFonts w:ascii="Verdana" w:hAnsi="Verdana"/>
+          <w:b/>
+          <w:bCs/>
+          <w:sz w:val="18"/>
+          <w:szCs w:val="18"/>
+        </w:rPr>
+        <w:tab/>
+      </w:r>
+      <w:r>
+        <w:rPr>
+          <w:rFonts w:ascii="Verdana" w:hAnsi="Verdana"/>
+          <w:b/>
+          <w:bCs/>
+          <w:sz w:val="18"/>
+          <w:szCs w:val="18"/>
+        </w:rPr>
+        <w:tab/>
+      </w:r>
+      <w:r>
+        <w:rPr>
+          <w:rFonts w:ascii="Verdana" w:hAnsi="Verdana"/>
+          <w:b/>
+          <w:bCs/>
+          <w:sz w:val="18"/>
+          <w:szCs w:val="18"/>
+        </w:rPr>
+        <w:tab/>
+      </w:r>
+      <w:r>
+        <w:rPr>
+          <w:rFonts w:ascii="Verdana" w:hAnsi="Verdana"/>
+          <w:b/>
+          <w:bCs/>
+          <w:sz w:val="18"/>
+          <w:szCs w:val="18"/>
+        </w:rPr>
+        <w:tab/>
+      </w:r>
+      <w:r>
+        <w:rPr>
+          <w:rFonts w:ascii="Verdana" w:hAnsi="Verdana"/>
+          <w:b/>
+          <w:bCs/>
+          <w:sz w:val="18"/>
+          <w:szCs w:val="18"/>
+        </w:rPr>
+        <w:tab/>
+        <w:t xml:space="preserve">         December</w:t>
+      </w:r>
+      <w:r>
+        <w:rPr>
+          <w:rFonts w:ascii="Verdana" w:hAnsi="Verdana"/>
+          <w:b/>
+          <w:bCs/>
+          <w:sz w:val="18"/>
+          <w:szCs w:val="18"/>
+        </w:rPr>
+        <w:t xml:space="preserve"> 2025</w:t>
+      </w:r>
     </w:p>
     <w:p>
       <w:pPr>
         <w:pStyle w:val="NormalWeb"/>
         <w:spacing w:before="0" w:beforeAutospacing="0" w:after="0" w:afterAutospacing="0"/>
-        <w:rPr>
-          <w:rFonts w:ascii="Verdana" w:hAnsi="Verdana"/>
-          <w:b/>
-          <w:bCs/>
-          <w:sz w:val="18"/>
-          <w:szCs w:val="18"/>
-        </w:rPr>
-      </w:pPr>
+        <w:contextualSpacing/>
+        <w:rPr>
+          <w:b/>
+          <w:bCs/>
+        </w:rPr>
+      </w:pPr>
+      <w:r>
+        <w:rPr>
+          <w:rFonts w:ascii="Verdana" w:hAnsi="Verdana"/>
+          <w:b/>
+          <w:bCs/>
+          <w:sz w:val="18"/>
+          <w:szCs w:val="18"/>
+        </w:rPr>
+        <w:t xml:space="preserve">San </w:t>
+      </w:r>
+      <w:r>
+        <w:rPr>
+          <w:rFonts w:ascii="Verdana" w:hAnsi="Verdana"/>
+          <w:b/>
+          <w:bCs/>
+          <w:sz w:val="18"/>
+          <w:szCs w:val="18"/>
+        </w:rPr>
+        <w:t>José</w:t>
+      </w:r>
+      <w:r>
+        <w:rPr>
+          <w:rFonts w:ascii="Verdana" w:hAnsi="Verdana"/>
+          <w:b/>
+          <w:bCs/>
+          <w:sz w:val="18"/>
+          <w:szCs w:val="18"/>
+        </w:rPr>
+        <w:t xml:space="preserve"> </w:t>
+      </w:r>
+      <w:r>
+        <w:rPr>
+          <w:rFonts w:ascii="Verdana" w:hAnsi="Verdana"/>
+          <w:b/>
+          <w:bCs/>
+          <w:sz w:val="18"/>
+          <w:szCs w:val="18"/>
+        </w:rPr>
+        <w:t>State University</w:t>
+      </w:r>
+      <w:r>
+        <w:rPr>
+          <w:rFonts w:ascii="Verdana" w:hAnsi="Verdana"/>
+          <w:b/>
+          <w:bCs/>
+          <w:sz w:val="18"/>
+          <w:szCs w:val="18"/>
+        </w:rPr>
+        <w:t xml:space="preserve">, </w:t>
+      </w:r>
+      <w:r>
+        <w:rPr>
+          <w:rFonts w:ascii="Verdana" w:hAnsi="Verdana"/>
+          <w:b/>
+          <w:bCs/>
+          <w:sz w:val="18"/>
+          <w:szCs w:val="18"/>
+        </w:rPr>
+        <w:t>GPA: 3.44</w:t>
+      </w:r>
+      <w:r>
+        <w:rPr>
+          <w:rFonts w:ascii="Verdana" w:hAnsi="Verdana"/>
+          <w:b/>
+          <w:bCs/>
+          <w:sz w:val="18"/>
+          <w:szCs w:val="18"/>
+        </w:rPr>
+        <w:tab/>
+      </w:r>
+      <w:r>
+        <w:rPr>
+          <w:rFonts w:ascii="Verdana" w:hAnsi="Verdana"/>
+          <w:b/>
+          <w:bCs/>
+          <w:sz w:val="18"/>
+          <w:szCs w:val="18"/>
+        </w:rPr>
+        <w:tab/>
+      </w:r>
+      <w:r>
+        <w:rPr>
+          <w:rFonts w:ascii="Verdana" w:hAnsi="Verdana"/>
+          <w:b/>
+          <w:bCs/>
+          <w:sz w:val="18"/>
+          <w:szCs w:val="18"/>
+        </w:rPr>
+        <w:tab/>
+      </w:r>
+      <w:r>
+        <w:rPr>
+          <w:rFonts w:ascii="Verdana" w:hAnsi="Verdana"/>
+          <w:b/>
+          <w:bCs/>
+          <w:sz w:val="18"/>
+          <w:szCs w:val="18"/>
+        </w:rPr>
+        <w:tab/>
+      </w:r>
+      <w:r>
+        <w:rPr>
+          <w:rFonts w:ascii="Verdana" w:hAnsi="Verdana"/>
+          <w:b/>
+          <w:bCs/>
+          <w:sz w:val="18"/>
+          <w:szCs w:val="18"/>
+        </w:rPr>
+        <w:tab/>
+      </w:r>
+      <w:r>
+        <w:rPr>
+          <w:rFonts w:ascii="Verdana" w:hAnsi="Verdana"/>
+          <w:b/>
+          <w:bCs/>
+          <w:sz w:val="18"/>
+          <w:szCs w:val="18"/>
+        </w:rPr>
+        <w:tab/>
+      </w:r>
+      <w:r>
+        <w:rPr>
+          <w:rFonts w:ascii="Verdana" w:hAnsi="Verdana"/>
+          <w:b/>
+          <w:bCs/>
+          <w:sz w:val="18"/>
+          <w:szCs w:val="18"/>
+        </w:rPr>
+        <w:tab/>
+      </w:r>
+      <w:r>
+        <w:rPr>
+          <w:rFonts w:ascii="Verdana" w:hAnsi="Verdana"/>
+          <w:b/>
+          <w:bCs/>
+          <w:sz w:val="18"/>
+          <w:szCs w:val="18"/>
+        </w:rPr>
+        <w:tab/>
+      </w:r>
+      <w:r>
+        <w:rPr>
+          <w:rFonts w:ascii="Verdana" w:hAnsi="Verdana"/>
+          <w:b/>
+          <w:bCs/>
+          <w:sz w:val="18"/>
+          <w:szCs w:val="18"/>
+        </w:rPr>
+        <w:tab/>
+        <w:t xml:space="preserve">    </w:t>
+      </w:r>
+      <w:r>
+        <w:rPr>
+          <w:rFonts w:ascii="Verdana" w:hAnsi="Verdana"/>
+          <w:sz w:val="18"/>
+          <w:szCs w:val="18"/>
+        </w:rPr>
+        <w:t>San Jose, CA</w:t>
+      </w:r>
     </w:p>
     <w:p>
       <w:pPr>
         <w:pStyle w:val="NormalWeb"/>
-        <w:spacing w:before="0" w:beforeAutospacing="0" w:after="0" w:afterAutospacing="0"/>
-        <w:rPr>
-          <w:rFonts w:ascii="Verdana" w:hAnsi="Verdana"/>
-          <w:b/>
-          <w:bCs/>
-          <w:sz w:val="18"/>
-          <w:szCs w:val="18"/>
-        </w:rPr>
-      </w:pPr>
+        <w:spacing w:before="0" w:beforeAutospacing="0" w:after="0" w:afterAutospacing="0" w:line="360" w:lineRule="auto"/>
+        <w:contextualSpacing/>
+      </w:pPr>
+      <w:r>
+        <w:rPr>
+          <w:rFonts w:ascii="Verdana" w:hAnsi="Verdana"/>
+          <w:b/>
+          <w:bCs/>
+          <w:sz w:val="18"/>
+          <w:szCs w:val="18"/>
+        </w:rPr>
+        <w:t>Emphasis:</w:t>
+      </w:r>
+      <w:r>
+        <w:rPr>
+          <w:rFonts w:ascii="Verdana" w:hAnsi="Verdana"/>
+          <w:sz w:val="18"/>
+          <w:szCs w:val="18"/>
+        </w:rPr>
+        <w:t xml:space="preserve"> Digital System Design and Artificial Intelligence</w:t>
+      </w:r>
+      <w:r>
+        <w:rPr>
+          <w:rFonts w:ascii="Verdana" w:hAnsi="Verdana"/>
+          <w:sz w:val="18"/>
+          <w:szCs w:val="18"/>
+        </w:rPr>
+        <w:t xml:space="preserve"> </w:t>
+      </w:r>
     </w:p>
     <w:p>
       <w:pPr>
         <w:pStyle w:val="NormalWeb"/>
         <w:spacing w:before="0" w:beforeAutospacing="0" w:after="0" w:afterAutospacing="0"/>
-        <w:rPr>
-          <w:rFonts w:ascii="Verdana" w:hAnsi="Verdana"/>
-          <w:b/>
-          <w:bCs/>
-          <w:sz w:val="18"/>
-          <w:szCs w:val="18"/>
-        </w:rPr>
-      </w:pPr>
+        <w:contextualSpacing/>
+        <w:rPr>
+          <w:rFonts w:ascii="Verdana" w:hAnsi="Verdana"/>
+          <w:b/>
+          <w:bCs/>
+          <w:sz w:val="18"/>
+          <w:szCs w:val="18"/>
+        </w:rPr>
+      </w:pPr>
+      <w:r>
+        <w:rPr>
+          <w:rFonts w:ascii="Verdana" w:hAnsi="Verdana"/>
+          <w:b/>
+          <w:bCs/>
+          <w:sz w:val="18"/>
+          <w:szCs w:val="18"/>
+        </w:rPr>
+        <w:t>Bachelor of Science</w:t>
+      </w:r>
+      <w:r>
+        <w:rPr>
+          <w:rFonts w:ascii="Verdana" w:hAnsi="Verdana"/>
+          <w:b/>
+          <w:bCs/>
+          <w:sz w:val="18"/>
+          <w:szCs w:val="18"/>
+        </w:rPr>
+        <w:t xml:space="preserve"> in</w:t>
+      </w:r>
+      <w:r>
+        <w:rPr>
+          <w:rFonts w:ascii="Verdana" w:hAnsi="Verdana"/>
+          <w:b/>
+          <w:bCs/>
+          <w:sz w:val="18"/>
+          <w:szCs w:val="18"/>
+        </w:rPr>
+        <w:t xml:space="preserve"> Electronic Systems Engineering</w:t>
+      </w:r>
+      <w:r>
+        <w:rPr>
+          <w:rFonts w:ascii="Verdana" w:hAnsi="Verdana"/>
+          <w:b/>
+          <w:bCs/>
+          <w:sz w:val="18"/>
+          <w:szCs w:val="18"/>
+        </w:rPr>
+        <w:tab/>
+      </w:r>
+      <w:r>
+        <w:rPr>
+          <w:rFonts w:ascii="Verdana" w:hAnsi="Verdana"/>
+          <w:b/>
+          <w:bCs/>
+          <w:sz w:val="18"/>
+          <w:szCs w:val="18"/>
+        </w:rPr>
+        <w:tab/>
+      </w:r>
+      <w:r>
+        <w:rPr>
+          <w:rFonts w:ascii="Verdana" w:hAnsi="Verdana"/>
+          <w:b/>
+          <w:bCs/>
+          <w:sz w:val="18"/>
+          <w:szCs w:val="18"/>
+        </w:rPr>
+        <w:tab/>
+      </w:r>
+      <w:r>
+        <w:rPr>
+          <w:rFonts w:ascii="Verdana" w:hAnsi="Verdana"/>
+          <w:b/>
+          <w:bCs/>
+          <w:sz w:val="18"/>
+          <w:szCs w:val="18"/>
+        </w:rPr>
+        <w:tab/>
+      </w:r>
+      <w:r>
+        <w:rPr>
+          <w:rFonts w:ascii="Verdana" w:hAnsi="Verdana"/>
+          <w:b/>
+          <w:bCs/>
+          <w:sz w:val="18"/>
+          <w:szCs w:val="18"/>
+        </w:rPr>
+        <w:tab/>
+      </w:r>
+      <w:r>
+        <w:rPr>
+          <w:rFonts w:ascii="Verdana" w:hAnsi="Verdana"/>
+          <w:b/>
+          <w:bCs/>
+          <w:sz w:val="18"/>
+          <w:szCs w:val="18"/>
+        </w:rPr>
+        <w:tab/>
+        <w:t xml:space="preserve">          </w:t>
+      </w:r>
+      <w:r>
+        <w:rPr>
+          <w:rFonts w:ascii="Verdana" w:hAnsi="Verdana"/>
+          <w:b/>
+          <w:bCs/>
+          <w:sz w:val="18"/>
+          <w:szCs w:val="18"/>
+        </w:rPr>
+        <w:tab/>
+        <w:t xml:space="preserve">       </w:t>
+      </w:r>
+      <w:r>
+        <w:rPr>
+          <w:rFonts w:ascii="Verdana" w:hAnsi="Verdana"/>
+          <w:b/>
+          <w:bCs/>
+          <w:sz w:val="18"/>
+          <w:szCs w:val="18"/>
+        </w:rPr>
+        <w:t>May 2022</w:t>
+      </w:r>
     </w:p>
     <w:p>
       <w:pPr>
         <w:pStyle w:val="NormalWeb"/>
         <w:spacing w:before="0" w:beforeAutospacing="0" w:after="0" w:afterAutospacing="0"/>
-        <w:rPr>
-          <w:rFonts w:ascii="Verdana" w:hAnsi="Verdana"/>
-          <w:b/>
-          <w:bCs/>
-          <w:sz w:val="18"/>
-          <w:szCs w:val="18"/>
-        </w:rPr>
-      </w:pPr>
+        <w:contextualSpacing/>
+        <w:rPr>
+          <w:rFonts w:ascii="Verdana" w:hAnsi="Verdana"/>
+          <w:sz w:val="18"/>
+          <w:szCs w:val="18"/>
+        </w:rPr>
+      </w:pPr>
+      <w:r>
+        <w:rPr>
+          <w:rFonts w:ascii="Verdana" w:hAnsi="Verdana"/>
+          <w:b/>
+          <w:bCs/>
+          <w:sz w:val="18"/>
+          <w:szCs w:val="18"/>
+        </w:rPr>
+        <w:t>California State Polytechnic University, Pomona, GPA: 3.49</w:t>
+      </w:r>
+      <w:r>
+        <w:rPr>
+          <w:rFonts w:ascii="Verdana" w:hAnsi="Verdana"/>
+          <w:b/>
+          <w:bCs/>
+          <w:sz w:val="18"/>
+          <w:szCs w:val="18"/>
+        </w:rPr>
+        <w:tab/>
+      </w:r>
+      <w:r>
+        <w:rPr>
+          <w:rFonts w:ascii="Verdana" w:hAnsi="Verdana"/>
+          <w:b/>
+          <w:bCs/>
+          <w:sz w:val="18"/>
+          <w:szCs w:val="18"/>
+        </w:rPr>
+        <w:tab/>
+      </w:r>
+      <w:r>
+        <w:rPr>
+          <w:rFonts w:ascii="Verdana" w:hAnsi="Verdana"/>
+          <w:b/>
+          <w:bCs/>
+          <w:sz w:val="18"/>
+          <w:szCs w:val="18"/>
+        </w:rPr>
+        <w:tab/>
+      </w:r>
+      <w:r>
+        <w:rPr>
+          <w:rFonts w:ascii="Verdana" w:hAnsi="Verdana"/>
+          <w:b/>
+          <w:bCs/>
+          <w:sz w:val="18"/>
+          <w:szCs w:val="18"/>
+        </w:rPr>
+        <w:tab/>
+      </w:r>
+      <w:r>
+        <w:rPr>
+          <w:rFonts w:ascii="Verdana" w:hAnsi="Verdana"/>
+          <w:b/>
+          <w:bCs/>
+          <w:sz w:val="18"/>
+          <w:szCs w:val="18"/>
+        </w:rPr>
+        <w:tab/>
+      </w:r>
+      <w:r>
+        <w:rPr>
+          <w:rFonts w:ascii="Verdana" w:hAnsi="Verdana"/>
+          <w:b/>
+          <w:bCs/>
+          <w:sz w:val="18"/>
+          <w:szCs w:val="18"/>
+        </w:rPr>
+        <w:tab/>
+        <w:t xml:space="preserve">     </w:t>
+      </w:r>
+      <w:r>
+        <w:rPr>
+          <w:rFonts w:ascii="Verdana" w:hAnsi="Verdana"/>
+          <w:sz w:val="18"/>
+          <w:szCs w:val="18"/>
+        </w:rPr>
+        <w:t>Pomon</w:t>
+      </w:r>
+      <w:r>
+        <w:rPr>
+          <w:rFonts w:ascii="Verdana" w:hAnsi="Verdana"/>
+          <w:sz w:val="18"/>
+          <w:szCs w:val="18"/>
+        </w:rPr>
+        <w:t>a, CA</w:t>
+      </w:r>
     </w:p>
     <w:p>
       <w:pPr>
         <w:pStyle w:val="NormalWeb"/>
-        <w:spacing w:before="0" w:beforeAutospacing="0" w:after="0" w:afterAutospacing="0"/>
-        <w:rPr>
-          <w:rFonts w:ascii="Verdana" w:hAnsi="Verdana"/>
-          <w:b/>
-          <w:bCs/>
-          <w:sz w:val="18"/>
-          <w:szCs w:val="18"/>
-        </w:rPr>
-      </w:pPr>
+        <w:spacing w:before="0" w:beforeAutospacing="0" w:after="0" w:afterAutospacing="0" w:line="360" w:lineRule="auto"/>
+        <w:contextualSpacing/>
+        <w:rPr>
+          <w:rFonts w:ascii="Verdana" w:hAnsi="Verdana"/>
+          <w:sz w:val="18"/>
+          <w:szCs w:val="18"/>
+        </w:rPr>
+      </w:pPr>
+      <w:r>
+        <w:rPr>
+          <w:rFonts w:ascii="Verdana" w:hAnsi="Verdana"/>
+          <w:b/>
+          <w:bCs/>
+          <w:sz w:val="18"/>
+          <w:szCs w:val="18"/>
+        </w:rPr>
+        <w:t>Emp</w:t>
+      </w:r>
+      <w:r>
+        <w:rPr>
+          <w:rFonts w:ascii="Verdana" w:hAnsi="Verdana"/>
+          <w:b/>
+          <w:bCs/>
+          <w:sz w:val="18"/>
+          <w:szCs w:val="18"/>
+        </w:rPr>
+        <w:t>h</w:t>
+      </w:r>
+      <w:r>
+        <w:rPr>
+          <w:rFonts w:ascii="Verdana" w:hAnsi="Verdana"/>
+          <w:b/>
+          <w:bCs/>
+          <w:sz w:val="18"/>
+          <w:szCs w:val="18"/>
+        </w:rPr>
+        <w:t>asis:</w:t>
+      </w:r>
+      <w:r>
+        <w:rPr>
+          <w:rFonts w:ascii="Verdana" w:hAnsi="Verdana"/>
+          <w:sz w:val="18"/>
+          <w:szCs w:val="18"/>
+        </w:rPr>
+        <w:t xml:space="preserve"> Digital System Design, Robotics, and Contro</w:t>
+      </w:r>
+      <w:r>
+        <w:rPr>
+          <w:rFonts w:ascii="Verdana" w:hAnsi="Verdana"/>
+          <w:sz w:val="18"/>
+          <w:szCs w:val="18"/>
+        </w:rPr>
+        <w:t>l</w:t>
+      </w:r>
     </w:p>
     <w:p>
       <w:pPr>
         <w:pStyle w:val="NormalWeb"/>
         <w:spacing w:before="0" w:beforeAutospacing="0" w:after="0" w:afterAutospacing="0"/>
-        <w:rPr>
-          <w:rFonts w:ascii="Verdana" w:hAnsi="Verdana"/>
-          <w:b/>
-          <w:bCs/>
-          <w:sz w:val="18"/>
-          <w:szCs w:val="18"/>
-        </w:rPr>
-      </w:pPr>
+        <w:contextualSpacing/>
+        <w:rPr>
+          <w:u w:val="single"/>
+        </w:rPr>
+      </w:pPr>
+      <w:r>
+        <w:rPr>
+          <w:b/>
+          <w:bCs/>
+          <w:color w:val="666666"/>
+          <w:u w:val="single"/>
+        </w:rPr>
+        <w:t>Awards</w:t>
+      </w:r>
+      <w:r>
+        <w:rPr>
+          <w:b/>
+          <w:bCs/>
+          <w:color w:val="666666"/>
+          <w:u w:val="single"/>
+        </w:rPr>
+        <w:tab/>
+      </w:r>
+      <w:r>
+        <w:rPr>
+          <w:b/>
+          <w:bCs/>
+          <w:color w:val="666666"/>
+          <w:u w:val="single"/>
+        </w:rPr>
+        <w:tab/>
+      </w:r>
+      <w:r>
+        <w:rPr>
+          <w:b/>
+          <w:bCs/>
+          <w:color w:val="666666"/>
+          <w:u w:val="single"/>
+        </w:rPr>
+        <w:tab/>
+      </w:r>
+      <w:r>
+        <w:rPr>
+          <w:b/>
+          <w:bCs/>
+          <w:color w:val="666666"/>
+          <w:u w:val="single"/>
+        </w:rPr>
+        <w:tab/>
+      </w:r>
+      <w:r>
+        <w:rPr>
+          <w:b/>
+          <w:bCs/>
+          <w:color w:val="666666"/>
+          <w:u w:val="single"/>
+        </w:rPr>
+        <w:tab/>
+      </w:r>
+      <w:r>
+        <w:rPr>
+          <w:b/>
+          <w:bCs/>
+          <w:color w:val="666666"/>
+          <w:u w:val="single"/>
+        </w:rPr>
+        <w:tab/>
+      </w:r>
+      <w:r>
+        <w:rPr>
+          <w:b/>
+          <w:bCs/>
+          <w:color w:val="666666"/>
+          <w:u w:val="single"/>
+        </w:rPr>
+        <w:tab/>
+      </w:r>
+      <w:r>
+        <w:rPr>
+          <w:b/>
+          <w:bCs/>
+          <w:color w:val="666666"/>
+          <w:u w:val="single"/>
+        </w:rPr>
+        <w:tab/>
+      </w:r>
+      <w:r>
+        <w:rPr>
+          <w:b/>
+          <w:bCs/>
+          <w:color w:val="666666"/>
+          <w:u w:val="single"/>
+        </w:rPr>
+        <w:tab/>
+      </w:r>
+      <w:r>
+        <w:rPr>
+          <w:b/>
+          <w:bCs/>
+          <w:color w:val="666666"/>
+          <w:u w:val="single"/>
+        </w:rPr>
+        <w:tab/>
+      </w:r>
+      <w:r>
+        <w:rPr>
+          <w:b/>
+          <w:bCs/>
+          <w:color w:val="666666"/>
+          <w:u w:val="single"/>
+        </w:rPr>
+        <w:tab/>
+      </w:r>
+      <w:r>
+        <w:rPr>
+          <w:b/>
+          <w:bCs/>
+          <w:color w:val="666666"/>
+          <w:u w:val="single"/>
+        </w:rPr>
+        <w:tab/>
+      </w:r>
+      <w:r>
+        <w:rPr>
+          <w:b/>
+          <w:bCs/>
+          <w:color w:val="666666"/>
+          <w:u w:val="single"/>
+        </w:rPr>
+        <w:tab/>
+      </w:r>
+      <w:r>
+        <w:rPr>
+          <w:b/>
+          <w:bCs/>
+          <w:color w:val="666666"/>
+          <w:u w:val="single"/>
+        </w:rPr>
+        <w:tab/>
+      </w:r>
+      <w:r>
+        <w:rPr>
+          <w:b/>
+          <w:bCs/>
+          <w:color w:val="666666"/>
+          <w:u w:val="single"/>
+        </w:rPr>
+        <w:tab/>
+      </w:r>
     </w:p>
     <w:p>
       <w:pPr>
@@ -1872,70 +6602,110 @@
           <w:rFonts w:ascii="Verdana" w:hAnsi="Verdana"/>
           <w:b/>
           <w:bCs/>
-          <w:sz w:val="18"/>
-          <w:szCs w:val="18"/>
-        </w:rPr>
-      </w:pPr>
+          <w:color w:val="000000"/>
+          <w:sz w:val="18"/>
+          <w:szCs w:val="18"/>
+        </w:rPr>
+      </w:pPr>
+      <w:r>
+        <w:rPr>
+          <w:rFonts w:ascii="Verdana" w:hAnsi="Verdana"/>
+          <w:b/>
+          <w:bCs/>
+          <w:color w:val="000000"/>
+          <w:sz w:val="18"/>
+          <w:szCs w:val="18"/>
+        </w:rPr>
+        <w:t>Science Spectrum Trailblazer @ Becoming Everything You Are (BEYA)</w:t>
+      </w:r>
+      <w:r>
+        <w:rPr>
+          <w:rFonts w:ascii="Verdana" w:hAnsi="Verdana"/>
+          <w:b/>
+          <w:bCs/>
+          <w:color w:val="000000"/>
+          <w:sz w:val="18"/>
+          <w:szCs w:val="18"/>
+        </w:rPr>
+        <w:tab/>
+      </w:r>
+      <w:r>
+        <w:rPr>
+          <w:rFonts w:ascii="Verdana" w:hAnsi="Verdana"/>
+          <w:b/>
+          <w:bCs/>
+          <w:color w:val="000000"/>
+          <w:sz w:val="18"/>
+          <w:szCs w:val="18"/>
+        </w:rPr>
+        <w:tab/>
+      </w:r>
+      <w:r>
+        <w:rPr>
+          <w:rFonts w:ascii="Verdana" w:hAnsi="Verdana"/>
+          <w:b/>
+          <w:bCs/>
+          <w:color w:val="000000"/>
+          <w:sz w:val="18"/>
+          <w:szCs w:val="18"/>
+        </w:rPr>
+        <w:tab/>
+        <w:t xml:space="preserve">    </w:t>
+      </w:r>
+      <w:r>
+        <w:rPr>
+          <w:rFonts w:ascii="Verdana" w:hAnsi="Verdana"/>
+          <w:b/>
+          <w:bCs/>
+          <w:color w:val="000000"/>
+          <w:sz w:val="18"/>
+          <w:szCs w:val="18"/>
+        </w:rPr>
+        <w:tab/>
+        <w:t xml:space="preserve">           February 2025</w:t>
+      </w:r>
     </w:p>
     <w:p>
       <w:pPr>
         <w:pStyle w:val="NormalWeb"/>
+        <w:numPr>
+          <w:ilvl w:val="0"/>
+          <w:numId w:val="22"/>
+        </w:numPr>
         <w:spacing w:before="0" w:beforeAutospacing="0" w:after="0" w:afterAutospacing="0"/>
         <w:rPr>
-          <w:b/>
-          <w:bCs/>
-          <w:color w:val="666666"/>
-          <w:sz w:val="28"/>
-          <w:szCs w:val="28"/>
-        </w:rPr>
-      </w:pPr>
-      <w:r>
-        <w:rPr>
-          <w:noProof/>
-          <w:sz w:val="22"/>
-          <w:szCs w:val="22"/>
-        </w:rPr>
-        <w:drawing>
-          <wp:inline distT="0" distB="0" distL="0" distR="0" wp14:anchorId="6707FAFB" wp14:editId="383464F9">
-            <wp:extent cx="3981450" cy="28575"/>
-            <wp:effectExtent l="0" t="0" r="0" b="9525"/>
-            <wp:docPr id="627244453" name="Picture 1"/>
-            <wp:cNvGraphicFramePr>
-              <a:graphicFrameLocks xmlns:a="http://schemas.openxmlformats.org/drawingml/2006/main" noChangeAspect="1"/>
-            </wp:cNvGraphicFramePr>
-            <a:graphic xmlns:a="http://schemas.openxmlformats.org/drawingml/2006/main">
-              <a:graphicData uri="http://schemas.openxmlformats.org/drawingml/2006/picture">
-                <pic:pic xmlns:pic="http://schemas.openxmlformats.org/drawingml/2006/picture">
-                  <pic:nvPicPr>
-                    <pic:cNvPr id="0" name="Picture 1"/>
-                    <pic:cNvPicPr/>
-                  </pic:nvPicPr>
-                  <pic:blipFill>
-                    <a:blip r:embed="rId12">
-                      <a:extLst>
-                        <a:ext uri="{28A0092B-C50C-407E-A947-70E740481C1C}">
-                          <a14:useLocalDpi xmlns:a14="http://schemas.microsoft.com/office/drawing/2010/main" val="0"/>
-                        </a:ext>
-                      </a:extLst>
-                    </a:blip>
-                    <a:stretch>
-                      <a:fillRect/>
-                    </a:stretch>
-                  </pic:blipFill>
-                  <pic:spPr>
-                    <a:xfrm>
-                      <a:off x="0" y="0"/>
-                      <a:ext cx="3981450" cy="28575"/>
-                    </a:xfrm>
-                    <a:prstGeom prst="rect">
-                      <a:avLst/>
-                    </a:prstGeom>
-                  </pic:spPr>
-                </pic:pic>
-              </a:graphicData>
-            </a:graphic>
-          </wp:inline>
-        </w:drawing>
+          <w:rFonts w:ascii="Verdana" w:hAnsi="Verdana"/>
+          <w:color w:val="000000"/>
+          <w:sz w:val="18"/>
+          <w:szCs w:val="18"/>
+        </w:rPr>
+      </w:pPr>
+      <w:r>
+        <w:rPr>
+          <w:rFonts w:ascii="Verdana" w:hAnsi="Verdana"/>
+          <w:color w:val="000000"/>
+          <w:sz w:val="18"/>
+          <w:szCs w:val="18"/>
+        </w:rPr>
+        <w:t xml:space="preserve">Awarded the Science Spectrum Trailblazer </w:t>
+      </w:r>
+      <w:r>
+        <w:rPr>
+          <w:rFonts w:ascii="Verdana" w:hAnsi="Verdana"/>
+          <w:color w:val="000000"/>
+          <w:sz w:val="18"/>
+          <w:szCs w:val="18"/>
+        </w:rPr>
+        <w:t>distinction</w:t>
+      </w:r>
+      <w:r>
+        <w:rPr>
+          <w:rFonts w:ascii="Verdana" w:hAnsi="Verdana"/>
+          <w:color w:val="000000"/>
+          <w:sz w:val="18"/>
+          <w:szCs w:val="18"/>
+        </w:rPr>
+        <w:t xml:space="preserve"> at the 39th BEYA STEM Global Competitive Conference</w:t>
       </w:r>
     </w:p>
     <w:p>
@@ -1943,19 +6713,14 @@
         <w:pStyle w:val="NormalWeb"/>
         <w:spacing w:before="0" w:beforeAutospacing="0" w:after="0" w:afterAutospacing="0"/>
         <w:rPr>
-          <w:b/>
-          <w:bCs/>
-          <w:color w:val="666666"/>
-        </w:rPr>
-      </w:pPr>
-      <w:r>
-        <w:rPr>
-          <w:b/>
-          <w:bCs/>
-          <w:color w:val="666666"/>
-        </w:rPr>
-        <w:t>Technical Skills</w:t>
-      </w:r>
+          <w:rFonts w:ascii="Verdana" w:hAnsi="Verdana"/>
+          <w:b/>
+          <w:bCs/>
+          <w:color w:val="000000"/>
+          <w:sz w:val="18"/>
+          <w:szCs w:val="18"/>
+        </w:rPr>
+      </w:pPr>
     </w:p>
     <w:p>
       <w:pPr>
@@ -1969,430 +6734,6 @@
           <w:sz w:val="18"/>
           <w:szCs w:val="18"/>
         </w:rPr>
-      </w:pPr>
-      <w:r>
-        <w:rPr>
-          <w:rFonts w:ascii="Verdana" w:hAnsi="Verdana"/>
-          <w:b/>
-          <w:bCs/>
-          <w:color w:val="000000"/>
-          <w:sz w:val="18"/>
-          <w:szCs w:val="18"/>
-        </w:rPr>
-        <w:t>Vivado HLS,</w:t>
-      </w:r>
-      <w:r>
-        <w:rPr>
-          <w:rFonts w:ascii="Verdana" w:hAnsi="Verdana"/>
-          <w:color w:val="000000"/>
-          <w:sz w:val="18"/>
-          <w:szCs w:val="18"/>
-        </w:rPr>
-        <w:t xml:space="preserve"> Verilog, </w:t>
-      </w:r>
-      <w:proofErr w:type="spellStart"/>
-      <w:r>
-        <w:rPr>
-          <w:rFonts w:ascii="Verdana" w:hAnsi="Verdana"/>
-          <w:color w:val="000000"/>
-          <w:sz w:val="18"/>
-          <w:szCs w:val="18"/>
-        </w:rPr>
-        <w:t>SystemVerilog</w:t>
-      </w:r>
-      <w:proofErr w:type="spellEnd"/>
-      <w:r>
-        <w:rPr>
-          <w:rFonts w:ascii="Verdana" w:hAnsi="Verdana"/>
-          <w:color w:val="000000"/>
-          <w:sz w:val="18"/>
-          <w:szCs w:val="18"/>
-        </w:rPr>
-        <w:t>, and VHDL HDL Design</w:t>
-      </w:r>
-    </w:p>
-    <w:p>
-      <w:pPr>
-        <w:pStyle w:val="NormalWeb"/>
-        <w:spacing w:before="0" w:beforeAutospacing="0" w:after="0" w:afterAutospacing="0"/>
-        <w:rPr>
-          <w:rFonts w:ascii="Verdana" w:hAnsi="Verdana"/>
-          <w:color w:val="000000"/>
-          <w:sz w:val="18"/>
-          <w:szCs w:val="18"/>
-        </w:rPr>
-      </w:pPr>
-      <w:r>
-        <w:rPr>
-          <w:rFonts w:ascii="Verdana" w:hAnsi="Verdana"/>
-          <w:b/>
-          <w:bCs/>
-          <w:color w:val="000000"/>
-          <w:sz w:val="18"/>
-          <w:szCs w:val="18"/>
-        </w:rPr>
-        <w:t xml:space="preserve">MATLAB/SIMULINK, </w:t>
-      </w:r>
-      <w:r>
-        <w:rPr>
-          <w:rFonts w:ascii="Verdana" w:hAnsi="Verdana"/>
-          <w:color w:val="000000"/>
-          <w:sz w:val="18"/>
-          <w:szCs w:val="18"/>
-        </w:rPr>
-        <w:t>Control Systems Modeling</w:t>
-      </w:r>
-      <w:r>
-        <w:rPr>
-          <w:rFonts w:ascii="Verdana" w:hAnsi="Verdana"/>
-          <w:color w:val="000000"/>
-          <w:sz w:val="18"/>
-          <w:szCs w:val="18"/>
-        </w:rPr>
-        <w:t xml:space="preserve"> and Signal Processing</w:t>
-      </w:r>
-    </w:p>
-    <w:p>
-      <w:pPr>
-        <w:pStyle w:val="NormalWeb"/>
-        <w:spacing w:before="0" w:beforeAutospacing="0" w:after="0" w:afterAutospacing="0"/>
-        <w:rPr>
-          <w:rFonts w:ascii="Verdana" w:hAnsi="Verdana"/>
-          <w:color w:val="000000"/>
-          <w:sz w:val="18"/>
-          <w:szCs w:val="18"/>
-        </w:rPr>
-      </w:pPr>
-      <w:proofErr w:type="spellStart"/>
-      <w:r>
-        <w:rPr>
-          <w:rFonts w:ascii="Verdana" w:hAnsi="Verdana"/>
-          <w:b/>
-          <w:bCs/>
-          <w:color w:val="000000"/>
-          <w:sz w:val="18"/>
-          <w:szCs w:val="18"/>
-        </w:rPr>
-        <w:t>QuestaSim</w:t>
-      </w:r>
-      <w:proofErr w:type="spellEnd"/>
-      <w:r>
-        <w:rPr>
-          <w:rFonts w:ascii="Verdana" w:hAnsi="Verdana"/>
-          <w:b/>
-          <w:bCs/>
-          <w:color w:val="000000"/>
-          <w:sz w:val="18"/>
-          <w:szCs w:val="18"/>
-        </w:rPr>
-        <w:t>,</w:t>
-      </w:r>
-      <w:r>
-        <w:rPr>
-          <w:rFonts w:ascii="Verdana" w:hAnsi="Verdana"/>
-          <w:b/>
-          <w:bCs/>
-          <w:color w:val="000000"/>
-          <w:sz w:val="18"/>
-          <w:szCs w:val="18"/>
-        </w:rPr>
-        <w:t xml:space="preserve"> </w:t>
-      </w:r>
-      <w:r>
-        <w:rPr>
-          <w:rFonts w:ascii="Verdana" w:hAnsi="Verdana"/>
-          <w:color w:val="000000"/>
-          <w:sz w:val="18"/>
-          <w:szCs w:val="18"/>
-        </w:rPr>
-        <w:t>Verilog Simulation</w:t>
-      </w:r>
-    </w:p>
-    <w:p>
-      <w:pPr>
-        <w:pStyle w:val="NormalWeb"/>
-        <w:spacing w:before="0" w:beforeAutospacing="0" w:after="0" w:afterAutospacing="0"/>
-        <w:rPr>
-          <w:color w:val="666666"/>
-        </w:rPr>
-      </w:pPr>
-      <w:r>
-        <w:rPr>
-          <w:rFonts w:ascii="Verdana" w:hAnsi="Verdana"/>
-          <w:b/>
-          <w:bCs/>
-          <w:color w:val="000000"/>
-          <w:sz w:val="18"/>
-          <w:szCs w:val="18"/>
-        </w:rPr>
-        <w:t>Python</w:t>
-      </w:r>
-      <w:r>
-        <w:rPr>
-          <w:rFonts w:ascii="Verdana" w:hAnsi="Verdana"/>
-          <w:color w:val="000000"/>
-          <w:sz w:val="18"/>
-          <w:szCs w:val="18"/>
-        </w:rPr>
-        <w:t>, Statistical Analysis and Machine Learning</w:t>
-      </w:r>
-    </w:p>
-    <w:p>
-      <w:pPr>
-        <w:pStyle w:val="NormalWeb"/>
-        <w:spacing w:before="0" w:beforeAutospacing="0" w:after="0" w:afterAutospacing="0"/>
-      </w:pPr>
-      <w:r>
-        <w:rPr>
-          <w:noProof/>
-          <w:sz w:val="22"/>
-          <w:szCs w:val="22"/>
-        </w:rPr>
-        <w:drawing>
-          <wp:inline distT="0" distB="0" distL="0" distR="0" wp14:anchorId="6F16709E" wp14:editId="4AEB3D3B">
-            <wp:extent cx="3981450" cy="28575"/>
-            <wp:effectExtent l="0" t="0" r="0" b="9525"/>
-            <wp:docPr id="1991835903" name="Picture 2"/>
-            <wp:cNvGraphicFramePr>
-              <a:graphicFrameLocks xmlns:a="http://schemas.openxmlformats.org/drawingml/2006/main" noChangeAspect="1"/>
-            </wp:cNvGraphicFramePr>
-            <a:graphic xmlns:a="http://schemas.openxmlformats.org/drawingml/2006/main">
-              <a:graphicData uri="http://schemas.openxmlformats.org/drawingml/2006/picture">
-                <pic:pic xmlns:pic="http://schemas.openxmlformats.org/drawingml/2006/picture">
-                  <pic:nvPicPr>
-                    <pic:cNvPr id="0" name="Picture 2"/>
-                    <pic:cNvPicPr/>
-                  </pic:nvPicPr>
-                  <pic:blipFill>
-                    <a:blip r:embed="rId12">
-                      <a:extLst>
-                        <a:ext uri="{28A0092B-C50C-407E-A947-70E740481C1C}">
-                          <a14:useLocalDpi xmlns:a14="http://schemas.microsoft.com/office/drawing/2010/main" val="0"/>
-                        </a:ext>
-                      </a:extLst>
-                    </a:blip>
-                    <a:stretch>
-                      <a:fillRect/>
-                    </a:stretch>
-                  </pic:blipFill>
-                  <pic:spPr>
-                    <a:xfrm>
-                      <a:off x="0" y="0"/>
-                      <a:ext cx="3981450" cy="28575"/>
-                    </a:xfrm>
-                    <a:prstGeom prst="rect">
-                      <a:avLst/>
-                    </a:prstGeom>
-                  </pic:spPr>
-                </pic:pic>
-              </a:graphicData>
-            </a:graphic>
-          </wp:inline>
-        </w:drawing>
-      </w:r>
-    </w:p>
-    <w:p>
-      <w:pPr>
-        <w:pStyle w:val="NormalWeb"/>
-        <w:spacing w:before="0" w:beforeAutospacing="0" w:after="0" w:afterAutospacing="0"/>
-        <w:rPr>
-          <w:b/>
-          <w:bCs/>
-          <w:color w:val="666666"/>
-        </w:rPr>
-      </w:pPr>
-      <w:r>
-        <w:rPr>
-          <w:b/>
-          <w:bCs/>
-          <w:color w:val="666666"/>
-        </w:rPr>
-        <w:t>Relevant Coursework</w:t>
-      </w:r>
-    </w:p>
-    <w:p>
-      <w:pPr>
-        <w:pStyle w:val="NormalWeb"/>
-        <w:spacing w:before="0" w:beforeAutospacing="0" w:after="0" w:afterAutospacing="0"/>
-        <w:rPr>
-          <w:rFonts w:ascii="Verdana" w:hAnsi="Verdana"/>
-          <w:color w:val="000000"/>
-          <w:sz w:val="18"/>
-          <w:szCs w:val="18"/>
-          <w:shd w:val="clear" w:color="auto" w:fill="FFFFFF"/>
-        </w:rPr>
-      </w:pPr>
-      <w:r>
-        <w:rPr>
-          <w:rFonts w:ascii="Verdana" w:hAnsi="Verdana"/>
-          <w:b/>
-          <w:bCs/>
-          <w:color w:val="000000"/>
-          <w:sz w:val="18"/>
-          <w:szCs w:val="18"/>
-          <w:shd w:val="clear" w:color="auto" w:fill="FFFFFF"/>
-        </w:rPr>
-        <w:t xml:space="preserve">Digital Design for AI Applications, </w:t>
-      </w:r>
-      <w:r>
-        <w:rPr>
-          <w:rFonts w:ascii="Verdana" w:hAnsi="Verdana"/>
-          <w:color w:val="000000"/>
-          <w:sz w:val="18"/>
-          <w:szCs w:val="18"/>
-          <w:shd w:val="clear" w:color="auto" w:fill="FFFFFF"/>
-        </w:rPr>
-        <w:t>Fall 2024</w:t>
-      </w:r>
-    </w:p>
-    <w:p>
-      <w:pPr>
-        <w:pStyle w:val="NormalWeb"/>
-        <w:spacing w:before="0" w:beforeAutospacing="0" w:after="0" w:afterAutospacing="0"/>
-        <w:rPr>
-          <w:color w:val="666666"/>
-          <w:sz w:val="22"/>
-          <w:szCs w:val="22"/>
-        </w:rPr>
-      </w:pPr>
-      <w:r>
-        <w:rPr>
-          <w:rFonts w:ascii="Verdana" w:hAnsi="Verdana"/>
-          <w:b/>
-          <w:bCs/>
-          <w:color w:val="000000"/>
-          <w:sz w:val="18"/>
-          <w:szCs w:val="18"/>
-          <w:shd w:val="clear" w:color="auto" w:fill="FFFFFF"/>
-        </w:rPr>
-        <w:t xml:space="preserve">Computer Vision and AI Applications, </w:t>
-      </w:r>
-      <w:r>
-        <w:rPr>
-          <w:rFonts w:ascii="Verdana" w:hAnsi="Verdana"/>
-          <w:color w:val="000000"/>
-          <w:sz w:val="18"/>
-          <w:szCs w:val="18"/>
-          <w:shd w:val="clear" w:color="auto" w:fill="FFFFFF"/>
-        </w:rPr>
-        <w:t>Fall 2024</w:t>
-      </w:r>
-    </w:p>
-    <w:p>
-      <w:pPr>
-        <w:pStyle w:val="NormalWeb"/>
-        <w:spacing w:before="0" w:beforeAutospacing="0" w:after="0" w:afterAutospacing="0"/>
-        <w:rPr>
-          <w:rFonts w:ascii="Verdana" w:hAnsi="Verdana"/>
-          <w:color w:val="000000"/>
-          <w:sz w:val="18"/>
-          <w:szCs w:val="18"/>
-          <w:shd w:val="clear" w:color="auto" w:fill="FFFFFF"/>
-        </w:rPr>
-      </w:pPr>
-      <w:r>
-        <w:rPr>
-          <w:rFonts w:ascii="Verdana" w:hAnsi="Verdana"/>
-          <w:b/>
-          <w:bCs/>
-          <w:color w:val="000000"/>
-          <w:sz w:val="18"/>
-          <w:szCs w:val="18"/>
-          <w:shd w:val="clear" w:color="auto" w:fill="FFFFFF"/>
-        </w:rPr>
-        <w:t xml:space="preserve">Machine Learning for Electrical Engineers, </w:t>
-      </w:r>
-      <w:r>
-        <w:rPr>
-          <w:rFonts w:ascii="Verdana" w:hAnsi="Verdana"/>
-          <w:color w:val="000000"/>
-          <w:sz w:val="18"/>
-          <w:szCs w:val="18"/>
-          <w:shd w:val="clear" w:color="auto" w:fill="FFFFFF"/>
-        </w:rPr>
-        <w:t>Spring 2024</w:t>
-      </w:r>
-    </w:p>
-    <w:p>
-      <w:pPr>
-        <w:pStyle w:val="NormalWeb"/>
-        <w:spacing w:before="0" w:beforeAutospacing="0" w:after="0" w:afterAutospacing="0"/>
-        <w:rPr>
-          <w:rFonts w:ascii="Verdana" w:hAnsi="Verdana"/>
-          <w:color w:val="000000"/>
-          <w:sz w:val="18"/>
-          <w:szCs w:val="18"/>
-          <w:shd w:val="clear" w:color="auto" w:fill="FFFFFF"/>
-        </w:rPr>
-      </w:pPr>
-      <w:r>
-        <w:rPr>
-          <w:rFonts w:ascii="Verdana" w:hAnsi="Verdana"/>
-          <w:b/>
-          <w:bCs/>
-          <w:color w:val="000000"/>
-          <w:sz w:val="18"/>
-          <w:szCs w:val="18"/>
-          <w:shd w:val="clear" w:color="auto" w:fill="FFFFFF"/>
-        </w:rPr>
-        <w:t>Advanced Digital Design FPGA/Verilog HDL Design</w:t>
-      </w:r>
-      <w:r>
-        <w:rPr>
-          <w:rFonts w:ascii="Verdana" w:hAnsi="Verdana"/>
-          <w:color w:val="000000"/>
-          <w:sz w:val="18"/>
-          <w:szCs w:val="18"/>
-          <w:shd w:val="clear" w:color="auto" w:fill="FFFFFF"/>
-        </w:rPr>
-        <w:t>, Spring 2020, Fall 2023</w:t>
-      </w:r>
-    </w:p>
-    <w:p>
-      <w:pPr>
-        <w:pStyle w:val="NormalWeb"/>
-        <w:spacing w:before="0" w:beforeAutospacing="0" w:after="0" w:afterAutospacing="0"/>
-        <w:rPr>
-          <w:rFonts w:ascii="Verdana" w:hAnsi="Verdana"/>
-          <w:color w:val="000000"/>
-          <w:sz w:val="18"/>
-          <w:szCs w:val="18"/>
-          <w:shd w:val="clear" w:color="auto" w:fill="FFFFFF"/>
-        </w:rPr>
-      </w:pPr>
-      <w:r>
-        <w:rPr>
-          <w:rFonts w:ascii="Verdana" w:hAnsi="Verdana"/>
-          <w:b/>
-          <w:bCs/>
-          <w:color w:val="000000"/>
-          <w:sz w:val="18"/>
-          <w:szCs w:val="18"/>
-          <w:shd w:val="clear" w:color="auto" w:fill="FFFFFF"/>
-        </w:rPr>
-        <w:t xml:space="preserve">Digital Signal Processing, </w:t>
-      </w:r>
-      <w:r>
-        <w:rPr>
-          <w:rFonts w:ascii="Verdana" w:hAnsi="Verdana"/>
-          <w:color w:val="000000"/>
-          <w:sz w:val="18"/>
-          <w:szCs w:val="18"/>
-          <w:shd w:val="clear" w:color="auto" w:fill="FFFFFF"/>
-        </w:rPr>
-        <w:t>Fall 2021</w:t>
-      </w:r>
-    </w:p>
-    <w:p>
-      <w:pPr>
-        <w:pStyle w:val="NormalWeb"/>
-        <w:spacing w:before="0" w:beforeAutospacing="0" w:after="0" w:afterAutospacing="0"/>
-      </w:pPr>
-    </w:p>
-    <w:p>
-      <w:pPr>
-        <w:pStyle w:val="NormalWeb"/>
-        <w:spacing w:before="0" w:beforeAutospacing="0" w:after="0" w:afterAutospacing="0"/>
       </w:pPr>
     </w:p>
     <w:sectPr>
@@ -2470,83 +6811,6 @@
 </w:footnotes>
 </file>
 
-<file path=word/header1.xml><?xml version="1.0" encoding="utf-8"?>
-<w:hdr xmlns:wpc="http://schemas.microsoft.com/office/word/2010/wordprocessingCanvas" xmlns:cx="http://schemas.microsoft.com/office/drawing/2014/chartex" xmlns:cx1="http://schemas.microsoft.com/office/drawing/2015/9/8/chartex" xmlns:cx2="http://schemas.microsoft.com/office/drawing/2015/10/21/chartex" xmlns:cx3="http://schemas.microsoft.com/office/drawing/2016/5/9/chartex" xmlns:cx4="http://schemas.microsoft.com/office/drawing/2016/5/10/chartex" xmlns:cx5="http://schemas.microsoft.com/office/drawing/2016/5/11/chartex" xmlns:cx6="http://schemas.microsoft.com/office/drawing/2016/5/12/chartex" xmlns:cx7="http://schemas.microsoft.com/office/drawing/2016/5/13/chartex" xmlns:cx8="http://schemas.microsoft.com/office/drawing/2016/5/14/chartex" xmlns:mc="http://schemas.openxmlformats.org/markup-compatibility/2006" xmlns:aink="http://schemas.microsoft.com/office/drawing/2016/ink" xmlns:am3d="http://schemas.microsoft.com/office/drawing/2017/model3d" xmlns:o="urn:schemas-microsoft-com:office:office" xmlns:oel="http://schemas.microsoft.com/office/2019/extlst" xmlns:r="http://schemas.openxmlformats.org/officeDocument/2006/relationships" xmlns:m="http://schemas.openxmlformats.org/officeDocument/2006/math" xmlns:v="urn:schemas-microsoft-com:vml" xmlns:wp14="http://schemas.microsoft.com/office/word/2010/wordprocessingDrawing" xmlns:wp="http://schemas.openxmlformats.org/drawingml/2006/wordprocessingDrawing" xmlns:w10="urn:schemas-microsoft-com:office:word" xmlns:w="http://schemas.openxmlformats.org/wordprocessingml/2006/main" xmlns:w14="http://schemas.microsoft.com/office/word/2010/wordml" xmlns:w15="http://schemas.microsoft.com/office/word/2012/wordml" xmlns:w16cex="http://schemas.microsoft.com/office/word/2018/wordml/cex" xmlns:w16cid="http://schemas.microsoft.com/office/word/2016/wordml/cid" xmlns:w16="http://schemas.microsoft.com/office/word/2018/wordml" xmlns:w16du="http://schemas.microsoft.com/office/word/2023/wordml/word16du" xmlns:w16sdtdh="http://schemas.microsoft.com/office/word/2020/wordml/sdtdatahash" xmlns:w16sdtfl="http://schemas.microsoft.com/office/word/2024/wordml/sdtformatlock" xmlns:w16se="http://schemas.microsoft.com/office/word/2015/wordml/symex" xmlns:wpg="http://schemas.microsoft.com/office/word/2010/wordprocessingGroup" xmlns:wpi="http://schemas.microsoft.com/office/word/2010/wordprocessingInk" xmlns:wne="http://schemas.microsoft.com/office/word/2006/wordml" xmlns:wps="http://schemas.microsoft.com/office/word/2010/wordprocessingShape" mc:Ignorable="w14 w15 w16se w16cid w16 w16cex w16sdtdh w16sdtfl w16du wp14">
-  <w:p>
-    <w:pPr>
-      <w:pStyle w:val="Header"/>
-    </w:pPr>
-    <w:r>
-      <w:rPr>
-        <w:noProof/>
-      </w:rPr>
-      <w:drawing>
-        <wp:anchor distT="0" distB="0" distL="114300" distR="114300" simplePos="0" relativeHeight="251658240" behindDoc="0" locked="0" layoutInCell="1" allowOverlap="1" wp14:anchorId="5FA0DDE2" wp14:editId="25C1B06F">
-          <wp:simplePos x="0" y="0"/>
-          <wp:positionH relativeFrom="margin">
-            <wp:align>left</wp:align>
-          </wp:positionH>
-          <wp:positionV relativeFrom="paragraph">
-            <wp:posOffset>-344805</wp:posOffset>
-          </wp:positionV>
-          <wp:extent cx="923925" cy="923925"/>
-          <wp:effectExtent l="0" t="0" r="9525" b="9525"/>
-          <wp:wrapSquare wrapText="bothSides"/>
-          <wp:docPr id="1067060723" name="Picture 2" descr="profile image"/>
-          <wp:cNvGraphicFramePr>
-            <a:graphicFrameLocks xmlns:a="http://schemas.openxmlformats.org/drawingml/2006/main" noChangeAspect="1"/>
-          </wp:cNvGraphicFramePr>
-          <a:graphic xmlns:a="http://schemas.openxmlformats.org/drawingml/2006/main">
-            <a:graphicData uri="http://schemas.openxmlformats.org/drawingml/2006/picture">
-              <pic:pic xmlns:pic="http://schemas.openxmlformats.org/drawingml/2006/picture">
-                <pic:nvPicPr>
-                  <pic:cNvPr id="0" name="Picture 3" descr="profile image"/>
-                  <pic:cNvPicPr>
-                    <a:picLocks noChangeAspect="1" noChangeArrowheads="1"/>
-                  </pic:cNvPicPr>
-                </pic:nvPicPr>
-                <pic:blipFill>
-                  <a:blip r:embed="rId1">
-                    <a:extLst>
-                      <a:ext uri="{28A0092B-C50C-407E-A947-70E740481C1C}">
-                        <a14:useLocalDpi xmlns:a14="http://schemas.microsoft.com/office/drawing/2010/main" val="0"/>
-                      </a:ext>
-                    </a:extLst>
-                  </a:blip>
-                  <a:srcRect/>
-                  <a:stretch>
-                    <a:fillRect/>
-                  </a:stretch>
-                </pic:blipFill>
-                <pic:spPr bwMode="auto">
-                  <a:xfrm>
-                    <a:off x="0" y="0"/>
-                    <a:ext cx="923925" cy="923925"/>
-                  </a:xfrm>
-                  <a:prstGeom prst="rect">
-                    <a:avLst/>
-                  </a:prstGeom>
-                  <a:noFill/>
-                  <a:ln>
-                    <a:noFill/>
-                  </a:ln>
-                </pic:spPr>
-              </pic:pic>
-            </a:graphicData>
-          </a:graphic>
-          <wp14:sizeRelH relativeFrom="margin">
-            <wp14:pctWidth>0</wp14:pctWidth>
-          </wp14:sizeRelH>
-          <wp14:sizeRelV relativeFrom="margin">
-            <wp14:pctHeight>0</wp14:pctHeight>
-          </wp14:sizeRelV>
-        </wp:anchor>
-      </w:drawing>
-    </w:r>
-  </w:p>
-</w:hdr>
-</file>
-
 <file path=word/numbering.xml><?xml version="1.0" encoding="utf-8"?>
 <w:numbering xmlns:wpc="http://schemas.microsoft.com/office/word/2010/wordprocessingCanvas" xmlns:cx="http://schemas.microsoft.com/office/drawing/2014/chartex" xmlns:cx1="http://schemas.microsoft.com/office/drawing/2015/9/8/chartex" xmlns:cx2="http://schemas.microsoft.com/office/drawing/2015/10/21/chartex" xmlns:cx3="http://schemas.microsoft.com/office/drawing/2016/5/9/chartex" xmlns:cx4="http://schemas.microsoft.com/office/drawing/2016/5/10/chartex" xmlns:cx5="http://schemas.microsoft.com/office/drawing/2016/5/11/chartex" xmlns:cx6="http://schemas.microsoft.com/office/drawing/2016/5/12/chartex" xmlns:cx7="http://schemas.microsoft.com/office/drawing/2016/5/13/chartex" xmlns:cx8="http://schemas.microsoft.com/office/drawing/2016/5/14/chartex" xmlns:mc="http://schemas.openxmlformats.org/markup-compatibility/2006" xmlns:aink="http://schemas.microsoft.com/office/drawing/2016/ink" xmlns:am3d="http://schemas.microsoft.com/office/drawing/2017/model3d" xmlns:o="urn:schemas-microsoft-com:office:office" xmlns:oel="http://schemas.microsoft.com/office/2019/extlst" xmlns:r="http://schemas.openxmlformats.org/officeDocument/2006/relationships" xmlns:m="http://schemas.openxmlformats.org/officeDocument/2006/math" xmlns:v="urn:schemas-microsoft-com:vml" xmlns:wp14="http://schemas.microsoft.com/office/word/2010/wordprocessingDrawing" xmlns:wp="http://schemas.openxmlformats.org/drawingml/2006/wordprocessingDrawing" xmlns:w10="urn:schemas-microsoft-com:office:word" xmlns:w="http://schemas.openxmlformats.org/wordprocessingml/2006/main" xmlns:w14="http://schemas.microsoft.com/office/word/2010/wordml" xmlns:w15="http://schemas.microsoft.com/office/word/2012/wordml" xmlns:w16cex="http://schemas.microsoft.com/office/word/2018/wordml/cex" xmlns:w16cid="http://schemas.microsoft.com/office/word/2016/wordml/cid" xmlns:w16="http://schemas.microsoft.com/office/word/2018/wordml" xmlns:w16du="http://schemas.microsoft.com/office/word/2023/wordml/word16du" xmlns:w16sdtdh="http://schemas.microsoft.com/office/word/2020/wordml/sdtdatahash" xmlns:w16sdtfl="http://schemas.microsoft.com/office/word/2024/wordml/sdtformatlock" xmlns:w16se="http://schemas.microsoft.com/office/word/2015/wordml/symex" xmlns:wpg="http://schemas.microsoft.com/office/word/2010/wordprocessingGroup" xmlns:wpi="http://schemas.microsoft.com/office/word/2010/wordprocessingInk" xmlns:wne="http://schemas.microsoft.com/office/word/2006/wordml" xmlns:wps="http://schemas.microsoft.com/office/word/2010/wordprocessingShape" mc:Ignorable="w14 w15 w16se w16cid w16 w16cex w16sdtdh w16sdtfl w16du wp14">
   <w:abstractNum w:abstractNumId="0" w15:restartNumberingAfterBreak="0">
@@ -2663,6 +6927,119 @@
     </w:lvl>
   </w:abstractNum>
   <w:abstractNum w:abstractNumId="1" w15:restartNumberingAfterBreak="0">
+    <w:nsid w:val="10B23EE4"/>
+    <w:multiLevelType w:val="hybridMultilevel"/>
+    <w:tmpl w:val="C04CDBA6"/>
+    <w:lvl w:ilvl="0" w:tplc="04090001">
+      <w:start w:val="1"/>
+      <w:numFmt w:val="bullet"/>
+      <w:lvlText w:val=""/>
+      <w:lvlJc w:val="left"/>
+      <w:pPr>
+        <w:ind w:left="720" w:hanging="360"/>
+      </w:pPr>
+      <w:rPr>
+        <w:rFonts w:ascii="Symbol" w:hAnsi="Symbol" w:hint="default"/>
+      </w:rPr>
+    </w:lvl>
+    <w:lvl w:ilvl="1" w:tplc="04090003" w:tentative="1">
+      <w:start w:val="1"/>
+      <w:numFmt w:val="bullet"/>
+      <w:lvlText w:val="o"/>
+      <w:lvlJc w:val="left"/>
+      <w:pPr>
+        <w:ind w:left="1440" w:hanging="360"/>
+      </w:pPr>
+      <w:rPr>
+        <w:rFonts w:ascii="Courier New" w:hAnsi="Courier New" w:cs="Courier New" w:hint="default"/>
+      </w:rPr>
+    </w:lvl>
+    <w:lvl w:ilvl="2" w:tplc="04090005" w:tentative="1">
+      <w:start w:val="1"/>
+      <w:numFmt w:val="bullet"/>
+      <w:lvlText w:val=""/>
+      <w:lvlJc w:val="left"/>
+      <w:pPr>
+        <w:ind w:left="2160" w:hanging="360"/>
+      </w:pPr>
+      <w:rPr>
+        <w:rFonts w:ascii="Wingdings" w:hAnsi="Wingdings" w:hint="default"/>
+      </w:rPr>
+    </w:lvl>
+    <w:lvl w:ilvl="3" w:tplc="04090001" w:tentative="1">
+      <w:start w:val="1"/>
+      <w:numFmt w:val="bullet"/>
+      <w:lvlText w:val=""/>
+      <w:lvlJc w:val="left"/>
+      <w:pPr>
+        <w:ind w:left="2880" w:hanging="360"/>
+      </w:pPr>
+      <w:rPr>
+        <w:rFonts w:ascii="Symbol" w:hAnsi="Symbol" w:hint="default"/>
+      </w:rPr>
+    </w:lvl>
+    <w:lvl w:ilvl="4" w:tplc="04090003" w:tentative="1">
+      <w:start w:val="1"/>
+      <w:numFmt w:val="bullet"/>
+      <w:lvlText w:val="o"/>
+      <w:lvlJc w:val="left"/>
+      <w:pPr>
+        <w:ind w:left="3600" w:hanging="360"/>
+      </w:pPr>
+      <w:rPr>
+        <w:rFonts w:ascii="Courier New" w:hAnsi="Courier New" w:cs="Courier New" w:hint="default"/>
+      </w:rPr>
+    </w:lvl>
+    <w:lvl w:ilvl="5" w:tplc="04090005" w:tentative="1">
+      <w:start w:val="1"/>
+      <w:numFmt w:val="bullet"/>
+      <w:lvlText w:val=""/>
+      <w:lvlJc w:val="left"/>
+      <w:pPr>
+        <w:ind w:left="4320" w:hanging="360"/>
+      </w:pPr>
+      <w:rPr>
+        <w:rFonts w:ascii="Wingdings" w:hAnsi="Wingdings" w:hint="default"/>
+      </w:rPr>
+    </w:lvl>
+    <w:lvl w:ilvl="6" w:tplc="04090001" w:tentative="1">
+      <w:start w:val="1"/>
+      <w:numFmt w:val="bullet"/>
+      <w:lvlText w:val=""/>
+      <w:lvlJc w:val="left"/>
+      <w:pPr>
+        <w:ind w:left="5040" w:hanging="360"/>
+      </w:pPr>
+      <w:rPr>
+        <w:rFonts w:ascii="Symbol" w:hAnsi="Symbol" w:hint="default"/>
+      </w:rPr>
+    </w:lvl>
+    <w:lvl w:ilvl="7" w:tplc="04090003" w:tentative="1">
+      <w:start w:val="1"/>
+      <w:numFmt w:val="bullet"/>
+      <w:lvlText w:val="o"/>
+      <w:lvlJc w:val="left"/>
+      <w:pPr>
+        <w:ind w:left="5760" w:hanging="360"/>
+      </w:pPr>
+      <w:rPr>
+        <w:rFonts w:ascii="Courier New" w:hAnsi="Courier New" w:cs="Courier New" w:hint="default"/>
+      </w:rPr>
+    </w:lvl>
+    <w:lvl w:ilvl="8" w:tplc="04090005" w:tentative="1">
+      <w:start w:val="1"/>
+      <w:numFmt w:val="bullet"/>
+      <w:lvlText w:val=""/>
+      <w:lvlJc w:val="left"/>
+      <w:pPr>
+        <w:ind w:left="6480" w:hanging="360"/>
+      </w:pPr>
+      <w:rPr>
+        <w:rFonts w:ascii="Wingdings" w:hAnsi="Wingdings" w:hint="default"/>
+      </w:rPr>
+    </w:lvl>
+  </w:abstractNum>
+  <w:abstractNum w:abstractNumId="2" w15:restartNumberingAfterBreak="0">
     <w:nsid w:val="1F4A7FE9"/>
     <w:multiLevelType w:val="hybridMultilevel"/>
     <w:tmpl w:val="CC821404"/>
@@ -2775,7 +7152,7 @@
       </w:rPr>
     </w:lvl>
   </w:abstractNum>
-  <w:abstractNum w:abstractNumId="2" w15:restartNumberingAfterBreak="0">
+  <w:abstractNum w:abstractNumId="3" w15:restartNumberingAfterBreak="0">
     <w:nsid w:val="2C840D6A"/>
     <w:multiLevelType w:val="hybridMultilevel"/>
     <w:tmpl w:val="A60EE1C8"/>
@@ -2888,7 +7265,7 @@
       </w:rPr>
     </w:lvl>
   </w:abstractNum>
-  <w:abstractNum w:abstractNumId="3" w15:restartNumberingAfterBreak="0">
+  <w:abstractNum w:abstractNumId="4" w15:restartNumberingAfterBreak="0">
     <w:nsid w:val="319E30A8"/>
     <w:multiLevelType w:val="hybridMultilevel"/>
     <w:tmpl w:val="A2BC8C66"/>
@@ -3001,7 +7378,7 @@
       </w:rPr>
     </w:lvl>
   </w:abstractNum>
-  <w:abstractNum w:abstractNumId="4" w15:restartNumberingAfterBreak="0">
+  <w:abstractNum w:abstractNumId="5" w15:restartNumberingAfterBreak="0">
     <w:nsid w:val="31F370DC"/>
     <w:multiLevelType w:val="hybridMultilevel"/>
     <w:tmpl w:val="E4C84D8E"/>
@@ -3114,7 +7491,7 @@
       </w:rPr>
     </w:lvl>
   </w:abstractNum>
-  <w:abstractNum w:abstractNumId="5" w15:restartNumberingAfterBreak="0">
+  <w:abstractNum w:abstractNumId="6" w15:restartNumberingAfterBreak="0">
     <w:nsid w:val="337A1248"/>
     <w:multiLevelType w:val="hybridMultilevel"/>
     <w:tmpl w:val="20301236"/>
@@ -3227,7 +7604,120 @@
       </w:rPr>
     </w:lvl>
   </w:abstractNum>
-  <w:abstractNum w:abstractNumId="6" w15:restartNumberingAfterBreak="0">
+  <w:abstractNum w:abstractNumId="7" w15:restartNumberingAfterBreak="0">
+    <w:nsid w:val="44DB4BA0"/>
+    <w:multiLevelType w:val="hybridMultilevel"/>
+    <w:tmpl w:val="174657F6"/>
+    <w:lvl w:ilvl="0" w:tplc="04090001">
+      <w:start w:val="1"/>
+      <w:numFmt w:val="bullet"/>
+      <w:lvlText w:val=""/>
+      <w:lvlJc w:val="left"/>
+      <w:pPr>
+        <w:ind w:left="720" w:hanging="360"/>
+      </w:pPr>
+      <w:rPr>
+        <w:rFonts w:ascii="Symbol" w:hAnsi="Symbol" w:hint="default"/>
+      </w:rPr>
+    </w:lvl>
+    <w:lvl w:ilvl="1" w:tplc="04090003" w:tentative="1">
+      <w:start w:val="1"/>
+      <w:numFmt w:val="bullet"/>
+      <w:lvlText w:val="o"/>
+      <w:lvlJc w:val="left"/>
+      <w:pPr>
+        <w:ind w:left="1440" w:hanging="360"/>
+      </w:pPr>
+      <w:rPr>
+        <w:rFonts w:ascii="Courier New" w:hAnsi="Courier New" w:cs="Courier New" w:hint="default"/>
+      </w:rPr>
+    </w:lvl>
+    <w:lvl w:ilvl="2" w:tplc="04090005" w:tentative="1">
+      <w:start w:val="1"/>
+      <w:numFmt w:val="bullet"/>
+      <w:lvlText w:val=""/>
+      <w:lvlJc w:val="left"/>
+      <w:pPr>
+        <w:ind w:left="2160" w:hanging="360"/>
+      </w:pPr>
+      <w:rPr>
+        <w:rFonts w:ascii="Wingdings" w:hAnsi="Wingdings" w:hint="default"/>
+      </w:rPr>
+    </w:lvl>
+    <w:lvl w:ilvl="3" w:tplc="04090001" w:tentative="1">
+      <w:start w:val="1"/>
+      <w:numFmt w:val="bullet"/>
+      <w:lvlText w:val=""/>
+      <w:lvlJc w:val="left"/>
+      <w:pPr>
+        <w:ind w:left="2880" w:hanging="360"/>
+      </w:pPr>
+      <w:rPr>
+        <w:rFonts w:ascii="Symbol" w:hAnsi="Symbol" w:hint="default"/>
+      </w:rPr>
+    </w:lvl>
+    <w:lvl w:ilvl="4" w:tplc="04090003" w:tentative="1">
+      <w:start w:val="1"/>
+      <w:numFmt w:val="bullet"/>
+      <w:lvlText w:val="o"/>
+      <w:lvlJc w:val="left"/>
+      <w:pPr>
+        <w:ind w:left="3600" w:hanging="360"/>
+      </w:pPr>
+      <w:rPr>
+        <w:rFonts w:ascii="Courier New" w:hAnsi="Courier New" w:cs="Courier New" w:hint="default"/>
+      </w:rPr>
+    </w:lvl>
+    <w:lvl w:ilvl="5" w:tplc="04090005" w:tentative="1">
+      <w:start w:val="1"/>
+      <w:numFmt w:val="bullet"/>
+      <w:lvlText w:val=""/>
+      <w:lvlJc w:val="left"/>
+      <w:pPr>
+        <w:ind w:left="4320" w:hanging="360"/>
+      </w:pPr>
+      <w:rPr>
+        <w:rFonts w:ascii="Wingdings" w:hAnsi="Wingdings" w:hint="default"/>
+      </w:rPr>
+    </w:lvl>
+    <w:lvl w:ilvl="6" w:tplc="04090001" w:tentative="1">
+      <w:start w:val="1"/>
+      <w:numFmt w:val="bullet"/>
+      <w:lvlText w:val=""/>
+      <w:lvlJc w:val="left"/>
+      <w:pPr>
+        <w:ind w:left="5040" w:hanging="360"/>
+      </w:pPr>
+      <w:rPr>
+        <w:rFonts w:ascii="Symbol" w:hAnsi="Symbol" w:hint="default"/>
+      </w:rPr>
+    </w:lvl>
+    <w:lvl w:ilvl="7" w:tplc="04090003" w:tentative="1">
+      <w:start w:val="1"/>
+      <w:numFmt w:val="bullet"/>
+      <w:lvlText w:val="o"/>
+      <w:lvlJc w:val="left"/>
+      <w:pPr>
+        <w:ind w:left="5760" w:hanging="360"/>
+      </w:pPr>
+      <w:rPr>
+        <w:rFonts w:ascii="Courier New" w:hAnsi="Courier New" w:cs="Courier New" w:hint="default"/>
+      </w:rPr>
+    </w:lvl>
+    <w:lvl w:ilvl="8" w:tplc="04090005" w:tentative="1">
+      <w:start w:val="1"/>
+      <w:numFmt w:val="bullet"/>
+      <w:lvlText w:val=""/>
+      <w:lvlJc w:val="left"/>
+      <w:pPr>
+        <w:ind w:left="6480" w:hanging="360"/>
+      </w:pPr>
+      <w:rPr>
+        <w:rFonts w:ascii="Wingdings" w:hAnsi="Wingdings" w:hint="default"/>
+      </w:rPr>
+    </w:lvl>
+  </w:abstractNum>
+  <w:abstractNum w:abstractNumId="8" w15:restartNumberingAfterBreak="0">
     <w:nsid w:val="499B7C49"/>
     <w:multiLevelType w:val="multilevel"/>
     <w:tmpl w:val="9DBA6052"/>
@@ -3376,7 +7866,7 @@
       </w:rPr>
     </w:lvl>
   </w:abstractNum>
-  <w:abstractNum w:abstractNumId="7" w15:restartNumberingAfterBreak="0">
+  <w:abstractNum w:abstractNumId="9" w15:restartNumberingAfterBreak="0">
     <w:nsid w:val="4FA823FB"/>
     <w:multiLevelType w:val="hybridMultilevel"/>
     <w:tmpl w:val="7D745214"/>
@@ -3489,7 +7979,7 @@
       </w:rPr>
     </w:lvl>
   </w:abstractNum>
-  <w:abstractNum w:abstractNumId="8" w15:restartNumberingAfterBreak="0">
+  <w:abstractNum w:abstractNumId="10" w15:restartNumberingAfterBreak="0">
     <w:nsid w:val="5190514B"/>
     <w:multiLevelType w:val="hybridMultilevel"/>
     <w:tmpl w:val="EB76B2FC"/>
@@ -3602,7 +8092,7 @@
       </w:rPr>
     </w:lvl>
   </w:abstractNum>
-  <w:abstractNum w:abstractNumId="9" w15:restartNumberingAfterBreak="0">
+  <w:abstractNum w:abstractNumId="11" w15:restartNumberingAfterBreak="0">
     <w:nsid w:val="54F1794B"/>
     <w:multiLevelType w:val="hybridMultilevel"/>
     <w:tmpl w:val="ED0C828C"/>
@@ -3715,7 +8205,7 @@
       </w:rPr>
     </w:lvl>
   </w:abstractNum>
-  <w:abstractNum w:abstractNumId="10" w15:restartNumberingAfterBreak="0">
+  <w:abstractNum w:abstractNumId="12" w15:restartNumberingAfterBreak="0">
     <w:nsid w:val="56B80AA9"/>
     <w:multiLevelType w:val="hybridMultilevel"/>
     <w:tmpl w:val="349CB2C8"/>
@@ -3828,7 +8318,7 @@
       </w:rPr>
     </w:lvl>
   </w:abstractNum>
-  <w:abstractNum w:abstractNumId="11" w15:restartNumberingAfterBreak="0">
+  <w:abstractNum w:abstractNumId="13" w15:restartNumberingAfterBreak="0">
     <w:nsid w:val="616941B7"/>
     <w:multiLevelType w:val="multilevel"/>
     <w:tmpl w:val="A822A8FA"/>
@@ -3977,7 +8467,7 @@
       </w:rPr>
     </w:lvl>
   </w:abstractNum>
-  <w:abstractNum w:abstractNumId="12" w15:restartNumberingAfterBreak="0">
+  <w:abstractNum w:abstractNumId="14" w15:restartNumberingAfterBreak="0">
     <w:nsid w:val="61BA6ACE"/>
     <w:multiLevelType w:val="multilevel"/>
     <w:tmpl w:val="5F64F3F8"/>
@@ -4126,7 +8616,7 @@
       </w:rPr>
     </w:lvl>
   </w:abstractNum>
-  <w:abstractNum w:abstractNumId="13" w15:restartNumberingAfterBreak="0">
+  <w:abstractNum w:abstractNumId="15" w15:restartNumberingAfterBreak="0">
     <w:nsid w:val="64EC7907"/>
     <w:multiLevelType w:val="hybridMultilevel"/>
     <w:tmpl w:val="0CE6363E"/>
@@ -4239,7 +8729,7 @@
       </w:rPr>
     </w:lvl>
   </w:abstractNum>
-  <w:abstractNum w:abstractNumId="14" w15:restartNumberingAfterBreak="0">
+  <w:abstractNum w:abstractNumId="16" w15:restartNumberingAfterBreak="0">
     <w:nsid w:val="72F74D29"/>
     <w:multiLevelType w:val="hybridMultilevel"/>
     <w:tmpl w:val="A8C88010"/>
@@ -4352,7 +8842,7 @@
       </w:rPr>
     </w:lvl>
   </w:abstractNum>
-  <w:abstractNum w:abstractNumId="15" w15:restartNumberingAfterBreak="0">
+  <w:abstractNum w:abstractNumId="17" w15:restartNumberingAfterBreak="0">
     <w:nsid w:val="742B5CAC"/>
     <w:multiLevelType w:val="hybridMultilevel"/>
     <w:tmpl w:val="FEDE212C"/>
@@ -4465,7 +8955,7 @@
       </w:rPr>
     </w:lvl>
   </w:abstractNum>
-  <w:abstractNum w:abstractNumId="16" w15:restartNumberingAfterBreak="0">
+  <w:abstractNum w:abstractNumId="18" w15:restartNumberingAfterBreak="0">
     <w:nsid w:val="7545172E"/>
     <w:multiLevelType w:val="hybridMultilevel"/>
     <w:tmpl w:val="0F44E992"/>
@@ -4578,7 +9068,7 @@
       </w:rPr>
     </w:lvl>
   </w:abstractNum>
-  <w:abstractNum w:abstractNumId="17" w15:restartNumberingAfterBreak="0">
+  <w:abstractNum w:abstractNumId="19" w15:restartNumberingAfterBreak="0">
     <w:nsid w:val="778F70C0"/>
     <w:multiLevelType w:val="hybridMultilevel"/>
     <w:tmpl w:val="8AAEC292"/>
@@ -4691,7 +9181,7 @@
       </w:rPr>
     </w:lvl>
   </w:abstractNum>
-  <w:abstractNum w:abstractNumId="18" w15:restartNumberingAfterBreak="0">
+  <w:abstractNum w:abstractNumId="20" w15:restartNumberingAfterBreak="0">
     <w:nsid w:val="7AF90773"/>
     <w:multiLevelType w:val="hybridMultilevel"/>
     <w:tmpl w:val="DA58F6FE"/>
@@ -4804,7 +9294,7 @@
       </w:rPr>
     </w:lvl>
   </w:abstractNum>
-  <w:abstractNum w:abstractNumId="19" w15:restartNumberingAfterBreak="0">
+  <w:abstractNum w:abstractNumId="21" w15:restartNumberingAfterBreak="0">
     <w:nsid w:val="7BCE6DE5"/>
     <w:multiLevelType w:val="multilevel"/>
     <w:tmpl w:val="5074E054"/>
@@ -4954,64 +9444,70 @@
     </w:lvl>
   </w:abstractNum>
   <w:num w:numId="1" w16cid:durableId="2014798781">
+    <w:abstractNumId w:val="13"/>
+  </w:num>
+  <w:num w:numId="2" w16cid:durableId="1245994394">
+    <w:abstractNumId w:val="21"/>
+  </w:num>
+  <w:num w:numId="3" w16cid:durableId="1462185608">
+    <w:abstractNumId w:val="8"/>
+  </w:num>
+  <w:num w:numId="4" w16cid:durableId="258682676">
+    <w:abstractNumId w:val="14"/>
+  </w:num>
+  <w:num w:numId="5" w16cid:durableId="1206142938">
+    <w:abstractNumId w:val="12"/>
+  </w:num>
+  <w:num w:numId="6" w16cid:durableId="61680994">
+    <w:abstractNumId w:val="15"/>
+  </w:num>
+  <w:num w:numId="7" w16cid:durableId="1295863945">
     <w:abstractNumId w:val="11"/>
   </w:num>
-  <w:num w:numId="2" w16cid:durableId="1245994394">
-    <w:abstractNumId w:val="19"/>
-  </w:num>
-  <w:num w:numId="3" w16cid:durableId="1462185608">
+  <w:num w:numId="8" w16cid:durableId="2142993326">
     <w:abstractNumId w:val="6"/>
   </w:num>
-  <w:num w:numId="4" w16cid:durableId="258682676">
-    <w:abstractNumId w:val="12"/>
+  <w:num w:numId="9" w16cid:durableId="1788431463">
+    <w:abstractNumId w:val="16"/>
   </w:num>
-  <w:num w:numId="5" w16cid:durableId="1206142938">
+  <w:num w:numId="10" w16cid:durableId="1029720377">
+    <w:abstractNumId w:val="17"/>
+  </w:num>
+  <w:num w:numId="11" w16cid:durableId="947274145">
+    <w:abstractNumId w:val="18"/>
+  </w:num>
+  <w:num w:numId="12" w16cid:durableId="926426011">
+    <w:abstractNumId w:val="5"/>
+  </w:num>
+  <w:num w:numId="13" w16cid:durableId="2117477442">
+    <w:abstractNumId w:val="3"/>
+  </w:num>
+  <w:num w:numId="14" w16cid:durableId="504589395">
+    <w:abstractNumId w:val="20"/>
+  </w:num>
+  <w:num w:numId="15" w16cid:durableId="730152255">
     <w:abstractNumId w:val="10"/>
   </w:num>
-  <w:num w:numId="6" w16cid:durableId="61680994">
-    <w:abstractNumId w:val="13"/>
+  <w:num w:numId="16" w16cid:durableId="1915815073">
+    <w:abstractNumId w:val="4"/>
   </w:num>
-  <w:num w:numId="7" w16cid:durableId="1295863945">
+  <w:num w:numId="17" w16cid:durableId="910118128">
     <w:abstractNumId w:val="9"/>
   </w:num>
-  <w:num w:numId="8" w16cid:durableId="2142993326">
-    <w:abstractNumId w:val="5"/>
-  </w:num>
-  <w:num w:numId="9" w16cid:durableId="1788431463">
-    <w:abstractNumId w:val="14"/>
-  </w:num>
-  <w:num w:numId="10" w16cid:durableId="1029720377">
-    <w:abstractNumId w:val="15"/>
-  </w:num>
-  <w:num w:numId="11" w16cid:durableId="947274145">
-    <w:abstractNumId w:val="16"/>
-  </w:num>
-  <w:num w:numId="12" w16cid:durableId="926426011">
-    <w:abstractNumId w:val="4"/>
-  </w:num>
-  <w:num w:numId="13" w16cid:durableId="2117477442">
+  <w:num w:numId="18" w16cid:durableId="1905019912">
     <w:abstractNumId w:val="2"/>
-  </w:num>
-  <w:num w:numId="14" w16cid:durableId="504589395">
-    <w:abstractNumId w:val="18"/>
-  </w:num>
-  <w:num w:numId="15" w16cid:durableId="730152255">
-    <w:abstractNumId w:val="8"/>
-  </w:num>
-  <w:num w:numId="16" w16cid:durableId="1915815073">
-    <w:abstractNumId w:val="3"/>
-  </w:num>
-  <w:num w:numId="17" w16cid:durableId="910118128">
-    <w:abstractNumId w:val="7"/>
-  </w:num>
-  <w:num w:numId="18" w16cid:durableId="1905019912">
-    <w:abstractNumId w:val="1"/>
   </w:num>
   <w:num w:numId="19" w16cid:durableId="46758309">
     <w:abstractNumId w:val="0"/>
   </w:num>
   <w:num w:numId="20" w16cid:durableId="669868271">
-    <w:abstractNumId w:val="17"/>
+    <w:abstractNumId w:val="19"/>
+  </w:num>
+  <w:num w:numId="21" w16cid:durableId="1566063791">
+    <w:abstractNumId w:val="7"/>
+  </w:num>
+  <w:num w:numId="22" w16cid:durableId="64762943">
+    <w:abstractNumId w:val="1"/>
   </w:num>
 </w:numbering>
 </file>
@@ -5415,9 +9911,205 @@
     <w:name w:val="Normal"/>
     <w:qFormat/>
   </w:style>
+  <w:style w:type="paragraph" w:styleId="Heading1">
+    <w:name w:val="heading 1"/>
+    <w:basedOn w:val="Normal"/>
+    <w:next w:val="Normal"/>
+    <w:link w:val="Heading1Char"/>
+    <w:uiPriority w:val="9"/>
+    <w:qFormat/>
+    <w:rsid w:val="00A110AF"/>
+    <w:pPr>
+      <w:keepNext/>
+      <w:keepLines/>
+      <w:spacing w:before="240" w:after="0"/>
+      <w:outlineLvl w:val="0"/>
+    </w:pPr>
+    <w:rPr>
+      <w:rFonts w:asciiTheme="majorHAnsi" w:eastAsiaTheme="majorEastAsia" w:hAnsiTheme="majorHAnsi" w:cstheme="majorBidi"/>
+      <w:color w:val="2F5496" w:themeColor="accent1" w:themeShade="BF"/>
+      <w:sz w:val="32"/>
+      <w:szCs w:val="32"/>
+    </w:rPr>
+  </w:style>
+  <w:style w:type="paragraph" w:styleId="Heading2">
+    <w:name w:val="heading 2"/>
+    <w:basedOn w:val="Normal"/>
+    <w:next w:val="Normal"/>
+    <w:link w:val="Heading2Char"/>
+    <w:uiPriority w:val="9"/>
+    <w:unhideWhenUsed/>
+    <w:qFormat/>
+    <w:rsid w:val="00A110AF"/>
+    <w:pPr>
+      <w:keepNext/>
+      <w:keepLines/>
+      <w:spacing w:before="40" w:after="0"/>
+      <w:outlineLvl w:val="1"/>
+    </w:pPr>
+    <w:rPr>
+      <w:rFonts w:asciiTheme="majorHAnsi" w:eastAsiaTheme="majorEastAsia" w:hAnsiTheme="majorHAnsi" w:cstheme="majorBidi"/>
+      <w:color w:val="2F5496" w:themeColor="accent1" w:themeShade="BF"/>
+      <w:sz w:val="26"/>
+      <w:szCs w:val="26"/>
+    </w:rPr>
+  </w:style>
+  <w:style w:type="paragraph" w:styleId="Heading3">
+    <w:name w:val="heading 3"/>
+    <w:basedOn w:val="Normal"/>
+    <w:next w:val="Normal"/>
+    <w:link w:val="Heading3Char"/>
+    <w:uiPriority w:val="9"/>
+    <w:unhideWhenUsed/>
+    <w:qFormat/>
+    <w:rsid w:val="00A110AF"/>
+    <w:pPr>
+      <w:keepNext/>
+      <w:keepLines/>
+      <w:spacing w:before="40" w:after="0"/>
+      <w:outlineLvl w:val="2"/>
+    </w:pPr>
+    <w:rPr>
+      <w:rFonts w:asciiTheme="majorHAnsi" w:eastAsiaTheme="majorEastAsia" w:hAnsiTheme="majorHAnsi" w:cstheme="majorBidi"/>
+      <w:color w:val="1F3763" w:themeColor="accent1" w:themeShade="7F"/>
+      <w:sz w:val="24"/>
+      <w:szCs w:val="24"/>
+    </w:rPr>
+  </w:style>
+  <w:style w:type="paragraph" w:styleId="Heading4">
+    <w:name w:val="heading 4"/>
+    <w:basedOn w:val="Normal"/>
+    <w:next w:val="Normal"/>
+    <w:link w:val="Heading4Char"/>
+    <w:uiPriority w:val="9"/>
+    <w:unhideWhenUsed/>
+    <w:qFormat/>
+    <w:rsid w:val="00A110AF"/>
+    <w:pPr>
+      <w:keepNext/>
+      <w:keepLines/>
+      <w:spacing w:before="40" w:after="0"/>
+      <w:outlineLvl w:val="3"/>
+    </w:pPr>
+    <w:rPr>
+      <w:rFonts w:asciiTheme="majorHAnsi" w:eastAsiaTheme="majorEastAsia" w:hAnsiTheme="majorHAnsi" w:cstheme="majorBidi"/>
+      <w:i/>
+      <w:iCs/>
+      <w:color w:val="2F5496" w:themeColor="accent1" w:themeShade="BF"/>
+    </w:rPr>
+  </w:style>
+  <w:style w:type="paragraph" w:styleId="Heading5">
+    <w:name w:val="heading 5"/>
+    <w:basedOn w:val="Normal"/>
+    <w:next w:val="Normal"/>
+    <w:link w:val="Heading5Char"/>
+    <w:uiPriority w:val="9"/>
+    <w:unhideWhenUsed/>
+    <w:qFormat/>
+    <w:rsid w:val="00A110AF"/>
+    <w:pPr>
+      <w:keepNext/>
+      <w:keepLines/>
+      <w:spacing w:before="40" w:after="0"/>
+      <w:outlineLvl w:val="4"/>
+    </w:pPr>
+    <w:rPr>
+      <w:rFonts w:asciiTheme="majorHAnsi" w:eastAsiaTheme="majorEastAsia" w:hAnsiTheme="majorHAnsi" w:cstheme="majorBidi"/>
+      <w:color w:val="2F5496" w:themeColor="accent1" w:themeShade="BF"/>
+    </w:rPr>
+  </w:style>
+  <w:style w:type="paragraph" w:styleId="Heading6">
+    <w:name w:val="heading 6"/>
+    <w:basedOn w:val="Normal"/>
+    <w:next w:val="Normal"/>
+    <w:link w:val="Heading6Char"/>
+    <w:uiPriority w:val="9"/>
+    <w:unhideWhenUsed/>
+    <w:qFormat/>
+    <w:rsid w:val="00A110AF"/>
+    <w:pPr>
+      <w:keepNext/>
+      <w:keepLines/>
+      <w:spacing w:before="40" w:after="0"/>
+      <w:outlineLvl w:val="5"/>
+    </w:pPr>
+    <w:rPr>
+      <w:rFonts w:asciiTheme="majorHAnsi" w:eastAsiaTheme="majorEastAsia" w:hAnsiTheme="majorHAnsi" w:cstheme="majorBidi"/>
+      <w:color w:val="1F3763" w:themeColor="accent1" w:themeShade="7F"/>
+    </w:rPr>
+  </w:style>
+  <w:style w:type="paragraph" w:styleId="Heading7">
+    <w:name w:val="heading 7"/>
+    <w:basedOn w:val="Normal"/>
+    <w:next w:val="Normal"/>
+    <w:link w:val="Heading7Char"/>
+    <w:uiPriority w:val="9"/>
+    <w:unhideWhenUsed/>
+    <w:qFormat/>
+    <w:rsid w:val="00A110AF"/>
+    <w:pPr>
+      <w:keepNext/>
+      <w:keepLines/>
+      <w:spacing w:before="40" w:after="0"/>
+      <w:outlineLvl w:val="6"/>
+    </w:pPr>
+    <w:rPr>
+      <w:rFonts w:asciiTheme="majorHAnsi" w:eastAsiaTheme="majorEastAsia" w:hAnsiTheme="majorHAnsi" w:cstheme="majorBidi"/>
+      <w:i/>
+      <w:iCs/>
+      <w:color w:val="1F3763" w:themeColor="accent1" w:themeShade="7F"/>
+    </w:rPr>
+  </w:style>
+  <w:style w:type="paragraph" w:styleId="Heading8">
+    <w:name w:val="heading 8"/>
+    <w:basedOn w:val="Normal"/>
+    <w:next w:val="Normal"/>
+    <w:link w:val="Heading8Char"/>
+    <w:uiPriority w:val="9"/>
+    <w:unhideWhenUsed/>
+    <w:qFormat/>
+    <w:rsid w:val="00A110AF"/>
+    <w:pPr>
+      <w:keepNext/>
+      <w:keepLines/>
+      <w:spacing w:before="40" w:after="0"/>
+      <w:outlineLvl w:val="7"/>
+    </w:pPr>
+    <w:rPr>
+      <w:rFonts w:asciiTheme="majorHAnsi" w:eastAsiaTheme="majorEastAsia" w:hAnsiTheme="majorHAnsi" w:cstheme="majorBidi"/>
+      <w:color w:val="272727" w:themeColor="text1" w:themeTint="D8"/>
+      <w:sz w:val="21"/>
+      <w:szCs w:val="21"/>
+    </w:rPr>
+  </w:style>
+  <w:style w:type="paragraph" w:styleId="Heading9">
+    <w:name w:val="heading 9"/>
+    <w:basedOn w:val="Normal"/>
+    <w:next w:val="Normal"/>
+    <w:link w:val="Heading9Char"/>
+    <w:uiPriority w:val="9"/>
+    <w:unhideWhenUsed/>
+    <w:qFormat/>
+    <w:rsid w:val="00A110AF"/>
+    <w:pPr>
+      <w:keepNext/>
+      <w:keepLines/>
+      <w:spacing w:before="40" w:after="0"/>
+      <w:outlineLvl w:val="8"/>
+    </w:pPr>
+    <w:rPr>
+      <w:rFonts w:asciiTheme="majorHAnsi" w:eastAsiaTheme="majorEastAsia" w:hAnsiTheme="majorHAnsi" w:cstheme="majorBidi"/>
+      <w:i/>
+      <w:iCs/>
+      <w:color w:val="272727" w:themeColor="text1" w:themeTint="D8"/>
+      <w:sz w:val="21"/>
+      <w:szCs w:val="21"/>
+    </w:rPr>
+  </w:style>
   <w:style w:type="character" w:default="1" w:styleId="DefaultParagraphFont">
     <w:name w:val="Default Paragraph Font"/>
     <w:uiPriority w:val="1"/>
+    <w:semiHidden/>
     <w:unhideWhenUsed/>
   </w:style>
   <w:style w:type="table" w:default="1" w:styleId="TableNormal">
@@ -5622,6 +10314,121 @@
       <w:bCs/>
       <w:sz w:val="20"/>
       <w:szCs w:val="20"/>
+    </w:rPr>
+  </w:style>
+  <w:style w:type="character" w:customStyle="1" w:styleId="Heading2Char">
+    <w:name w:val="Heading 2 Char"/>
+    <w:basedOn w:val="DefaultParagraphFont"/>
+    <w:link w:val="Heading2"/>
+    <w:uiPriority w:val="9"/>
+    <w:rsid w:val="00A110AF"/>
+    <w:rPr>
+      <w:rFonts w:asciiTheme="majorHAnsi" w:eastAsiaTheme="majorEastAsia" w:hAnsiTheme="majorHAnsi" w:cstheme="majorBidi"/>
+      <w:color w:val="2F5496" w:themeColor="accent1" w:themeShade="BF"/>
+      <w:sz w:val="26"/>
+      <w:szCs w:val="26"/>
+    </w:rPr>
+  </w:style>
+  <w:style w:type="character" w:customStyle="1" w:styleId="Heading1Char">
+    <w:name w:val="Heading 1 Char"/>
+    <w:basedOn w:val="DefaultParagraphFont"/>
+    <w:link w:val="Heading1"/>
+    <w:uiPriority w:val="9"/>
+    <w:rsid w:val="00A110AF"/>
+    <w:rPr>
+      <w:rFonts w:asciiTheme="majorHAnsi" w:eastAsiaTheme="majorEastAsia" w:hAnsiTheme="majorHAnsi" w:cstheme="majorBidi"/>
+      <w:color w:val="2F5496" w:themeColor="accent1" w:themeShade="BF"/>
+      <w:sz w:val="32"/>
+      <w:szCs w:val="32"/>
+    </w:rPr>
+  </w:style>
+  <w:style w:type="character" w:customStyle="1" w:styleId="Heading3Char">
+    <w:name w:val="Heading 3 Char"/>
+    <w:basedOn w:val="DefaultParagraphFont"/>
+    <w:link w:val="Heading3"/>
+    <w:uiPriority w:val="9"/>
+    <w:rsid w:val="00A110AF"/>
+    <w:rPr>
+      <w:rFonts w:asciiTheme="majorHAnsi" w:eastAsiaTheme="majorEastAsia" w:hAnsiTheme="majorHAnsi" w:cstheme="majorBidi"/>
+      <w:color w:val="1F3763" w:themeColor="accent1" w:themeShade="7F"/>
+      <w:sz w:val="24"/>
+      <w:szCs w:val="24"/>
+    </w:rPr>
+  </w:style>
+  <w:style w:type="character" w:customStyle="1" w:styleId="Heading4Char">
+    <w:name w:val="Heading 4 Char"/>
+    <w:basedOn w:val="DefaultParagraphFont"/>
+    <w:link w:val="Heading4"/>
+    <w:uiPriority w:val="9"/>
+    <w:rsid w:val="00A110AF"/>
+    <w:rPr>
+      <w:rFonts w:asciiTheme="majorHAnsi" w:eastAsiaTheme="majorEastAsia" w:hAnsiTheme="majorHAnsi" w:cstheme="majorBidi"/>
+      <w:i/>
+      <w:iCs/>
+      <w:color w:val="2F5496" w:themeColor="accent1" w:themeShade="BF"/>
+    </w:rPr>
+  </w:style>
+  <w:style w:type="character" w:customStyle="1" w:styleId="Heading5Char">
+    <w:name w:val="Heading 5 Char"/>
+    <w:basedOn w:val="DefaultParagraphFont"/>
+    <w:link w:val="Heading5"/>
+    <w:uiPriority w:val="9"/>
+    <w:rsid w:val="00A110AF"/>
+    <w:rPr>
+      <w:rFonts w:asciiTheme="majorHAnsi" w:eastAsiaTheme="majorEastAsia" w:hAnsiTheme="majorHAnsi" w:cstheme="majorBidi"/>
+      <w:color w:val="2F5496" w:themeColor="accent1" w:themeShade="BF"/>
+    </w:rPr>
+  </w:style>
+  <w:style w:type="character" w:customStyle="1" w:styleId="Heading6Char">
+    <w:name w:val="Heading 6 Char"/>
+    <w:basedOn w:val="DefaultParagraphFont"/>
+    <w:link w:val="Heading6"/>
+    <w:uiPriority w:val="9"/>
+    <w:rsid w:val="00A110AF"/>
+    <w:rPr>
+      <w:rFonts w:asciiTheme="majorHAnsi" w:eastAsiaTheme="majorEastAsia" w:hAnsiTheme="majorHAnsi" w:cstheme="majorBidi"/>
+      <w:color w:val="1F3763" w:themeColor="accent1" w:themeShade="7F"/>
+    </w:rPr>
+  </w:style>
+  <w:style w:type="character" w:customStyle="1" w:styleId="Heading7Char">
+    <w:name w:val="Heading 7 Char"/>
+    <w:basedOn w:val="DefaultParagraphFont"/>
+    <w:link w:val="Heading7"/>
+    <w:uiPriority w:val="9"/>
+    <w:rsid w:val="00A110AF"/>
+    <w:rPr>
+      <w:rFonts w:asciiTheme="majorHAnsi" w:eastAsiaTheme="majorEastAsia" w:hAnsiTheme="majorHAnsi" w:cstheme="majorBidi"/>
+      <w:i/>
+      <w:iCs/>
+      <w:color w:val="1F3763" w:themeColor="accent1" w:themeShade="7F"/>
+    </w:rPr>
+  </w:style>
+  <w:style w:type="character" w:customStyle="1" w:styleId="Heading8Char">
+    <w:name w:val="Heading 8 Char"/>
+    <w:basedOn w:val="DefaultParagraphFont"/>
+    <w:link w:val="Heading8"/>
+    <w:uiPriority w:val="9"/>
+    <w:rsid w:val="00A110AF"/>
+    <w:rPr>
+      <w:rFonts w:asciiTheme="majorHAnsi" w:eastAsiaTheme="majorEastAsia" w:hAnsiTheme="majorHAnsi" w:cstheme="majorBidi"/>
+      <w:color w:val="272727" w:themeColor="text1" w:themeTint="D8"/>
+      <w:sz w:val="21"/>
+      <w:szCs w:val="21"/>
+    </w:rPr>
+  </w:style>
+  <w:style w:type="character" w:customStyle="1" w:styleId="Heading9Char">
+    <w:name w:val="Heading 9 Char"/>
+    <w:basedOn w:val="DefaultParagraphFont"/>
+    <w:link w:val="Heading9"/>
+    <w:uiPriority w:val="9"/>
+    <w:rsid w:val="00A110AF"/>
+    <w:rPr>
+      <w:rFonts w:asciiTheme="majorHAnsi" w:eastAsiaTheme="majorEastAsia" w:hAnsiTheme="majorHAnsi" w:cstheme="majorBidi"/>
+      <w:i/>
+      <w:iCs/>
+      <w:color w:val="272727" w:themeColor="text1" w:themeTint="D8"/>
+      <w:sz w:val="21"/>
+      <w:szCs w:val="21"/>
     </w:rPr>
   </w:style>
 </w:styles>
@@ -5923,6 +10730,12 @@
 </file>
 
 <file path=customXml/item1.xml><?xml version="1.0" encoding="utf-8"?>
+<p:properties xmlns:p="http://schemas.microsoft.com/office/2006/metadata/properties" xmlns:xsi="http://www.w3.org/2001/XMLSchema-instance" xmlns:pc="http://schemas.microsoft.com/office/infopath/2007/PartnerControls">
+  <documentManagement/>
+</p:properties>
+</file>
+
+<file path=customXml/item2.xml><?xml version="1.0" encoding="utf-8"?>
 <ct:contentTypeSchema xmlns:ct="http://schemas.microsoft.com/office/2006/metadata/contentType" xmlns:ma="http://schemas.microsoft.com/office/2006/metadata/properties/metaAttributes" ct:_="" ma:_="" ma:contentTypeName="Document" ma:contentTypeID="0x010100867EABB79E639D419F3561FC1B55885E" ma:contentTypeVersion="8" ma:contentTypeDescription="Create a new document." ma:contentTypeScope="" ma:versionID="9b8f4618c88f8e0b4eb563b4cdba7a25">
   <xsd:schema xmlns:xsd="http://www.w3.org/2001/XMLSchema" xmlns:xs="http://www.w3.org/2001/XMLSchema" xmlns:p="http://schemas.microsoft.com/office/2006/metadata/properties" xmlns:ns3="52f95501-b86c-4538-939e-c7b1fca8985d" xmlns:ns4="7aa2ff15-a8d9-41ca-8ce8-8965e225dba8" targetNamespace="http://schemas.microsoft.com/office/2006/metadata/properties" ma:root="true" ma:fieldsID="4460740b4ffe848c3d514de27975c134" ns3:_="" ns4:_="">
     <xsd:import namespace="52f95501-b86c-4538-939e-c7b1fca8985d"/>
@@ -6113,13 +10926,11 @@
 </ct:contentTypeSchema>
 </file>
 
-<file path=customXml/item2.xml><?xml version="1.0" encoding="utf-8"?>
-<p:properties xmlns:p="http://schemas.microsoft.com/office/2006/metadata/properties" xmlns:xsi="http://www.w3.org/2001/XMLSchema-instance" xmlns:pc="http://schemas.microsoft.com/office/infopath/2007/PartnerControls">
-  <documentManagement/>
-</p:properties>
+<file path=customXml/item3.xml><?xml version="1.0" encoding="utf-8"?>
+<b:Sources xmlns:b="http://schemas.openxmlformats.org/officeDocument/2006/bibliography" xmlns="http://schemas.openxmlformats.org/officeDocument/2006/bibliography" SelectedStyle="\APASixthEditionOfficeOnline.xsl" StyleName="APA" Version="6"/>
 </file>
 
-<file path=customXml/item3.xml><?xml version="1.0" encoding="utf-8"?>
+<file path=customXml/item4.xml><?xml version="1.0" encoding="utf-8"?>
 <?mso-contentType ?>
 <FormTemplates xmlns="http://schemas.microsoft.com/sharepoint/v3/contenttype/forms">
   <Display>DocumentLibraryForm</Display>
@@ -6128,11 +10939,16 @@
 </FormTemplates>
 </file>
 
-<file path=customXml/item4.xml><?xml version="1.0" encoding="utf-8"?>
-<b:Sources xmlns:b="http://schemas.openxmlformats.org/officeDocument/2006/bibliography" xmlns="http://schemas.openxmlformats.org/officeDocument/2006/bibliography" SelectedStyle="\APASixthEditionOfficeOnline.xsl" StyleName="APA" Version="6"/>
+<file path=customXml/itemProps1.xml><?xml version="1.0" encoding="utf-8"?>
+<ds:datastoreItem xmlns:ds="http://schemas.openxmlformats.org/officeDocument/2006/customXml" ds:itemID="{13AFB88A-A821-4CEC-B8E9-75A5A58AB48F}">
+  <ds:schemaRefs>
+    <ds:schemaRef ds:uri="http://schemas.microsoft.com/office/2006/metadata/properties"/>
+    <ds:schemaRef ds:uri="http://schemas.microsoft.com/office/infopath/2007/PartnerControls"/>
+  </ds:schemaRefs>
+</ds:datastoreItem>
 </file>
 
-<file path=customXml/itemProps1.xml><?xml version="1.0" encoding="utf-8"?>
+<file path=customXml/itemProps2.xml><?xml version="1.0" encoding="utf-8"?>
 <ds:datastoreItem xmlns:ds="http://schemas.openxmlformats.org/officeDocument/2006/customXml" ds:itemID="{7810582A-6560-4E6F-AB14-82514580EDE4}">
   <ds:schemaRefs>
     <ds:schemaRef ds:uri="http://schemas.microsoft.com/office/2006/metadata/contentType"/>
@@ -6151,27 +10967,18 @@
 </ds:datastoreItem>
 </file>
 
-<file path=customXml/itemProps2.xml><?xml version="1.0" encoding="utf-8"?>
-<ds:datastoreItem xmlns:ds="http://schemas.openxmlformats.org/officeDocument/2006/customXml" ds:itemID="{13AFB88A-A821-4CEC-B8E9-75A5A58AB48F}">
+<file path=customXml/itemProps3.xml><?xml version="1.0" encoding="utf-8"?>
+<ds:datastoreItem xmlns:ds="http://schemas.openxmlformats.org/officeDocument/2006/customXml" ds:itemID="{292C12AB-BD05-4D9D-9343-F7475338414D}">
   <ds:schemaRefs>
-    <ds:schemaRef ds:uri="http://schemas.microsoft.com/office/2006/metadata/properties"/>
-    <ds:schemaRef ds:uri="http://schemas.microsoft.com/office/infopath/2007/PartnerControls"/>
+    <ds:schemaRef ds:uri="http://schemas.openxmlformats.org/officeDocument/2006/bibliography"/>
   </ds:schemaRefs>
 </ds:datastoreItem>
 </file>
 
-<file path=customXml/itemProps3.xml><?xml version="1.0" encoding="utf-8"?>
+<file path=customXml/itemProps4.xml><?xml version="1.0" encoding="utf-8"?>
 <ds:datastoreItem xmlns:ds="http://schemas.openxmlformats.org/officeDocument/2006/customXml" ds:itemID="{E9A4FFFC-63F3-4EDB-9AB0-D03C0B8CDA58}">
   <ds:schemaRefs>
     <ds:schemaRef ds:uri="http://schemas.microsoft.com/sharepoint/v3/contenttype/forms"/>
   </ds:schemaRefs>
 </ds:datastoreItem>
-</file>
-
-<file path=customXml/itemProps4.xml><?xml version="1.0" encoding="utf-8"?>
-<ds:datastoreItem xmlns:ds="http://schemas.openxmlformats.org/officeDocument/2006/customXml" ds:itemID="{292C12AB-BD05-4D9D-9343-F7475338414D}">
-  <ds:schemaRefs>
-    <ds:schemaRef ds:uri="http://schemas.openxmlformats.org/officeDocument/2006/bibliography"/>
-  </ds:schemaRefs>
-</ds:datastoreItem>
 </file>
--- a/%PATH_EE267%/Documents/Resumes_final/Baron Eiley Resume.docx
+++ b/%PATH_EE267%/Documents/Resumes_final/Baron Eiley Resume.docx
@@ -1138,27 +1138,7 @@
           <w:sz w:val="18"/>
           <w:szCs w:val="18"/>
         </w:rPr>
-        <w:t xml:space="preserve"> (</w:t>
-      </w:r>
-      <w:proofErr w:type="spellStart"/>
-      <w:r>
-        <w:rPr>
-          <w:rFonts w:ascii="Verdana" w:hAnsi="Verdana"/>
-          <w:color w:val="000000"/>
-          <w:sz w:val="18"/>
-          <w:szCs w:val="18"/>
-        </w:rPr>
-        <w:t>GmAPD</w:t>
-      </w:r>
-      <w:proofErr w:type="spellEnd"/>
-      <w:r>
-        <w:rPr>
-          <w:rFonts w:ascii="Verdana" w:hAnsi="Verdana"/>
-          <w:color w:val="000000"/>
-          <w:sz w:val="18"/>
-          <w:szCs w:val="18"/>
-        </w:rPr>
-        <w:t>)</w:t>
+        <w:t xml:space="preserve"> (GmAPD)</w:t>
       </w:r>
       <w:r>
         <w:rPr>
@@ -1809,23 +1789,13 @@
         </w:rPr>
         <w:t xml:space="preserve">using </w:t>
       </w:r>
-      <w:proofErr w:type="spellStart"/>
-      <w:r>
-        <w:rPr>
-          <w:rFonts w:ascii="Verdana" w:hAnsi="Verdana"/>
-          <w:sz w:val="18"/>
-          <w:szCs w:val="18"/>
-        </w:rPr>
-        <w:t>MediaPipe</w:t>
-      </w:r>
-      <w:proofErr w:type="spellEnd"/>
-      <w:r>
-        <w:rPr>
-          <w:rFonts w:ascii="Verdana" w:hAnsi="Verdana"/>
-          <w:sz w:val="18"/>
-          <w:szCs w:val="18"/>
-        </w:rPr>
-        <w:t xml:space="preserve"> </w:t>
+      <w:r>
+        <w:rPr>
+          <w:rFonts w:ascii="Verdana" w:hAnsi="Verdana"/>
+          <w:sz w:val="18"/>
+          <w:szCs w:val="18"/>
+        </w:rPr>
+        <w:t xml:space="preserve">MediaPipe </w:t>
       </w:r>
       <w:r>
         <w:rPr>
@@ -1849,25 +1819,7 @@
           <w:sz w:val="18"/>
           <w:szCs w:val="18"/>
         </w:rPr>
-        <w:t xml:space="preserve">in image and </w:t>
-      </w:r>
-      <w:proofErr w:type="gramStart"/>
-      <w:r>
-        <w:rPr>
-          <w:rFonts w:ascii="Verdana" w:hAnsi="Verdana"/>
-          <w:sz w:val="18"/>
-          <w:szCs w:val="18"/>
-        </w:rPr>
-        <w:t>generated</w:t>
-      </w:r>
-      <w:proofErr w:type="gramEnd"/>
-      <w:r>
-        <w:rPr>
-          <w:rFonts w:ascii="Verdana" w:hAnsi="Verdana"/>
-          <w:sz w:val="18"/>
-          <w:szCs w:val="18"/>
-        </w:rPr>
-        <w:t xml:space="preserve"> </w:t>
+        <w:t xml:space="preserve">in image and generated </w:t>
       </w:r>
       <w:r>
         <w:rPr>
@@ -2288,27 +2240,7 @@
           <w:sz w:val="18"/>
           <w:szCs w:val="18"/>
         </w:rPr>
-        <w:t xml:space="preserve"> Verilog, </w:t>
-      </w:r>
-      <w:proofErr w:type="spellStart"/>
-      <w:r>
-        <w:rPr>
-          <w:rFonts w:ascii="Verdana" w:hAnsi="Verdana"/>
-          <w:color w:val="000000"/>
-          <w:sz w:val="18"/>
-          <w:szCs w:val="18"/>
-        </w:rPr>
-        <w:t>SystemVerilog</w:t>
-      </w:r>
-      <w:proofErr w:type="spellEnd"/>
-      <w:r>
-        <w:rPr>
-          <w:rFonts w:ascii="Verdana" w:hAnsi="Verdana"/>
-          <w:color w:val="000000"/>
-          <w:sz w:val="18"/>
-          <w:szCs w:val="18"/>
-        </w:rPr>
-        <w:t>, VHDL</w:t>
+        <w:t xml:space="preserve"> Verilog, SystemVerilog, VHDL</w:t>
       </w:r>
       <w:r>
         <w:rPr>
@@ -2381,7 +2313,6 @@
           <w:szCs w:val="18"/>
         </w:rPr>
       </w:pPr>
-      <w:proofErr w:type="spellStart"/>
       <w:r>
         <w:rPr>
           <w:rFonts w:ascii="Verdana" w:hAnsi="Verdana"/>
@@ -2404,7 +2335,6 @@
         </w:rPr>
         <w:t>m</w:t>
       </w:r>
-      <w:proofErr w:type="spellEnd"/>
       <w:r>
         <w:rPr>
           <w:rFonts w:ascii="Verdana" w:hAnsi="Verdana"/>
@@ -2730,7 +2660,7 @@
         <w:sectPr>
           <w:type w:val="continuous"/>
           <w:pgSz w:w="12240" w:h="15840"/>
-          <w:pgMar w:top="576" w:right="288" w:bottom="576" w:left="288" w:header="720" w:footer="720" w:gutter="0"/>
+          <w:pgMar w:top="288" w:right="288" w:bottom="576" w:left="288" w:header="720" w:footer="720" w:gutter="0"/>
           <w:cols w:space="720"/>
           <w:docGrid w:linePitch="360"/>
         </w:sectPr>
@@ -4998,23 +4928,13 @@
         </w:rPr>
         <w:t xml:space="preserve">using </w:t>
       </w:r>
-      <w:proofErr w:type="spellStart"/>
-      <w:r>
-        <w:rPr>
-          <w:rFonts w:ascii="Verdana" w:hAnsi="Verdana"/>
-          <w:sz w:val="18"/>
-          <w:szCs w:val="18"/>
-        </w:rPr>
-        <w:t>MediaPipe</w:t>
-      </w:r>
-      <w:proofErr w:type="spellEnd"/>
-      <w:r>
-        <w:rPr>
-          <w:rFonts w:ascii="Verdana" w:hAnsi="Verdana"/>
-          <w:sz w:val="18"/>
-          <w:szCs w:val="18"/>
-        </w:rPr>
-        <w:t xml:space="preserve"> </w:t>
+      <w:r>
+        <w:rPr>
+          <w:rFonts w:ascii="Verdana" w:hAnsi="Verdana"/>
+          <w:sz w:val="18"/>
+          <w:szCs w:val="18"/>
+        </w:rPr>
+        <w:t xml:space="preserve">MediaPipe </w:t>
       </w:r>
       <w:r>
         <w:rPr>
@@ -5038,25 +4958,7 @@
           <w:sz w:val="18"/>
           <w:szCs w:val="18"/>
         </w:rPr>
-        <w:t xml:space="preserve">in image and </w:t>
-      </w:r>
-      <w:proofErr w:type="gramStart"/>
-      <w:r>
-        <w:rPr>
-          <w:rFonts w:ascii="Verdana" w:hAnsi="Verdana"/>
-          <w:sz w:val="18"/>
-          <w:szCs w:val="18"/>
-        </w:rPr>
-        <w:t>generated</w:t>
-      </w:r>
-      <w:proofErr w:type="gramEnd"/>
-      <w:r>
-        <w:rPr>
-          <w:rFonts w:ascii="Verdana" w:hAnsi="Verdana"/>
-          <w:sz w:val="18"/>
-          <w:szCs w:val="18"/>
-        </w:rPr>
-        <w:t xml:space="preserve"> </w:t>
+        <w:t xml:space="preserve">in image and generated </w:t>
       </w:r>
       <w:r>
         <w:rPr>
@@ -5434,27 +5336,7 @@
           <w:sz w:val="18"/>
           <w:szCs w:val="18"/>
         </w:rPr>
-        <w:t xml:space="preserve"> Verilog, </w:t>
-      </w:r>
-      <w:proofErr w:type="spellStart"/>
-      <w:r>
-        <w:rPr>
-          <w:rFonts w:ascii="Verdana" w:hAnsi="Verdana"/>
-          <w:color w:val="000000"/>
-          <w:sz w:val="18"/>
-          <w:szCs w:val="18"/>
-        </w:rPr>
-        <w:t>SystemVerilog</w:t>
-      </w:r>
-      <w:proofErr w:type="spellEnd"/>
-      <w:r>
-        <w:rPr>
-          <w:rFonts w:ascii="Verdana" w:hAnsi="Verdana"/>
-          <w:color w:val="000000"/>
-          <w:sz w:val="18"/>
-          <w:szCs w:val="18"/>
-        </w:rPr>
-        <w:t>, VHDL</w:t>
+        <w:t xml:space="preserve"> Verilog, SystemVerilog, VHDL</w:t>
       </w:r>
       <w:r>
         <w:rPr>
@@ -5509,7 +5391,6 @@
           <w:szCs w:val="18"/>
         </w:rPr>
       </w:pPr>
-      <w:proofErr w:type="spellStart"/>
       <w:r>
         <w:rPr>
           <w:rFonts w:ascii="Verdana" w:hAnsi="Verdana"/>
@@ -5532,7 +5413,6 @@
         </w:rPr>
         <w:t>m</w:t>
       </w:r>
-      <w:proofErr w:type="spellEnd"/>
       <w:r>
         <w:rPr>
           <w:rFonts w:ascii="Verdana" w:hAnsi="Verdana"/>
@@ -5813,7 +5693,7 @@
         <w:sectPr>
           <w:type w:val="continuous"/>
           <w:pgSz w:w="12240" w:h="15840"/>
-          <w:pgMar w:top="576" w:right="288" w:bottom="576" w:left="288" w:header="720" w:footer="720" w:gutter="0"/>
+          <w:pgMar w:top="288" w:right="288" w:bottom="576" w:left="288" w:header="720" w:footer="720" w:gutter="0"/>
           <w:cols w:space="720"/>
           <w:docGrid w:linePitch="360"/>
         </w:sectPr>
@@ -6714,8 +6594,6 @@
         <w:spacing w:before="0" w:beforeAutospacing="0" w:after="0" w:afterAutospacing="0"/>
         <w:rPr>
           <w:rFonts w:ascii="Verdana" w:hAnsi="Verdana"/>
-          <w:b/>
-          <w:bCs/>
           <w:color w:val="000000"/>
           <w:sz w:val="18"/>
           <w:szCs w:val="18"/>
@@ -6726,15 +6604,2891 @@
       <w:pPr>
         <w:pStyle w:val="NormalWeb"/>
         <w:spacing w:before="0" w:beforeAutospacing="0" w:after="0" w:afterAutospacing="0"/>
-        <w:rPr>
-          <w:rFonts w:ascii="Verdana" w:hAnsi="Verdana"/>
-          <w:b/>
-          <w:bCs/>
-          <w:color w:val="000000"/>
-          <w:sz w:val="18"/>
-          <w:szCs w:val="18"/>
-        </w:rPr>
-      </w:pPr>
+        <w:jc w:val="center"/>
+      </w:pPr>
+      <w:r>
+        <w:rPr>
+          <w:b/>
+          <w:bCs/>
+          <w:color w:val="000000"/>
+          <w:sz w:val="48"/>
+          <w:szCs w:val="48"/>
+        </w:rPr>
+        <w:lastRenderedPageBreak/>
+        <w:t>Baron Eiley</w:t>
+      </w:r>
+    </w:p>
+    <w:p>
+      <w:pPr>
+        <w:pStyle w:val="NormalWeb"/>
+        <w:spacing w:before="0" w:beforeAutospacing="0" w:after="0" w:afterAutospacing="0" w:line="360" w:lineRule="auto"/>
+        <w:jc w:val="center"/>
+        <w:rPr>
+          <w:rFonts w:ascii="Verdana" w:hAnsi="Verdana"/>
+          <w:sz w:val="20"/>
+          <w:szCs w:val="20"/>
+        </w:rPr>
+      </w:pPr>
+      <w:r>
+        <w:rPr>
+          <w:rFonts w:ascii="Verdana" w:hAnsi="Verdana"/>
+          <w:color w:val="000000"/>
+          <w:sz w:val="20"/>
+          <w:szCs w:val="20"/>
+        </w:rPr>
+        <w:t>Baron.eiley@gmail.com</w:t>
+      </w:r>
+      <w:r>
+        <w:rPr>
+          <w:rFonts w:ascii="Verdana" w:hAnsi="Verdana"/>
+          <w:sz w:val="20"/>
+          <w:szCs w:val="20"/>
+        </w:rPr>
+        <w:t xml:space="preserve"> </w:t>
+      </w:r>
+      <w:r>
+        <w:rPr>
+          <w:rFonts w:ascii="Verdana" w:hAnsi="Verdana"/>
+          <w:b/>
+          <w:bCs/>
+          <w:sz w:val="20"/>
+          <w:szCs w:val="20"/>
+        </w:rPr>
+        <w:t>||</w:t>
+      </w:r>
+      <w:r>
+        <w:rPr>
+          <w:rFonts w:ascii="Verdana" w:hAnsi="Verdana"/>
+          <w:sz w:val="20"/>
+          <w:szCs w:val="20"/>
+        </w:rPr>
+        <w:t>+1</w:t>
+      </w:r>
+      <w:r>
+        <w:rPr>
+          <w:rFonts w:ascii="Verdana" w:hAnsi="Verdana"/>
+          <w:b/>
+          <w:bCs/>
+          <w:sz w:val="20"/>
+          <w:szCs w:val="20"/>
+        </w:rPr>
+        <w:t xml:space="preserve"> </w:t>
+      </w:r>
+      <w:r>
+        <w:rPr>
+          <w:rFonts w:ascii="Verdana" w:hAnsi="Verdana"/>
+          <w:color w:val="000000"/>
+          <w:sz w:val="20"/>
+          <w:szCs w:val="20"/>
+        </w:rPr>
+        <w:t>(213) 399 – 4456</w:t>
+      </w:r>
+      <w:r>
+        <w:rPr>
+          <w:rFonts w:ascii="Verdana" w:hAnsi="Verdana"/>
+          <w:b/>
+          <w:bCs/>
+          <w:color w:val="000000"/>
+          <w:sz w:val="20"/>
+          <w:szCs w:val="20"/>
+        </w:rPr>
+        <w:t xml:space="preserve"> ||</w:t>
+      </w:r>
+      <w:r>
+        <w:rPr>
+          <w:rFonts w:ascii="Verdana" w:hAnsi="Verdana"/>
+          <w:color w:val="000000"/>
+          <w:sz w:val="20"/>
+          <w:szCs w:val="20"/>
+        </w:rPr>
+        <w:t xml:space="preserve"> </w:t>
+      </w:r>
+      <w:hyperlink r:id="rId13" w:history="1">
+        <w:r>
+          <w:rPr>
+            <w:rStyle w:val="Hyperlink"/>
+            <w:rFonts w:ascii="Verdana" w:hAnsi="Verdana" w:cs="Segoe UI"/>
+            <w:color w:val="auto"/>
+            <w:sz w:val="20"/>
+            <w:szCs w:val="20"/>
+            <w:u w:val="none"/>
+            <w:bdr w:val="none" w:sz="0" w:space="0" w:color="auto" w:frame="1"/>
+            <w:shd w:val="clear" w:color="auto" w:fill="FFFFFF"/>
+          </w:rPr>
+          <w:t>linkedin.com/in/baron-eiley-5655a8196</w:t>
+        </w:r>
+      </w:hyperlink>
+    </w:p>
+    <w:p>
+      <w:pPr>
+        <w:pStyle w:val="NormalWeb"/>
+        <w:spacing w:before="0" w:beforeAutospacing="0" w:after="0" w:afterAutospacing="0"/>
+        <w:rPr>
+          <w:b/>
+          <w:bCs/>
+          <w:color w:val="666666"/>
+          <w:u w:val="single"/>
+        </w:rPr>
+      </w:pPr>
+      <w:r>
+        <w:rPr>
+          <w:b/>
+          <w:bCs/>
+          <w:color w:val="666666"/>
+          <w:u w:val="single"/>
+        </w:rPr>
+        <w:t>Professional</w:t>
+      </w:r>
+      <w:r>
+        <w:rPr>
+          <w:b/>
+          <w:bCs/>
+          <w:color w:val="666666"/>
+          <w:u w:val="single"/>
+        </w:rPr>
+        <w:t xml:space="preserve"> Experience</w:t>
+      </w:r>
+      <w:r>
+        <w:rPr>
+          <w:b/>
+          <w:bCs/>
+          <w:color w:val="666666"/>
+          <w:u w:val="single"/>
+        </w:rPr>
+        <w:tab/>
+      </w:r>
+      <w:r>
+        <w:rPr>
+          <w:b/>
+          <w:bCs/>
+          <w:color w:val="666666"/>
+          <w:u w:val="single"/>
+        </w:rPr>
+        <w:tab/>
+      </w:r>
+      <w:r>
+        <w:rPr>
+          <w:b/>
+          <w:bCs/>
+          <w:color w:val="666666"/>
+          <w:u w:val="single"/>
+        </w:rPr>
+        <w:tab/>
+      </w:r>
+      <w:r>
+        <w:rPr>
+          <w:b/>
+          <w:bCs/>
+          <w:color w:val="666666"/>
+          <w:u w:val="single"/>
+        </w:rPr>
+        <w:tab/>
+      </w:r>
+      <w:r>
+        <w:rPr>
+          <w:b/>
+          <w:bCs/>
+          <w:color w:val="666666"/>
+          <w:u w:val="single"/>
+        </w:rPr>
+        <w:tab/>
+      </w:r>
+      <w:r>
+        <w:rPr>
+          <w:b/>
+          <w:bCs/>
+          <w:color w:val="666666"/>
+          <w:u w:val="single"/>
+        </w:rPr>
+        <w:tab/>
+      </w:r>
+      <w:r>
+        <w:rPr>
+          <w:b/>
+          <w:bCs/>
+          <w:color w:val="666666"/>
+          <w:u w:val="single"/>
+        </w:rPr>
+        <w:tab/>
+      </w:r>
+      <w:r>
+        <w:rPr>
+          <w:b/>
+          <w:bCs/>
+          <w:color w:val="666666"/>
+          <w:u w:val="single"/>
+        </w:rPr>
+        <w:tab/>
+      </w:r>
+      <w:r>
+        <w:rPr>
+          <w:b/>
+          <w:bCs/>
+          <w:color w:val="666666"/>
+          <w:u w:val="single"/>
+        </w:rPr>
+        <w:tab/>
+      </w:r>
+      <w:r>
+        <w:rPr>
+          <w:b/>
+          <w:bCs/>
+          <w:color w:val="666666"/>
+          <w:u w:val="single"/>
+        </w:rPr>
+        <w:tab/>
+      </w:r>
+      <w:r>
+        <w:rPr>
+          <w:b/>
+          <w:bCs/>
+          <w:color w:val="666666"/>
+          <w:u w:val="single"/>
+        </w:rPr>
+        <w:tab/>
+      </w:r>
+      <w:r>
+        <w:rPr>
+          <w:b/>
+          <w:bCs/>
+          <w:color w:val="666666"/>
+          <w:u w:val="single"/>
+        </w:rPr>
+        <w:tab/>
+      </w:r>
+      <w:r>
+        <w:rPr>
+          <w:b/>
+          <w:bCs/>
+          <w:color w:val="666666"/>
+          <w:u w:val="single"/>
+        </w:rPr>
+        <w:tab/>
+      </w:r>
+    </w:p>
+    <w:p>
+      <w:pPr>
+        <w:pStyle w:val="NormalWeb"/>
+        <w:spacing w:before="0" w:beforeAutospacing="0" w:after="0" w:afterAutospacing="0"/>
+        <w:rPr>
+          <w:rFonts w:ascii="Verdana" w:hAnsi="Verdana"/>
+          <w:b/>
+          <w:bCs/>
+          <w:color w:val="000000"/>
+          <w:sz w:val="18"/>
+          <w:szCs w:val="18"/>
+        </w:rPr>
+      </w:pPr>
+      <w:r>
+        <w:rPr>
+          <w:rFonts w:ascii="Verdana" w:hAnsi="Verdana"/>
+          <w:b/>
+          <w:bCs/>
+          <w:color w:val="000000"/>
+          <w:sz w:val="18"/>
+          <w:szCs w:val="18"/>
+        </w:rPr>
+        <w:t xml:space="preserve">Lockheed Martin Space - ASIC and FPGA Design Engineer </w:t>
+      </w:r>
+      <w:r>
+        <w:rPr>
+          <w:rFonts w:ascii="Verdana" w:hAnsi="Verdana"/>
+          <w:b/>
+          <w:bCs/>
+          <w:color w:val="000000"/>
+          <w:sz w:val="18"/>
+          <w:szCs w:val="18"/>
+        </w:rPr>
+        <w:tab/>
+      </w:r>
+      <w:r>
+        <w:rPr>
+          <w:rFonts w:ascii="Verdana" w:hAnsi="Verdana"/>
+          <w:b/>
+          <w:bCs/>
+          <w:color w:val="000000"/>
+          <w:sz w:val="18"/>
+          <w:szCs w:val="18"/>
+        </w:rPr>
+        <w:tab/>
+      </w:r>
+      <w:r>
+        <w:rPr>
+          <w:rFonts w:ascii="Verdana" w:hAnsi="Verdana"/>
+          <w:b/>
+          <w:bCs/>
+          <w:color w:val="000000"/>
+          <w:sz w:val="18"/>
+          <w:szCs w:val="18"/>
+        </w:rPr>
+        <w:tab/>
+      </w:r>
+      <w:r>
+        <w:rPr>
+          <w:rFonts w:ascii="Verdana" w:hAnsi="Verdana"/>
+          <w:b/>
+          <w:bCs/>
+          <w:color w:val="000000"/>
+          <w:sz w:val="18"/>
+          <w:szCs w:val="18"/>
+        </w:rPr>
+        <w:tab/>
+      </w:r>
+      <w:r>
+        <w:rPr>
+          <w:rFonts w:ascii="Verdana" w:hAnsi="Verdana"/>
+          <w:b/>
+          <w:bCs/>
+          <w:color w:val="000000"/>
+          <w:sz w:val="18"/>
+          <w:szCs w:val="18"/>
+        </w:rPr>
+        <w:tab/>
+        <w:t>March</w:t>
+      </w:r>
+      <w:r>
+        <w:rPr>
+          <w:rFonts w:ascii="Verdana" w:hAnsi="Verdana"/>
+          <w:b/>
+          <w:bCs/>
+          <w:color w:val="000000"/>
+          <w:sz w:val="18"/>
+          <w:szCs w:val="18"/>
+        </w:rPr>
+        <w:t xml:space="preserve"> 202</w:t>
+      </w:r>
+      <w:r>
+        <w:rPr>
+          <w:rFonts w:ascii="Verdana" w:hAnsi="Verdana"/>
+          <w:b/>
+          <w:bCs/>
+          <w:color w:val="000000"/>
+          <w:sz w:val="18"/>
+          <w:szCs w:val="18"/>
+        </w:rPr>
+        <w:t>3</w:t>
+      </w:r>
+      <w:r>
+        <w:rPr>
+          <w:rFonts w:ascii="Verdana" w:hAnsi="Verdana"/>
+          <w:b/>
+          <w:bCs/>
+          <w:color w:val="000000"/>
+          <w:sz w:val="18"/>
+          <w:szCs w:val="18"/>
+        </w:rPr>
+        <w:t xml:space="preserve"> – Present</w:t>
+      </w:r>
+    </w:p>
+    <w:p>
+      <w:pPr>
+        <w:pStyle w:val="NormalWeb"/>
+        <w:spacing w:before="0" w:beforeAutospacing="0" w:after="0" w:afterAutospacing="0"/>
+        <w:ind w:firstLine="360"/>
+        <w:rPr>
+          <w:rFonts w:ascii="Verdana" w:hAnsi="Verdana"/>
+          <w:b/>
+          <w:bCs/>
+          <w:color w:val="000000"/>
+          <w:sz w:val="18"/>
+          <w:szCs w:val="18"/>
+        </w:rPr>
+      </w:pPr>
+      <w:r>
+        <w:rPr>
+          <w:rFonts w:ascii="Verdana" w:hAnsi="Verdana"/>
+          <w:b/>
+          <w:bCs/>
+          <w:color w:val="000000"/>
+          <w:sz w:val="18"/>
+          <w:szCs w:val="18"/>
+        </w:rPr>
+        <w:t>FPGA RTL Design</w:t>
+      </w:r>
+      <w:r>
+        <w:rPr>
+          <w:rFonts w:ascii="Verdana" w:hAnsi="Verdana"/>
+          <w:b/>
+          <w:bCs/>
+          <w:color w:val="000000"/>
+          <w:sz w:val="18"/>
+          <w:szCs w:val="18"/>
+        </w:rPr>
+        <w:t xml:space="preserve"> and Architecture</w:t>
+      </w:r>
+    </w:p>
+    <w:p>
+      <w:pPr>
+        <w:pStyle w:val="NormalWeb"/>
+        <w:numPr>
+          <w:ilvl w:val="0"/>
+          <w:numId w:val="22"/>
+        </w:numPr>
+        <w:spacing w:before="0" w:beforeAutospacing="0" w:afterLines="20" w:after="48" w:afterAutospacing="0"/>
+        <w:rPr>
+          <w:rFonts w:ascii="Verdana" w:hAnsi="Verdana"/>
+          <w:color w:val="000000"/>
+          <w:sz w:val="18"/>
+          <w:szCs w:val="18"/>
+        </w:rPr>
+      </w:pPr>
+      <w:r>
+        <w:rPr>
+          <w:rFonts w:ascii="Verdana" w:hAnsi="Verdana"/>
+          <w:color w:val="000000"/>
+          <w:sz w:val="18"/>
+          <w:szCs w:val="18"/>
+        </w:rPr>
+        <w:t>Designed Simulink-based models to generate synthesizable RTL signal processing modules, including interpolators, decimators, and cascaded integrator-comb (CIC) filters. Implemented and tailored MATLAB filter functions to meet specifications, extracting key parameters for HDL-compatible Simulink blocks used in SDR applications.</w:t>
+      </w:r>
+    </w:p>
+    <w:p>
+      <w:pPr>
+        <w:pStyle w:val="NormalWeb"/>
+        <w:numPr>
+          <w:ilvl w:val="0"/>
+          <w:numId w:val="22"/>
+        </w:numPr>
+        <w:spacing w:before="0" w:beforeAutospacing="0" w:afterLines="20" w:after="48" w:afterAutospacing="0"/>
+        <w:rPr>
+          <w:rFonts w:ascii="Verdana" w:hAnsi="Verdana"/>
+          <w:color w:val="000000"/>
+          <w:sz w:val="18"/>
+          <w:szCs w:val="18"/>
+        </w:rPr>
+      </w:pPr>
+      <w:r>
+        <w:rPr>
+          <w:rFonts w:ascii="Verdana" w:hAnsi="Verdana"/>
+          <w:color w:val="000000"/>
+          <w:sz w:val="18"/>
+          <w:szCs w:val="18"/>
+        </w:rPr>
+        <w:t>Developed Verilog RTL for long-range, high-altitude vehicles to control the arming and disarming of critical hardware functions. Designs included robust finite state machines and logic to process real-time accelerometer data from ADCs</w:t>
+      </w:r>
+      <w:r>
+        <w:rPr>
+          <w:rFonts w:ascii="Verdana" w:hAnsi="Verdana"/>
+          <w:color w:val="000000"/>
+          <w:sz w:val="18"/>
+          <w:szCs w:val="18"/>
+        </w:rPr>
+        <w:t>.</w:t>
+      </w:r>
+    </w:p>
+    <w:p>
+      <w:pPr>
+        <w:pStyle w:val="NormalWeb"/>
+        <w:numPr>
+          <w:ilvl w:val="0"/>
+          <w:numId w:val="22"/>
+        </w:numPr>
+        <w:spacing w:before="0" w:beforeAutospacing="0" w:afterLines="20" w:after="48" w:afterAutospacing="0"/>
+        <w:rPr>
+          <w:rFonts w:ascii="Verdana" w:hAnsi="Verdana"/>
+          <w:color w:val="000000"/>
+          <w:sz w:val="18"/>
+          <w:szCs w:val="18"/>
+        </w:rPr>
+      </w:pPr>
+      <w:r>
+        <w:rPr>
+          <w:rFonts w:ascii="Verdana" w:hAnsi="Verdana"/>
+          <w:color w:val="000000"/>
+          <w:sz w:val="18"/>
+          <w:szCs w:val="18"/>
+        </w:rPr>
+        <w:t xml:space="preserve">Validated and debugged signed fixed-point RTL for arithmetic operations processing accelerometer data using SystemVerilog testbenches, ensuring accurate FPGA-based </w:t>
+      </w:r>
+      <w:r>
+        <w:rPr>
+          <w:rFonts w:ascii="Verdana" w:hAnsi="Verdana"/>
+          <w:color w:val="000000"/>
+          <w:sz w:val="18"/>
+          <w:szCs w:val="18"/>
+        </w:rPr>
+        <w:t xml:space="preserve">mathematical integration to </w:t>
+      </w:r>
+      <w:r>
+        <w:rPr>
+          <w:rFonts w:ascii="Verdana" w:hAnsi="Verdana"/>
+          <w:color w:val="000000"/>
+          <w:sz w:val="18"/>
+          <w:szCs w:val="18"/>
+        </w:rPr>
+        <w:t xml:space="preserve">produce </w:t>
+      </w:r>
+      <w:r>
+        <w:rPr>
+          <w:rFonts w:ascii="Verdana" w:hAnsi="Verdana"/>
+          <w:color w:val="000000"/>
+          <w:sz w:val="18"/>
+          <w:szCs w:val="18"/>
+        </w:rPr>
+        <w:t xml:space="preserve">velocity and distance </w:t>
+      </w:r>
+      <w:r>
+        <w:rPr>
+          <w:rFonts w:ascii="Verdana" w:hAnsi="Verdana"/>
+          <w:color w:val="000000"/>
+          <w:sz w:val="18"/>
+          <w:szCs w:val="18"/>
+        </w:rPr>
+        <w:t>value</w:t>
+      </w:r>
+      <w:r>
+        <w:rPr>
+          <w:rFonts w:ascii="Verdana" w:hAnsi="Verdana"/>
+          <w:color w:val="000000"/>
+          <w:sz w:val="18"/>
+          <w:szCs w:val="18"/>
+        </w:rPr>
+        <w:t xml:space="preserve">s </w:t>
+      </w:r>
+      <w:r>
+        <w:rPr>
+          <w:rFonts w:ascii="Verdana" w:hAnsi="Verdana"/>
+          <w:color w:val="000000"/>
+          <w:sz w:val="18"/>
+          <w:szCs w:val="18"/>
+        </w:rPr>
+        <w:t>for high-altitude interceptor vehicles.</w:t>
+      </w:r>
+    </w:p>
+    <w:p>
+      <w:pPr>
+        <w:pStyle w:val="NormalWeb"/>
+        <w:numPr>
+          <w:ilvl w:val="0"/>
+          <w:numId w:val="22"/>
+        </w:numPr>
+        <w:spacing w:before="0" w:beforeAutospacing="0" w:afterLines="20" w:after="48" w:afterAutospacing="0"/>
+        <w:rPr>
+          <w:rFonts w:ascii="Verdana" w:hAnsi="Verdana"/>
+          <w:color w:val="000000"/>
+          <w:sz w:val="18"/>
+          <w:szCs w:val="18"/>
+        </w:rPr>
+      </w:pPr>
+      <w:r>
+        <w:rPr>
+          <w:rFonts w:ascii="Verdana" w:hAnsi="Verdana"/>
+          <w:color w:val="000000"/>
+          <w:sz w:val="18"/>
+          <w:szCs w:val="18"/>
+        </w:rPr>
+        <w:t xml:space="preserve">Architected, synthesized, and maintained FPGA-based top-level designs integrating algorithmic modules with System-on-Chip (SoC) hard processors using AMD Vivado and Microchip Libero. </w:t>
+      </w:r>
+      <w:r>
+        <w:rPr>
+          <w:rFonts w:ascii="Verdana" w:hAnsi="Verdana"/>
+          <w:color w:val="000000"/>
+          <w:sz w:val="18"/>
+          <w:szCs w:val="18"/>
+        </w:rPr>
+        <w:t xml:space="preserve">Designs </w:t>
+      </w:r>
+      <w:r>
+        <w:rPr>
+          <w:rFonts w:ascii="Verdana" w:hAnsi="Verdana"/>
+          <w:color w:val="000000"/>
+          <w:sz w:val="18"/>
+          <w:szCs w:val="18"/>
+        </w:rPr>
+        <w:t>t</w:t>
+      </w:r>
+      <w:r>
+        <w:rPr>
+          <w:rFonts w:ascii="Verdana" w:hAnsi="Verdana"/>
+          <w:color w:val="000000"/>
+          <w:sz w:val="18"/>
+          <w:szCs w:val="18"/>
+        </w:rPr>
+        <w:t>argeted AMD Zynq UltraScale+ and Microchip RTG4/PolarFire devices, utilizing high-performance bus protocols such as AXI and APB.</w:t>
+      </w:r>
+    </w:p>
+    <w:p>
+      <w:pPr>
+        <w:pStyle w:val="NormalWeb"/>
+        <w:numPr>
+          <w:ilvl w:val="0"/>
+          <w:numId w:val="23"/>
+        </w:numPr>
+        <w:spacing w:before="0" w:beforeAutospacing="0" w:afterLines="20" w:after="48" w:afterAutospacing="0"/>
+        <w:rPr>
+          <w:rFonts w:ascii="Verdana" w:hAnsi="Verdana"/>
+          <w:color w:val="000000"/>
+          <w:sz w:val="18"/>
+          <w:szCs w:val="18"/>
+        </w:rPr>
+      </w:pPr>
+      <w:r>
+        <w:rPr>
+          <w:rFonts w:ascii="Verdana" w:hAnsi="Verdana"/>
+          <w:color w:val="000000"/>
+          <w:sz w:val="18"/>
+          <w:szCs w:val="18"/>
+        </w:rPr>
+        <w:t>Continuously synthesized and delivered updated FPGA bitstreams to the algorithms team for concept designs</w:t>
+      </w:r>
+      <w:r>
+        <w:rPr>
+          <w:rFonts w:ascii="Verdana" w:hAnsi="Verdana"/>
+          <w:color w:val="000000"/>
+          <w:sz w:val="18"/>
+          <w:szCs w:val="18"/>
+        </w:rPr>
+        <w:t xml:space="preserve">. </w:t>
+      </w:r>
+      <w:r>
+        <w:rPr>
+          <w:rFonts w:ascii="Verdana" w:hAnsi="Verdana"/>
+          <w:color w:val="000000"/>
+          <w:sz w:val="18"/>
+          <w:szCs w:val="18"/>
+        </w:rPr>
+        <w:t xml:space="preserve">Collected and summarized reports on timing closure and resource utilization. </w:t>
+      </w:r>
+    </w:p>
+    <w:p>
+      <w:pPr>
+        <w:pStyle w:val="NormalWeb"/>
+        <w:numPr>
+          <w:ilvl w:val="0"/>
+          <w:numId w:val="25"/>
+        </w:numPr>
+        <w:spacing w:before="0" w:beforeAutospacing="0" w:afterLines="20" w:after="48" w:afterAutospacing="0"/>
+        <w:rPr>
+          <w:rFonts w:ascii="Verdana" w:hAnsi="Verdana"/>
+          <w:color w:val="000000"/>
+          <w:sz w:val="18"/>
+          <w:szCs w:val="18"/>
+        </w:rPr>
+      </w:pPr>
+      <w:r>
+        <w:rPr>
+          <w:rFonts w:ascii="Verdana" w:hAnsi="Verdana"/>
+          <w:color w:val="000000"/>
+          <w:sz w:val="18"/>
+          <w:szCs w:val="18"/>
+        </w:rPr>
+        <w:t>Developed C++ code for the Ultra</w:t>
+      </w:r>
+      <w:r>
+        <w:rPr>
+          <w:rFonts w:ascii="Verdana" w:hAnsi="Verdana"/>
+          <w:color w:val="000000"/>
+          <w:sz w:val="18"/>
+          <w:szCs w:val="18"/>
+        </w:rPr>
+        <w:t>sa</w:t>
+      </w:r>
+      <w:r>
+        <w:rPr>
+          <w:rFonts w:ascii="Verdana" w:hAnsi="Verdana"/>
+          <w:color w:val="000000"/>
+          <w:sz w:val="18"/>
+          <w:szCs w:val="18"/>
+        </w:rPr>
+        <w:t>cale+ hard processor to interface with custom RTL designed in Vitis Model Composer for loading and unloading image data between PL and PS domains within UltraScale FPGAs.</w:t>
+      </w:r>
+    </w:p>
+    <w:p>
+      <w:pPr>
+        <w:pStyle w:val="NormalWeb"/>
+        <w:numPr>
+          <w:ilvl w:val="0"/>
+          <w:numId w:val="13"/>
+        </w:numPr>
+        <w:spacing w:before="0" w:beforeAutospacing="0" w:afterLines="20" w:after="48" w:afterAutospacing="0"/>
+        <w:rPr>
+          <w:rFonts w:ascii="Verdana" w:hAnsi="Verdana"/>
+          <w:color w:val="000000"/>
+          <w:sz w:val="18"/>
+          <w:szCs w:val="18"/>
+        </w:rPr>
+      </w:pPr>
+      <w:r>
+        <w:rPr>
+          <w:rFonts w:ascii="Verdana" w:hAnsi="Verdana"/>
+          <w:color w:val="000000"/>
+          <w:sz w:val="18"/>
+          <w:szCs w:val="18"/>
+        </w:rPr>
+        <w:t>Extensive practice with implementing critical ILAs for FPGA board debug and initial bringup.</w:t>
+      </w:r>
+    </w:p>
+    <w:p>
+      <w:pPr>
+        <w:pStyle w:val="NormalWeb"/>
+        <w:spacing w:before="0" w:beforeAutospacing="0" w:after="0" w:afterAutospacing="0"/>
+        <w:rPr>
+          <w:rFonts w:ascii="Verdana" w:hAnsi="Verdana"/>
+          <w:b/>
+          <w:bCs/>
+          <w:color w:val="000000"/>
+          <w:sz w:val="18"/>
+          <w:szCs w:val="18"/>
+        </w:rPr>
+      </w:pPr>
+      <w:r>
+        <w:rPr>
+          <w:rFonts w:ascii="Verdana" w:hAnsi="Verdana"/>
+          <w:b/>
+          <w:bCs/>
+          <w:color w:val="000000"/>
+          <w:sz w:val="18"/>
+          <w:szCs w:val="18"/>
+        </w:rPr>
+        <w:t>Lockheed Martin Space - Electro-Optical Engineer</w:t>
+      </w:r>
+      <w:r>
+        <w:rPr>
+          <w:rFonts w:ascii="Verdana" w:hAnsi="Verdana"/>
+          <w:b/>
+          <w:bCs/>
+          <w:color w:val="000000"/>
+          <w:sz w:val="18"/>
+          <w:szCs w:val="18"/>
+        </w:rPr>
+        <w:tab/>
+      </w:r>
+      <w:r>
+        <w:rPr>
+          <w:rFonts w:ascii="Verdana" w:hAnsi="Verdana"/>
+          <w:b/>
+          <w:bCs/>
+          <w:color w:val="000000"/>
+          <w:sz w:val="18"/>
+          <w:szCs w:val="18"/>
+        </w:rPr>
+        <w:tab/>
+      </w:r>
+      <w:r>
+        <w:rPr>
+          <w:rFonts w:ascii="Verdana" w:hAnsi="Verdana"/>
+          <w:b/>
+          <w:bCs/>
+          <w:color w:val="000000"/>
+          <w:sz w:val="18"/>
+          <w:szCs w:val="18"/>
+        </w:rPr>
+        <w:tab/>
+      </w:r>
+      <w:r>
+        <w:rPr>
+          <w:rFonts w:ascii="Verdana" w:hAnsi="Verdana"/>
+          <w:b/>
+          <w:bCs/>
+          <w:color w:val="000000"/>
+          <w:sz w:val="18"/>
+          <w:szCs w:val="18"/>
+        </w:rPr>
+        <w:tab/>
+      </w:r>
+      <w:r>
+        <w:rPr>
+          <w:rFonts w:ascii="Verdana" w:hAnsi="Verdana"/>
+          <w:b/>
+          <w:bCs/>
+          <w:color w:val="000000"/>
+          <w:sz w:val="18"/>
+          <w:szCs w:val="18"/>
+        </w:rPr>
+        <w:tab/>
+        <w:t xml:space="preserve"> </w:t>
+      </w:r>
+      <w:r>
+        <w:rPr>
+          <w:rFonts w:ascii="Verdana" w:hAnsi="Verdana"/>
+          <w:b/>
+          <w:bCs/>
+          <w:color w:val="000000"/>
+          <w:sz w:val="18"/>
+          <w:szCs w:val="18"/>
+        </w:rPr>
+        <w:tab/>
+        <w:t xml:space="preserve">  </w:t>
+      </w:r>
+      <w:r>
+        <w:rPr>
+          <w:rFonts w:ascii="Verdana" w:hAnsi="Verdana"/>
+          <w:b/>
+          <w:bCs/>
+          <w:color w:val="000000"/>
+          <w:sz w:val="18"/>
+          <w:szCs w:val="18"/>
+        </w:rPr>
+        <w:t xml:space="preserve">August 2022 – </w:t>
+      </w:r>
+      <w:r>
+        <w:rPr>
+          <w:rFonts w:ascii="Verdana" w:hAnsi="Verdana"/>
+          <w:b/>
+          <w:bCs/>
+          <w:color w:val="000000"/>
+          <w:sz w:val="18"/>
+          <w:szCs w:val="18"/>
+        </w:rPr>
+        <w:t xml:space="preserve">March </w:t>
+      </w:r>
+      <w:r>
+        <w:rPr>
+          <w:rFonts w:ascii="Verdana" w:hAnsi="Verdana"/>
+          <w:b/>
+          <w:bCs/>
+          <w:color w:val="000000"/>
+          <w:sz w:val="18"/>
+          <w:szCs w:val="18"/>
+        </w:rPr>
+        <w:t>202</w:t>
+      </w:r>
+      <w:r>
+        <w:rPr>
+          <w:rFonts w:ascii="Verdana" w:hAnsi="Verdana"/>
+          <w:b/>
+          <w:bCs/>
+          <w:color w:val="000000"/>
+          <w:sz w:val="18"/>
+          <w:szCs w:val="18"/>
+        </w:rPr>
+        <w:t>3</w:t>
+      </w:r>
+    </w:p>
+    <w:p>
+      <w:pPr>
+        <w:pStyle w:val="NormalWeb"/>
+        <w:spacing w:before="0" w:beforeAutospacing="0" w:after="0" w:afterAutospacing="0"/>
+        <w:ind w:firstLine="360"/>
+        <w:rPr>
+          <w:rFonts w:ascii="Verdana" w:hAnsi="Verdana"/>
+          <w:b/>
+          <w:bCs/>
+          <w:color w:val="000000"/>
+          <w:sz w:val="18"/>
+          <w:szCs w:val="18"/>
+        </w:rPr>
+      </w:pPr>
+      <w:r>
+        <w:rPr>
+          <w:rFonts w:ascii="Verdana" w:hAnsi="Verdana"/>
+          <w:b/>
+          <w:bCs/>
+          <w:color w:val="000000"/>
+          <w:sz w:val="18"/>
+          <w:szCs w:val="18"/>
+        </w:rPr>
+        <w:t xml:space="preserve">C# </w:t>
+      </w:r>
+      <w:r>
+        <w:rPr>
+          <w:rFonts w:ascii="Verdana" w:hAnsi="Verdana"/>
+          <w:b/>
+          <w:bCs/>
+          <w:color w:val="000000"/>
+          <w:sz w:val="18"/>
+          <w:szCs w:val="18"/>
+        </w:rPr>
+        <w:t>UX/UI Firmware Development</w:t>
+      </w:r>
+    </w:p>
+    <w:p>
+      <w:pPr>
+        <w:pStyle w:val="NormalWeb"/>
+        <w:numPr>
+          <w:ilvl w:val="0"/>
+          <w:numId w:val="13"/>
+        </w:numPr>
+        <w:spacing w:before="0" w:beforeAutospacing="0" w:after="20" w:afterAutospacing="0"/>
+        <w:rPr>
+          <w:rFonts w:ascii="Verdana" w:hAnsi="Verdana"/>
+          <w:color w:val="000000"/>
+          <w:sz w:val="18"/>
+          <w:szCs w:val="18"/>
+        </w:rPr>
+      </w:pPr>
+      <w:r>
+        <w:rPr>
+          <w:rFonts w:ascii="Verdana" w:hAnsi="Verdana"/>
+          <w:color w:val="000000"/>
+          <w:sz w:val="18"/>
+          <w:szCs w:val="18"/>
+        </w:rPr>
+        <w:t>Developed Verilog RTL code to implement loopback for high-speed communication in electro-optic sensors using SERDES and UART protocols between FPGA and readout integrated circuits.</w:t>
+      </w:r>
+    </w:p>
+    <w:p>
+      <w:pPr>
+        <w:pStyle w:val="NormalWeb"/>
+        <w:numPr>
+          <w:ilvl w:val="0"/>
+          <w:numId w:val="11"/>
+        </w:numPr>
+        <w:spacing w:before="0" w:beforeAutospacing="0" w:after="20" w:afterAutospacing="0"/>
+        <w:rPr>
+          <w:rFonts w:ascii="Verdana" w:hAnsi="Verdana"/>
+          <w:color w:val="000000"/>
+          <w:sz w:val="18"/>
+          <w:szCs w:val="18"/>
+        </w:rPr>
+      </w:pPr>
+      <w:r>
+        <w:rPr>
+          <w:rFonts w:ascii="Verdana" w:hAnsi="Verdana"/>
+          <w:color w:val="000000"/>
+          <w:sz w:val="18"/>
+          <w:szCs w:val="18"/>
+        </w:rPr>
+        <w:t xml:space="preserve">Developed custom scripting language using C# to command-and-control special readout integrated circuits </w:t>
+      </w:r>
+      <w:r>
+        <w:rPr>
+          <w:rFonts w:ascii="Verdana" w:hAnsi="Verdana"/>
+          <w:color w:val="000000"/>
+          <w:sz w:val="18"/>
+          <w:szCs w:val="18"/>
+        </w:rPr>
+        <w:t>for</w:t>
+      </w:r>
+      <w:r>
+        <w:rPr>
+          <w:rFonts w:ascii="Verdana" w:hAnsi="Verdana"/>
+          <w:color w:val="000000"/>
+          <w:sz w:val="18"/>
+          <w:szCs w:val="18"/>
+        </w:rPr>
+        <w:t xml:space="preserve"> highly sensitive Geiger Mode Avalanche Photo-Diode sensors</w:t>
+      </w:r>
+      <w:r>
+        <w:rPr>
+          <w:rFonts w:ascii="Verdana" w:hAnsi="Verdana"/>
+          <w:color w:val="000000"/>
+          <w:sz w:val="18"/>
+          <w:szCs w:val="18"/>
+        </w:rPr>
+        <w:t xml:space="preserve"> (GmAPD)</w:t>
+      </w:r>
+      <w:r>
+        <w:rPr>
+          <w:rFonts w:ascii="Verdana" w:hAnsi="Verdana"/>
+          <w:color w:val="000000"/>
+          <w:sz w:val="18"/>
+          <w:szCs w:val="18"/>
+        </w:rPr>
+        <w:t xml:space="preserve">. </w:t>
+      </w:r>
+    </w:p>
+    <w:p>
+      <w:pPr>
+        <w:pStyle w:val="NormalWeb"/>
+        <w:numPr>
+          <w:ilvl w:val="0"/>
+          <w:numId w:val="11"/>
+        </w:numPr>
+        <w:spacing w:before="0" w:beforeAutospacing="0" w:after="20" w:afterAutospacing="0"/>
+        <w:rPr>
+          <w:rFonts w:ascii="Verdana" w:hAnsi="Verdana"/>
+          <w:color w:val="000000"/>
+          <w:sz w:val="18"/>
+          <w:szCs w:val="18"/>
+        </w:rPr>
+      </w:pPr>
+      <w:r>
+        <w:rPr>
+          <w:rFonts w:ascii="Verdana" w:hAnsi="Verdana"/>
+          <w:color w:val="000000"/>
+          <w:sz w:val="18"/>
+          <w:szCs w:val="18"/>
+        </w:rPr>
+        <w:t xml:space="preserve">Designed UX/UI GUIs in C# to interface with </w:t>
+      </w:r>
+      <w:r>
+        <w:rPr>
+          <w:rFonts w:ascii="Verdana" w:hAnsi="Verdana"/>
+          <w:color w:val="000000"/>
+          <w:sz w:val="18"/>
+          <w:szCs w:val="18"/>
+        </w:rPr>
+        <w:t>equipment</w:t>
+      </w:r>
+      <w:r>
+        <w:rPr>
+          <w:rFonts w:ascii="Verdana" w:hAnsi="Verdana"/>
+          <w:color w:val="000000"/>
+          <w:sz w:val="18"/>
+          <w:szCs w:val="18"/>
+        </w:rPr>
+        <w:t xml:space="preserve"> associated with Hardware in the Loop (HWIL) and Standardized Test Equipment (STEs).</w:t>
+      </w:r>
+    </w:p>
+    <w:p>
+      <w:pPr>
+        <w:pStyle w:val="NormalWeb"/>
+        <w:numPr>
+          <w:ilvl w:val="0"/>
+          <w:numId w:val="11"/>
+        </w:numPr>
+        <w:spacing w:before="0" w:beforeAutospacing="0" w:after="20" w:afterAutospacing="0"/>
+        <w:rPr>
+          <w:rFonts w:ascii="Verdana" w:hAnsi="Verdana"/>
+          <w:color w:val="000000"/>
+          <w:sz w:val="18"/>
+          <w:szCs w:val="18"/>
+        </w:rPr>
+      </w:pPr>
+      <w:r>
+        <w:rPr>
+          <w:rFonts w:ascii="Verdana" w:hAnsi="Verdana"/>
+          <w:color w:val="000000"/>
+          <w:sz w:val="18"/>
+          <w:szCs w:val="18"/>
+        </w:rPr>
+        <w:t>Wrote C# code to utilize dynamic link libraries to interface National Instruments test equipment to be controlled and monitored via custom graphical user interfaces.</w:t>
+      </w:r>
+    </w:p>
+    <w:p>
+      <w:pPr>
+        <w:pStyle w:val="NormalWeb"/>
+        <w:spacing w:before="0" w:beforeAutospacing="0" w:after="0" w:afterAutospacing="0"/>
+        <w:contextualSpacing/>
+        <w:rPr>
+          <w:b/>
+          <w:bCs/>
+          <w:color w:val="666666"/>
+          <w:u w:val="single"/>
+        </w:rPr>
+      </w:pPr>
+      <w:r>
+        <w:rPr>
+          <w:b/>
+          <w:bCs/>
+          <w:color w:val="666666"/>
+          <w:u w:val="single"/>
+        </w:rPr>
+        <w:t>Graduate Projects</w:t>
+      </w:r>
+      <w:r>
+        <w:rPr>
+          <w:b/>
+          <w:bCs/>
+          <w:color w:val="666666"/>
+          <w:u w:val="single"/>
+        </w:rPr>
+        <w:tab/>
+      </w:r>
+      <w:r>
+        <w:rPr>
+          <w:b/>
+          <w:bCs/>
+          <w:color w:val="666666"/>
+          <w:u w:val="single"/>
+        </w:rPr>
+        <w:tab/>
+      </w:r>
+      <w:r>
+        <w:rPr>
+          <w:b/>
+          <w:bCs/>
+          <w:color w:val="666666"/>
+          <w:u w:val="single"/>
+        </w:rPr>
+        <w:tab/>
+      </w:r>
+      <w:r>
+        <w:rPr>
+          <w:b/>
+          <w:bCs/>
+          <w:color w:val="666666"/>
+          <w:u w:val="single"/>
+        </w:rPr>
+        <w:tab/>
+      </w:r>
+      <w:r>
+        <w:rPr>
+          <w:b/>
+          <w:bCs/>
+          <w:color w:val="666666"/>
+          <w:u w:val="single"/>
+        </w:rPr>
+        <w:tab/>
+      </w:r>
+      <w:r>
+        <w:rPr>
+          <w:b/>
+          <w:bCs/>
+          <w:color w:val="666666"/>
+          <w:u w:val="single"/>
+        </w:rPr>
+        <w:tab/>
+      </w:r>
+      <w:r>
+        <w:rPr>
+          <w:b/>
+          <w:bCs/>
+          <w:color w:val="666666"/>
+          <w:u w:val="single"/>
+        </w:rPr>
+        <w:tab/>
+      </w:r>
+      <w:r>
+        <w:rPr>
+          <w:b/>
+          <w:bCs/>
+          <w:color w:val="666666"/>
+          <w:u w:val="single"/>
+        </w:rPr>
+        <w:tab/>
+      </w:r>
+      <w:r>
+        <w:rPr>
+          <w:b/>
+          <w:bCs/>
+          <w:color w:val="666666"/>
+          <w:u w:val="single"/>
+        </w:rPr>
+        <w:tab/>
+      </w:r>
+      <w:r>
+        <w:rPr>
+          <w:b/>
+          <w:bCs/>
+          <w:color w:val="666666"/>
+          <w:u w:val="single"/>
+        </w:rPr>
+        <w:tab/>
+      </w:r>
+      <w:r>
+        <w:rPr>
+          <w:b/>
+          <w:bCs/>
+          <w:color w:val="666666"/>
+          <w:u w:val="single"/>
+        </w:rPr>
+        <w:tab/>
+      </w:r>
+      <w:r>
+        <w:rPr>
+          <w:b/>
+          <w:bCs/>
+          <w:color w:val="666666"/>
+          <w:u w:val="single"/>
+        </w:rPr>
+        <w:tab/>
+      </w:r>
+      <w:r>
+        <w:rPr>
+          <w:b/>
+          <w:bCs/>
+          <w:color w:val="666666"/>
+          <w:u w:val="single"/>
+        </w:rPr>
+        <w:tab/>
+      </w:r>
+      <w:r>
+        <w:rPr>
+          <w:b/>
+          <w:bCs/>
+          <w:color w:val="666666"/>
+          <w:u w:val="single"/>
+        </w:rPr>
+        <w:tab/>
+      </w:r>
+    </w:p>
+    <w:p>
+      <w:pPr>
+        <w:pStyle w:val="NormalWeb"/>
+        <w:spacing w:before="0" w:beforeAutospacing="0" w:after="0" w:afterAutospacing="0"/>
+        <w:rPr>
+          <w:rFonts w:ascii="Verdana" w:hAnsi="Verdana"/>
+          <w:b/>
+          <w:bCs/>
+          <w:sz w:val="18"/>
+          <w:szCs w:val="18"/>
+        </w:rPr>
+      </w:pPr>
+      <w:r>
+        <w:rPr>
+          <w:rFonts w:ascii="Verdana" w:hAnsi="Verdana"/>
+          <w:b/>
+          <w:bCs/>
+          <w:sz w:val="18"/>
+          <w:szCs w:val="18"/>
+        </w:rPr>
+        <w:t>RapidLaneFPGA: FPGA DPU Based High</w:t>
+      </w:r>
+      <w:r>
+        <w:rPr>
+          <w:rFonts w:ascii="Verdana" w:hAnsi="Verdana"/>
+          <w:b/>
+          <w:bCs/>
+          <w:sz w:val="18"/>
+          <w:szCs w:val="18"/>
+        </w:rPr>
+        <w:t>way</w:t>
+      </w:r>
+      <w:r>
+        <w:rPr>
+          <w:rFonts w:ascii="Verdana" w:hAnsi="Verdana"/>
+          <w:b/>
+          <w:bCs/>
+          <w:sz w:val="18"/>
+          <w:szCs w:val="18"/>
+        </w:rPr>
+        <w:t xml:space="preserve"> Lane Segmentation System</w:t>
+      </w:r>
+      <w:r>
+        <w:rPr>
+          <w:rFonts w:ascii="Verdana" w:hAnsi="Verdana"/>
+          <w:b/>
+          <w:bCs/>
+          <w:sz w:val="18"/>
+          <w:szCs w:val="18"/>
+        </w:rPr>
+        <w:tab/>
+        <w:t xml:space="preserve"> </w:t>
+      </w:r>
+    </w:p>
+    <w:p>
+      <w:pPr>
+        <w:pStyle w:val="NormalWeb"/>
+        <w:numPr>
+          <w:ilvl w:val="0"/>
+          <w:numId w:val="19"/>
+        </w:numPr>
+        <w:spacing w:before="0" w:beforeAutospacing="0" w:after="0" w:afterAutospacing="0"/>
+        <w:rPr>
+          <w:rFonts w:ascii="Verdana" w:hAnsi="Verdana"/>
+          <w:sz w:val="18"/>
+          <w:szCs w:val="18"/>
+        </w:rPr>
+      </w:pPr>
+      <w:r>
+        <w:rPr>
+          <w:rFonts w:ascii="Verdana" w:hAnsi="Verdana"/>
+          <w:sz w:val="18"/>
+          <w:szCs w:val="18"/>
+        </w:rPr>
+        <w:t xml:space="preserve">Developed a MobileNetV2 lane-segmentation CNN </w:t>
+      </w:r>
+      <w:r>
+        <w:rPr>
+          <w:rFonts w:ascii="Verdana" w:hAnsi="Verdana"/>
+          <w:sz w:val="18"/>
+          <w:szCs w:val="18"/>
+        </w:rPr>
+        <w:t xml:space="preserve">model and </w:t>
+      </w:r>
+      <w:r>
+        <w:rPr>
+          <w:rFonts w:ascii="Verdana" w:hAnsi="Verdana"/>
+          <w:sz w:val="18"/>
+          <w:szCs w:val="18"/>
+        </w:rPr>
+        <w:t>deployed it to FPGA using AMD Vitis AI</w:t>
+      </w:r>
+      <w:r>
+        <w:rPr>
+          <w:rFonts w:ascii="Verdana" w:hAnsi="Verdana"/>
+          <w:sz w:val="18"/>
+          <w:szCs w:val="18"/>
+        </w:rPr>
+        <w:t xml:space="preserve"> and PyTorch.</w:t>
+      </w:r>
+      <w:r>
+        <w:rPr>
+          <w:rFonts w:ascii="Verdana" w:hAnsi="Verdana"/>
+          <w:sz w:val="18"/>
+          <w:szCs w:val="18"/>
+        </w:rPr>
+        <w:t xml:space="preserve"> </w:t>
+      </w:r>
+      <w:r>
+        <w:rPr>
+          <w:rFonts w:ascii="Verdana" w:hAnsi="Verdana"/>
+          <w:sz w:val="18"/>
+          <w:szCs w:val="18"/>
+        </w:rPr>
+        <w:t xml:space="preserve">The </w:t>
+      </w:r>
+      <w:r>
+        <w:rPr>
+          <w:rFonts w:ascii="Verdana" w:hAnsi="Verdana"/>
+          <w:sz w:val="18"/>
+          <w:szCs w:val="18"/>
+        </w:rPr>
+        <w:t xml:space="preserve">Project utilized Deep Processing Unit (DPU) hardware </w:t>
+      </w:r>
+      <w:r>
+        <w:rPr>
+          <w:rFonts w:ascii="Verdana" w:hAnsi="Verdana"/>
+          <w:sz w:val="18"/>
+          <w:szCs w:val="18"/>
+        </w:rPr>
+        <w:t>on 224×224 images.</w:t>
+      </w:r>
+    </w:p>
+    <w:p>
+      <w:pPr>
+        <w:pStyle w:val="NormalWeb"/>
+        <w:numPr>
+          <w:ilvl w:val="0"/>
+          <w:numId w:val="17"/>
+        </w:numPr>
+        <w:spacing w:before="0" w:beforeAutospacing="0" w:after="0" w:afterAutospacing="0"/>
+        <w:rPr>
+          <w:rFonts w:ascii="Verdana" w:hAnsi="Verdana"/>
+          <w:sz w:val="18"/>
+          <w:szCs w:val="18"/>
+        </w:rPr>
+      </w:pPr>
+      <w:r>
+        <w:rPr>
+          <w:rFonts w:ascii="Verdana" w:hAnsi="Verdana"/>
+          <w:sz w:val="18"/>
+          <w:szCs w:val="18"/>
+        </w:rPr>
+        <w:t>Achieved 77.10% DICE accuracy on FPGA vs. 77.8% software baseline with</w:t>
+      </w:r>
+      <w:r>
+        <w:rPr>
+          <w:rFonts w:ascii="Verdana" w:hAnsi="Verdana"/>
+          <w:sz w:val="18"/>
+          <w:szCs w:val="18"/>
+        </w:rPr>
+        <w:t xml:space="preserve"> INT8 quantization at</w:t>
+      </w:r>
+      <w:r>
+        <w:rPr>
+          <w:rFonts w:ascii="Verdana" w:hAnsi="Verdana"/>
+          <w:sz w:val="18"/>
+          <w:szCs w:val="18"/>
+        </w:rPr>
+        <w:t xml:space="preserve"> 10 FPS (~100ms latency) on </w:t>
+      </w:r>
+      <w:r>
+        <w:rPr>
+          <w:rFonts w:ascii="Verdana" w:hAnsi="Verdana"/>
+          <w:sz w:val="18"/>
+          <w:szCs w:val="18"/>
+        </w:rPr>
+        <w:t>AMD</w:t>
+      </w:r>
+      <w:r>
+        <w:rPr>
+          <w:rFonts w:ascii="Verdana" w:hAnsi="Verdana"/>
+          <w:sz w:val="18"/>
+          <w:szCs w:val="18"/>
+        </w:rPr>
+        <w:t xml:space="preserve"> ZCU104</w:t>
+      </w:r>
+      <w:r>
+        <w:rPr>
+          <w:rFonts w:ascii="Verdana" w:hAnsi="Verdana"/>
+          <w:sz w:val="18"/>
+          <w:szCs w:val="18"/>
+        </w:rPr>
+        <w:t xml:space="preserve"> Ultrascale+ device</w:t>
+      </w:r>
+      <w:r>
+        <w:rPr>
+          <w:rFonts w:ascii="Verdana" w:hAnsi="Verdana"/>
+          <w:sz w:val="18"/>
+          <w:szCs w:val="18"/>
+        </w:rPr>
+        <w:t>, demonstrating near-real-time inference.</w:t>
+      </w:r>
+    </w:p>
+    <w:p>
+      <w:pPr>
+        <w:pStyle w:val="NormalWeb"/>
+        <w:spacing w:before="0" w:beforeAutospacing="0" w:after="0" w:afterAutospacing="0"/>
+        <w:rPr>
+          <w:rFonts w:ascii="Verdana" w:hAnsi="Verdana"/>
+          <w:b/>
+          <w:bCs/>
+          <w:sz w:val="18"/>
+          <w:szCs w:val="18"/>
+        </w:rPr>
+      </w:pPr>
+      <w:r>
+        <w:rPr>
+          <w:rFonts w:ascii="Verdana" w:hAnsi="Verdana"/>
+          <w:b/>
+          <w:bCs/>
+          <w:sz w:val="18"/>
+          <w:szCs w:val="18"/>
+        </w:rPr>
+        <w:t>FPGA Based LeNET Neural Network for Digit Recognition</w:t>
+      </w:r>
+    </w:p>
+    <w:p>
+      <w:pPr>
+        <w:pStyle w:val="NormalWeb"/>
+        <w:numPr>
+          <w:ilvl w:val="0"/>
+          <w:numId w:val="17"/>
+        </w:numPr>
+        <w:spacing w:before="0" w:beforeAutospacing="0" w:after="0" w:afterAutospacing="0"/>
+        <w:rPr>
+          <w:rFonts w:ascii="Verdana" w:hAnsi="Verdana"/>
+          <w:sz w:val="18"/>
+          <w:szCs w:val="18"/>
+        </w:rPr>
+      </w:pPr>
+      <w:r>
+        <w:rPr>
+          <w:rFonts w:ascii="Verdana" w:hAnsi="Verdana"/>
+          <w:sz w:val="18"/>
+          <w:szCs w:val="18"/>
+        </w:rPr>
+        <w:t xml:space="preserve">Implemented LeNet-based MNIST digit classifier using </w:t>
+      </w:r>
+      <w:r>
+        <w:rPr>
+          <w:rFonts w:ascii="Verdana" w:hAnsi="Verdana"/>
+          <w:sz w:val="18"/>
+          <w:szCs w:val="18"/>
+        </w:rPr>
+        <w:t xml:space="preserve">Vitis High Level Synthesis </w:t>
+      </w:r>
+      <w:r>
+        <w:rPr>
+          <w:rFonts w:ascii="Verdana" w:hAnsi="Verdana"/>
+          <w:sz w:val="18"/>
+          <w:szCs w:val="18"/>
+        </w:rPr>
+        <w:t>and deployed FPGA</w:t>
+      </w:r>
+      <w:r>
+        <w:rPr>
+          <w:rFonts w:ascii="Verdana" w:hAnsi="Verdana"/>
+          <w:sz w:val="18"/>
+          <w:szCs w:val="18"/>
+        </w:rPr>
+        <w:t>.</w:t>
+      </w:r>
+    </w:p>
+    <w:p>
+      <w:pPr>
+        <w:pStyle w:val="NormalWeb"/>
+        <w:numPr>
+          <w:ilvl w:val="0"/>
+          <w:numId w:val="17"/>
+        </w:numPr>
+        <w:spacing w:before="0" w:beforeAutospacing="0" w:after="0" w:afterAutospacing="0"/>
+        <w:rPr>
+          <w:rFonts w:ascii="Verdana" w:hAnsi="Verdana"/>
+          <w:sz w:val="18"/>
+          <w:szCs w:val="18"/>
+        </w:rPr>
+      </w:pPr>
+      <w:r>
+        <w:rPr>
+          <w:rFonts w:ascii="Verdana" w:hAnsi="Verdana"/>
+          <w:sz w:val="18"/>
+          <w:szCs w:val="18"/>
+        </w:rPr>
+        <w:t xml:space="preserve">Hardware output was validated against software golden data and validated </w:t>
+      </w:r>
+      <w:r>
+        <w:rPr>
+          <w:rFonts w:ascii="Verdana" w:hAnsi="Verdana"/>
+          <w:sz w:val="18"/>
+          <w:szCs w:val="18"/>
+        </w:rPr>
+        <w:t>FPGA inference on PYNQ-Z1, successfully classifying digits 0–9</w:t>
+      </w:r>
+      <w:r>
+        <w:rPr>
+          <w:rFonts w:ascii="Verdana" w:hAnsi="Verdana"/>
+          <w:sz w:val="18"/>
+          <w:szCs w:val="18"/>
+        </w:rPr>
+        <w:t>.</w:t>
+      </w:r>
+    </w:p>
+    <w:p>
+      <w:pPr>
+        <w:pStyle w:val="NormalWeb"/>
+        <w:spacing w:before="0" w:beforeAutospacing="0" w:after="0" w:afterAutospacing="0"/>
+        <w:rPr>
+          <w:rFonts w:ascii="Verdana" w:hAnsi="Verdana"/>
+          <w:b/>
+          <w:bCs/>
+          <w:sz w:val="18"/>
+          <w:szCs w:val="18"/>
+        </w:rPr>
+      </w:pPr>
+      <w:r>
+        <w:rPr>
+          <w:rFonts w:ascii="Verdana" w:hAnsi="Verdana"/>
+          <w:b/>
+          <w:bCs/>
+          <w:sz w:val="18"/>
+          <w:szCs w:val="18"/>
+        </w:rPr>
+        <w:t>Swimmers Pose Estimation Using Computer Vision and AI/ML</w:t>
+      </w:r>
+    </w:p>
+    <w:p>
+      <w:pPr>
+        <w:pStyle w:val="NormalWeb"/>
+        <w:numPr>
+          <w:ilvl w:val="0"/>
+          <w:numId w:val="20"/>
+        </w:numPr>
+        <w:spacing w:before="0" w:beforeAutospacing="0" w:after="0" w:afterAutospacing="0"/>
+        <w:rPr>
+          <w:rFonts w:ascii="Verdana" w:hAnsi="Verdana"/>
+          <w:sz w:val="18"/>
+          <w:szCs w:val="18"/>
+        </w:rPr>
+      </w:pPr>
+      <w:r>
+        <w:rPr>
+          <w:rFonts w:ascii="Verdana" w:hAnsi="Verdana"/>
+          <w:sz w:val="18"/>
+          <w:szCs w:val="18"/>
+        </w:rPr>
+        <w:t xml:space="preserve">Developed a computer vision pipeline for swimmer pose estimation </w:t>
+      </w:r>
+      <w:r>
+        <w:rPr>
+          <w:rFonts w:ascii="Verdana" w:hAnsi="Verdana"/>
+          <w:sz w:val="18"/>
+          <w:szCs w:val="18"/>
+        </w:rPr>
+        <w:t xml:space="preserve">using </w:t>
+      </w:r>
+      <w:r>
+        <w:rPr>
+          <w:rFonts w:ascii="Verdana" w:hAnsi="Verdana"/>
+          <w:sz w:val="18"/>
+          <w:szCs w:val="18"/>
+        </w:rPr>
+        <w:t xml:space="preserve">MediaPipe </w:t>
+      </w:r>
+      <w:r>
+        <w:rPr>
+          <w:rFonts w:ascii="Verdana" w:hAnsi="Verdana"/>
+          <w:sz w:val="18"/>
+          <w:szCs w:val="18"/>
+        </w:rPr>
+        <w:t xml:space="preserve">object </w:t>
+      </w:r>
+      <w:r>
+        <w:rPr>
+          <w:rFonts w:ascii="Verdana" w:hAnsi="Verdana"/>
+          <w:sz w:val="18"/>
+          <w:szCs w:val="18"/>
+        </w:rPr>
+        <w:t xml:space="preserve">detection, Segment Anything Model, and YOLOv7 to isolate swimmers </w:t>
+      </w:r>
+      <w:r>
+        <w:rPr>
+          <w:rFonts w:ascii="Verdana" w:hAnsi="Verdana"/>
+          <w:sz w:val="18"/>
+          <w:szCs w:val="18"/>
+        </w:rPr>
+        <w:t xml:space="preserve">in image and generated </w:t>
+      </w:r>
+      <w:r>
+        <w:rPr>
+          <w:rFonts w:ascii="Verdana" w:hAnsi="Verdana"/>
+          <w:sz w:val="18"/>
+          <w:szCs w:val="18"/>
+        </w:rPr>
+        <w:t xml:space="preserve">coordinates </w:t>
+      </w:r>
+      <w:r>
+        <w:rPr>
+          <w:rFonts w:ascii="Verdana" w:hAnsi="Verdana"/>
+          <w:sz w:val="18"/>
+          <w:szCs w:val="18"/>
+        </w:rPr>
+        <w:t xml:space="preserve">to train on a </w:t>
+      </w:r>
+      <w:r>
+        <w:rPr>
+          <w:rFonts w:ascii="Verdana" w:hAnsi="Verdana"/>
+          <w:sz w:val="18"/>
+          <w:szCs w:val="18"/>
+        </w:rPr>
+        <w:t>custom neural network.</w:t>
+      </w:r>
+    </w:p>
+    <w:p>
+      <w:pPr>
+        <w:pStyle w:val="NormalWeb"/>
+        <w:spacing w:before="0" w:beforeAutospacing="0" w:after="0" w:afterAutospacing="0"/>
+        <w:rPr>
+          <w:rFonts w:ascii="Verdana" w:hAnsi="Verdana"/>
+          <w:b/>
+          <w:bCs/>
+          <w:sz w:val="18"/>
+          <w:szCs w:val="18"/>
+        </w:rPr>
+      </w:pPr>
+      <w:r>
+        <w:rPr>
+          <w:rFonts w:ascii="Verdana" w:hAnsi="Verdana"/>
+          <w:b/>
+          <w:bCs/>
+          <w:sz w:val="18"/>
+          <w:szCs w:val="18"/>
+        </w:rPr>
+        <w:t xml:space="preserve">FPGA Based Flight Controller, </w:t>
+      </w:r>
+      <w:r>
+        <w:rPr>
+          <w:rFonts w:ascii="Verdana" w:hAnsi="Verdana"/>
+          <w:b/>
+          <w:bCs/>
+          <w:sz w:val="18"/>
+          <w:szCs w:val="18"/>
+        </w:rPr>
+        <w:t>Search and Rescue Drone</w:t>
+      </w:r>
+    </w:p>
+    <w:p>
+      <w:pPr>
+        <w:pStyle w:val="NormalWeb"/>
+        <w:numPr>
+          <w:ilvl w:val="0"/>
+          <w:numId w:val="20"/>
+        </w:numPr>
+        <w:spacing w:before="0" w:beforeAutospacing="0" w:after="0" w:afterAutospacing="0"/>
+        <w:rPr>
+          <w:rFonts w:ascii="Verdana" w:hAnsi="Verdana"/>
+          <w:sz w:val="18"/>
+          <w:szCs w:val="18"/>
+        </w:rPr>
+      </w:pPr>
+      <w:r>
+        <w:rPr>
+          <w:rFonts w:ascii="Verdana" w:hAnsi="Verdana"/>
+          <w:sz w:val="18"/>
+          <w:szCs w:val="18"/>
+        </w:rPr>
+        <w:t>Developed an FPGA-based flight controller for a six-propeller search-and-rescue drone. The drone utilized a Zynq-7000 FPGA/SoC to process RC inputs and generate PWM motor control signals within the FPGA fabric.</w:t>
+      </w:r>
+    </w:p>
+    <w:p>
+      <w:pPr>
+        <w:pStyle w:val="NormalWeb"/>
+        <w:numPr>
+          <w:ilvl w:val="0"/>
+          <w:numId w:val="20"/>
+        </w:numPr>
+        <w:spacing w:before="0" w:beforeAutospacing="0" w:after="0" w:afterAutospacing="0" w:line="360" w:lineRule="auto"/>
+        <w:rPr>
+          <w:rFonts w:ascii="Verdana" w:hAnsi="Verdana"/>
+          <w:sz w:val="18"/>
+          <w:szCs w:val="18"/>
+        </w:rPr>
+      </w:pPr>
+      <w:r>
+        <w:rPr>
+          <w:rFonts w:ascii="Verdana" w:hAnsi="Verdana"/>
+          <w:sz w:val="18"/>
+          <w:szCs w:val="18"/>
+        </w:rPr>
+        <w:t>D</w:t>
+      </w:r>
+      <w:r>
+        <w:rPr>
+          <w:rFonts w:ascii="Verdana" w:hAnsi="Verdana"/>
+          <w:sz w:val="18"/>
+          <w:szCs w:val="18"/>
+        </w:rPr>
+        <w:t xml:space="preserve">esigned a power distribution board for onboard camera and lighting systems. </w:t>
+      </w:r>
+    </w:p>
+    <w:p>
+      <w:pPr>
+        <w:pStyle w:val="NormalWeb"/>
+        <w:spacing w:before="0" w:beforeAutospacing="0" w:after="0" w:afterAutospacing="0"/>
+        <w:rPr>
+          <w:b/>
+          <w:bCs/>
+          <w:color w:val="666666"/>
+          <w:u w:val="single"/>
+        </w:rPr>
+      </w:pPr>
+      <w:r>
+        <w:rPr>
+          <w:b/>
+          <w:bCs/>
+          <w:color w:val="666666"/>
+          <w:u w:val="single"/>
+        </w:rPr>
+        <w:t>Technical Skills</w:t>
+      </w:r>
+      <w:r>
+        <w:rPr>
+          <w:b/>
+          <w:bCs/>
+          <w:color w:val="666666"/>
+          <w:u w:val="single"/>
+        </w:rPr>
+        <w:tab/>
+      </w:r>
+      <w:r>
+        <w:rPr>
+          <w:b/>
+          <w:bCs/>
+          <w:color w:val="666666"/>
+          <w:u w:val="single"/>
+        </w:rPr>
+        <w:tab/>
+      </w:r>
+      <w:r>
+        <w:rPr>
+          <w:b/>
+          <w:bCs/>
+          <w:color w:val="666666"/>
+          <w:u w:val="single"/>
+        </w:rPr>
+        <w:tab/>
+      </w:r>
+      <w:r>
+        <w:rPr>
+          <w:b/>
+          <w:bCs/>
+          <w:color w:val="666666"/>
+          <w:u w:val="single"/>
+        </w:rPr>
+        <w:tab/>
+      </w:r>
+      <w:r>
+        <w:rPr>
+          <w:b/>
+          <w:bCs/>
+          <w:color w:val="666666"/>
+          <w:u w:val="single"/>
+        </w:rPr>
+        <w:tab/>
+      </w:r>
+      <w:r>
+        <w:rPr>
+          <w:b/>
+          <w:bCs/>
+          <w:color w:val="666666"/>
+          <w:u w:val="single"/>
+        </w:rPr>
+        <w:tab/>
+      </w:r>
+      <w:r>
+        <w:rPr>
+          <w:b/>
+          <w:bCs/>
+          <w:color w:val="666666"/>
+          <w:u w:val="single"/>
+        </w:rPr>
+        <w:tab/>
+      </w:r>
+      <w:r>
+        <w:rPr>
+          <w:b/>
+          <w:bCs/>
+          <w:color w:val="666666"/>
+          <w:u w:val="single"/>
+        </w:rPr>
+        <w:tab/>
+      </w:r>
+      <w:r>
+        <w:rPr>
+          <w:b/>
+          <w:bCs/>
+          <w:color w:val="666666"/>
+          <w:u w:val="single"/>
+        </w:rPr>
+        <w:tab/>
+      </w:r>
+      <w:r>
+        <w:rPr>
+          <w:b/>
+          <w:bCs/>
+          <w:color w:val="666666"/>
+          <w:u w:val="single"/>
+        </w:rPr>
+        <w:tab/>
+      </w:r>
+      <w:r>
+        <w:rPr>
+          <w:b/>
+          <w:bCs/>
+          <w:color w:val="666666"/>
+          <w:u w:val="single"/>
+        </w:rPr>
+        <w:tab/>
+      </w:r>
+      <w:r>
+        <w:rPr>
+          <w:b/>
+          <w:bCs/>
+          <w:color w:val="666666"/>
+          <w:u w:val="single"/>
+        </w:rPr>
+        <w:tab/>
+      </w:r>
+      <w:r>
+        <w:rPr>
+          <w:b/>
+          <w:bCs/>
+          <w:color w:val="666666"/>
+          <w:u w:val="single"/>
+        </w:rPr>
+        <w:tab/>
+      </w:r>
+      <w:r>
+        <w:rPr>
+          <w:b/>
+          <w:bCs/>
+          <w:color w:val="666666"/>
+          <w:u w:val="single"/>
+        </w:rPr>
+        <w:tab/>
+      </w:r>
+    </w:p>
+    <w:p>
+      <w:pPr>
+        <w:pStyle w:val="NormalWeb"/>
+        <w:spacing w:before="0" w:beforeAutospacing="0" w:after="0" w:afterAutospacing="0"/>
+        <w:rPr>
+          <w:rFonts w:ascii="Verdana" w:hAnsi="Verdana"/>
+          <w:b/>
+          <w:bCs/>
+          <w:color w:val="000000"/>
+          <w:sz w:val="18"/>
+          <w:szCs w:val="18"/>
+        </w:rPr>
+      </w:pPr>
+      <w:r>
+        <w:rPr>
+          <w:rFonts w:ascii="Verdana" w:hAnsi="Verdana"/>
+          <w:b/>
+          <w:bCs/>
+          <w:color w:val="000000"/>
+          <w:sz w:val="18"/>
+          <w:szCs w:val="18"/>
+        </w:rPr>
+        <w:t xml:space="preserve">Vivado </w:t>
+      </w:r>
+      <w:r>
+        <w:rPr>
+          <w:rFonts w:ascii="Verdana" w:hAnsi="Verdana"/>
+          <w:b/>
+          <w:bCs/>
+          <w:color w:val="000000"/>
+          <w:sz w:val="18"/>
+          <w:szCs w:val="18"/>
+        </w:rPr>
+        <w:t>&amp; Vitis High Level Synthesis (HLS)</w:t>
+      </w:r>
+      <w:r>
+        <w:rPr>
+          <w:rFonts w:ascii="Verdana" w:hAnsi="Verdana"/>
+          <w:b/>
+          <w:bCs/>
+          <w:color w:val="000000"/>
+          <w:sz w:val="18"/>
+          <w:szCs w:val="18"/>
+        </w:rPr>
+        <w:t>,</w:t>
+      </w:r>
+      <w:r>
+        <w:rPr>
+          <w:rFonts w:ascii="Verdana" w:hAnsi="Verdana"/>
+          <w:color w:val="000000"/>
+          <w:sz w:val="18"/>
+          <w:szCs w:val="18"/>
+        </w:rPr>
+        <w:t xml:space="preserve"> Verilog, SystemVerilog, VHDL</w:t>
+      </w:r>
+      <w:r>
+        <w:rPr>
+          <w:rFonts w:ascii="Verdana" w:hAnsi="Verdana"/>
+          <w:color w:val="000000"/>
+          <w:sz w:val="18"/>
+          <w:szCs w:val="18"/>
+        </w:rPr>
+        <w:t>, C++ Hardware Design</w:t>
+      </w:r>
+    </w:p>
+    <w:p>
+      <w:pPr>
+        <w:pStyle w:val="NormalWeb"/>
+        <w:spacing w:before="0" w:beforeAutospacing="0" w:after="0" w:afterAutospacing="0"/>
+        <w:rPr>
+          <w:rFonts w:ascii="Verdana" w:hAnsi="Verdana"/>
+          <w:color w:val="000000"/>
+          <w:sz w:val="18"/>
+          <w:szCs w:val="18"/>
+        </w:rPr>
+      </w:pPr>
+      <w:r>
+        <w:rPr>
+          <w:rFonts w:ascii="Verdana" w:hAnsi="Verdana"/>
+          <w:b/>
+          <w:bCs/>
+          <w:color w:val="000000"/>
+          <w:sz w:val="18"/>
+          <w:szCs w:val="18"/>
+        </w:rPr>
+        <w:t xml:space="preserve">MATLAB/SIMULINK, </w:t>
+      </w:r>
+      <w:r>
+        <w:rPr>
+          <w:rFonts w:ascii="Verdana" w:hAnsi="Verdana"/>
+          <w:color w:val="000000"/>
+          <w:sz w:val="18"/>
+          <w:szCs w:val="18"/>
+        </w:rPr>
+        <w:t>Signal Processing, Control Systems Modeling, and Hardware Arithmetic Validation</w:t>
+      </w:r>
+    </w:p>
+    <w:p>
+      <w:pPr>
+        <w:pStyle w:val="NormalWeb"/>
+        <w:spacing w:before="0" w:beforeAutospacing="0" w:after="0" w:afterAutospacing="0"/>
+        <w:rPr>
+          <w:rFonts w:ascii="Verdana" w:hAnsi="Verdana"/>
+          <w:color w:val="000000"/>
+          <w:sz w:val="18"/>
+          <w:szCs w:val="18"/>
+        </w:rPr>
+      </w:pPr>
+      <w:r>
+        <w:rPr>
+          <w:rFonts w:ascii="Verdana" w:hAnsi="Verdana"/>
+          <w:b/>
+          <w:bCs/>
+          <w:color w:val="000000"/>
+          <w:sz w:val="18"/>
+          <w:szCs w:val="18"/>
+        </w:rPr>
+        <w:t>QuestaSi</w:t>
+      </w:r>
+      <w:r>
+        <w:rPr>
+          <w:rFonts w:ascii="Verdana" w:hAnsi="Verdana"/>
+          <w:b/>
+          <w:bCs/>
+          <w:color w:val="000000"/>
+          <w:sz w:val="18"/>
+          <w:szCs w:val="18"/>
+        </w:rPr>
+        <w:t>m</w:t>
+      </w:r>
+      <w:r>
+        <w:rPr>
+          <w:rFonts w:ascii="Verdana" w:hAnsi="Verdana"/>
+          <w:b/>
+          <w:bCs/>
+          <w:color w:val="000000"/>
+          <w:sz w:val="18"/>
+          <w:szCs w:val="18"/>
+        </w:rPr>
+        <w:t xml:space="preserve">, </w:t>
+      </w:r>
+      <w:r>
+        <w:rPr>
+          <w:rFonts w:ascii="Verdana" w:hAnsi="Verdana"/>
+          <w:color w:val="000000"/>
+          <w:sz w:val="18"/>
+          <w:szCs w:val="18"/>
+        </w:rPr>
+        <w:t>FPGA Hardware Simulation &amp; Validation</w:t>
+      </w:r>
+    </w:p>
+    <w:p>
+      <w:pPr>
+        <w:pStyle w:val="NormalWeb"/>
+        <w:spacing w:before="0" w:beforeAutospacing="0" w:after="0" w:afterAutospacing="0"/>
+        <w:rPr>
+          <w:rFonts w:ascii="Verdana" w:hAnsi="Verdana"/>
+          <w:color w:val="000000"/>
+          <w:sz w:val="18"/>
+          <w:szCs w:val="18"/>
+        </w:rPr>
+      </w:pPr>
+      <w:r>
+        <w:rPr>
+          <w:rFonts w:ascii="Verdana" w:hAnsi="Verdana"/>
+          <w:b/>
+          <w:bCs/>
+          <w:color w:val="000000"/>
+          <w:sz w:val="18"/>
+          <w:szCs w:val="18"/>
+        </w:rPr>
+        <w:t>Soft</w:t>
+      </w:r>
+      <w:r>
+        <w:rPr>
+          <w:rFonts w:ascii="Verdana" w:hAnsi="Verdana"/>
+          <w:b/>
+          <w:bCs/>
+          <w:color w:val="000000"/>
+          <w:sz w:val="18"/>
+          <w:szCs w:val="18"/>
+        </w:rPr>
+        <w:t xml:space="preserve">ware Programming Languages, </w:t>
+      </w:r>
+      <w:r>
+        <w:rPr>
+          <w:rFonts w:ascii="Verdana" w:hAnsi="Verdana"/>
+          <w:color w:val="000000"/>
+          <w:sz w:val="18"/>
+          <w:szCs w:val="18"/>
+        </w:rPr>
+        <w:t>Working knowledge of Python and C/C++</w:t>
+      </w:r>
+    </w:p>
+    <w:p>
+      <w:pPr>
+        <w:pStyle w:val="NormalWeb"/>
+        <w:spacing w:before="0" w:beforeAutospacing="0" w:after="120" w:afterAutospacing="0"/>
+        <w:rPr>
+          <w:rFonts w:ascii="Verdana" w:hAnsi="Verdana"/>
+          <w:b/>
+          <w:bCs/>
+          <w:color w:val="000000"/>
+          <w:sz w:val="18"/>
+          <w:szCs w:val="18"/>
+        </w:rPr>
+      </w:pPr>
+      <w:r>
+        <w:rPr>
+          <w:rFonts w:ascii="Verdana" w:hAnsi="Verdana"/>
+          <w:b/>
+          <w:bCs/>
+          <w:color w:val="000000"/>
+          <w:sz w:val="18"/>
+          <w:szCs w:val="18"/>
+        </w:rPr>
+        <w:t xml:space="preserve">Microsoft Excel, Word, </w:t>
+      </w:r>
+      <w:r>
+        <w:rPr>
+          <w:rFonts w:ascii="Verdana" w:hAnsi="Verdana"/>
+          <w:b/>
+          <w:bCs/>
+          <w:color w:val="000000"/>
+          <w:sz w:val="18"/>
+          <w:szCs w:val="18"/>
+        </w:rPr>
+        <w:t xml:space="preserve">&amp; </w:t>
+      </w:r>
+      <w:r>
+        <w:rPr>
+          <w:rFonts w:ascii="Verdana" w:hAnsi="Verdana"/>
+          <w:b/>
+          <w:bCs/>
+          <w:color w:val="000000"/>
+          <w:sz w:val="18"/>
+          <w:szCs w:val="18"/>
+        </w:rPr>
+        <w:t>PowerPoint</w:t>
+      </w:r>
+    </w:p>
+    <w:p>
+      <w:pPr>
+        <w:pStyle w:val="NormalWeb"/>
+        <w:spacing w:before="0" w:beforeAutospacing="0" w:after="0" w:afterAutospacing="0"/>
+        <w:contextualSpacing/>
+        <w:rPr>
+          <w:u w:val="single"/>
+        </w:rPr>
+      </w:pPr>
+      <w:r>
+        <w:rPr>
+          <w:b/>
+          <w:bCs/>
+          <w:color w:val="666666"/>
+          <w:u w:val="single"/>
+        </w:rPr>
+        <w:t>Education</w:t>
+      </w:r>
+      <w:r>
+        <w:rPr>
+          <w:b/>
+          <w:bCs/>
+          <w:color w:val="666666"/>
+          <w:u w:val="single"/>
+        </w:rPr>
+        <w:tab/>
+      </w:r>
+      <w:r>
+        <w:rPr>
+          <w:b/>
+          <w:bCs/>
+          <w:color w:val="666666"/>
+          <w:u w:val="single"/>
+        </w:rPr>
+        <w:tab/>
+      </w:r>
+      <w:r>
+        <w:rPr>
+          <w:b/>
+          <w:bCs/>
+          <w:color w:val="666666"/>
+          <w:u w:val="single"/>
+        </w:rPr>
+        <w:tab/>
+      </w:r>
+      <w:r>
+        <w:rPr>
+          <w:b/>
+          <w:bCs/>
+          <w:color w:val="666666"/>
+          <w:u w:val="single"/>
+        </w:rPr>
+        <w:tab/>
+      </w:r>
+      <w:r>
+        <w:rPr>
+          <w:b/>
+          <w:bCs/>
+          <w:color w:val="666666"/>
+          <w:u w:val="single"/>
+        </w:rPr>
+        <w:tab/>
+      </w:r>
+      <w:r>
+        <w:rPr>
+          <w:b/>
+          <w:bCs/>
+          <w:color w:val="666666"/>
+          <w:u w:val="single"/>
+        </w:rPr>
+        <w:tab/>
+      </w:r>
+      <w:r>
+        <w:rPr>
+          <w:b/>
+          <w:bCs/>
+          <w:color w:val="666666"/>
+          <w:u w:val="single"/>
+        </w:rPr>
+        <w:tab/>
+      </w:r>
+      <w:r>
+        <w:rPr>
+          <w:b/>
+          <w:bCs/>
+          <w:color w:val="666666"/>
+          <w:u w:val="single"/>
+        </w:rPr>
+        <w:tab/>
+      </w:r>
+      <w:r>
+        <w:rPr>
+          <w:b/>
+          <w:bCs/>
+          <w:color w:val="666666"/>
+          <w:u w:val="single"/>
+        </w:rPr>
+        <w:tab/>
+      </w:r>
+      <w:r>
+        <w:rPr>
+          <w:b/>
+          <w:bCs/>
+          <w:color w:val="666666"/>
+          <w:u w:val="single"/>
+        </w:rPr>
+        <w:tab/>
+      </w:r>
+      <w:r>
+        <w:rPr>
+          <w:b/>
+          <w:bCs/>
+          <w:color w:val="666666"/>
+          <w:u w:val="single"/>
+        </w:rPr>
+        <w:tab/>
+      </w:r>
+      <w:r>
+        <w:rPr>
+          <w:b/>
+          <w:bCs/>
+          <w:color w:val="666666"/>
+          <w:u w:val="single"/>
+        </w:rPr>
+        <w:tab/>
+      </w:r>
+      <w:r>
+        <w:rPr>
+          <w:b/>
+          <w:bCs/>
+          <w:color w:val="666666"/>
+          <w:u w:val="single"/>
+        </w:rPr>
+        <w:tab/>
+      </w:r>
+      <w:r>
+        <w:rPr>
+          <w:b/>
+          <w:bCs/>
+          <w:color w:val="666666"/>
+          <w:u w:val="single"/>
+        </w:rPr>
+        <w:tab/>
+      </w:r>
+      <w:r>
+        <w:rPr>
+          <w:b/>
+          <w:bCs/>
+          <w:color w:val="666666"/>
+          <w:u w:val="single"/>
+        </w:rPr>
+        <w:tab/>
+      </w:r>
+    </w:p>
+    <w:p>
+      <w:pPr>
+        <w:pStyle w:val="NormalWeb"/>
+        <w:spacing w:before="0" w:beforeAutospacing="0" w:after="0" w:afterAutospacing="0"/>
+        <w:contextualSpacing/>
+        <w:rPr>
+          <w:rFonts w:ascii="Verdana" w:hAnsi="Verdana"/>
+          <w:b/>
+          <w:bCs/>
+          <w:sz w:val="18"/>
+          <w:szCs w:val="18"/>
+        </w:rPr>
+        <w:sectPr>
+          <w:type w:val="continuous"/>
+          <w:pgSz w:w="12240" w:h="15840"/>
+          <w:pgMar w:top="288" w:right="288" w:bottom="576" w:left="288" w:header="720" w:footer="720" w:gutter="0"/>
+          <w:cols w:space="720"/>
+          <w:docGrid w:linePitch="360"/>
+        </w:sectPr>
+      </w:pPr>
+    </w:p>
+    <w:p>
+      <w:pPr>
+        <w:pStyle w:val="NormalWeb"/>
+        <w:spacing w:before="0" w:beforeAutospacing="0" w:after="0" w:afterAutospacing="0"/>
+        <w:contextualSpacing/>
+        <w:rPr>
+          <w:rFonts w:ascii="Verdana" w:hAnsi="Verdana"/>
+          <w:b/>
+          <w:bCs/>
+          <w:sz w:val="18"/>
+          <w:szCs w:val="18"/>
+        </w:rPr>
+      </w:pPr>
+      <w:r>
+        <w:rPr>
+          <w:rFonts w:ascii="Verdana" w:hAnsi="Verdana"/>
+          <w:b/>
+          <w:bCs/>
+          <w:sz w:val="18"/>
+          <w:szCs w:val="18"/>
+        </w:rPr>
+        <w:t>Master of Science</w:t>
+      </w:r>
+      <w:r>
+        <w:rPr>
+          <w:rFonts w:ascii="Verdana" w:hAnsi="Verdana"/>
+          <w:b/>
+          <w:bCs/>
+          <w:sz w:val="18"/>
+          <w:szCs w:val="18"/>
+        </w:rPr>
+        <w:t xml:space="preserve"> in</w:t>
+      </w:r>
+      <w:r>
+        <w:rPr>
+          <w:rFonts w:ascii="Verdana" w:hAnsi="Verdana"/>
+          <w:b/>
+          <w:bCs/>
+          <w:sz w:val="18"/>
+          <w:szCs w:val="18"/>
+        </w:rPr>
+        <w:t xml:space="preserve"> Electrical Engineering</w:t>
+      </w:r>
+      <w:r>
+        <w:rPr>
+          <w:rFonts w:ascii="Verdana" w:hAnsi="Verdana"/>
+          <w:b/>
+          <w:bCs/>
+          <w:sz w:val="18"/>
+          <w:szCs w:val="18"/>
+        </w:rPr>
+        <w:tab/>
+      </w:r>
+      <w:r>
+        <w:rPr>
+          <w:rFonts w:ascii="Verdana" w:hAnsi="Verdana"/>
+          <w:b/>
+          <w:bCs/>
+          <w:sz w:val="18"/>
+          <w:szCs w:val="18"/>
+        </w:rPr>
+        <w:tab/>
+      </w:r>
+      <w:r>
+        <w:rPr>
+          <w:rFonts w:ascii="Verdana" w:hAnsi="Verdana"/>
+          <w:b/>
+          <w:bCs/>
+          <w:sz w:val="18"/>
+          <w:szCs w:val="18"/>
+        </w:rPr>
+        <w:tab/>
+      </w:r>
+      <w:r>
+        <w:rPr>
+          <w:rFonts w:ascii="Verdana" w:hAnsi="Verdana"/>
+          <w:b/>
+          <w:bCs/>
+          <w:sz w:val="18"/>
+          <w:szCs w:val="18"/>
+        </w:rPr>
+        <w:tab/>
+      </w:r>
+      <w:r>
+        <w:rPr>
+          <w:rFonts w:ascii="Verdana" w:hAnsi="Verdana"/>
+          <w:b/>
+          <w:bCs/>
+          <w:sz w:val="18"/>
+          <w:szCs w:val="18"/>
+        </w:rPr>
+        <w:tab/>
+      </w:r>
+      <w:r>
+        <w:rPr>
+          <w:rFonts w:ascii="Verdana" w:hAnsi="Verdana"/>
+          <w:b/>
+          <w:bCs/>
+          <w:sz w:val="18"/>
+          <w:szCs w:val="18"/>
+        </w:rPr>
+        <w:tab/>
+      </w:r>
+      <w:r>
+        <w:rPr>
+          <w:rFonts w:ascii="Verdana" w:hAnsi="Verdana"/>
+          <w:b/>
+          <w:bCs/>
+          <w:sz w:val="18"/>
+          <w:szCs w:val="18"/>
+        </w:rPr>
+        <w:tab/>
+      </w:r>
+      <w:r>
+        <w:rPr>
+          <w:rFonts w:ascii="Verdana" w:hAnsi="Verdana"/>
+          <w:b/>
+          <w:bCs/>
+          <w:sz w:val="18"/>
+          <w:szCs w:val="18"/>
+        </w:rPr>
+        <w:tab/>
+        <w:t xml:space="preserve">         December</w:t>
+      </w:r>
+      <w:r>
+        <w:rPr>
+          <w:rFonts w:ascii="Verdana" w:hAnsi="Verdana"/>
+          <w:b/>
+          <w:bCs/>
+          <w:sz w:val="18"/>
+          <w:szCs w:val="18"/>
+        </w:rPr>
+        <w:t xml:space="preserve"> 2025</w:t>
+      </w:r>
+    </w:p>
+    <w:p>
+      <w:pPr>
+        <w:pStyle w:val="NormalWeb"/>
+        <w:spacing w:before="0" w:beforeAutospacing="0" w:after="0" w:afterAutospacing="0"/>
+        <w:contextualSpacing/>
+        <w:rPr>
+          <w:b/>
+          <w:bCs/>
+        </w:rPr>
+      </w:pPr>
+      <w:r>
+        <w:rPr>
+          <w:rFonts w:ascii="Verdana" w:hAnsi="Verdana"/>
+          <w:b/>
+          <w:bCs/>
+          <w:sz w:val="18"/>
+          <w:szCs w:val="18"/>
+        </w:rPr>
+        <w:t xml:space="preserve">San </w:t>
+      </w:r>
+      <w:r>
+        <w:rPr>
+          <w:rFonts w:ascii="Verdana" w:hAnsi="Verdana"/>
+          <w:b/>
+          <w:bCs/>
+          <w:sz w:val="18"/>
+          <w:szCs w:val="18"/>
+        </w:rPr>
+        <w:t>José</w:t>
+      </w:r>
+      <w:r>
+        <w:rPr>
+          <w:rFonts w:ascii="Verdana" w:hAnsi="Verdana"/>
+          <w:b/>
+          <w:bCs/>
+          <w:sz w:val="18"/>
+          <w:szCs w:val="18"/>
+        </w:rPr>
+        <w:t xml:space="preserve"> </w:t>
+      </w:r>
+      <w:r>
+        <w:rPr>
+          <w:rFonts w:ascii="Verdana" w:hAnsi="Verdana"/>
+          <w:b/>
+          <w:bCs/>
+          <w:sz w:val="18"/>
+          <w:szCs w:val="18"/>
+        </w:rPr>
+        <w:t>State University</w:t>
+      </w:r>
+      <w:r>
+        <w:rPr>
+          <w:rFonts w:ascii="Verdana" w:hAnsi="Verdana"/>
+          <w:b/>
+          <w:bCs/>
+          <w:sz w:val="18"/>
+          <w:szCs w:val="18"/>
+        </w:rPr>
+        <w:t xml:space="preserve">, </w:t>
+      </w:r>
+      <w:r>
+        <w:rPr>
+          <w:rFonts w:ascii="Verdana" w:hAnsi="Verdana"/>
+          <w:b/>
+          <w:bCs/>
+          <w:sz w:val="18"/>
+          <w:szCs w:val="18"/>
+        </w:rPr>
+        <w:t>GPA: 3.44</w:t>
+      </w:r>
+      <w:r>
+        <w:rPr>
+          <w:rFonts w:ascii="Verdana" w:hAnsi="Verdana"/>
+          <w:b/>
+          <w:bCs/>
+          <w:sz w:val="18"/>
+          <w:szCs w:val="18"/>
+        </w:rPr>
+        <w:tab/>
+      </w:r>
+      <w:r>
+        <w:rPr>
+          <w:rFonts w:ascii="Verdana" w:hAnsi="Verdana"/>
+          <w:b/>
+          <w:bCs/>
+          <w:sz w:val="18"/>
+          <w:szCs w:val="18"/>
+        </w:rPr>
+        <w:tab/>
+      </w:r>
+      <w:r>
+        <w:rPr>
+          <w:rFonts w:ascii="Verdana" w:hAnsi="Verdana"/>
+          <w:b/>
+          <w:bCs/>
+          <w:sz w:val="18"/>
+          <w:szCs w:val="18"/>
+        </w:rPr>
+        <w:tab/>
+      </w:r>
+      <w:r>
+        <w:rPr>
+          <w:rFonts w:ascii="Verdana" w:hAnsi="Verdana"/>
+          <w:b/>
+          <w:bCs/>
+          <w:sz w:val="18"/>
+          <w:szCs w:val="18"/>
+        </w:rPr>
+        <w:tab/>
+      </w:r>
+      <w:r>
+        <w:rPr>
+          <w:rFonts w:ascii="Verdana" w:hAnsi="Verdana"/>
+          <w:b/>
+          <w:bCs/>
+          <w:sz w:val="18"/>
+          <w:szCs w:val="18"/>
+        </w:rPr>
+        <w:tab/>
+      </w:r>
+      <w:r>
+        <w:rPr>
+          <w:rFonts w:ascii="Verdana" w:hAnsi="Verdana"/>
+          <w:b/>
+          <w:bCs/>
+          <w:sz w:val="18"/>
+          <w:szCs w:val="18"/>
+        </w:rPr>
+        <w:tab/>
+      </w:r>
+      <w:r>
+        <w:rPr>
+          <w:rFonts w:ascii="Verdana" w:hAnsi="Verdana"/>
+          <w:b/>
+          <w:bCs/>
+          <w:sz w:val="18"/>
+          <w:szCs w:val="18"/>
+        </w:rPr>
+        <w:tab/>
+      </w:r>
+      <w:r>
+        <w:rPr>
+          <w:rFonts w:ascii="Verdana" w:hAnsi="Verdana"/>
+          <w:b/>
+          <w:bCs/>
+          <w:sz w:val="18"/>
+          <w:szCs w:val="18"/>
+        </w:rPr>
+        <w:tab/>
+      </w:r>
+      <w:r>
+        <w:rPr>
+          <w:rFonts w:ascii="Verdana" w:hAnsi="Verdana"/>
+          <w:b/>
+          <w:bCs/>
+          <w:sz w:val="18"/>
+          <w:szCs w:val="18"/>
+        </w:rPr>
+        <w:tab/>
+        <w:t xml:space="preserve">    </w:t>
+      </w:r>
+      <w:r>
+        <w:rPr>
+          <w:rFonts w:ascii="Verdana" w:hAnsi="Verdana"/>
+          <w:sz w:val="18"/>
+          <w:szCs w:val="18"/>
+        </w:rPr>
+        <w:t>San Jose, CA</w:t>
+      </w:r>
+    </w:p>
+    <w:p>
+      <w:pPr>
+        <w:pStyle w:val="NormalWeb"/>
+        <w:spacing w:before="0" w:beforeAutospacing="0" w:after="0" w:afterAutospacing="0" w:line="360" w:lineRule="auto"/>
+        <w:contextualSpacing/>
+      </w:pPr>
+      <w:r>
+        <w:rPr>
+          <w:rFonts w:ascii="Verdana" w:hAnsi="Verdana"/>
+          <w:b/>
+          <w:bCs/>
+          <w:sz w:val="18"/>
+          <w:szCs w:val="18"/>
+        </w:rPr>
+        <w:t>Emphasis:</w:t>
+      </w:r>
+      <w:r>
+        <w:rPr>
+          <w:rFonts w:ascii="Verdana" w:hAnsi="Verdana"/>
+          <w:sz w:val="18"/>
+          <w:szCs w:val="18"/>
+        </w:rPr>
+        <w:t xml:space="preserve"> Digital System Design and Artificial Intelligence</w:t>
+      </w:r>
+      <w:r>
+        <w:rPr>
+          <w:rFonts w:ascii="Verdana" w:hAnsi="Verdana"/>
+          <w:sz w:val="18"/>
+          <w:szCs w:val="18"/>
+        </w:rPr>
+        <w:t xml:space="preserve"> </w:t>
+      </w:r>
+    </w:p>
+    <w:p>
+      <w:pPr>
+        <w:pStyle w:val="NormalWeb"/>
+        <w:spacing w:before="0" w:beforeAutospacing="0" w:after="0" w:afterAutospacing="0"/>
+        <w:contextualSpacing/>
+        <w:rPr>
+          <w:rFonts w:ascii="Verdana" w:hAnsi="Verdana"/>
+          <w:b/>
+          <w:bCs/>
+          <w:sz w:val="18"/>
+          <w:szCs w:val="18"/>
+        </w:rPr>
+      </w:pPr>
+      <w:r>
+        <w:rPr>
+          <w:rFonts w:ascii="Verdana" w:hAnsi="Verdana"/>
+          <w:b/>
+          <w:bCs/>
+          <w:sz w:val="18"/>
+          <w:szCs w:val="18"/>
+        </w:rPr>
+        <w:t>Bachelor of Science</w:t>
+      </w:r>
+      <w:r>
+        <w:rPr>
+          <w:rFonts w:ascii="Verdana" w:hAnsi="Verdana"/>
+          <w:b/>
+          <w:bCs/>
+          <w:sz w:val="18"/>
+          <w:szCs w:val="18"/>
+        </w:rPr>
+        <w:t xml:space="preserve"> in</w:t>
+      </w:r>
+      <w:r>
+        <w:rPr>
+          <w:rFonts w:ascii="Verdana" w:hAnsi="Verdana"/>
+          <w:b/>
+          <w:bCs/>
+          <w:sz w:val="18"/>
+          <w:szCs w:val="18"/>
+        </w:rPr>
+        <w:t xml:space="preserve"> Electronic Systems Engineering</w:t>
+      </w:r>
+      <w:r>
+        <w:rPr>
+          <w:rFonts w:ascii="Verdana" w:hAnsi="Verdana"/>
+          <w:b/>
+          <w:bCs/>
+          <w:sz w:val="18"/>
+          <w:szCs w:val="18"/>
+        </w:rPr>
+        <w:tab/>
+      </w:r>
+      <w:r>
+        <w:rPr>
+          <w:rFonts w:ascii="Verdana" w:hAnsi="Verdana"/>
+          <w:b/>
+          <w:bCs/>
+          <w:sz w:val="18"/>
+          <w:szCs w:val="18"/>
+        </w:rPr>
+        <w:tab/>
+      </w:r>
+      <w:r>
+        <w:rPr>
+          <w:rFonts w:ascii="Verdana" w:hAnsi="Verdana"/>
+          <w:b/>
+          <w:bCs/>
+          <w:sz w:val="18"/>
+          <w:szCs w:val="18"/>
+        </w:rPr>
+        <w:tab/>
+      </w:r>
+      <w:r>
+        <w:rPr>
+          <w:rFonts w:ascii="Verdana" w:hAnsi="Verdana"/>
+          <w:b/>
+          <w:bCs/>
+          <w:sz w:val="18"/>
+          <w:szCs w:val="18"/>
+        </w:rPr>
+        <w:tab/>
+      </w:r>
+      <w:r>
+        <w:rPr>
+          <w:rFonts w:ascii="Verdana" w:hAnsi="Verdana"/>
+          <w:b/>
+          <w:bCs/>
+          <w:sz w:val="18"/>
+          <w:szCs w:val="18"/>
+        </w:rPr>
+        <w:tab/>
+      </w:r>
+      <w:r>
+        <w:rPr>
+          <w:rFonts w:ascii="Verdana" w:hAnsi="Verdana"/>
+          <w:b/>
+          <w:bCs/>
+          <w:sz w:val="18"/>
+          <w:szCs w:val="18"/>
+        </w:rPr>
+        <w:tab/>
+        <w:t xml:space="preserve">          </w:t>
+      </w:r>
+      <w:r>
+        <w:rPr>
+          <w:rFonts w:ascii="Verdana" w:hAnsi="Verdana"/>
+          <w:b/>
+          <w:bCs/>
+          <w:sz w:val="18"/>
+          <w:szCs w:val="18"/>
+        </w:rPr>
+        <w:tab/>
+        <w:t xml:space="preserve">       </w:t>
+      </w:r>
+      <w:r>
+        <w:rPr>
+          <w:rFonts w:ascii="Verdana" w:hAnsi="Verdana"/>
+          <w:b/>
+          <w:bCs/>
+          <w:sz w:val="18"/>
+          <w:szCs w:val="18"/>
+        </w:rPr>
+        <w:t>May 2022</w:t>
+      </w:r>
+    </w:p>
+    <w:p>
+      <w:pPr>
+        <w:pStyle w:val="NormalWeb"/>
+        <w:spacing w:before="0" w:beforeAutospacing="0" w:after="0" w:afterAutospacing="0"/>
+        <w:contextualSpacing/>
+        <w:rPr>
+          <w:rFonts w:ascii="Verdana" w:hAnsi="Verdana"/>
+          <w:sz w:val="18"/>
+          <w:szCs w:val="18"/>
+        </w:rPr>
+      </w:pPr>
+      <w:r>
+        <w:rPr>
+          <w:rFonts w:ascii="Verdana" w:hAnsi="Verdana"/>
+          <w:b/>
+          <w:bCs/>
+          <w:sz w:val="18"/>
+          <w:szCs w:val="18"/>
+        </w:rPr>
+        <w:t>California State Polytechnic University, Pomona, GPA: 3.49</w:t>
+      </w:r>
+      <w:r>
+        <w:rPr>
+          <w:rFonts w:ascii="Verdana" w:hAnsi="Verdana"/>
+          <w:b/>
+          <w:bCs/>
+          <w:sz w:val="18"/>
+          <w:szCs w:val="18"/>
+        </w:rPr>
+        <w:tab/>
+      </w:r>
+      <w:r>
+        <w:rPr>
+          <w:rFonts w:ascii="Verdana" w:hAnsi="Verdana"/>
+          <w:b/>
+          <w:bCs/>
+          <w:sz w:val="18"/>
+          <w:szCs w:val="18"/>
+        </w:rPr>
+        <w:tab/>
+      </w:r>
+      <w:r>
+        <w:rPr>
+          <w:rFonts w:ascii="Verdana" w:hAnsi="Verdana"/>
+          <w:b/>
+          <w:bCs/>
+          <w:sz w:val="18"/>
+          <w:szCs w:val="18"/>
+        </w:rPr>
+        <w:tab/>
+      </w:r>
+      <w:r>
+        <w:rPr>
+          <w:rFonts w:ascii="Verdana" w:hAnsi="Verdana"/>
+          <w:b/>
+          <w:bCs/>
+          <w:sz w:val="18"/>
+          <w:szCs w:val="18"/>
+        </w:rPr>
+        <w:tab/>
+      </w:r>
+      <w:r>
+        <w:rPr>
+          <w:rFonts w:ascii="Verdana" w:hAnsi="Verdana"/>
+          <w:b/>
+          <w:bCs/>
+          <w:sz w:val="18"/>
+          <w:szCs w:val="18"/>
+        </w:rPr>
+        <w:tab/>
+      </w:r>
+      <w:r>
+        <w:rPr>
+          <w:rFonts w:ascii="Verdana" w:hAnsi="Verdana"/>
+          <w:b/>
+          <w:bCs/>
+          <w:sz w:val="18"/>
+          <w:szCs w:val="18"/>
+        </w:rPr>
+        <w:tab/>
+        <w:t xml:space="preserve">     </w:t>
+      </w:r>
+      <w:r>
+        <w:rPr>
+          <w:rFonts w:ascii="Verdana" w:hAnsi="Verdana"/>
+          <w:sz w:val="18"/>
+          <w:szCs w:val="18"/>
+        </w:rPr>
+        <w:t>Pomon</w:t>
+      </w:r>
+      <w:r>
+        <w:rPr>
+          <w:rFonts w:ascii="Verdana" w:hAnsi="Verdana"/>
+          <w:sz w:val="18"/>
+          <w:szCs w:val="18"/>
+        </w:rPr>
+        <w:t>a, CA</w:t>
+      </w:r>
+    </w:p>
+    <w:p>
+      <w:pPr>
+        <w:pStyle w:val="NormalWeb"/>
+        <w:spacing w:before="0" w:beforeAutospacing="0" w:after="0" w:afterAutospacing="0"/>
+        <w:rPr>
+          <w:rFonts w:ascii="Verdana" w:hAnsi="Verdana"/>
+          <w:b/>
+          <w:bCs/>
+          <w:color w:val="000000"/>
+          <w:sz w:val="18"/>
+          <w:szCs w:val="18"/>
+        </w:rPr>
+      </w:pPr>
+      <w:r>
+        <w:rPr>
+          <w:rFonts w:ascii="Verdana" w:hAnsi="Verdana"/>
+          <w:b/>
+          <w:bCs/>
+          <w:sz w:val="18"/>
+          <w:szCs w:val="18"/>
+        </w:rPr>
+        <w:t>Emp</w:t>
+      </w:r>
+      <w:r>
+        <w:rPr>
+          <w:rFonts w:ascii="Verdana" w:hAnsi="Verdana"/>
+          <w:b/>
+          <w:bCs/>
+          <w:sz w:val="18"/>
+          <w:szCs w:val="18"/>
+        </w:rPr>
+        <w:t>h</w:t>
+      </w:r>
+      <w:r>
+        <w:rPr>
+          <w:rFonts w:ascii="Verdana" w:hAnsi="Verdana"/>
+          <w:b/>
+          <w:bCs/>
+          <w:sz w:val="18"/>
+          <w:szCs w:val="18"/>
+        </w:rPr>
+        <w:t>asis:</w:t>
+      </w:r>
+      <w:r>
+        <w:rPr>
+          <w:rFonts w:ascii="Verdana" w:hAnsi="Verdana"/>
+          <w:sz w:val="18"/>
+          <w:szCs w:val="18"/>
+        </w:rPr>
+        <w:t xml:space="preserve"> Digital System Design, Robotics, and Contro</w:t>
+      </w:r>
+      <w:r>
+        <w:rPr>
+          <w:rFonts w:ascii="Verdana" w:hAnsi="Verdana"/>
+          <w:sz w:val="18"/>
+          <w:szCs w:val="18"/>
+        </w:rPr>
+        <w:t>l</w:t>
+      </w:r>
     </w:p>
     <w:sectPr>
       <w:type w:val="continuous"/>
@@ -6929,7 +9683,7 @@
   <w:abstractNum w:abstractNumId="1" w15:restartNumberingAfterBreak="0">
     <w:nsid w:val="10B23EE4"/>
     <w:multiLevelType w:val="hybridMultilevel"/>
-    <w:tmpl w:val="C04CDBA6"/>
+    <w:tmpl w:val="26F05294"/>
     <w:lvl w:ilvl="0" w:tplc="04090001">
       <w:start w:val="1"/>
       <w:numFmt w:val="bullet"/>
@@ -8319,6 +11073,155 @@
     </w:lvl>
   </w:abstractNum>
   <w:abstractNum w:abstractNumId="13" w15:restartNumberingAfterBreak="0">
+    <w:nsid w:val="60D17596"/>
+    <w:multiLevelType w:val="multilevel"/>
+    <w:tmpl w:val="8BB8B43C"/>
+    <w:lvl w:ilvl="0">
+      <w:start w:val="1"/>
+      <w:numFmt w:val="bullet"/>
+      <w:lvlText w:val=""/>
+      <w:lvlJc w:val="left"/>
+      <w:pPr>
+        <w:tabs>
+          <w:tab w:val="num" w:pos="720"/>
+        </w:tabs>
+        <w:ind w:left="720" w:hanging="360"/>
+      </w:pPr>
+      <w:rPr>
+        <w:rFonts w:ascii="Symbol" w:hAnsi="Symbol" w:hint="default"/>
+        <w:sz w:val="20"/>
+      </w:rPr>
+    </w:lvl>
+    <w:lvl w:ilvl="1" w:tentative="1">
+      <w:start w:val="1"/>
+      <w:numFmt w:val="bullet"/>
+      <w:lvlText w:val="o"/>
+      <w:lvlJc w:val="left"/>
+      <w:pPr>
+        <w:tabs>
+          <w:tab w:val="num" w:pos="1440"/>
+        </w:tabs>
+        <w:ind w:left="1440" w:hanging="360"/>
+      </w:pPr>
+      <w:rPr>
+        <w:rFonts w:ascii="Courier New" w:hAnsi="Courier New" w:hint="default"/>
+        <w:sz w:val="20"/>
+      </w:rPr>
+    </w:lvl>
+    <w:lvl w:ilvl="2" w:tentative="1">
+      <w:start w:val="1"/>
+      <w:numFmt w:val="bullet"/>
+      <w:lvlText w:val=""/>
+      <w:lvlJc w:val="left"/>
+      <w:pPr>
+        <w:tabs>
+          <w:tab w:val="num" w:pos="2160"/>
+        </w:tabs>
+        <w:ind w:left="2160" w:hanging="360"/>
+      </w:pPr>
+      <w:rPr>
+        <w:rFonts w:ascii="Wingdings" w:hAnsi="Wingdings" w:hint="default"/>
+        <w:sz w:val="20"/>
+      </w:rPr>
+    </w:lvl>
+    <w:lvl w:ilvl="3" w:tentative="1">
+      <w:start w:val="1"/>
+      <w:numFmt w:val="bullet"/>
+      <w:lvlText w:val=""/>
+      <w:lvlJc w:val="left"/>
+      <w:pPr>
+        <w:tabs>
+          <w:tab w:val="num" w:pos="2880"/>
+        </w:tabs>
+        <w:ind w:left="2880" w:hanging="360"/>
+      </w:pPr>
+      <w:rPr>
+        <w:rFonts w:ascii="Wingdings" w:hAnsi="Wingdings" w:hint="default"/>
+        <w:sz w:val="20"/>
+      </w:rPr>
+    </w:lvl>
+    <w:lvl w:ilvl="4" w:tentative="1">
+      <w:start w:val="1"/>
+      <w:numFmt w:val="bullet"/>
+      <w:lvlText w:val=""/>
+      <w:lvlJc w:val="left"/>
+      <w:pPr>
+        <w:tabs>
+          <w:tab w:val="num" w:pos="3600"/>
+        </w:tabs>
+        <w:ind w:left="3600" w:hanging="360"/>
+      </w:pPr>
+      <w:rPr>
+        <w:rFonts w:ascii="Wingdings" w:hAnsi="Wingdings" w:hint="default"/>
+        <w:sz w:val="20"/>
+      </w:rPr>
+    </w:lvl>
+    <w:lvl w:ilvl="5" w:tentative="1">
+      <w:start w:val="1"/>
+      <w:numFmt w:val="bullet"/>
+      <w:lvlText w:val=""/>
+      <w:lvlJc w:val="left"/>
+      <w:pPr>
+        <w:tabs>
+          <w:tab w:val="num" w:pos="4320"/>
+        </w:tabs>
+        <w:ind w:left="4320" w:hanging="360"/>
+      </w:pPr>
+      <w:rPr>
+        <w:rFonts w:ascii="Wingdings" w:hAnsi="Wingdings" w:hint="default"/>
+        <w:sz w:val="20"/>
+      </w:rPr>
+    </w:lvl>
+    <w:lvl w:ilvl="6" w:tentative="1">
+      <w:start w:val="1"/>
+      <w:numFmt w:val="bullet"/>
+      <w:lvlText w:val=""/>
+      <w:lvlJc w:val="left"/>
+      <w:pPr>
+        <w:tabs>
+          <w:tab w:val="num" w:pos="5040"/>
+        </w:tabs>
+        <w:ind w:left="5040" w:hanging="360"/>
+      </w:pPr>
+      <w:rPr>
+        <w:rFonts w:ascii="Wingdings" w:hAnsi="Wingdings" w:hint="default"/>
+        <w:sz w:val="20"/>
+      </w:rPr>
+    </w:lvl>
+    <w:lvl w:ilvl="7" w:tentative="1">
+      <w:start w:val="1"/>
+      <w:numFmt w:val="bullet"/>
+      <w:lvlText w:val=""/>
+      <w:lvlJc w:val="left"/>
+      <w:pPr>
+        <w:tabs>
+          <w:tab w:val="num" w:pos="5760"/>
+        </w:tabs>
+        <w:ind w:left="5760" w:hanging="360"/>
+      </w:pPr>
+      <w:rPr>
+        <w:rFonts w:ascii="Wingdings" w:hAnsi="Wingdings" w:hint="default"/>
+        <w:sz w:val="20"/>
+      </w:rPr>
+    </w:lvl>
+    <w:lvl w:ilvl="8" w:tentative="1">
+      <w:start w:val="1"/>
+      <w:numFmt w:val="bullet"/>
+      <w:lvlText w:val=""/>
+      <w:lvlJc w:val="left"/>
+      <w:pPr>
+        <w:tabs>
+          <w:tab w:val="num" w:pos="6480"/>
+        </w:tabs>
+        <w:ind w:left="6480" w:hanging="360"/>
+      </w:pPr>
+      <w:rPr>
+        <w:rFonts w:ascii="Wingdings" w:hAnsi="Wingdings" w:hint="default"/>
+        <w:sz w:val="20"/>
+      </w:rPr>
+    </w:lvl>
+  </w:abstractNum>
+  <w:abstractNum w:abstractNumId="14" w15:restartNumberingAfterBreak="0">
     <w:nsid w:val="616941B7"/>
     <w:multiLevelType w:val="multilevel"/>
     <w:tmpl w:val="A822A8FA"/>
@@ -8467,7 +11370,7 @@
       </w:rPr>
     </w:lvl>
   </w:abstractNum>
-  <w:abstractNum w:abstractNumId="14" w15:restartNumberingAfterBreak="0">
+  <w:abstractNum w:abstractNumId="15" w15:restartNumberingAfterBreak="0">
     <w:nsid w:val="61BA6ACE"/>
     <w:multiLevelType w:val="multilevel"/>
     <w:tmpl w:val="5F64F3F8"/>
@@ -8616,7 +11519,7 @@
       </w:rPr>
     </w:lvl>
   </w:abstractNum>
-  <w:abstractNum w:abstractNumId="15" w15:restartNumberingAfterBreak="0">
+  <w:abstractNum w:abstractNumId="16" w15:restartNumberingAfterBreak="0">
     <w:nsid w:val="64EC7907"/>
     <w:multiLevelType w:val="hybridMultilevel"/>
     <w:tmpl w:val="0CE6363E"/>
@@ -8729,7 +11632,120 @@
       </w:rPr>
     </w:lvl>
   </w:abstractNum>
-  <w:abstractNum w:abstractNumId="16" w15:restartNumberingAfterBreak="0">
+  <w:abstractNum w:abstractNumId="17" w15:restartNumberingAfterBreak="0">
+    <w:nsid w:val="680A138D"/>
+    <w:multiLevelType w:val="hybridMultilevel"/>
+    <w:tmpl w:val="6B262D8E"/>
+    <w:lvl w:ilvl="0" w:tplc="04090001">
+      <w:start w:val="1"/>
+      <w:numFmt w:val="bullet"/>
+      <w:lvlText w:val=""/>
+      <w:lvlJc w:val="left"/>
+      <w:pPr>
+        <w:ind w:left="720" w:hanging="360"/>
+      </w:pPr>
+      <w:rPr>
+        <w:rFonts w:ascii="Symbol" w:hAnsi="Symbol" w:hint="default"/>
+      </w:rPr>
+    </w:lvl>
+    <w:lvl w:ilvl="1" w:tplc="04090003" w:tentative="1">
+      <w:start w:val="1"/>
+      <w:numFmt w:val="bullet"/>
+      <w:lvlText w:val="o"/>
+      <w:lvlJc w:val="left"/>
+      <w:pPr>
+        <w:ind w:left="1440" w:hanging="360"/>
+      </w:pPr>
+      <w:rPr>
+        <w:rFonts w:ascii="Courier New" w:hAnsi="Courier New" w:cs="Courier New" w:hint="default"/>
+      </w:rPr>
+    </w:lvl>
+    <w:lvl w:ilvl="2" w:tplc="04090005" w:tentative="1">
+      <w:start w:val="1"/>
+      <w:numFmt w:val="bullet"/>
+      <w:lvlText w:val=""/>
+      <w:lvlJc w:val="left"/>
+      <w:pPr>
+        <w:ind w:left="2160" w:hanging="360"/>
+      </w:pPr>
+      <w:rPr>
+        <w:rFonts w:ascii="Wingdings" w:hAnsi="Wingdings" w:hint="default"/>
+      </w:rPr>
+    </w:lvl>
+    <w:lvl w:ilvl="3" w:tplc="04090001" w:tentative="1">
+      <w:start w:val="1"/>
+      <w:numFmt w:val="bullet"/>
+      <w:lvlText w:val=""/>
+      <w:lvlJc w:val="left"/>
+      <w:pPr>
+        <w:ind w:left="2880" w:hanging="360"/>
+      </w:pPr>
+      <w:rPr>
+        <w:rFonts w:ascii="Symbol" w:hAnsi="Symbol" w:hint="default"/>
+      </w:rPr>
+    </w:lvl>
+    <w:lvl w:ilvl="4" w:tplc="04090003" w:tentative="1">
+      <w:start w:val="1"/>
+      <w:numFmt w:val="bullet"/>
+      <w:lvlText w:val="o"/>
+      <w:lvlJc w:val="left"/>
+      <w:pPr>
+        <w:ind w:left="3600" w:hanging="360"/>
+      </w:pPr>
+      <w:rPr>
+        <w:rFonts w:ascii="Courier New" w:hAnsi="Courier New" w:cs="Courier New" w:hint="default"/>
+      </w:rPr>
+    </w:lvl>
+    <w:lvl w:ilvl="5" w:tplc="04090005" w:tentative="1">
+      <w:start w:val="1"/>
+      <w:numFmt w:val="bullet"/>
+      <w:lvlText w:val=""/>
+      <w:lvlJc w:val="left"/>
+      <w:pPr>
+        <w:ind w:left="4320" w:hanging="360"/>
+      </w:pPr>
+      <w:rPr>
+        <w:rFonts w:ascii="Wingdings" w:hAnsi="Wingdings" w:hint="default"/>
+      </w:rPr>
+    </w:lvl>
+    <w:lvl w:ilvl="6" w:tplc="04090001" w:tentative="1">
+      <w:start w:val="1"/>
+      <w:numFmt w:val="bullet"/>
+      <w:lvlText w:val=""/>
+      <w:lvlJc w:val="left"/>
+      <w:pPr>
+        <w:ind w:left="5040" w:hanging="360"/>
+      </w:pPr>
+      <w:rPr>
+        <w:rFonts w:ascii="Symbol" w:hAnsi="Symbol" w:hint="default"/>
+      </w:rPr>
+    </w:lvl>
+    <w:lvl w:ilvl="7" w:tplc="04090003" w:tentative="1">
+      <w:start w:val="1"/>
+      <w:numFmt w:val="bullet"/>
+      <w:lvlText w:val="o"/>
+      <w:lvlJc w:val="left"/>
+      <w:pPr>
+        <w:ind w:left="5760" w:hanging="360"/>
+      </w:pPr>
+      <w:rPr>
+        <w:rFonts w:ascii="Courier New" w:hAnsi="Courier New" w:cs="Courier New" w:hint="default"/>
+      </w:rPr>
+    </w:lvl>
+    <w:lvl w:ilvl="8" w:tplc="04090005" w:tentative="1">
+      <w:start w:val="1"/>
+      <w:numFmt w:val="bullet"/>
+      <w:lvlText w:val=""/>
+      <w:lvlJc w:val="left"/>
+      <w:pPr>
+        <w:ind w:left="6480" w:hanging="360"/>
+      </w:pPr>
+      <w:rPr>
+        <w:rFonts w:ascii="Wingdings" w:hAnsi="Wingdings" w:hint="default"/>
+      </w:rPr>
+    </w:lvl>
+  </w:abstractNum>
+  <w:abstractNum w:abstractNumId="18" w15:restartNumberingAfterBreak="0">
     <w:nsid w:val="72F74D29"/>
     <w:multiLevelType w:val="hybridMultilevel"/>
     <w:tmpl w:val="A8C88010"/>
@@ -8842,7 +11858,7 @@
       </w:rPr>
     </w:lvl>
   </w:abstractNum>
-  <w:abstractNum w:abstractNumId="17" w15:restartNumberingAfterBreak="0">
+  <w:abstractNum w:abstractNumId="19" w15:restartNumberingAfterBreak="0">
     <w:nsid w:val="742B5CAC"/>
     <w:multiLevelType w:val="hybridMultilevel"/>
     <w:tmpl w:val="FEDE212C"/>
@@ -8955,7 +11971,7 @@
       </w:rPr>
     </w:lvl>
   </w:abstractNum>
-  <w:abstractNum w:abstractNumId="18" w15:restartNumberingAfterBreak="0">
+  <w:abstractNum w:abstractNumId="20" w15:restartNumberingAfterBreak="0">
     <w:nsid w:val="7545172E"/>
     <w:multiLevelType w:val="hybridMultilevel"/>
     <w:tmpl w:val="0F44E992"/>
@@ -9068,7 +12084,7 @@
       </w:rPr>
     </w:lvl>
   </w:abstractNum>
-  <w:abstractNum w:abstractNumId="19" w15:restartNumberingAfterBreak="0">
+  <w:abstractNum w:abstractNumId="21" w15:restartNumberingAfterBreak="0">
     <w:nsid w:val="778F70C0"/>
     <w:multiLevelType w:val="hybridMultilevel"/>
     <w:tmpl w:val="8AAEC292"/>
@@ -9181,7 +12197,7 @@
       </w:rPr>
     </w:lvl>
   </w:abstractNum>
-  <w:abstractNum w:abstractNumId="20" w15:restartNumberingAfterBreak="0">
+  <w:abstractNum w:abstractNumId="22" w15:restartNumberingAfterBreak="0">
     <w:nsid w:val="7AF90773"/>
     <w:multiLevelType w:val="hybridMultilevel"/>
     <w:tmpl w:val="DA58F6FE"/>
@@ -9294,7 +12310,7 @@
       </w:rPr>
     </w:lvl>
   </w:abstractNum>
-  <w:abstractNum w:abstractNumId="21" w15:restartNumberingAfterBreak="0">
+  <w:abstractNum w:abstractNumId="23" w15:restartNumberingAfterBreak="0">
     <w:nsid w:val="7BCE6DE5"/>
     <w:multiLevelType w:val="multilevel"/>
     <w:tmpl w:val="5074E054"/>
@@ -9443,23 +12459,136 @@
       </w:rPr>
     </w:lvl>
   </w:abstractNum>
+  <w:abstractNum w:abstractNumId="24" w15:restartNumberingAfterBreak="0">
+    <w:nsid w:val="7C6A42F6"/>
+    <w:multiLevelType w:val="hybridMultilevel"/>
+    <w:tmpl w:val="15BC2110"/>
+    <w:lvl w:ilvl="0" w:tplc="04090001">
+      <w:start w:val="1"/>
+      <w:numFmt w:val="bullet"/>
+      <w:lvlText w:val=""/>
+      <w:lvlJc w:val="left"/>
+      <w:pPr>
+        <w:ind w:left="1440" w:hanging="360"/>
+      </w:pPr>
+      <w:rPr>
+        <w:rFonts w:ascii="Symbol" w:hAnsi="Symbol" w:hint="default"/>
+      </w:rPr>
+    </w:lvl>
+    <w:lvl w:ilvl="1" w:tplc="04090003" w:tentative="1">
+      <w:start w:val="1"/>
+      <w:numFmt w:val="bullet"/>
+      <w:lvlText w:val="o"/>
+      <w:lvlJc w:val="left"/>
+      <w:pPr>
+        <w:ind w:left="2160" w:hanging="360"/>
+      </w:pPr>
+      <w:rPr>
+        <w:rFonts w:ascii="Courier New" w:hAnsi="Courier New" w:cs="Courier New" w:hint="default"/>
+      </w:rPr>
+    </w:lvl>
+    <w:lvl w:ilvl="2" w:tplc="04090005" w:tentative="1">
+      <w:start w:val="1"/>
+      <w:numFmt w:val="bullet"/>
+      <w:lvlText w:val=""/>
+      <w:lvlJc w:val="left"/>
+      <w:pPr>
+        <w:ind w:left="2880" w:hanging="360"/>
+      </w:pPr>
+      <w:rPr>
+        <w:rFonts w:ascii="Wingdings" w:hAnsi="Wingdings" w:hint="default"/>
+      </w:rPr>
+    </w:lvl>
+    <w:lvl w:ilvl="3" w:tplc="04090001" w:tentative="1">
+      <w:start w:val="1"/>
+      <w:numFmt w:val="bullet"/>
+      <w:lvlText w:val=""/>
+      <w:lvlJc w:val="left"/>
+      <w:pPr>
+        <w:ind w:left="3600" w:hanging="360"/>
+      </w:pPr>
+      <w:rPr>
+        <w:rFonts w:ascii="Symbol" w:hAnsi="Symbol" w:hint="default"/>
+      </w:rPr>
+    </w:lvl>
+    <w:lvl w:ilvl="4" w:tplc="04090003" w:tentative="1">
+      <w:start w:val="1"/>
+      <w:numFmt w:val="bullet"/>
+      <w:lvlText w:val="o"/>
+      <w:lvlJc w:val="left"/>
+      <w:pPr>
+        <w:ind w:left="4320" w:hanging="360"/>
+      </w:pPr>
+      <w:rPr>
+        <w:rFonts w:ascii="Courier New" w:hAnsi="Courier New" w:cs="Courier New" w:hint="default"/>
+      </w:rPr>
+    </w:lvl>
+    <w:lvl w:ilvl="5" w:tplc="04090005" w:tentative="1">
+      <w:start w:val="1"/>
+      <w:numFmt w:val="bullet"/>
+      <w:lvlText w:val=""/>
+      <w:lvlJc w:val="left"/>
+      <w:pPr>
+        <w:ind w:left="5040" w:hanging="360"/>
+      </w:pPr>
+      <w:rPr>
+        <w:rFonts w:ascii="Wingdings" w:hAnsi="Wingdings" w:hint="default"/>
+      </w:rPr>
+    </w:lvl>
+    <w:lvl w:ilvl="6" w:tplc="04090001" w:tentative="1">
+      <w:start w:val="1"/>
+      <w:numFmt w:val="bullet"/>
+      <w:lvlText w:val=""/>
+      <w:lvlJc w:val="left"/>
+      <w:pPr>
+        <w:ind w:left="5760" w:hanging="360"/>
+      </w:pPr>
+      <w:rPr>
+        <w:rFonts w:ascii="Symbol" w:hAnsi="Symbol" w:hint="default"/>
+      </w:rPr>
+    </w:lvl>
+    <w:lvl w:ilvl="7" w:tplc="04090003" w:tentative="1">
+      <w:start w:val="1"/>
+      <w:numFmt w:val="bullet"/>
+      <w:lvlText w:val="o"/>
+      <w:lvlJc w:val="left"/>
+      <w:pPr>
+        <w:ind w:left="6480" w:hanging="360"/>
+      </w:pPr>
+      <w:rPr>
+        <w:rFonts w:ascii="Courier New" w:hAnsi="Courier New" w:cs="Courier New" w:hint="default"/>
+      </w:rPr>
+    </w:lvl>
+    <w:lvl w:ilvl="8" w:tplc="04090005" w:tentative="1">
+      <w:start w:val="1"/>
+      <w:numFmt w:val="bullet"/>
+      <w:lvlText w:val=""/>
+      <w:lvlJc w:val="left"/>
+      <w:pPr>
+        <w:ind w:left="7200" w:hanging="360"/>
+      </w:pPr>
+      <w:rPr>
+        <w:rFonts w:ascii="Wingdings" w:hAnsi="Wingdings" w:hint="default"/>
+      </w:rPr>
+    </w:lvl>
+  </w:abstractNum>
   <w:num w:numId="1" w16cid:durableId="2014798781">
-    <w:abstractNumId w:val="13"/>
+    <w:abstractNumId w:val="14"/>
   </w:num>
   <w:num w:numId="2" w16cid:durableId="1245994394">
-    <w:abstractNumId w:val="21"/>
+    <w:abstractNumId w:val="23"/>
   </w:num>
   <w:num w:numId="3" w16cid:durableId="1462185608">
     <w:abstractNumId w:val="8"/>
   </w:num>
   <w:num w:numId="4" w16cid:durableId="258682676">
-    <w:abstractNumId w:val="14"/>
+    <w:abstractNumId w:val="15"/>
   </w:num>
   <w:num w:numId="5" w16cid:durableId="1206142938">
     <w:abstractNumId w:val="12"/>
   </w:num>
   <w:num w:numId="6" w16cid:durableId="61680994">
-    <w:abstractNumId w:val="15"/>
+    <w:abstractNumId w:val="16"/>
   </w:num>
   <w:num w:numId="7" w16cid:durableId="1295863945">
     <w:abstractNumId w:val="11"/>
@@ -9468,13 +12597,13 @@
     <w:abstractNumId w:val="6"/>
   </w:num>
   <w:num w:numId="9" w16cid:durableId="1788431463">
-    <w:abstractNumId w:val="16"/>
+    <w:abstractNumId w:val="18"/>
   </w:num>
   <w:num w:numId="10" w16cid:durableId="1029720377">
-    <w:abstractNumId w:val="17"/>
+    <w:abstractNumId w:val="19"/>
   </w:num>
   <w:num w:numId="11" w16cid:durableId="947274145">
-    <w:abstractNumId w:val="18"/>
+    <w:abstractNumId w:val="20"/>
   </w:num>
   <w:num w:numId="12" w16cid:durableId="926426011">
     <w:abstractNumId w:val="5"/>
@@ -9483,7 +12612,7 @@
     <w:abstractNumId w:val="3"/>
   </w:num>
   <w:num w:numId="14" w16cid:durableId="504589395">
-    <w:abstractNumId w:val="20"/>
+    <w:abstractNumId w:val="22"/>
   </w:num>
   <w:num w:numId="15" w16cid:durableId="730152255">
     <w:abstractNumId w:val="10"/>
@@ -9501,13 +12630,22 @@
     <w:abstractNumId w:val="0"/>
   </w:num>
   <w:num w:numId="20" w16cid:durableId="669868271">
-    <w:abstractNumId w:val="19"/>
+    <w:abstractNumId w:val="21"/>
   </w:num>
   <w:num w:numId="21" w16cid:durableId="1566063791">
     <w:abstractNumId w:val="7"/>
   </w:num>
   <w:num w:numId="22" w16cid:durableId="64762943">
     <w:abstractNumId w:val="1"/>
+  </w:num>
+  <w:num w:numId="23" w16cid:durableId="218056500">
+    <w:abstractNumId w:val="13"/>
+  </w:num>
+  <w:num w:numId="24" w16cid:durableId="412439353">
+    <w:abstractNumId w:val="24"/>
+  </w:num>
+  <w:num w:numId="25" w16cid:durableId="1600288414">
+    <w:abstractNumId w:val="17"/>
   </w:num>
 </w:numbering>
 </file>
@@ -10730,12 +13868,21 @@
 </file>
 
 <file path=customXml/item1.xml><?xml version="1.0" encoding="utf-8"?>
+<?mso-contentType ?>
+<FormTemplates xmlns="http://schemas.microsoft.com/sharepoint/v3/contenttype/forms">
+  <Display>DocumentLibraryForm</Display>
+  <Edit>DocumentLibraryForm</Edit>
+  <New>DocumentLibraryForm</New>
+</FormTemplates>
+</file>
+
+<file path=customXml/item2.xml><?xml version="1.0" encoding="utf-8"?>
 <p:properties xmlns:p="http://schemas.microsoft.com/office/2006/metadata/properties" xmlns:xsi="http://www.w3.org/2001/XMLSchema-instance" xmlns:pc="http://schemas.microsoft.com/office/infopath/2007/PartnerControls">
   <documentManagement/>
 </p:properties>
 </file>
 
-<file path=customXml/item2.xml><?xml version="1.0" encoding="utf-8"?>
+<file path=customXml/item3.xml><?xml version="1.0" encoding="utf-8"?>
 <ct:contentTypeSchema xmlns:ct="http://schemas.microsoft.com/office/2006/metadata/contentType" xmlns:ma="http://schemas.microsoft.com/office/2006/metadata/properties/metaAttributes" ct:_="" ma:_="" ma:contentTypeName="Document" ma:contentTypeID="0x010100867EABB79E639D419F3561FC1B55885E" ma:contentTypeVersion="8" ma:contentTypeDescription="Create a new document." ma:contentTypeScope="" ma:versionID="9b8f4618c88f8e0b4eb563b4cdba7a25">
   <xsd:schema xmlns:xsd="http://www.w3.org/2001/XMLSchema" xmlns:xs="http://www.w3.org/2001/XMLSchema" xmlns:p="http://schemas.microsoft.com/office/2006/metadata/properties" xmlns:ns3="52f95501-b86c-4538-939e-c7b1fca8985d" xmlns:ns4="7aa2ff15-a8d9-41ca-8ce8-8965e225dba8" targetNamespace="http://schemas.microsoft.com/office/2006/metadata/properties" ma:root="true" ma:fieldsID="4460740b4ffe848c3d514de27975c134" ns3:_="" ns4:_="">
     <xsd:import namespace="52f95501-b86c-4538-939e-c7b1fca8985d"/>
@@ -10926,20 +14073,19 @@
 </ct:contentTypeSchema>
 </file>
 
-<file path=customXml/item3.xml><?xml version="1.0" encoding="utf-8"?>
+<file path=customXml/item4.xml><?xml version="1.0" encoding="utf-8"?>
 <b:Sources xmlns:b="http://schemas.openxmlformats.org/officeDocument/2006/bibliography" xmlns="http://schemas.openxmlformats.org/officeDocument/2006/bibliography" SelectedStyle="\APASixthEditionOfficeOnline.xsl" StyleName="APA" Version="6"/>
 </file>
 
-<file path=customXml/item4.xml><?xml version="1.0" encoding="utf-8"?>
-<?mso-contentType ?>
-<FormTemplates xmlns="http://schemas.microsoft.com/sharepoint/v3/contenttype/forms">
-  <Display>DocumentLibraryForm</Display>
-  <Edit>DocumentLibraryForm</Edit>
-  <New>DocumentLibraryForm</New>
-</FormTemplates>
+<file path=customXml/itemProps1.xml><?xml version="1.0" encoding="utf-8"?>
+<ds:datastoreItem xmlns:ds="http://schemas.openxmlformats.org/officeDocument/2006/customXml" ds:itemID="{E9A4FFFC-63F3-4EDB-9AB0-D03C0B8CDA58}">
+  <ds:schemaRefs>
+    <ds:schemaRef ds:uri="http://schemas.microsoft.com/sharepoint/v3/contenttype/forms"/>
+  </ds:schemaRefs>
+</ds:datastoreItem>
 </file>
 
-<file path=customXml/itemProps1.xml><?xml version="1.0" encoding="utf-8"?>
+<file path=customXml/itemProps2.xml><?xml version="1.0" encoding="utf-8"?>
 <ds:datastoreItem xmlns:ds="http://schemas.openxmlformats.org/officeDocument/2006/customXml" ds:itemID="{13AFB88A-A821-4CEC-B8E9-75A5A58AB48F}">
   <ds:schemaRefs>
     <ds:schemaRef ds:uri="http://schemas.microsoft.com/office/2006/metadata/properties"/>
@@ -10948,7 +14094,7 @@
 </ds:datastoreItem>
 </file>
 
-<file path=customXml/itemProps2.xml><?xml version="1.0" encoding="utf-8"?>
+<file path=customXml/itemProps3.xml><?xml version="1.0" encoding="utf-8"?>
 <ds:datastoreItem xmlns:ds="http://schemas.openxmlformats.org/officeDocument/2006/customXml" ds:itemID="{7810582A-6560-4E6F-AB14-82514580EDE4}">
   <ds:schemaRefs>
     <ds:schemaRef ds:uri="http://schemas.microsoft.com/office/2006/metadata/contentType"/>
@@ -10967,18 +14113,10 @@
 </ds:datastoreItem>
 </file>
 
-<file path=customXml/itemProps3.xml><?xml version="1.0" encoding="utf-8"?>
+<file path=customXml/itemProps4.xml><?xml version="1.0" encoding="utf-8"?>
 <ds:datastoreItem xmlns:ds="http://schemas.openxmlformats.org/officeDocument/2006/customXml" ds:itemID="{292C12AB-BD05-4D9D-9343-F7475338414D}">
   <ds:schemaRefs>
     <ds:schemaRef ds:uri="http://schemas.openxmlformats.org/officeDocument/2006/bibliography"/>
   </ds:schemaRefs>
 </ds:datastoreItem>
-</file>
-
-<file path=customXml/itemProps4.xml><?xml version="1.0" encoding="utf-8"?>
-<ds:datastoreItem xmlns:ds="http://schemas.openxmlformats.org/officeDocument/2006/customXml" ds:itemID="{E9A4FFFC-63F3-4EDB-9AB0-D03C0B8CDA58}">
-  <ds:schemaRefs>
-    <ds:schemaRef ds:uri="http://schemas.microsoft.com/sharepoint/v3/contenttype/forms"/>
-  </ds:schemaRefs>
-</ds:datastoreItem>
 </file>